--- a/klagomål/Muorkenåive-Ássjátj N FSC-klagomål.docx
+++ b/klagomål/Muorkenåive-Ássjátj N FSC-klagomål.docx
@@ -178,7 +178,7 @@
       <w:r>
         <w:drawing>
           <wp:inline xmlns:a="http://schemas.openxmlformats.org/drawingml/2006/main" xmlns:pic="http://schemas.openxmlformats.org/drawingml/2006/picture">
-            <wp:extent cx="5486400" cy="3753753"/>
+            <wp:extent cx="5486400" cy="4345757"/>
             <wp:docPr id="1" name="Picture 1"/>
             <wp:cNvGraphicFramePr>
               <a:graphicFrameLocks noChangeAspect="1"/>
@@ -199,7 +199,7 @@
                   <pic:spPr>
                     <a:xfrm>
                       <a:off x="0" y="0"/>
-                      <a:ext cx="5486400" cy="3753753"/>
+                      <a:ext cx="5486400" cy="4345757"/>
                     </a:xfrm>
                     <a:prstGeom prst="rect"/>
                   </pic:spPr>
@@ -221,7 +221,7 @@
     </w:p>
     <w:p>
       <w:r>
-        <w:t>I området finns fynd av 31 naturvårdsarter, varav 23 är rödlistade, 4 är fridlysta, 23 är typiska (T) och 6 är signalarter (S): garnlav (VU, T), grantickeporing (VU), grenlav (VU), gränsticka (VU, T), Lecidea subhumida (VU), ostticka (VU, T), vitskaftad svartspik (VU, T), blanksvart spiklav (NT), blågrå svartspik (NT), dvärgbägarlav (NT, T), gammelgransskål (NT, T), harticka (NT, T), knottrig blåslav (NT, T), lavskrika (NT, T, §4), liten svartspik (NT), rosenticka (NT, T), Rostania pallida (NT), skrovellav (NT, T), stjärntagging (NT, T), tretåig hackspett (NT, T, §4), ullticka (NT, T), vedskivlav (NT, T), vitgrynig nållav (NT), bårdlav (S, T), gulnål (S, T), korallrot (S, T, §8), luddlav (S, T), stuplav (S, T), vedticka (S, T), brudborste (T) och tjäder (T, §4). Se Figur 1.</w:t>
+        <w:t>I området finns fynd av 38 naturvårdsarter, varav 24 är rödlistade, 5 är fridlysta, 29 är typiska (T) och 9 är signalarter (S): garnlav (VU, T), grantickeporing (VU), grenlav (VU), gränsticka (VU, T), Lecidea subhumida (VU), ostticka (VU, T), sprickporing (VU), vitskaftad svartspik (VU, T), blanksvart spiklav (NT), blågrå svartspik (NT), dvärgbägarlav (NT, T), gammelgransskål (NT, T), harticka (NT, T), knottrig blåslav (NT, T), lavskrika (NT, T, §4), liten svartspik (NT), rosenticka (NT, T), Rostania pallida (NT), skrovellav (NT, T), stjärntagging (NT, T), tretåig hackspett (NT, T, §4), ullticka (NT, T), vedskivlav (NT, T), vitgrynig nållav (NT), blodticka (S, T), bårdlav (S, T), gulnål (S, T), korallrot (S, T, §8), luddlav (S, T), spindelblomster (S, T, §8), stuplav (S, T), vedticka (S, T), ögonpyrola (S, T), brudborste (T), ekbräken (T), nordisk stormhatt (T), ormbär (T) och tjäder (T, §4). Se Figur 1.</w:t>
       </w:r>
     </w:p>
     <w:p>
@@ -370,19 +370,10 @@
         <w:rPr>
           <w:b/>
         </w:rPr>
-        <w:t>Vitskaftad svartspik (VU)</w:t>
-      </w:r>
-      <w:r>
-        <w:t xml:space="preserve"> förekommer främst i naturskog på gamla senvuxna granar och signalerar alltid höga naturvärden. Alla skogliga åtgärder som kan påverka markvatten och luftfuktighet på i närheten av lokaler utgör ett hot. Avverkning av naturskogar utgör ett allvarligt hot och alla skogsskötselåtgärder på eller i närheten av växtplatserna bör undvikas. Lämpligt stora reservat av naturskogstyp bör bevaras. Vitskaftad svartspik är typisk art för </w:t>
-      </w:r>
-      <w:r>
-        <w:rPr>
-          <w:i/>
-        </w:rPr>
-        <w:t>9010 Taiga</w:t>
-      </w:r>
-      <w:r>
-        <w:t xml:space="preserve"> (SLU Artdatabanken, 2026; Nitare &amp; Skogsstyrelsen, 2019).</w:t>
+        <w:t>Sprickporing (VU)</w:t>
+      </w:r>
+      <w:r>
+        <w:t>, rödlistad som sårbar, är en sällsynt art som växer på senvuxen gran i lågproduktiva miljöer, ett substrat som nybildas i mycket liten skala i modern produktionsskog. Arten bedöms ha minskat kraftigt, med mer än 30 % över de senaste 20 åren, huvudsakligen på grund av slutavverkningar. I bestånd där arten förekommer måste skogsbruk undvikas. Fler av artens lokaler bör skyddas (SLU Artdatabanken, 2024).</w:t>
       </w:r>
     </w:p>
     <w:p>
@@ -390,10 +381,19 @@
         <w:rPr>
           <w:b/>
         </w:rPr>
-        <w:t>Blanksvart spiklav (NT)</w:t>
-      </w:r>
-      <w:r>
-        <w:t xml:space="preserve"> förekommer på torr, hård, gammal kärnved men även på äldre ytved av tall i naturskogsartade bestånd med begränsad brandpåverkan och ostörd hydrologi. Skogsbruksåtgärder på eller i närheten av lokaler med blanksvart spiklav utgör ett hot. Naturskogsartade öppna tall- och barrblandskogar med blanksvart spiklav indikerar höga biologiska värden och bör bevaras (SLU Artdatabanken, 2024).</w:t>
+        <w:t>Vitskaftad svartspik (VU)</w:t>
+      </w:r>
+      <w:r>
+        <w:t xml:space="preserve"> förekommer främst i naturskog på gamla senvuxna granar och signalerar alltid höga naturvärden. Alla skogliga åtgärder som kan påverka markvatten och luftfuktighet på i närheten av lokaler utgör ett hot. Avverkning av naturskogar utgör ett allvarligt hot och alla skogsskötselåtgärder på eller i närheten av växtplatserna bör undvikas. Lämpligt stora reservat av naturskogstyp bör bevaras. Vitskaftad svartspik är typisk art för </w:t>
+      </w:r>
+      <w:r>
+        <w:rPr>
+          <w:i/>
+        </w:rPr>
+        <w:t>9010 Taiga</w:t>
+      </w:r>
+      <w:r>
+        <w:t xml:space="preserve"> (SLU Artdatabanken, 2026; Nitare &amp; Skogsstyrelsen, 2019).</w:t>
       </w:r>
     </w:p>
     <w:p>
@@ -401,10 +401,10 @@
         <w:rPr>
           <w:b/>
         </w:rPr>
-        <w:t>Blågrå svartspik (NT)</w:t>
-      </w:r>
-      <w:r>
-        <w:t xml:space="preserve"> växer på torr, hård ved av gamla, solbelysta torrakor, högstubbar av tall och grova döda grenar på levande tallar i öppna bestånd av naturskogskaraktär. Nästan alltid rör det sig om tjärrika torrträd och högstubbar (töreved, keloträd) som kan vara en bra bit över hundra år, i vissa fall sannolikt hundratals år gamla. Skogsbruk är idag det allvarligaste hotet. Ett långsiktigt hot är att nybildningen av gamla torrakor och högstubbar är en långsam process vilken ofta är beroende av skogsbrand. Nytt substrat bildas numera sannolikt nästan inte alls då antalet naturliga skogsbränder har minskat drastiskt på grund av effektivare brandbekämpning. Döda träd som lämnas efter avverkning är inte lämpliga för arten, eftersom dessa träd inte varit utsatta för skogsbrand och bildat tjärrik ved. Skogsbruksåtgärder på eller i närheten av växtplatserna bör undvikas. Naturskogsartade skogar med förekomst av arten indikerar höga biologiska värden och bör bevaras. Blågrå svartspik har en mycket begränsad utbredning utanför de nordiska länderna varför dessa länder har ett speciellt ansvar för arten (SLU Artdatabanken, 2024).</w:t>
+        <w:t>Blanksvart spiklav (NT)</w:t>
+      </w:r>
+      <w:r>
+        <w:t xml:space="preserve"> förekommer på torr, hård, gammal kärnved men även på äldre ytved av tall i naturskogsartade bestånd med begränsad brandpåverkan och ostörd hydrologi. Skogsbruksåtgärder på eller i närheten av lokaler med blanksvart spiklav utgör ett hot. Naturskogsartade öppna tall- och barrblandskogar med blanksvart spiklav indikerar höga biologiska värden och bör bevaras (SLU Artdatabanken, 2024).</w:t>
       </w:r>
     </w:p>
     <w:p>
@@ -412,19 +412,10 @@
         <w:rPr>
           <w:b/>
         </w:rPr>
-        <w:t>Dvärgbägarlav (NT)</w:t>
-      </w:r>
-      <w:r>
-        <w:t xml:space="preserve"> förekommer över hela Sverige på gammal hård ved, huvudsakligen på tall men i södra Sverige även på ek. Veden utgörs framförallt av grova stubbar, lågor och grenar. Substratet har blivit sällsyntare och nybildning av substrat sker bara i begränsad omfattning. Arten hotas av att grova lågor blir allt sällsyntare i dagens kulturskogar samt att nybildningen av lämpliga substrat går mycket långsamt. En riklig tillgång på gamla tall- eller eklågor måste säkerställas på artens lokaler. Dvärgbägarlav är typisk art för </w:t>
-      </w:r>
-      <w:r>
-        <w:rPr>
-          <w:i/>
-        </w:rPr>
-        <w:t>9010 Taiga</w:t>
-      </w:r>
-      <w:r>
-        <w:t xml:space="preserve"> (SLU Artdatabanken, 2024; Nitare &amp; Skogsstyrelsen, 2019).</w:t>
+        <w:t>Blågrå svartspik (NT)</w:t>
+      </w:r>
+      <w:r>
+        <w:t xml:space="preserve"> växer på torr, hård ved av gamla, solbelysta torrakor, högstubbar av tall och grova döda grenar på levande tallar i öppna bestånd av naturskogskaraktär. Nästan alltid rör det sig om tjärrika torrträd och högstubbar (töreved, keloträd) som kan vara en bra bit över hundra år, i vissa fall sannolikt hundratals år gamla. Skogsbruk är idag det allvarligaste hotet. Ett långsiktigt hot är att nybildningen av gamla torrakor och högstubbar är en långsam process vilken ofta är beroende av skogsbrand. Nytt substrat bildas numera sannolikt nästan inte alls då antalet naturliga skogsbränder har minskat drastiskt på grund av effektivare brandbekämpning. Döda träd som lämnas efter avverkning är inte lämpliga för arten, eftersom dessa träd inte varit utsatta för skogsbrand och bildat tjärrik ved. Skogsbruksåtgärder på eller i närheten av växtplatserna bör undvikas. Naturskogsartade skogar med förekomst av arten indikerar höga biologiska värden och bör bevaras. Blågrå svartspik har en mycket begränsad utbredning utanför de nordiska länderna varför dessa länder har ett speciellt ansvar för arten (SLU Artdatabanken, 2024).</w:t>
       </w:r>
     </w:p>
     <w:p>
@@ -432,10 +423,10 @@
         <w:rPr>
           <w:b/>
         </w:rPr>
-        <w:t>Gammelgransskål (NT)</w:t>
-      </w:r>
-      <w:r>
-        <w:t xml:space="preserve"> är en liten skålsvamp som växer på gamla granar med skrovlig bark. Typiska växtplatser är gransumpskog i myrkanter, bäckdråg, bäckraviner och skuggiga bergssluttningar, men också skog på torrare mark kan hysa arten om beståndet har stark naturskogskaraktär. Bestånd med arten bör behandlas som nyckelbiotoper och sparas vid en slutavverkning. Även gallring bör undvikas. Gammelgransskål är typisk art för </w:t>
+        <w:t>Dvärgbägarlav (NT)</w:t>
+      </w:r>
+      <w:r>
+        <w:t xml:space="preserve"> förekommer över hela Sverige på gammal hård ved, huvudsakligen på tall men i södra Sverige även på ek. Veden utgörs framförallt av grova stubbar, lågor och grenar. Substratet har blivit sällsyntare och nybildning av substrat sker bara i begränsad omfattning. Arten hotas av att grova lågor blir allt sällsyntare i dagens kulturskogar samt att nybildningen av lämpliga substrat går mycket långsamt. En riklig tillgång på gamla tall- eller eklågor måste säkerställas på artens lokaler. Dvärgbägarlav är typisk art för </w:t>
       </w:r>
       <w:r>
         <w:rPr>
@@ -452,25 +443,16 @@
         <w:rPr>
           <w:b/>
         </w:rPr>
-        <w:t>Harticka (NT)</w:t>
-      </w:r>
-      <w:r>
-        <w:t xml:space="preserve"> är normalt en mycket bra signalart för granskogar med höga naturvärden. Även när svampen påträffas i mer påverkade skogar är det nästan alltid fråga om skogsmiljöer i sena successionsstadier med höga naturvärden. Skogsskötselåtgärder på eller i omedelbar närhet av växtplatserna kan innebära ett hot mot arten. Harticka är typisk art för </w:t>
+        <w:t>Gammelgransskål (NT)</w:t>
+      </w:r>
+      <w:r>
+        <w:t xml:space="preserve"> är en liten skålsvamp som växer på gamla granar med skrovlig bark. Typiska växtplatser är gransumpskog i myrkanter, bäckdråg, bäckraviner och skuggiga bergssluttningar, men också skog på torrare mark kan hysa arten om beståndet har stark naturskogskaraktär. Bestånd med arten bör behandlas som nyckelbiotoper och sparas vid en slutavverkning. Även gallring bör undvikas. Gammelgransskål är typisk art för </w:t>
       </w:r>
       <w:r>
         <w:rPr>
           <w:i/>
         </w:rPr>
-        <w:t xml:space="preserve">9010 Taiga, 9050 Näringsrik granskog </w:t>
-      </w:r>
-      <w:r>
-        <w:t xml:space="preserve">och </w:t>
-      </w:r>
-      <w:r>
-        <w:rPr>
-          <w:i/>
-        </w:rPr>
-        <w:t>9030 Landhöjningsskog</w:t>
+        <w:t>9010 Taiga</w:t>
       </w:r>
       <w:r>
         <w:t xml:space="preserve"> (SLU Artdatabanken, 2024; Nitare &amp; Skogsstyrelsen, 2019).</w:t>
@@ -481,50 +463,59 @@
         <w:rPr>
           <w:b/>
         </w:rPr>
-        <w:t>Knottrig blåslav (NT)</w:t>
-      </w:r>
-      <w:r>
-        <w:t xml:space="preserve"> har sin huvudutbredning i gamla granskogar i det övre barrskogsbältet mot fjällen. Den signalerar alltid höga naturvärden och växer i skogar med lång kontinuitet, mest i opåverkade naturskogsbestånd. Arten överlever inte en slutavverkning (inklusive hänsyn) och den finns idag enbart i kontinuitetsskog. Lavens fortsatta förekomst bör säkerställas genom att lokaler med äldre barrskog skyddas. Knottrig blåslav är typisk art för </w:t>
+        <w:t>Harticka (NT)</w:t>
+      </w:r>
+      <w:r>
+        <w:t xml:space="preserve"> är normalt en mycket bra signalart för granskogar med höga naturvärden. Även när svampen påträffas i mer påverkade skogar är det nästan alltid fråga om skogsmiljöer i sena successionsstadier med höga naturvärden. Skogsskötselåtgärder på eller i omedelbar närhet av växtplatserna kan innebära ett hot mot arten. Harticka är typisk art för </w:t>
       </w:r>
       <w:r>
         <w:rPr>
           <w:i/>
         </w:rPr>
-        <w:t xml:space="preserve">9010 Taiga </w:t>
-      </w:r>
-      <w:r>
-        <w:t>och</w:t>
+        <w:t xml:space="preserve">9010 Taiga, 9050 Näringsrik granskog </w:t>
+      </w:r>
+      <w:r>
+        <w:t xml:space="preserve">och </w:t>
       </w:r>
       <w:r>
         <w:rPr>
           <w:i/>
         </w:rPr>
-        <w:t xml:space="preserve"> 9040 Fjällbjörkskog</w:t>
+        <w:t>9030 Landhöjningsskog</w:t>
+      </w:r>
+      <w:r>
+        <w:t xml:space="preserve"> (SLU Artdatabanken, 2024; Nitare &amp; Skogsstyrelsen, 2019).</w:t>
       </w:r>
     </w:p>
     <w:p>
       <w:r>
-        <w:t>(SLU Artdatabanken, 2024; Nitare &amp; Skogsstyrelsen, 2019).</w:t>
+        <w:rPr>
+          <w:b/>
+        </w:rPr>
+        <w:t>Knottrig blåslav (NT)</w:t>
+      </w:r>
+      <w:r>
+        <w:t xml:space="preserve"> har sin huvudutbredning i gamla granskogar i det övre barrskogsbältet mot fjällen. Den signalerar alltid höga naturvärden och växer i skogar med lång kontinuitet, mest i opåverkade naturskogsbestånd. Arten överlever inte en slutavverkning (inklusive hänsyn) och den finns idag enbart i kontinuitetsskog. Lavens fortsatta förekomst bör säkerställas genom att lokaler med äldre barrskog skyddas. Knottrig blåslav är typisk art för </w:t>
+      </w:r>
+      <w:r>
+        <w:rPr>
+          <w:i/>
+        </w:rPr>
+        <w:t xml:space="preserve">9010 Taiga </w:t>
+      </w:r>
+      <w:r>
+        <w:t>och</w:t>
+      </w:r>
+      <w:r>
+        <w:rPr>
+          <w:i/>
+        </w:rPr>
+        <w:t xml:space="preserve"> 9040 Fjällbjörkskog</w:t>
       </w:r>
     </w:p>
     <w:p>
       <w:r>
-        <w:rPr>
-          <w:b/>
-        </w:rPr>
-        <w:t>Lavskrika (NT, §4)</w:t>
-      </w:r>
-      <w:r>
-        <w:t xml:space="preserve"> är rödlistad som nära hotad och fridlyst enligt 4§ artskyddsförordningen. Den har minskat med 20 (10–30) % under de senaste 15 åren och minskningstakten bedöms vara nära gränsvärdet för sårbar (VU). Lavskrikan är en mycket stationär fågel, som häckar i äldre, slutna och hänglavsrika barrskogar. Nyckelfaktorer är flerskiktad skog med rik undervegetation samt riklig förekomst av hänglavar. Reviren är livslånga med hemområden som varierar mellan 50 och 150 ha. Inom ett revir av hög kvalitet finns det som regel ett eller flera kärnområden (1–20 ha) med relativt tät flerskiktad granskog. Arten missgynnas när flerskiktad skog omförs till enskiktade bestånd och även röjning och hård gallring är starkt negativt. Lavskrikan har relativt stora hemområden och försvinner när den äldre skogen fragmenteras, särskilt allvarligt är när kärnområdena avverkas. Den försvinner successivt framför allt vid dess utbredningsgränser och populationen har minskat kontinuerligt under 2000-talet. Lavskrika är typisk art för </w:t>
-      </w:r>
-      <w:r>
-        <w:rPr>
-          <w:i/>
-        </w:rPr>
-        <w:t>9010 Taiga</w:t>
-      </w:r>
-      <w:r>
-        <w:t xml:space="preserve"> (SLU Artdatabanken, 2026; Skogsstyrelsen 2016).</w:t>
+        <w:t>(SLU Artdatabanken, 2024; Nitare &amp; Skogsstyrelsen, 2019).</w:t>
       </w:r>
     </w:p>
     <w:p>
@@ -532,10 +523,19 @@
         <w:rPr>
           <w:b/>
         </w:rPr>
-        <w:t>Liten svartspik (NT)</w:t>
-      </w:r>
-      <w:r>
-        <w:t xml:space="preserve"> växer på granbark i boreala barrskogar med lång trädkontinuitet och hög luftfuktighet. Orsaken till tillbakagången beror på främst på slutavverkningar av naturskogsartade granskogar. Bestånd med riklig förekomst av liten svartspik bör regelmässigt sparas. Naturhänsyn i samband med slutavverkning måste ske så att man undviker uttorkningseffekter (SLU Artdatabanken, 2024).</w:t>
+        <w:t>Lavskrika (NT, §4)</w:t>
+      </w:r>
+      <w:r>
+        <w:t xml:space="preserve"> är rödlistad som nära hotad och fridlyst enligt 4§ artskyddsförordningen. Den har minskat med 20 (10–30) % under de senaste 15 åren och minskningstakten bedöms vara nära gränsvärdet för sårbar (VU). Lavskrikan är en mycket stationär fågel, som häckar i äldre, slutna och hänglavsrika barrskogar. Nyckelfaktorer är flerskiktad skog med rik undervegetation samt riklig förekomst av hänglavar. Reviren är livslånga med hemområden som varierar mellan 50 och 150 ha. Inom ett revir av hög kvalitet finns det som regel ett eller flera kärnområden (1–20 ha) med relativt tät flerskiktad granskog. Arten missgynnas när flerskiktad skog omförs till enskiktade bestånd och även röjning och hård gallring är starkt negativt. Lavskrikan har relativt stora hemområden och försvinner när den äldre skogen fragmenteras, särskilt allvarligt är när kärnområdena avverkas. Den försvinner successivt framför allt vid dess utbredningsgränser och populationen har minskat kontinuerligt under 2000-talet. Lavskrika är typisk art för </w:t>
+      </w:r>
+      <w:r>
+        <w:rPr>
+          <w:i/>
+        </w:rPr>
+        <w:t>9010 Taiga</w:t>
+      </w:r>
+      <w:r>
+        <w:t xml:space="preserve"> (SLU Artdatabanken, 2026; Skogsstyrelsen 2016).</w:t>
       </w:r>
     </w:p>
     <w:p>
@@ -543,93 +543,57 @@
         <w:rPr>
           <w:b/>
         </w:rPr>
-        <w:t>Rosenticka (NT)</w:t>
-      </w:r>
-      <w:r>
-        <w:t xml:space="preserve">, rödlistad som nära hotad, ingår i en karaktäristisk association av vedsvampar som växer på gamla, grova granlågor i urskogsartade barrskogar. Den är placerad i toppen av Skogsstyrelsens värdepyramid för bedömning av skog med höga naturvärden och indikerar ett granskogsekosystem med långvarig kontinuitet av grova lågor. Artens beroende av grova granlågor innebär att alla skogsskötselåtgärder på eller i omedelbar närhet av lokalerna utgör ett hot på lång sikt. Det är angeläget att populationerna inte ytterligare glesas ut och ett tillräckligt antal områden där arten nu finns måste sparas för framtiden. Rosenticka är typisk art för </w:t>
-      </w:r>
-      <w:r>
-        <w:rPr>
-          <w:i/>
-        </w:rPr>
-        <w:t xml:space="preserve">9010 Taiga </w:t>
-      </w:r>
-      <w:r>
-        <w:t xml:space="preserve">och </w:t>
-      </w:r>
-      <w:r>
-        <w:rPr>
-          <w:i/>
-        </w:rPr>
-        <w:t>9050 Näringsrik granskog</w:t>
-      </w:r>
-      <w:r>
-        <w:t xml:space="preserve"> (Nitare &amp; Skogsstyrelsen, 2019; SLU Artdatabanken, 2024).</w:t>
+        <w:t>Liten svartspik (NT)</w:t>
+      </w:r>
+      <w:r>
+        <w:t xml:space="preserve"> växer på granbark i boreala barrskogar med lång trädkontinuitet och hög luftfuktighet. Orsaken till tillbakagången beror på främst på slutavverkningar av naturskogsartade granskogar. Bestånd med riklig förekomst av liten svartspik bör regelmässigt sparas. Naturhänsyn i samband med slutavverkning måste ske så att man undviker uttorkningseffekter (SLU Artdatabanken, 2024).</w:t>
       </w:r>
     </w:p>
     <w:p>
       <w:r>
         <w:rPr>
           <w:b/>
+        </w:rPr>
+        <w:t>Rosenticka (NT)</w:t>
+      </w:r>
+      <w:r>
+        <w:t xml:space="preserve">, rödlistad som nära hotad, ingår i en karaktäristisk association av vedsvampar som växer på gamla, grova granlågor i urskogsartade barrskogar. Den är placerad i toppen av Skogsstyrelsens värdepyramid för bedömning av skog med höga naturvärden och indikerar ett granskogsekosystem med långvarig kontinuitet av grova lågor. Artens beroende av grova granlågor innebär att alla skogsskötselåtgärder på eller i omedelbar närhet av lokalerna utgör ett hot på lång sikt. Det är angeläget att populationerna inte ytterligare glesas ut och ett tillräckligt antal områden där arten nu finns måste sparas för framtiden. Rosenticka är typisk art för </w:t>
+      </w:r>
+      <w:r>
+        <w:rPr>
           <w:i/>
         </w:rPr>
-        <w:t xml:space="preserve">Rostania pallida </w:t>
-      </w:r>
-      <w:r>
-        <w:rPr>
-          <w:b/>
-        </w:rPr>
-        <w:t>(NT)</w:t>
-      </w:r>
-      <w:r>
-        <w:t xml:space="preserve"> är en sällsynt lav som växer på gamla lövträd och kräver, åtminstone periodvis, hög luftfuktighet. Oftast står lövträden inne i gammal barrskog. Arten påverkas negativt av brist på kontinuitetsskog och en minskning av populationen pågår eller förväntas ske. Minskningstakten för den svenska populationen bedöms vara nära gränsvärdet för sårbar (VU) (SLU Artdatabanken, 2026).</w:t>
+        <w:t xml:space="preserve">9010 Taiga </w:t>
+      </w:r>
+      <w:r>
+        <w:t xml:space="preserve">och </w:t>
+      </w:r>
+      <w:r>
+        <w:rPr>
+          <w:i/>
+        </w:rPr>
+        <w:t>9050 Näringsrik granskog</w:t>
+      </w:r>
+      <w:r>
+        <w:t xml:space="preserve"> (Nitare &amp; Skogsstyrelsen, 2019; SLU Artdatabanken, 2024).</w:t>
       </w:r>
     </w:p>
     <w:p>
       <w:r>
         <w:rPr>
           <w:b/>
-        </w:rPr>
-        <w:t>Skrovellav (NT)</w:t>
-      </w:r>
-      <w:r>
-        <w:t xml:space="preserve"> växer på gamla lövträd och på klippor i gamla skogar med hög och jämn luftfuktighet. Slutavverkning av kontinuitetsskog utgör det största hotet och lavens fortsatta förekomst bör säkerställas genom att lokaler med äldre skog skyddas. I områden med mycket hög luftfuktighet kan man på bålen av skrovellav finna de sällsynta parasitsvamparna skrovellavsknapp (EN), </w:t>
-      </w:r>
-      <w:r>
-        <w:rPr>
           <w:i/>
         </w:rPr>
-        <w:t>Catillaria lobariicola</w:t>
-      </w:r>
-      <w:r>
-        <w:t xml:space="preserve"> (VU) och </w:t>
-      </w:r>
-      <w:r>
-        <w:rPr>
-          <w:i/>
-        </w:rPr>
-        <w:t>Merismatium lobariae</w:t>
-      </w:r>
-      <w:r>
-        <w:t xml:space="preserve"> (DD). Skrovellav är typisk art för </w:t>
-      </w:r>
-      <w:r>
-        <w:rPr>
-          <w:i/>
-        </w:rPr>
-        <w:t xml:space="preserve">9010 Taiga, 9020 Nordlig ädellövskog, 9040 Fjällbjörkskog, 9070 Trädklädd betesmark, 9160 Näringsrik ekskog, 9180 Ädellövskog i branter, 9190 Näringsfattig ekskog, 8210 Kalkbranter </w:t>
-      </w:r>
-      <w:r>
-        <w:t xml:space="preserve">och </w:t>
-      </w:r>
-      <w:r>
-        <w:rPr>
-          <w:i/>
-        </w:rPr>
-        <w:t>6530 Lövängar</w:t>
-      </w:r>
-      <w:r>
-        <w:t xml:space="preserve"> (SLU Artdatabanken, 2026; Nitare &amp; Skogsstyrelsen, 2019).</w:t>
+        <w:t xml:space="preserve">Rostania pallida </w:t>
+      </w:r>
+      <w:r>
+        <w:rPr>
+          <w:b/>
+        </w:rPr>
+        <w:t>(NT)</w:t>
+      </w:r>
+      <w:r>
+        <w:t xml:space="preserve"> är en sällsynt lav som växer på gamla lövträd och kräver, åtminstone periodvis, hög luftfuktighet. Oftast står lövträden inne i gammal barrskog. Arten påverkas negativt av brist på kontinuitetsskog och en minskning av populationen pågår eller förväntas ske. Minskningstakten för den svenska populationen bedöms vara nära gränsvärdet för sårbar (VU) (SLU Artdatabanken, 2026).</w:t>
       </w:r>
     </w:p>
     <w:p>
@@ -637,16 +601,34 @@
         <w:rPr>
           <w:b/>
         </w:rPr>
-        <w:t>Stjärntagging (NT)</w:t>
-      </w:r>
-      <w:r>
-        <w:t xml:space="preserve"> signalerar inom hela sitt utbredningsområde höga naturvärden. Svampen är uttorkningskänslig och beroende av ett oförändrat fuktigt mikroklimat. Den är även beroende av en ständig tillgång på död ved i olika nedbrytningsstadier, dock ej nödvändigtvis grova träd. Tidigare påverkan på miljön måste dock ha varit så skonsam att det naturliga skogsekosystemet till stora delar har bevarats. Minskningstakten för den svenska populationen bedöms vara nära gränsvärdet för Sårbar (VU). Stjärntagging är typisk art för </w:t>
+        <w:t>Skrovellav (NT)</w:t>
+      </w:r>
+      <w:r>
+        <w:t xml:space="preserve"> växer på gamla lövträd och på klippor i gamla skogar med hög och jämn luftfuktighet. Slutavverkning av kontinuitetsskog utgör det största hotet och lavens fortsatta förekomst bör säkerställas genom att lokaler med äldre skog skyddas. I områden med mycket hög luftfuktighet kan man på bålen av skrovellav finna de sällsynta parasitsvamparna skrovellavsknapp (EN), </w:t>
       </w:r>
       <w:r>
         <w:rPr>
           <w:i/>
         </w:rPr>
-        <w:t xml:space="preserve">9010 Taiga, 9050 Näringsrik granskog </w:t>
+        <w:t>Catillaria lobariicola</w:t>
+      </w:r>
+      <w:r>
+        <w:t xml:space="preserve"> (VU) och </w:t>
+      </w:r>
+      <w:r>
+        <w:rPr>
+          <w:i/>
+        </w:rPr>
+        <w:t>Merismatium lobariae</w:t>
+      </w:r>
+      <w:r>
+        <w:t xml:space="preserve"> (DD). Skrovellav är typisk art för </w:t>
+      </w:r>
+      <w:r>
+        <w:rPr>
+          <w:i/>
+        </w:rPr>
+        <w:t xml:space="preserve">9010 Taiga, 9020 Nordlig ädellövskog, 9040 Fjällbjörkskog, 9070 Trädklädd betesmark, 9160 Näringsrik ekskog, 9180 Ädellövskog i branter, 9190 Näringsfattig ekskog, 8210 Kalkbranter </w:t>
       </w:r>
       <w:r>
         <w:t xml:space="preserve">och </w:t>
@@ -655,10 +637,10 @@
         <w:rPr>
           <w:i/>
         </w:rPr>
-        <w:t>9030 Landhöjningsskog</w:t>
-      </w:r>
-      <w:r>
-        <w:t xml:space="preserve"> (SLU Artdatabanken, 2024; Nitare &amp; Skogsstyrelsen, 2019).</w:t>
+        <w:t>6530 Lövängar</w:t>
+      </w:r>
+      <w:r>
+        <w:t xml:space="preserve"> (SLU Artdatabanken, 2026; Nitare &amp; Skogsstyrelsen, 2019).</w:t>
       </w:r>
     </w:p>
     <w:p>
@@ -666,16 +648,16 @@
         <w:rPr>
           <w:b/>
         </w:rPr>
-        <w:t>Tretåig hackspett (NT, §4)</w:t>
-      </w:r>
-      <w:r>
-        <w:t xml:space="preserve"> är rödlistad som nära hotad och ingår i bilaga 1 i EU:s fågeldirektiv. Tretåig hackspett är för sin överlevnad beroende av kontinuerlig tillförsel av äldre döende och död ved, som sker genom naturliga självgallringsprocesser i äldre grannaturskogar och barrblandade naturskogar. Om en skog genom skogsbruk gallras eller glesas ur så upphör och uteblir i stort sett den naturliga självgallringsprocessen för mycket lång tid framöver vilket omöjliggör upprätthållandet av den kontinuerliga ekologiska funktionen i ett område. Det finns studier som visar att naturskogens självgallringsprocess som den tretåiga hackspetten är beroende av, inte kan ersättas med efterlämnad hänsyn i skogsbruket (Imbeau &amp; Desrochers, 2002). Storleken på häckningsreviret varierar med skogstypen, förekomsten av död ved och graden av fragmentering, men är i allmänhet i storleksordningen 25–100 hektar. Vintertid krävs ofta betydligt större områden och det finns studier som antyder att arten behöver minst 100 hektar äldre skog. I områden med låg bonitet kan det behövas över 200 hektar lämpligt habitat för att ett par ska kunna reproducera sig. Områden med dokumenterad permanent förekomst i naturskogsmiljöer har vanligen så stora naturvärden att skogsbruk är olämpligt. Tretåig hackspett är typisk art för </w:t>
+        <w:t>Stjärntagging (NT)</w:t>
+      </w:r>
+      <w:r>
+        <w:t xml:space="preserve"> signalerar inom hela sitt utbredningsområde höga naturvärden. Svampen är uttorkningskänslig och beroende av ett oförändrat fuktigt mikroklimat. Den är även beroende av en ständig tillgång på död ved i olika nedbrytningsstadier, dock ej nödvändigtvis grova träd. Tidigare påverkan på miljön måste dock ha varit så skonsam att det naturliga skogsekosystemet till stora delar har bevarats. Minskningstakten för den svenska populationen bedöms vara nära gränsvärdet för Sårbar (VU). Stjärntagging är typisk art för </w:t>
       </w:r>
       <w:r>
         <w:rPr>
           <w:i/>
         </w:rPr>
-        <w:t xml:space="preserve">9010 Taiga, 9740 Skogsbevuxen myr, 9030 Landhöjningsskog </w:t>
+        <w:t xml:space="preserve">9010 Taiga, 9050 Näringsrik granskog </w:t>
       </w:r>
       <w:r>
         <w:t xml:space="preserve">och </w:t>
@@ -684,10 +666,10 @@
         <w:rPr>
           <w:i/>
         </w:rPr>
-        <w:t>9040 Fjällbjörkskog</w:t>
-      </w:r>
-      <w:r>
-        <w:t xml:space="preserve"> (Skogsstyrelsen, 2016; SLU Artdatabanken, 2024).</w:t>
+        <w:t>9030 Landhöjningsskog</w:t>
+      </w:r>
+      <w:r>
+        <w:t xml:space="preserve"> (SLU Artdatabanken, 2024; Nitare &amp; Skogsstyrelsen, 2019).</w:t>
       </w:r>
     </w:p>
     <w:p>
@@ -695,55 +677,28 @@
         <w:rPr>
           <w:b/>
         </w:rPr>
-        <w:t>Ullticka (NT)</w:t>
-      </w:r>
-      <w:r>
-        <w:t xml:space="preserve"> är knuten till restbestånd av barrnaturskog och förekommer med ett tydligt optimum i orörda eller måttligt påverkade gamla granskogar där det föreligger viss kontinuitet av grov död ved. Ullticka är en bra signalart inom hela sitt utbredningsområde och i södra Sverige är den sällsynt och en god signalart för skyddsvärda granskogsmiljöer. Den hotas av avverkning och fragmentering av naturskog och äldre granskog med lång trädkontinuitet. På ullticka kan ibland ulltickeporing (VU) påträffas - det är en sällsynt ticka som nyligen delats upp i de tre olika arterna ulltickeporing </w:t>
+        <w:t>Tretåig hackspett (NT, §4)</w:t>
+      </w:r>
+      <w:r>
+        <w:t xml:space="preserve"> är rödlistad som nära hotad och ingår i bilaga 1 i EU:s fågeldirektiv. Tretåig hackspett är för sin överlevnad beroende av kontinuerlig tillförsel av äldre döende och död ved, som sker genom naturliga självgallringsprocesser i äldre grannaturskogar och barrblandade naturskogar. Om en skog genom skogsbruk gallras eller glesas ur så upphör och uteblir i stort sett den naturliga självgallringsprocessen för mycket lång tid framöver vilket omöjliggör upprätthållandet av den kontinuerliga ekologiska funktionen i ett område. Det finns studier som visar att naturskogens självgallringsprocess som den tretåiga hackspetten är beroende av, inte kan ersättas med efterlämnad hänsyn i skogsbruket (Imbeau &amp; Desrochers, 2002). Storleken på häckningsreviret varierar med skogstypen, förekomsten av död ved och graden av fragmentering, men är i allmänhet i storleksordningen 25–100 hektar. Vintertid krävs ofta betydligt större områden och det finns studier som antyder att arten behöver minst 100 hektar äldre skog. I områden med låg bonitet kan det behövas över 200 hektar lämpligt habitat för att ett par ska kunna reproducera sig. Områden med dokumenterad permanent förekomst i naturskogsmiljöer har vanligen så stora naturvärden att skogsbruk är olämpligt. Tretåig hackspett är typisk art för </w:t>
       </w:r>
       <w:r>
         <w:rPr>
           <w:i/>
         </w:rPr>
-        <w:t xml:space="preserve">Skeletocutis brevispora </w:t>
-      </w:r>
-      <w:r>
-        <w:t>(VU)</w:t>
+        <w:t xml:space="preserve">9010 Taiga, 9740 Skogsbevuxen myr, 9030 Landhöjningsskog </w:t>
+      </w:r>
+      <w:r>
+        <w:t xml:space="preserve">och </w:t>
       </w:r>
       <w:r>
         <w:rPr>
           <w:i/>
         </w:rPr>
-        <w:t>, Skeletocutis delicata</w:t>
-      </w:r>
-      <w:r>
-        <w:t xml:space="preserve"> (VU)</w:t>
-      </w:r>
-      <w:r>
-        <w:rPr>
-          <w:i/>
-        </w:rPr>
-        <w:t xml:space="preserve"> och Skeletocutis exilis</w:t>
-      </w:r>
-      <w:r>
-        <w:t xml:space="preserve"> (NT). Ullticka är typisk art för </w:t>
-      </w:r>
-      <w:r>
-        <w:rPr>
-          <w:i/>
-        </w:rPr>
-        <w:t xml:space="preserve">9010 Taiga, 9050 Näringsrik granskog </w:t>
-      </w:r>
-      <w:r>
-        <w:t xml:space="preserve">och </w:t>
-      </w:r>
-      <w:r>
-        <w:rPr>
-          <w:i/>
-        </w:rPr>
-        <w:t>9030 Landhöjningsskog</w:t>
-      </w:r>
-      <w:r>
-        <w:t xml:space="preserve"> (SLU Artdatabanken, 2026; Nitare &amp; Skogsstyrelsen, 2019; Miettinen &amp; Niemelä, 2018).</w:t>
+        <w:t>9040 Fjällbjörkskog</w:t>
+      </w:r>
+      <w:r>
+        <w:t xml:space="preserve"> (Skogsstyrelsen, 2016; SLU Artdatabanken, 2024).</w:t>
       </w:r>
     </w:p>
     <w:p>
@@ -751,19 +706,55 @@
         <w:rPr>
           <w:b/>
         </w:rPr>
-        <w:t>Vedskivlav (NT)</w:t>
-      </w:r>
-      <w:r>
-        <w:t xml:space="preserve"> växer på gammal, torr, exponerad, hård kärnved av framförallt tall i naturskogsartade bestånd. Avverkning av tallskog av naturskogskaraktär med spår av återkommande bränder är ett hot. Mängden lämplig ved att växa på för vedskivlav minskar, dels på grund av naturlig nedbrytning men framförallt på grund av att de förstörs i samband med slutavverkningar, gallringar och markberedning. Tall- och blandbarrskogar av naturskogskaraktär med spår av återkommande bränder bör skyddas. Vedskivlav är typisk art för </w:t>
+        <w:t>Ullticka (NT)</w:t>
+      </w:r>
+      <w:r>
+        <w:t xml:space="preserve"> är knuten till restbestånd av barrnaturskog och förekommer med ett tydligt optimum i orörda eller måttligt påverkade gamla granskogar där det föreligger viss kontinuitet av grov död ved. Ullticka är en bra signalart inom hela sitt utbredningsområde och i södra Sverige är den sällsynt och en god signalart för skyddsvärda granskogsmiljöer. Den hotas av avverkning och fragmentering av naturskog och äldre granskog med lång trädkontinuitet. På ullticka kan ibland ulltickeporing (VU) påträffas - det är en sällsynt ticka som nyligen delats upp i de tre olika arterna ulltickeporing </w:t>
       </w:r>
       <w:r>
         <w:rPr>
           <w:i/>
         </w:rPr>
-        <w:t>9010 Taiga</w:t>
-      </w:r>
-      <w:r>
-        <w:t xml:space="preserve"> (SLU Artdatabanken, 2024).</w:t>
+        <w:t xml:space="preserve">Skeletocutis brevispora </w:t>
+      </w:r>
+      <w:r>
+        <w:t>(VU)</w:t>
+      </w:r>
+      <w:r>
+        <w:rPr>
+          <w:i/>
+        </w:rPr>
+        <w:t>, Skeletocutis delicata</w:t>
+      </w:r>
+      <w:r>
+        <w:t xml:space="preserve"> (VU)</w:t>
+      </w:r>
+      <w:r>
+        <w:rPr>
+          <w:i/>
+        </w:rPr>
+        <w:t xml:space="preserve"> och Skeletocutis exilis</w:t>
+      </w:r>
+      <w:r>
+        <w:t xml:space="preserve"> (NT). Ullticka är typisk art för </w:t>
+      </w:r>
+      <w:r>
+        <w:rPr>
+          <w:i/>
+        </w:rPr>
+        <w:t xml:space="preserve">9010 Taiga, 9050 Näringsrik granskog </w:t>
+      </w:r>
+      <w:r>
+        <w:t xml:space="preserve">och </w:t>
+      </w:r>
+      <w:r>
+        <w:rPr>
+          <w:i/>
+        </w:rPr>
+        <w:t>9030 Landhöjningsskog</w:t>
+      </w:r>
+      <w:r>
+        <w:t xml:space="preserve"> (SLU Artdatabanken, 2026; Nitare &amp; Skogsstyrelsen, 2019; Miettinen &amp; Niemelä, 2018).</w:t>
       </w:r>
     </w:p>
     <w:p>
@@ -771,10 +762,19 @@
         <w:rPr>
           <w:b/>
         </w:rPr>
-        <w:t>Vitgrynig nållav (NT)</w:t>
-      </w:r>
-      <w:r>
-        <w:t xml:space="preserve"> växer nästan uteslutande på bark av gamla, senvuxna granar i skuggiga lägen med hög och jämn luftfuktighet. Den vanligaste naturtypen för arten är kontinuitetsskogar på frisk mark men den finns också i sumpgranskogar. På lång sikt utgör avverkningar av olikåldriga granskogar av naturskogskaraktär ett allvarligt hot mot arten och skogsbruksåtgärder på eller i närheten av växtplatserna bör undvikas. Naturskogsartade, fuktiga granskogar med förekomster av arten signalerar höga biologiska värden och bör bevaras (SLU Artdatabanken, 2024; Nitare &amp; Skogsstyrelsen, 2019).</w:t>
+        <w:t>Vedskivlav (NT)</w:t>
+      </w:r>
+      <w:r>
+        <w:t xml:space="preserve"> växer på gammal, torr, exponerad, hård kärnved av framförallt tall i naturskogsartade bestånd. Avverkning av tallskog av naturskogskaraktär med spår av återkommande bränder är ett hot. Mängden lämplig ved att växa på för vedskivlav minskar, dels på grund av naturlig nedbrytning men framförallt på grund av att de förstörs i samband med slutavverkningar, gallringar och markberedning. Tall- och blandbarrskogar av naturskogskaraktär med spår av återkommande bränder bör skyddas. Vedskivlav är typisk art för </w:t>
+      </w:r>
+      <w:r>
+        <w:rPr>
+          <w:i/>
+        </w:rPr>
+        <w:t>9010 Taiga</w:t>
+      </w:r>
+      <w:r>
+        <w:t xml:space="preserve"> (SLU Artdatabanken, 2024).</w:t>
       </w:r>
     </w:p>
     <w:p>
@@ -782,46 +782,10 @@
         <w:rPr>
           <w:b/>
         </w:rPr>
-        <w:t>Bårdlav</w:t>
-      </w:r>
-      <w:r>
-        <w:t xml:space="preserve"> signalerar miljöer med höga naturvärden och på lokalerna finns vanligtvis många andra ovanliga och rödlistade arter. Den visar även på platser med hög och jämn luftfuktighet. På bårdlav och andra njurlavar (Nephroma) kan de sällsynta parasiterna </w:t>
-      </w:r>
-      <w:r>
-        <w:rPr>
-          <w:i/>
-        </w:rPr>
-        <w:t xml:space="preserve">Protounguicularia nephromatis </w:t>
-      </w:r>
-      <w:r>
-        <w:t xml:space="preserve">(VU) och </w:t>
-      </w:r>
-      <w:r>
-        <w:rPr>
-          <w:i/>
-        </w:rPr>
-        <w:t xml:space="preserve">Tremella nephromatis </w:t>
-      </w:r>
-      <w:r>
-        <w:t xml:space="preserve">(DD) påträffas. Bårdlav är typisk art för </w:t>
-      </w:r>
-      <w:r>
-        <w:rPr>
-          <w:i/>
-        </w:rPr>
-        <w:t xml:space="preserve">9010 Taiga, 9020 Nordlig ädellövskog, 9070 Trädklädd betesmark, 9110 Näringsfattig bokskog, 9160 Näringsrik ekskog, 9180 Ädellövskog i branter </w:t>
-      </w:r>
-      <w:r>
-        <w:t>och</w:t>
-      </w:r>
-      <w:r>
-        <w:rPr>
-          <w:i/>
-        </w:rPr>
-        <w:t xml:space="preserve"> 9190 Näringsfattig ekskog</w:t>
-      </w:r>
-      <w:r>
-        <w:t xml:space="preserve"> (SLU Artdatabanken, 2026; Nitare &amp; Skogsstyrelsen, 2019).</w:t>
+        <w:t>Vitgrynig nållav (NT)</w:t>
+      </w:r>
+      <w:r>
+        <w:t xml:space="preserve"> växer nästan uteslutande på bark av gamla, senvuxna granar i skuggiga lägen med hög och jämn luftfuktighet. Den vanligaste naturtypen för arten är kontinuitetsskogar på frisk mark men den finns också i sumpgranskogar. På lång sikt utgör avverkningar av olikåldriga granskogar av naturskogskaraktär ett allvarligt hot mot arten och skogsbruksåtgärder på eller i närheten av växtplatserna bör undvikas. Naturskogsartade, fuktiga granskogar med förekomster av arten signalerar höga biologiska värden och bör bevaras (SLU Artdatabanken, 2024; Nitare &amp; Skogsstyrelsen, 2019).</w:t>
       </w:r>
     </w:p>
     <w:p>
@@ -829,28 +793,19 @@
         <w:rPr>
           <w:b/>
         </w:rPr>
-        <w:t>Gulnål</w:t>
-      </w:r>
-      <w:r>
-        <w:t xml:space="preserve"> växer mest på murknande lövträdsved och barrträdsved och förekommer i skuggiga miljöer med hög luftfuktighet. I södra Sverige är den en relativt bra signal på biotoper med höga naturvärden och följs ofta av sällsynta arter. Gulnål är typisk art för </w:t>
+        <w:t xml:space="preserve">Blodticka </w:t>
+      </w:r>
+      <w:r>
+        <w:t xml:space="preserve">är i norra Sverige främst knuten till grova granlågor i urskogsartad barrskog, men förekommer ibland även på klenare granar i anslutning till bäckar och sumpskogar. Den är en bra indikator på granskogar med höga naturvärden och oftast förekommer den tillsammans med ett stort antal ovanliga och rödlistade arter. I södra Sverige växer den framför allt på tall och har då ett lägre signalvärde. Blodticka är typisk art för </w:t>
       </w:r>
       <w:r>
         <w:rPr>
           <w:i/>
         </w:rPr>
-        <w:t>9110 Näringsfattig bokskog</w:t>
-      </w:r>
-      <w:r>
-        <w:t xml:space="preserve"> och</w:t>
-      </w:r>
-      <w:r>
-        <w:rPr>
-          <w:i/>
-        </w:rPr>
-        <w:t xml:space="preserve"> 9130 Näringsrik bokskog </w:t>
-      </w:r>
-      <w:r>
-        <w:t>(Nitare &amp; Skogsstyrelsen, 2019; SLU Artdatabanken, 2025).</w:t>
+        <w:t>9030 Landhöjningsskog</w:t>
+      </w:r>
+      <w:r>
+        <w:t xml:space="preserve"> (SLU Artdatabanken, 2025; Nitare &amp; Skogsstyrelsen, 2019).</w:t>
       </w:r>
     </w:p>
     <w:p>
@@ -858,19 +813,46 @@
         <w:rPr>
           <w:b/>
         </w:rPr>
-        <w:t>Korallrot (§8)</w:t>
-      </w:r>
-      <w:r>
-        <w:t xml:space="preserve"> växer i sumpskogar och annan fuktig eller växelfuktig skogsmark, exempelvis i alkärr och kärrkanter, fuktiga bäckdalar, raviner, myrlaggar, sumpiga strandskogar samt i fuktiga lundar. Den visar på mer eller mindre stabila förhållanden och intakt hydrologi och är känslig för avverkning, körskador, skogsgödsling och dikning. Korallrot är typisk art för </w:t>
+        <w:t>Bårdlav</w:t>
+      </w:r>
+      <w:r>
+        <w:t xml:space="preserve"> signalerar miljöer med höga naturvärden och på lokalerna finns vanligtvis många andra ovanliga och rödlistade arter. Den visar även på platser med hög och jämn luftfuktighet. På bårdlav och andra njurlavar (Nephroma) kan de sällsynta parasiterna </w:t>
       </w:r>
       <w:r>
         <w:rPr>
           <w:i/>
         </w:rPr>
-        <w:t>9080 Lövsumpskog</w:t>
-      </w:r>
-      <w:r>
-        <w:t xml:space="preserve"> och fridlyst enligt 8 § artskyddsförordningen (SLU Artdatabanken, 2024; Nitare &amp; Skogsstyrelsen, 2019).</w:t>
+        <w:t xml:space="preserve">Protounguicularia nephromatis </w:t>
+      </w:r>
+      <w:r>
+        <w:t xml:space="preserve">(VU) och </w:t>
+      </w:r>
+      <w:r>
+        <w:rPr>
+          <w:i/>
+        </w:rPr>
+        <w:t xml:space="preserve">Tremella nephromatis </w:t>
+      </w:r>
+      <w:r>
+        <w:t xml:space="preserve">(DD) påträffas. Bårdlav är typisk art för </w:t>
+      </w:r>
+      <w:r>
+        <w:rPr>
+          <w:i/>
+        </w:rPr>
+        <w:t xml:space="preserve">9010 Taiga, 9020 Nordlig ädellövskog, 9070 Trädklädd betesmark, 9110 Näringsfattig bokskog, 9160 Näringsrik ekskog, 9180 Ädellövskog i branter </w:t>
+      </w:r>
+      <w:r>
+        <w:t>och</w:t>
+      </w:r>
+      <w:r>
+        <w:rPr>
+          <w:i/>
+        </w:rPr>
+        <w:t xml:space="preserve"> 9190 Näringsfattig ekskog</w:t>
+      </w:r>
+      <w:r>
+        <w:t xml:space="preserve"> (SLU Artdatabanken, 2026; Nitare &amp; Skogsstyrelsen, 2019).</w:t>
       </w:r>
     </w:p>
     <w:p>
@@ -878,34 +860,25 @@
         <w:rPr>
           <w:b/>
         </w:rPr>
-        <w:t>Luddlav</w:t>
-      </w:r>
-      <w:r>
-        <w:t xml:space="preserve"> signalerar lång skoglig kontinuitet med ett stabilt lokal- och mikroklimat med hög och jämn fuktighet. Luddlav är typisk art för </w:t>
+        <w:t>Gulnål</w:t>
+      </w:r>
+      <w:r>
+        <w:t xml:space="preserve"> växer mest på murknande lövträdsved och barrträdsved och förekommer i skuggiga miljöer med hög luftfuktighet. I södra Sverige är den en relativt bra signal på biotoper med höga naturvärden och följs ofta av sällsynta arter. Gulnål är typisk art för </w:t>
       </w:r>
       <w:r>
         <w:rPr>
           <w:i/>
         </w:rPr>
-        <w:t>9010 Taiga,</w:t>
-      </w:r>
-      <w:r>
-        <w:t xml:space="preserve"> </w:t>
+        <w:t>9110 Näringsfattig bokskog</w:t>
+      </w:r>
+      <w:r>
+        <w:t xml:space="preserve"> och</w:t>
       </w:r>
       <w:r>
         <w:rPr>
           <w:i/>
         </w:rPr>
-        <w:t xml:space="preserve">9020 Nordlig ädellövskog, 9070 Trädklädd betesmark, 9110 Näringsfattig bokskog, 9180 Ädellövskog i branter </w:t>
-      </w:r>
-      <w:r>
-        <w:t>och</w:t>
-      </w:r>
-      <w:r>
-        <w:rPr>
-          <w:i/>
-        </w:rPr>
-        <w:t xml:space="preserve"> 9190 Näringsfattig ekskog </w:t>
+        <w:t xml:space="preserve"> 9130 Näringsrik bokskog </w:t>
       </w:r>
       <w:r>
         <w:t>(Nitare &amp; Skogsstyrelsen, 2019; SLU Artdatabanken, 2025).</w:t>
@@ -916,55 +889,19 @@
         <w:rPr>
           <w:b/>
         </w:rPr>
-        <w:t>Stuplav</w:t>
-      </w:r>
-      <w:r>
-        <w:t xml:space="preserve"> är en mycket bra signalart i hela sitt utbredningsområde och förekommer nästan enbart i skogsmiljöer med höga naturvärden. Den indikerar långvarig förekomst av gamla lövträd och miljöer med konstant hög luftfuktighet. I skogar med suboceaniskt klimat finns det en mycket sällsynt parasit, njurlavsknapp </w:t>
+        <w:t>Korallrot (§8)</w:t>
+      </w:r>
+      <w:r>
+        <w:t xml:space="preserve"> växer i sumpskogar och annan fuktig eller växelfuktig skogsmark, exempelvis i alkärr och kärrkanter, fuktiga bäckdalar, raviner, myrlaggar, sumpiga strandskogar samt i fuktiga lundar. Den visar på mer eller mindre stabila förhållanden och intakt hydrologi och är känslig för avverkning, körskador, skogsgödsling och dikning. Korallrot är typisk art för </w:t>
       </w:r>
       <w:r>
         <w:rPr>
           <w:i/>
         </w:rPr>
-        <w:t>Pletocarpon nephromeum</w:t>
-      </w:r>
-      <w:r>
-        <w:t xml:space="preserve"> (EN), som växer på stuplav. Ytterligare tre sällsynta lavparasiter, </w:t>
-      </w:r>
-      <w:r>
-        <w:rPr>
-          <w:i/>
-        </w:rPr>
-        <w:t>Protounguicularia nephromatis</w:t>
-      </w:r>
-      <w:r>
-        <w:t xml:space="preserve"> (VU), </w:t>
-      </w:r>
-      <w:r>
-        <w:rPr>
-          <w:i/>
-        </w:rPr>
-        <w:t>Refractohilum galligenum</w:t>
-      </w:r>
-      <w:r>
-        <w:t xml:space="preserve"> (NT) och </w:t>
-      </w:r>
-      <w:r>
-        <w:rPr>
-          <w:i/>
-        </w:rPr>
-        <w:t>Roselliniella nephromatis</w:t>
-      </w:r>
-      <w:r>
-        <w:t xml:space="preserve"> (DD), kan också påträffas på stuplav. Stuplav är typisk art för </w:t>
-      </w:r>
-      <w:r>
-        <w:rPr>
-          <w:i/>
-        </w:rPr>
-        <w:t>9010 Taiga</w:t>
-      </w:r>
-      <w:r>
-        <w:t xml:space="preserve"> (SLU Artdatabanken, 2026; Nitare &amp; Skogsstyrelsen, 2019).</w:t>
+        <w:t>9080 Lövsumpskog</w:t>
+      </w:r>
+      <w:r>
+        <w:t xml:space="preserve"> och fridlyst enligt 8 § artskyddsförordningen (SLU Artdatabanken, 2024; Nitare &amp; Skogsstyrelsen, 2019).</w:t>
       </w:r>
     </w:p>
     <w:p>
@@ -972,16 +909,34 @@
         <w:rPr>
           <w:b/>
         </w:rPr>
-        <w:t xml:space="preserve">Vedticka </w:t>
-      </w:r>
-      <w:r>
-        <w:t xml:space="preserve">är en bra signalart söder om den naturliga norrlandsgränsen. Den är huvudsakligen knuten till äldre barrskogar där det föreligger långvarig kontinuitet av död barrved. Vedticka är typisk art för </w:t>
+        <w:t>Luddlav</w:t>
+      </w:r>
+      <w:r>
+        <w:t xml:space="preserve"> signalerar lång skoglig kontinuitet med ett stabilt lokal- och mikroklimat med hög och jämn fuktighet. Luddlav är typisk art för </w:t>
       </w:r>
       <w:r>
         <w:rPr>
           <w:i/>
         </w:rPr>
-        <w:t xml:space="preserve">9010 Taiga </w:t>
+        <w:t>9010 Taiga,</w:t>
+      </w:r>
+      <w:r>
+        <w:t xml:space="preserve"> </w:t>
+      </w:r>
+      <w:r>
+        <w:rPr>
+          <w:i/>
+        </w:rPr>
+        <w:t xml:space="preserve">9020 Nordlig ädellövskog, 9070 Trädklädd betesmark, 9110 Näringsfattig bokskog, 9180 Ädellövskog i branter </w:t>
+      </w:r>
+      <w:r>
+        <w:t>och</w:t>
+      </w:r>
+      <w:r>
+        <w:rPr>
+          <w:i/>
+        </w:rPr>
+        <w:t xml:space="preserve"> 9190 Näringsfattig ekskog </w:t>
       </w:r>
       <w:r>
         <w:t>(Nitare &amp; Skogsstyrelsen, 2019; SLU Artdatabanken, 2025).</w:t>
@@ -992,6 +947,140 @@
         <w:rPr>
           <w:b/>
         </w:rPr>
+        <w:t>Spindelblomster (§8)</w:t>
+      </w:r>
+      <w:r>
+        <w:t xml:space="preserve"> växer i äldre mossrik granskog eller barrblandskog, men även i fjällbjörkskog. Arten indikerar långvarig trädkontinuitet och hög luftfuktighet och är mycket känslig för uttorkning och markskador. Spindelblomster har i många trakter minskat starkt under senare tid på grund av slutavverkningar och skogsmarksdikning. Spindelblomster är typisk art för </w:t>
+      </w:r>
+      <w:r>
+        <w:rPr>
+          <w:i/>
+        </w:rPr>
+        <w:t xml:space="preserve">9010 Taiga, 9050 Näringsrik granskog </w:t>
+      </w:r>
+      <w:r>
+        <w:t>och</w:t>
+      </w:r>
+      <w:r>
+        <w:rPr>
+          <w:i/>
+        </w:rPr>
+        <w:t xml:space="preserve"> 9040 Fjällbjörkskog</w:t>
+      </w:r>
+      <w:r>
+        <w:t xml:space="preserve"> (Nitare &amp; Skogsstyrelsen, 2019; SLU Artdatabanken, 2025).</w:t>
+      </w:r>
+    </w:p>
+    <w:p>
+      <w:r>
+        <w:rPr>
+          <w:b/>
+        </w:rPr>
+        <w:t>Stuplav</w:t>
+      </w:r>
+      <w:r>
+        <w:t xml:space="preserve"> är en mycket bra signalart i hela sitt utbredningsområde och förekommer nästan enbart i skogsmiljöer med höga naturvärden. Den indikerar långvarig förekomst av gamla lövträd och miljöer med konstant hög luftfuktighet. I skogar med suboceaniskt klimat finns det en mycket sällsynt parasit, njurlavsknapp </w:t>
+      </w:r>
+      <w:r>
+        <w:rPr>
+          <w:i/>
+        </w:rPr>
+        <w:t>Pletocarpon nephromeum</w:t>
+      </w:r>
+      <w:r>
+        <w:t xml:space="preserve"> (EN), som växer på stuplav. Ytterligare tre sällsynta lavparasiter, </w:t>
+      </w:r>
+      <w:r>
+        <w:rPr>
+          <w:i/>
+        </w:rPr>
+        <w:t>Protounguicularia nephromatis</w:t>
+      </w:r>
+      <w:r>
+        <w:t xml:space="preserve"> (VU), </w:t>
+      </w:r>
+      <w:r>
+        <w:rPr>
+          <w:i/>
+        </w:rPr>
+        <w:t>Refractohilum galligenum</w:t>
+      </w:r>
+      <w:r>
+        <w:t xml:space="preserve"> (NT) och </w:t>
+      </w:r>
+      <w:r>
+        <w:rPr>
+          <w:i/>
+        </w:rPr>
+        <w:t>Roselliniella nephromatis</w:t>
+      </w:r>
+      <w:r>
+        <w:t xml:space="preserve"> (DD), kan också påträffas på stuplav. Stuplav är typisk art för </w:t>
+      </w:r>
+      <w:r>
+        <w:rPr>
+          <w:i/>
+        </w:rPr>
+        <w:t>9010 Taiga</w:t>
+      </w:r>
+      <w:r>
+        <w:t xml:space="preserve"> (SLU Artdatabanken, 2026; Nitare &amp; Skogsstyrelsen, 2019).</w:t>
+      </w:r>
+    </w:p>
+    <w:p>
+      <w:r>
+        <w:rPr>
+          <w:b/>
+        </w:rPr>
+        <w:t xml:space="preserve">Vedticka </w:t>
+      </w:r>
+      <w:r>
+        <w:t xml:space="preserve">är en bra signalart söder om den naturliga norrlandsgränsen. Den är huvudsakligen knuten till äldre barrskogar där det föreligger långvarig kontinuitet av död barrved. Vedticka är typisk art för </w:t>
+      </w:r>
+      <w:r>
+        <w:rPr>
+          <w:i/>
+        </w:rPr>
+        <w:t xml:space="preserve">9010 Taiga </w:t>
+      </w:r>
+      <w:r>
+        <w:t>(Nitare &amp; Skogsstyrelsen, 2019; SLU Artdatabanken, 2025).</w:t>
+      </w:r>
+    </w:p>
+    <w:p>
+      <w:r>
+        <w:rPr>
+          <w:b/>
+        </w:rPr>
+        <w:t xml:space="preserve">Ögonpyrola </w:t>
+      </w:r>
+      <w:r>
+        <w:t xml:space="preserve">är normalt en bra signalart som visar på områden med höga naturvärden och stabila förhållanden, särskilt inom näringsfattiga trakter. Växten är mycket känslig för markskador och försvinner snabbt efter slutavverkning. Den hotas också av skogsgödsling och markavvattning. Ögonpyrola är typisk art för </w:t>
+      </w:r>
+      <w:r>
+        <w:rPr>
+          <w:i/>
+        </w:rPr>
+        <w:t>9010 Taiga</w:t>
+      </w:r>
+      <w:r>
+        <w:t xml:space="preserve"> och</w:t>
+      </w:r>
+      <w:r>
+        <w:rPr>
+          <w:i/>
+        </w:rPr>
+        <w:t xml:space="preserve"> 9070 Trädklädd betesmark</w:t>
+      </w:r>
+      <w:r>
+        <w:t xml:space="preserve"> (Nitare &amp; Skogsstyrelsen, 2019; SLU Artdatabanken, 2024).</w:t>
+      </w:r>
+    </w:p>
+    <w:p>
+      <w:r>
+        <w:rPr>
+          <w:b/>
+        </w:rPr>
         <w:t>Brudborste</w:t>
       </w:r>
       <w:r>
@@ -1014,6 +1103,84 @@
       </w:r>
       <w:r>
         <w:t xml:space="preserve"> (SLU Artdatabanken, 2025).</w:t>
+      </w:r>
+    </w:p>
+    <w:p>
+      <w:r>
+        <w:rPr>
+          <w:b/>
+        </w:rPr>
+        <w:t xml:space="preserve">Ekbräken </w:t>
+      </w:r>
+      <w:r>
+        <w:t xml:space="preserve">är typisk art för </w:t>
+      </w:r>
+      <w:r>
+        <w:rPr>
+          <w:i/>
+        </w:rPr>
+        <w:t>9050 Näringsrik granskog</w:t>
+      </w:r>
+      <w:r>
+        <w:t xml:space="preserve"> (SLU Artdatabanken, 2025).</w:t>
+      </w:r>
+    </w:p>
+    <w:p>
+      <w:r>
+        <w:rPr>
+          <w:b/>
+        </w:rPr>
+        <w:t>Nordisk stormhatt</w:t>
+      </w:r>
+      <w:r>
+        <w:t xml:space="preserve"> är typisk art för </w:t>
+      </w:r>
+      <w:r>
+        <w:rPr>
+          <w:i/>
+        </w:rPr>
+        <w:t xml:space="preserve">9050 Näringsrik granskog, 9040 Fjällbjörkskog </w:t>
+      </w:r>
+      <w:r>
+        <w:t xml:space="preserve">och </w:t>
+      </w:r>
+      <w:r>
+        <w:rPr>
+          <w:i/>
+        </w:rPr>
+        <w:t>6430 Högörtängar</w:t>
+      </w:r>
+      <w:r>
+        <w:t>. Stormhattsrotvecklare (NT) samt stormhattshumla, som är rödlistad som nära hotad (NT) på den europeiska rödlistan, är knuten till nordisk stormhatt</w:t>
+      </w:r>
+      <w:r>
+        <w:rPr>
+          <w:i/>
+        </w:rPr>
+        <w:t xml:space="preserve"> </w:t>
+      </w:r>
+      <w:r>
+        <w:t>(SLU Artdatabanken, 2026; IUCN, 2025).</w:t>
+      </w:r>
+    </w:p>
+    <w:p>
+      <w:r>
+        <w:rPr>
+          <w:b/>
+        </w:rPr>
+        <w:t>Ormbär</w:t>
+      </w:r>
+      <w:r>
+        <w:t xml:space="preserve"> är typisk art för </w:t>
+      </w:r>
+      <w:r>
+        <w:rPr>
+          <w:i/>
+        </w:rPr>
+        <w:t xml:space="preserve">9050 Näringsrik granskog </w:t>
+      </w:r>
+      <w:r>
+        <w:t>(SLU Artdatabanken, 2025).</w:t>
       </w:r>
     </w:p>
     <w:p>
@@ -1159,7 +1326,7 @@
         <w:rPr>
           <w:i/>
         </w:rPr>
-        <w:t>I det aktuella skogsområdet har 29 rödlistade arter och signalarter påträffats. Detta ska jämföras med Skogsstyrelsens uppföljning 2017 av nyckelbiotoper som visade att man i genomsnitt hittar 20,6 olika rödlistade arter och signalarter i en nyckelbiotop (Wijk, S. 2017. Biologisk mångfald i nyckelbiotoper – Resultat från inventeringen “Uppföljning biologisk mångfald” 2009–2015. Rapport 4/2017 Skogsstyrelsen, Jönköping).</w:t>
+        <w:t>I det aktuella skogsområdet har 33 rödlistade arter och signalarter påträffats. Detta ska jämföras med Skogsstyrelsens uppföljning 2017 av nyckelbiotoper som visade att man i genomsnitt hittar 20,6 olika rödlistade arter och signalarter i en nyckelbiotop (Wijk, S. 2017. Biologisk mångfald i nyckelbiotoper – Resultat från inventeringen “Uppföljning biologisk mångfald” 2009–2015. Rapport 4/2017 Skogsstyrelsen, Jönköping).</w:t>
       </w:r>
     </w:p>
     <w:p>
@@ -1188,7 +1355,7 @@
         <w:rPr>
           <w:i/>
         </w:rPr>
-        <w:t>I det aktuella skogsområdet har 31 naturvårdsarter varav 23 rödlistade arter sina livsmiljöer och växtplatser.</w:t>
+        <w:t>I det aktuella skogsområdet har 38 naturvårdsarter varav 24 rödlistade arter sina livsmiljöer och växtplatser.</w:t>
       </w:r>
     </w:p>
     <w:p>

--- a/klagomål/Muorkenåive-Ássjátj N FSC-klagomål.docx
+++ b/klagomål/Muorkenåive-Ássjátj N FSC-klagomål.docx
@@ -178,7 +178,7 @@
       <w:r>
         <w:drawing>
           <wp:inline xmlns:a="http://schemas.openxmlformats.org/drawingml/2006/main" xmlns:pic="http://schemas.openxmlformats.org/drawingml/2006/picture">
-            <wp:extent cx="5486400" cy="4345757"/>
+            <wp:extent cx="5486400" cy="4583312"/>
             <wp:docPr id="1" name="Picture 1"/>
             <wp:cNvGraphicFramePr>
               <a:graphicFrameLocks noChangeAspect="1"/>
@@ -199,7 +199,7 @@
                   <pic:spPr>
                     <a:xfrm>
                       <a:off x="0" y="0"/>
-                      <a:ext cx="5486400" cy="4345757"/>
+                      <a:ext cx="5486400" cy="4583312"/>
                     </a:xfrm>
                     <a:prstGeom prst="rect"/>
                   </pic:spPr>
@@ -216,12 +216,12 @@
         <w:spacing w:after="240"/>
       </w:pPr>
       <w:r>
-        <w:t>Figur 1. Fyndplatser för naturvårdsarter i området. Markörer utan svart kant är placerade på fyndplatsen. Markörer med svart kant är placerade vid sidan av fyndplatsen har ett svart streck som visar fyndplatsens exakta position. Kartans mittpunktskoordinat är N 7331151, E 599286 i SWEREF 99 TM.</w:t>
+        <w:t>Figur 1. Fyndplatser för naturvårdsarter i och inom 10 meter från området. Markörer utan svart kant är placerade på fyndplatsen. Markörer med svart kant är placerade vid sidan av fyndplatsen har ett svart streck som visar fyndplatsens exakta position. Kartans mittpunktskoordinat är N 7331151, E 599286 i SWEREF 99 TM.</w:t>
       </w:r>
     </w:p>
     <w:p>
       <w:r>
-        <w:t>I området finns fynd av 38 naturvårdsarter, varav 24 är rödlistade, 5 är fridlysta, 29 är typiska (T) och 9 är signalarter (S): garnlav (VU, T), grantickeporing (VU), grenlav (VU), gränsticka (VU, T), Lecidea subhumida (VU), ostticka (VU, T), sprickporing (VU), vitskaftad svartspik (VU, T), blanksvart spiklav (NT), blågrå svartspik (NT), dvärgbägarlav (NT, T), gammelgransskål (NT, T), harticka (NT, T), knottrig blåslav (NT, T), lavskrika (NT, T, §4), liten svartspik (NT), rosenticka (NT, T), Rostania pallida (NT), skrovellav (NT, T), stjärntagging (NT, T), tretåig hackspett (NT, T, §4), ullticka (NT, T), vedskivlav (NT, T), vitgrynig nållav (NT), blodticka (S, T), bårdlav (S, T), gulnål (S, T), korallrot (S, T, §8), luddlav (S, T), spindelblomster (S, T, §8), stuplav (S, T), vedticka (S, T), ögonpyrola (S, T), brudborste (T), ekbräken (T), nordisk stormhatt (T), ormbär (T) och tjäder (T, §4). Se Figur 1.</w:t>
+        <w:t>I och inom 10 meter från området finns fynd av 43 naturvårdsarter, varav 28 är rödlistade, 7 är fridlysta, 30 är typiska (T) och 9 är signalarter (S): garnlav (VU, T), grantickeporing (VU), grenlav (VU), gränsticka (VU, T), Lecidea subhumida (VU), nordlig parasitporing (VU), ostticka (VU, T), sprickporing (VU), vitskaftad svartspik (VU, T), blanksvart spiklav (NT), blågrå svartspik (NT), brunklöver (NT), dvärgbägarlav (NT, T), gammelgransskål (NT, T), harticka (NT, T), knottrig blåslav (NT, T), lavskrika (NT, T, §4), liten svartspik (NT), rosenticka (NT, T), Rostania pallida (NT), rynkskinn (NT, T), skrovellav (NT, T), stjärntagging (NT, T), talltita (NT, §4), tretåig hackspett (NT, T, §4), ullticka (NT, T), vedskivlav (NT, T), vitgrynig nållav (NT), blodticka (S, T), bårdlav (S, T), gulnål (S, T), korallrot (S, T, §8), luddlav (S, T), spindelblomster (S, T, §8), stuplav (S, T), vedticka (S, T), ögonpyrola (S, T), brudborste (T), ekbräken (T), nordisk stormhatt (T), ormbär (T), tjäder (T, §4) och fläcknycklar (§8). Se Figur 1.</w:t>
       </w:r>
     </w:p>
     <w:p>
@@ -341,28 +341,19 @@
         <w:rPr>
           <w:b/>
         </w:rPr>
-        <w:t xml:space="preserve">Ostticka (VU) </w:t>
-      </w:r>
-      <w:r>
-        <w:t xml:space="preserve">växer huvudsakligen på grova granlågor i urskogsartad barrskog. Växtplatserna ligger vanligtvis i brandrefugiala områden med relativt hög luftfuktighet där skogen under lång tid haft en intern beståndsdynamik med successivt avdöende träd. Alla skogsskötselåtgärder på eller i omedelbar närhet av lokalerna inverkar negativt på artens fortlevnad. Ostticka är typisk art för </w:t>
+        <w:t>Nordlig parasitporing (VU)</w:t>
+      </w:r>
+      <w:r>
+        <w:t xml:space="preserve"> växer på döda, liggande, grova stammar av framförallt gran, någon gång tall och påträffas i mager granskog, ofta naturskogsartad eller i fjällnära skog. Artens substrat, lågor förrötade av violticke-arter (</w:t>
       </w:r>
       <w:r>
         <w:rPr>
           <w:i/>
         </w:rPr>
-        <w:t xml:space="preserve">9010 Taiga </w:t>
-      </w:r>
-      <w:r>
-        <w:t xml:space="preserve">och </w:t>
-      </w:r>
-      <w:r>
-        <w:rPr>
-          <w:i/>
-        </w:rPr>
-        <w:t>9030 Landhöjningsskog</w:t>
-      </w:r>
-      <w:r>
-        <w:t xml:space="preserve"> (SLU Artdatabanken, 2024; Nitare &amp; Skogsstyrelsen, 2019).</w:t>
+        <w:t>Trichaptum spp</w:t>
+      </w:r>
+      <w:r>
+        <w:t>) bedöms inte vara på tillbakagång, däremot minskar arealen kontinuitetsskogar i norr vilket utgör artens huvudsakliga livsmiljöer. Lokaler med arten måste skyddas från kalavverkning och skogliga åtgärder (SLU Artdatabanken, 2025).</w:t>
       </w:r>
     </w:p>
     <w:p>
@@ -370,10 +361,28 @@
         <w:rPr>
           <w:b/>
         </w:rPr>
-        <w:t>Sprickporing (VU)</w:t>
-      </w:r>
-      <w:r>
-        <w:t>, rödlistad som sårbar, är en sällsynt art som växer på senvuxen gran i lågproduktiva miljöer, ett substrat som nybildas i mycket liten skala i modern produktionsskog. Arten bedöms ha minskat kraftigt, med mer än 30 % över de senaste 20 åren, huvudsakligen på grund av slutavverkningar. I bestånd där arten förekommer måste skogsbruk undvikas. Fler av artens lokaler bör skyddas (SLU Artdatabanken, 2024).</w:t>
+        <w:t xml:space="preserve">Ostticka (VU) </w:t>
+      </w:r>
+      <w:r>
+        <w:t xml:space="preserve">växer huvudsakligen på grova granlågor i urskogsartad barrskog. Växtplatserna ligger vanligtvis i brandrefugiala områden med relativt hög luftfuktighet där skogen under lång tid haft en intern beståndsdynamik med successivt avdöende träd. Alla skogsskötselåtgärder på eller i omedelbar närhet av lokalerna inverkar negativt på artens fortlevnad. Ostticka är typisk art för </w:t>
+      </w:r>
+      <w:r>
+        <w:rPr>
+          <w:i/>
+        </w:rPr>
+        <w:t xml:space="preserve">9010 Taiga </w:t>
+      </w:r>
+      <w:r>
+        <w:t xml:space="preserve">och </w:t>
+      </w:r>
+      <w:r>
+        <w:rPr>
+          <w:i/>
+        </w:rPr>
+        <w:t>9030 Landhöjningsskog</w:t>
+      </w:r>
+      <w:r>
+        <w:t xml:space="preserve"> (SLU Artdatabanken, 2024; Nitare &amp; Skogsstyrelsen, 2019).</w:t>
       </w:r>
     </w:p>
     <w:p>
@@ -381,19 +390,10 @@
         <w:rPr>
           <w:b/>
         </w:rPr>
-        <w:t>Vitskaftad svartspik (VU)</w:t>
-      </w:r>
-      <w:r>
-        <w:t xml:space="preserve"> förekommer främst i naturskog på gamla senvuxna granar och signalerar alltid höga naturvärden. Alla skogliga åtgärder som kan påverka markvatten och luftfuktighet på i närheten av lokaler utgör ett hot. Avverkning av naturskogar utgör ett allvarligt hot och alla skogsskötselåtgärder på eller i närheten av växtplatserna bör undvikas. Lämpligt stora reservat av naturskogstyp bör bevaras. Vitskaftad svartspik är typisk art för </w:t>
-      </w:r>
-      <w:r>
-        <w:rPr>
-          <w:i/>
-        </w:rPr>
-        <w:t>9010 Taiga</w:t>
-      </w:r>
-      <w:r>
-        <w:t xml:space="preserve"> (SLU Artdatabanken, 2026; Nitare &amp; Skogsstyrelsen, 2019).</w:t>
+        <w:t>Sprickporing (VU)</w:t>
+      </w:r>
+      <w:r>
+        <w:t>, rödlistad som sårbar, är en sällsynt art som växer på senvuxen gran i lågproduktiva miljöer, ett substrat som nybildas i mycket liten skala i modern produktionsskog. Arten bedöms ha minskat kraftigt, med mer än 30 % över de senaste 20 åren, huvudsakligen på grund av slutavverkningar. I bestånd där arten förekommer måste skogsbruk undvikas. Fler av artens lokaler bör skyddas (SLU Artdatabanken, 2024).</w:t>
       </w:r>
     </w:p>
     <w:p>
@@ -401,10 +401,19 @@
         <w:rPr>
           <w:b/>
         </w:rPr>
-        <w:t>Blanksvart spiklav (NT)</w:t>
-      </w:r>
-      <w:r>
-        <w:t xml:space="preserve"> förekommer på torr, hård, gammal kärnved men även på äldre ytved av tall i naturskogsartade bestånd med begränsad brandpåverkan och ostörd hydrologi. Skogsbruksåtgärder på eller i närheten av lokaler med blanksvart spiklav utgör ett hot. Naturskogsartade öppna tall- och barrblandskogar med blanksvart spiklav indikerar höga biologiska värden och bör bevaras (SLU Artdatabanken, 2024).</w:t>
+        <w:t>Vitskaftad svartspik (VU)</w:t>
+      </w:r>
+      <w:r>
+        <w:t xml:space="preserve"> förekommer främst i naturskog på gamla senvuxna granar och signalerar alltid höga naturvärden. Alla skogliga åtgärder som kan påverka markvatten och luftfuktighet på i närheten av lokaler utgör ett hot. Avverkning av naturskogar utgör ett allvarligt hot och alla skogsskötselåtgärder på eller i närheten av växtplatserna bör undvikas. Lämpligt stora reservat av naturskogstyp bör bevaras. Vitskaftad svartspik är typisk art för </w:t>
+      </w:r>
+      <w:r>
+        <w:rPr>
+          <w:i/>
+        </w:rPr>
+        <w:t>9010 Taiga</w:t>
+      </w:r>
+      <w:r>
+        <w:t xml:space="preserve"> (SLU Artdatabanken, 2026; Nitare &amp; Skogsstyrelsen, 2019).</w:t>
       </w:r>
     </w:p>
     <w:p>
@@ -412,10 +421,10 @@
         <w:rPr>
           <w:b/>
         </w:rPr>
-        <w:t>Blågrå svartspik (NT)</w:t>
-      </w:r>
-      <w:r>
-        <w:t xml:space="preserve"> växer på torr, hård ved av gamla, solbelysta torrakor, högstubbar av tall och grova döda grenar på levande tallar i öppna bestånd av naturskogskaraktär. Nästan alltid rör det sig om tjärrika torrträd och högstubbar (töreved, keloträd) som kan vara en bra bit över hundra år, i vissa fall sannolikt hundratals år gamla. Skogsbruk är idag det allvarligaste hotet. Ett långsiktigt hot är att nybildningen av gamla torrakor och högstubbar är en långsam process vilken ofta är beroende av skogsbrand. Nytt substrat bildas numera sannolikt nästan inte alls då antalet naturliga skogsbränder har minskat drastiskt på grund av effektivare brandbekämpning. Döda träd som lämnas efter avverkning är inte lämpliga för arten, eftersom dessa träd inte varit utsatta för skogsbrand och bildat tjärrik ved. Skogsbruksåtgärder på eller i närheten av växtplatserna bör undvikas. Naturskogsartade skogar med förekomst av arten indikerar höga biologiska värden och bör bevaras. Blågrå svartspik har en mycket begränsad utbredning utanför de nordiska länderna varför dessa länder har ett speciellt ansvar för arten (SLU Artdatabanken, 2024).</w:t>
+        <w:t>Blanksvart spiklav (NT)</w:t>
+      </w:r>
+      <w:r>
+        <w:t xml:space="preserve"> förekommer på torr, hård, gammal kärnved men även på äldre ytved av tall i naturskogsartade bestånd med begränsad brandpåverkan och ostörd hydrologi. Skogsbruksåtgärder på eller i närheten av lokaler med blanksvart spiklav utgör ett hot. Naturskogsartade öppna tall- och barrblandskogar med blanksvart spiklav indikerar höga biologiska värden och bör bevaras (SLU Artdatabanken, 2024).</w:t>
       </w:r>
     </w:p>
     <w:p>
@@ -423,19 +432,10 @@
         <w:rPr>
           <w:b/>
         </w:rPr>
-        <w:t>Dvärgbägarlav (NT)</w:t>
-      </w:r>
-      <w:r>
-        <w:t xml:space="preserve"> förekommer över hela Sverige på gammal hård ved, huvudsakligen på tall men i södra Sverige även på ek. Veden utgörs framförallt av grova stubbar, lågor och grenar. Substratet har blivit sällsyntare och nybildning av substrat sker bara i begränsad omfattning. Arten hotas av att grova lågor blir allt sällsyntare i dagens kulturskogar samt att nybildningen av lämpliga substrat går mycket långsamt. En riklig tillgång på gamla tall- eller eklågor måste säkerställas på artens lokaler. Dvärgbägarlav är typisk art för </w:t>
-      </w:r>
-      <w:r>
-        <w:rPr>
-          <w:i/>
-        </w:rPr>
-        <w:t>9010 Taiga</w:t>
-      </w:r>
-      <w:r>
-        <w:t xml:space="preserve"> (SLU Artdatabanken, 2024; Nitare &amp; Skogsstyrelsen, 2019).</w:t>
+        <w:t>Blågrå svartspik (NT)</w:t>
+      </w:r>
+      <w:r>
+        <w:t xml:space="preserve"> växer på torr, hård ved av gamla, solbelysta torrakor, högstubbar av tall och grova döda grenar på levande tallar i öppna bestånd av naturskogskaraktär. Nästan alltid rör det sig om tjärrika torrträd och högstubbar (töreved, keloträd) som kan vara en bra bit över hundra år, i vissa fall sannolikt hundratals år gamla. Skogsbruk är idag det allvarligaste hotet. Ett långsiktigt hot är att nybildningen av gamla torrakor och högstubbar är en långsam process vilken ofta är beroende av skogsbrand. Nytt substrat bildas numera sannolikt nästan inte alls då antalet naturliga skogsbränder har minskat drastiskt på grund av effektivare brandbekämpning. Döda träd som lämnas efter avverkning är inte lämpliga för arten, eftersom dessa träd inte varit utsatta för skogsbrand och bildat tjärrik ved. Skogsbruksåtgärder på eller i närheten av växtplatserna bör undvikas. Naturskogsartade skogar med förekomst av arten indikerar höga biologiska värden och bör bevaras. Blågrå svartspik har en mycket begränsad utbredning utanför de nordiska länderna varför dessa länder har ett speciellt ansvar för arten (SLU Artdatabanken, 2024).</w:t>
       </w:r>
     </w:p>
     <w:p>
@@ -443,10 +443,10 @@
         <w:rPr>
           <w:b/>
         </w:rPr>
-        <w:t>Gammelgransskål (NT)</w:t>
-      </w:r>
-      <w:r>
-        <w:t xml:space="preserve"> är en liten skålsvamp som växer på gamla granar med skrovlig bark. Typiska växtplatser är gransumpskog i myrkanter, bäckdråg, bäckraviner och skuggiga bergssluttningar, men också skog på torrare mark kan hysa arten om beståndet har stark naturskogskaraktär. Bestånd med arten bör behandlas som nyckelbiotoper och sparas vid en slutavverkning. Även gallring bör undvikas. Gammelgransskål är typisk art för </w:t>
+        <w:t>Dvärgbägarlav (NT)</w:t>
+      </w:r>
+      <w:r>
+        <w:t xml:space="preserve"> förekommer över hela Sverige på gammal hård ved, huvudsakligen på tall men i södra Sverige även på ek. Veden utgörs framförallt av grova stubbar, lågor och grenar. Substratet har blivit sällsyntare och nybildning av substrat sker bara i begränsad omfattning. Arten hotas av att grova lågor blir allt sällsyntare i dagens kulturskogar samt att nybildningen av lämpliga substrat går mycket långsamt. En riklig tillgång på gamla tall- eller eklågor måste säkerställas på artens lokaler. Dvärgbägarlav är typisk art för </w:t>
       </w:r>
       <w:r>
         <w:rPr>
@@ -463,25 +463,16 @@
         <w:rPr>
           <w:b/>
         </w:rPr>
-        <w:t>Harticka (NT)</w:t>
-      </w:r>
-      <w:r>
-        <w:t xml:space="preserve"> är normalt en mycket bra signalart för granskogar med höga naturvärden. Även när svampen påträffas i mer påverkade skogar är det nästan alltid fråga om skogsmiljöer i sena successionsstadier med höga naturvärden. Skogsskötselåtgärder på eller i omedelbar närhet av växtplatserna kan innebära ett hot mot arten. Harticka är typisk art för </w:t>
+        <w:t>Gammelgransskål (NT)</w:t>
+      </w:r>
+      <w:r>
+        <w:t xml:space="preserve"> är en liten skålsvamp som växer på gamla granar med skrovlig bark. Typiska växtplatser är gransumpskog i myrkanter, bäckdråg, bäckraviner och skuggiga bergssluttningar, men också skog på torrare mark kan hysa arten om beståndet har stark naturskogskaraktär. Bestånd med arten bör behandlas som nyckelbiotoper och sparas vid en slutavverkning. Även gallring bör undvikas. Gammelgransskål är typisk art för </w:t>
       </w:r>
       <w:r>
         <w:rPr>
           <w:i/>
         </w:rPr>
-        <w:t xml:space="preserve">9010 Taiga, 9050 Näringsrik granskog </w:t>
-      </w:r>
-      <w:r>
-        <w:t xml:space="preserve">och </w:t>
-      </w:r>
-      <w:r>
-        <w:rPr>
-          <w:i/>
-        </w:rPr>
-        <w:t>9030 Landhöjningsskog</w:t>
+        <w:t>9010 Taiga</w:t>
       </w:r>
       <w:r>
         <w:t xml:space="preserve"> (SLU Artdatabanken, 2024; Nitare &amp; Skogsstyrelsen, 2019).</w:t>
@@ -492,50 +483,59 @@
         <w:rPr>
           <w:b/>
         </w:rPr>
-        <w:t>Knottrig blåslav (NT)</w:t>
-      </w:r>
-      <w:r>
-        <w:t xml:space="preserve"> har sin huvudutbredning i gamla granskogar i det övre barrskogsbältet mot fjällen. Den signalerar alltid höga naturvärden och växer i skogar med lång kontinuitet, mest i opåverkade naturskogsbestånd. Arten överlever inte en slutavverkning (inklusive hänsyn) och den finns idag enbart i kontinuitetsskog. Lavens fortsatta förekomst bör säkerställas genom att lokaler med äldre barrskog skyddas. Knottrig blåslav är typisk art för </w:t>
+        <w:t>Harticka (NT)</w:t>
+      </w:r>
+      <w:r>
+        <w:t xml:space="preserve"> är normalt en mycket bra signalart för granskogar med höga naturvärden. Även när svampen påträffas i mer påverkade skogar är det nästan alltid fråga om skogsmiljöer i sena successionsstadier med höga naturvärden. Skogsskötselåtgärder på eller i omedelbar närhet av växtplatserna kan innebära ett hot mot arten. Harticka är typisk art för </w:t>
       </w:r>
       <w:r>
         <w:rPr>
           <w:i/>
         </w:rPr>
-        <w:t xml:space="preserve">9010 Taiga </w:t>
-      </w:r>
-      <w:r>
-        <w:t>och</w:t>
+        <w:t xml:space="preserve">9010 Taiga, 9050 Näringsrik granskog </w:t>
+      </w:r>
+      <w:r>
+        <w:t xml:space="preserve">och </w:t>
       </w:r>
       <w:r>
         <w:rPr>
           <w:i/>
         </w:rPr>
-        <w:t xml:space="preserve"> 9040 Fjällbjörkskog</w:t>
+        <w:t>9030 Landhöjningsskog</w:t>
+      </w:r>
+      <w:r>
+        <w:t xml:space="preserve"> (SLU Artdatabanken, 2024; Nitare &amp; Skogsstyrelsen, 2019).</w:t>
       </w:r>
     </w:p>
     <w:p>
       <w:r>
-        <w:t>(SLU Artdatabanken, 2024; Nitare &amp; Skogsstyrelsen, 2019).</w:t>
+        <w:rPr>
+          <w:b/>
+        </w:rPr>
+        <w:t>Knottrig blåslav (NT)</w:t>
+      </w:r>
+      <w:r>
+        <w:t xml:space="preserve"> har sin huvudutbredning i gamla granskogar i det övre barrskogsbältet mot fjällen. Den signalerar alltid höga naturvärden och växer i skogar med lång kontinuitet, mest i opåverkade naturskogsbestånd. Arten överlever inte en slutavverkning (inklusive hänsyn) och den finns idag enbart i kontinuitetsskog. Lavens fortsatta förekomst bör säkerställas genom att lokaler med äldre barrskog skyddas. Knottrig blåslav är typisk art för </w:t>
+      </w:r>
+      <w:r>
+        <w:rPr>
+          <w:i/>
+        </w:rPr>
+        <w:t xml:space="preserve">9010 Taiga </w:t>
+      </w:r>
+      <w:r>
+        <w:t>och</w:t>
+      </w:r>
+      <w:r>
+        <w:rPr>
+          <w:i/>
+        </w:rPr>
+        <w:t xml:space="preserve"> 9040 Fjällbjörkskog</w:t>
       </w:r>
     </w:p>
     <w:p>
       <w:r>
-        <w:rPr>
-          <w:b/>
-        </w:rPr>
-        <w:t>Lavskrika (NT, §4)</w:t>
-      </w:r>
-      <w:r>
-        <w:t xml:space="preserve"> är rödlistad som nära hotad och fridlyst enligt 4§ artskyddsförordningen. Den har minskat med 20 (10–30) % under de senaste 15 åren och minskningstakten bedöms vara nära gränsvärdet för sårbar (VU). Lavskrikan är en mycket stationär fågel, som häckar i äldre, slutna och hänglavsrika barrskogar. Nyckelfaktorer är flerskiktad skog med rik undervegetation samt riklig förekomst av hänglavar. Reviren är livslånga med hemområden som varierar mellan 50 och 150 ha. Inom ett revir av hög kvalitet finns det som regel ett eller flera kärnområden (1–20 ha) med relativt tät flerskiktad granskog. Arten missgynnas när flerskiktad skog omförs till enskiktade bestånd och även röjning och hård gallring är starkt negativt. Lavskrikan har relativt stora hemområden och försvinner när den äldre skogen fragmenteras, särskilt allvarligt är när kärnområdena avverkas. Den försvinner successivt framför allt vid dess utbredningsgränser och populationen har minskat kontinuerligt under 2000-talet. Lavskrika är typisk art för </w:t>
-      </w:r>
-      <w:r>
-        <w:rPr>
-          <w:i/>
-        </w:rPr>
-        <w:t>9010 Taiga</w:t>
-      </w:r>
-      <w:r>
-        <w:t xml:space="preserve"> (SLU Artdatabanken, 2026; Skogsstyrelsen 2016).</w:t>
+        <w:t>(SLU Artdatabanken, 2024; Nitare &amp; Skogsstyrelsen, 2019).</w:t>
       </w:r>
     </w:p>
     <w:p>
@@ -543,10 +543,19 @@
         <w:rPr>
           <w:b/>
         </w:rPr>
-        <w:t>Liten svartspik (NT)</w:t>
-      </w:r>
-      <w:r>
-        <w:t xml:space="preserve"> växer på granbark i boreala barrskogar med lång trädkontinuitet och hög luftfuktighet. Orsaken till tillbakagången beror på främst på slutavverkningar av naturskogsartade granskogar. Bestånd med riklig förekomst av liten svartspik bör regelmässigt sparas. Naturhänsyn i samband med slutavverkning måste ske så att man undviker uttorkningseffekter (SLU Artdatabanken, 2024).</w:t>
+        <w:t>Lavskrika (NT, §4)</w:t>
+      </w:r>
+      <w:r>
+        <w:t xml:space="preserve"> är rödlistad som nära hotad och fridlyst enligt 4§ artskyddsförordningen. Den har minskat med 20 (10–30) % under de senaste 15 åren och minskningstakten bedöms vara nära gränsvärdet för sårbar (VU). Lavskrikan är en mycket stationär fågel, som häckar i äldre, slutna och hänglavsrika barrskogar. Nyckelfaktorer är flerskiktad skog med rik undervegetation samt riklig förekomst av hänglavar. Reviren är livslånga med hemområden som varierar mellan 50 och 150 ha. Inom ett revir av hög kvalitet finns det som regel ett eller flera kärnområden (1–20 ha) med relativt tät flerskiktad granskog. Arten missgynnas när flerskiktad skog omförs till enskiktade bestånd och även röjning och hård gallring är starkt negativt. Lavskrikan har relativt stora hemområden och försvinner när den äldre skogen fragmenteras, särskilt allvarligt är när kärnområdena avverkas. Den försvinner successivt framför allt vid dess utbredningsgränser och populationen har minskat kontinuerligt under 2000-talet. Lavskrika är typisk art för </w:t>
+      </w:r>
+      <w:r>
+        <w:rPr>
+          <w:i/>
+        </w:rPr>
+        <w:t>9010 Taiga</w:t>
+      </w:r>
+      <w:r>
+        <w:t xml:space="preserve"> (SLU Artdatabanken, 2026; Skogsstyrelsen 2016).</w:t>
       </w:r>
     </w:p>
     <w:p>
@@ -554,93 +563,57 @@
         <w:rPr>
           <w:b/>
         </w:rPr>
-        <w:t>Rosenticka (NT)</w:t>
-      </w:r>
-      <w:r>
-        <w:t xml:space="preserve">, rödlistad som nära hotad, ingår i en karaktäristisk association av vedsvampar som växer på gamla, grova granlågor i urskogsartade barrskogar. Den är placerad i toppen av Skogsstyrelsens värdepyramid för bedömning av skog med höga naturvärden och indikerar ett granskogsekosystem med långvarig kontinuitet av grova lågor. Artens beroende av grova granlågor innebär att alla skogsskötselåtgärder på eller i omedelbar närhet av lokalerna utgör ett hot på lång sikt. Det är angeläget att populationerna inte ytterligare glesas ut och ett tillräckligt antal områden där arten nu finns måste sparas för framtiden. Rosenticka är typisk art för </w:t>
-      </w:r>
-      <w:r>
-        <w:rPr>
-          <w:i/>
-        </w:rPr>
-        <w:t xml:space="preserve">9010 Taiga </w:t>
-      </w:r>
-      <w:r>
-        <w:t xml:space="preserve">och </w:t>
-      </w:r>
-      <w:r>
-        <w:rPr>
-          <w:i/>
-        </w:rPr>
-        <w:t>9050 Näringsrik granskog</w:t>
-      </w:r>
-      <w:r>
-        <w:t xml:space="preserve"> (Nitare &amp; Skogsstyrelsen, 2019; SLU Artdatabanken, 2024).</w:t>
+        <w:t>Liten svartspik (NT)</w:t>
+      </w:r>
+      <w:r>
+        <w:t xml:space="preserve"> växer på granbark i boreala barrskogar med lång trädkontinuitet och hög luftfuktighet. Orsaken till tillbakagången beror på främst på slutavverkningar av naturskogsartade granskogar. Bestånd med riklig förekomst av liten svartspik bör regelmässigt sparas. Naturhänsyn i samband med slutavverkning måste ske så att man undviker uttorkningseffekter (SLU Artdatabanken, 2024).</w:t>
       </w:r>
     </w:p>
     <w:p>
       <w:r>
         <w:rPr>
           <w:b/>
+        </w:rPr>
+        <w:t>Rosenticka (NT)</w:t>
+      </w:r>
+      <w:r>
+        <w:t xml:space="preserve">, rödlistad som nära hotad, ingår i en karaktäristisk association av vedsvampar som växer på gamla, grova granlågor i urskogsartade barrskogar. Den är placerad i toppen av Skogsstyrelsens värdepyramid för bedömning av skog med höga naturvärden och indikerar ett granskogsekosystem med långvarig kontinuitet av grova lågor. Artens beroende av grova granlågor innebär att alla skogsskötselåtgärder på eller i omedelbar närhet av lokalerna utgör ett hot på lång sikt. Det är angeläget att populationerna inte ytterligare glesas ut och ett tillräckligt antal områden där arten nu finns måste sparas för framtiden. Rosenticka är typisk art för </w:t>
+      </w:r>
+      <w:r>
+        <w:rPr>
           <w:i/>
         </w:rPr>
-        <w:t xml:space="preserve">Rostania pallida </w:t>
-      </w:r>
-      <w:r>
-        <w:rPr>
-          <w:b/>
-        </w:rPr>
-        <w:t>(NT)</w:t>
-      </w:r>
-      <w:r>
-        <w:t xml:space="preserve"> är en sällsynt lav som växer på gamla lövträd och kräver, åtminstone periodvis, hög luftfuktighet. Oftast står lövträden inne i gammal barrskog. Arten påverkas negativt av brist på kontinuitetsskog och en minskning av populationen pågår eller förväntas ske. Minskningstakten för den svenska populationen bedöms vara nära gränsvärdet för sårbar (VU) (SLU Artdatabanken, 2026).</w:t>
+        <w:t xml:space="preserve">9010 Taiga </w:t>
+      </w:r>
+      <w:r>
+        <w:t xml:space="preserve">och </w:t>
+      </w:r>
+      <w:r>
+        <w:rPr>
+          <w:i/>
+        </w:rPr>
+        <w:t>9050 Näringsrik granskog</w:t>
+      </w:r>
+      <w:r>
+        <w:t xml:space="preserve"> (Nitare &amp; Skogsstyrelsen, 2019; SLU Artdatabanken, 2024).</w:t>
       </w:r>
     </w:p>
     <w:p>
       <w:r>
         <w:rPr>
           <w:b/>
-        </w:rPr>
-        <w:t>Skrovellav (NT)</w:t>
-      </w:r>
-      <w:r>
-        <w:t xml:space="preserve"> växer på gamla lövträd och på klippor i gamla skogar med hög och jämn luftfuktighet. Slutavverkning av kontinuitetsskog utgör det största hotet och lavens fortsatta förekomst bör säkerställas genom att lokaler med äldre skog skyddas. I områden med mycket hög luftfuktighet kan man på bålen av skrovellav finna de sällsynta parasitsvamparna skrovellavsknapp (EN), </w:t>
-      </w:r>
-      <w:r>
-        <w:rPr>
           <w:i/>
         </w:rPr>
-        <w:t>Catillaria lobariicola</w:t>
-      </w:r>
-      <w:r>
-        <w:t xml:space="preserve"> (VU) och </w:t>
-      </w:r>
-      <w:r>
-        <w:rPr>
-          <w:i/>
-        </w:rPr>
-        <w:t>Merismatium lobariae</w:t>
-      </w:r>
-      <w:r>
-        <w:t xml:space="preserve"> (DD). Skrovellav är typisk art för </w:t>
-      </w:r>
-      <w:r>
-        <w:rPr>
-          <w:i/>
-        </w:rPr>
-        <w:t xml:space="preserve">9010 Taiga, 9020 Nordlig ädellövskog, 9040 Fjällbjörkskog, 9070 Trädklädd betesmark, 9160 Näringsrik ekskog, 9180 Ädellövskog i branter, 9190 Näringsfattig ekskog, 8210 Kalkbranter </w:t>
-      </w:r>
-      <w:r>
-        <w:t xml:space="preserve">och </w:t>
-      </w:r>
-      <w:r>
-        <w:rPr>
-          <w:i/>
-        </w:rPr>
-        <w:t>6530 Lövängar</w:t>
-      </w:r>
-      <w:r>
-        <w:t xml:space="preserve"> (SLU Artdatabanken, 2026; Nitare &amp; Skogsstyrelsen, 2019).</w:t>
+        <w:t xml:space="preserve">Rostania pallida </w:t>
+      </w:r>
+      <w:r>
+        <w:rPr>
+          <w:b/>
+        </w:rPr>
+        <w:t>(NT)</w:t>
+      </w:r>
+      <w:r>
+        <w:t xml:space="preserve"> är en sällsynt lav som växer på gamla lövträd och kräver, åtminstone periodvis, hög luftfuktighet. Oftast står lövträden inne i gammal barrskog. Arten påverkas negativt av brist på kontinuitetsskog och en minskning av populationen pågår eller förväntas ske. Minskningstakten för den svenska populationen bedöms vara nära gränsvärdet för sårbar (VU) (SLU Artdatabanken, 2026).</w:t>
       </w:r>
     </w:p>
     <w:p>
@@ -648,6 +621,82 @@
         <w:rPr>
           <w:b/>
         </w:rPr>
+        <w:t>Rynkskinn (NT)</w:t>
+      </w:r>
+      <w:r>
+        <w:t xml:space="preserve"> är en vednedbrytare som växer på grova granlågor och ingår i en karaktäristisk association av vedsvampar knutna till urskogsartade barrskogar. Den har klassificerats som en “urskogsindikator” och är placerad i toppen av Skogsstyrelsens värdepyramid för bedömning av skog med höga naturvärden. Allt tyder på att rynkskinn är mycket känslig för skogliga ingrepp och lokalerna, som oftast har höga biologiska kvaliteter, bör lämnas till fri utveckling. Rynkskinn är typisk art för </w:t>
+      </w:r>
+      <w:r>
+        <w:rPr>
+          <w:i/>
+        </w:rPr>
+        <w:t xml:space="preserve">9010 Taiga, 9050 Näringsrik granskog </w:t>
+      </w:r>
+      <w:r>
+        <w:t>och</w:t>
+      </w:r>
+      <w:r>
+        <w:rPr>
+          <w:i/>
+        </w:rPr>
+        <w:t xml:space="preserve"> 9030 Landhöjningsskog</w:t>
+      </w:r>
+      <w:r>
+        <w:t xml:space="preserve"> (Nitare &amp; Skogsstyrelsen, 2019; SLU Artdatabanken, 2026).</w:t>
+      </w:r>
+    </w:p>
+    <w:p>
+      <w:r>
+        <w:rPr>
+          <w:b/>
+        </w:rPr>
+        <w:t>Skrovellav (NT)</w:t>
+      </w:r>
+      <w:r>
+        <w:t xml:space="preserve"> växer på gamla lövträd och på klippor i gamla skogar med hög och jämn luftfuktighet. Slutavverkning av kontinuitetsskog utgör det största hotet och lavens fortsatta förekomst bör säkerställas genom att lokaler med äldre skog skyddas. I områden med mycket hög luftfuktighet kan man på bålen av skrovellav finna de sällsynta parasitsvamparna skrovellavsknapp (EN), </w:t>
+      </w:r>
+      <w:r>
+        <w:rPr>
+          <w:i/>
+        </w:rPr>
+        <w:t>Catillaria lobariicola</w:t>
+      </w:r>
+      <w:r>
+        <w:t xml:space="preserve"> (VU) och </w:t>
+      </w:r>
+      <w:r>
+        <w:rPr>
+          <w:i/>
+        </w:rPr>
+        <w:t>Merismatium lobariae</w:t>
+      </w:r>
+      <w:r>
+        <w:t xml:space="preserve"> (DD). Skrovellav är typisk art för </w:t>
+      </w:r>
+      <w:r>
+        <w:rPr>
+          <w:i/>
+        </w:rPr>
+        <w:t xml:space="preserve">9010 Taiga, 9020 Nordlig ädellövskog, 9040 Fjällbjörkskog, 9070 Trädklädd betesmark, 9160 Näringsrik ekskog, 9180 Ädellövskog i branter, 9190 Näringsfattig ekskog, 8210 Kalkbranter </w:t>
+      </w:r>
+      <w:r>
+        <w:t xml:space="preserve">och </w:t>
+      </w:r>
+      <w:r>
+        <w:rPr>
+          <w:i/>
+        </w:rPr>
+        <w:t>6530 Lövängar</w:t>
+      </w:r>
+      <w:r>
+        <w:t xml:space="preserve"> (SLU Artdatabanken, 2026; Nitare &amp; Skogsstyrelsen, 2019).</w:t>
+      </w:r>
+    </w:p>
+    <w:p>
+      <w:r>
+        <w:rPr>
+          <w:b/>
+        </w:rPr>
         <w:t>Stjärntagging (NT)</w:t>
       </w:r>
       <w:r>
@@ -670,6 +719,17 @@
       </w:r>
       <w:r>
         <w:t xml:space="preserve"> (SLU Artdatabanken, 2024; Nitare &amp; Skogsstyrelsen, 2019).</w:t>
+      </w:r>
+    </w:p>
+    <w:p>
+      <w:r>
+        <w:rPr>
+          <w:b/>
+        </w:rPr>
+        <w:t>Talltita (NT, §4)</w:t>
+      </w:r>
+      <w:r>
+        <w:t>, rödlistad som nära hotad och prioriterad art i Skogsvårdslagen, har häckningsrevir i anmälan. Arten har minskat kraftigt de senaste 30 åren och minskningstakten innevarande 10-årsperiod beräknas till 20 (10–30) %. Talltitan är synnerligen trogen sitt cirka 15 hektar stora revir och är beroende av flerskiktade olikåldriga skogar för att kunna föda upp sina ungar. Talltitan försvinner om dess livsmiljö kalavverkas (Eggers &amp; Low, 2014; Ekman, 1979; Griesser et al, 2007; Klein, 2020; Siffczyk et al, 2003; SLU Artdatabanken, 2021).</w:t>
       </w:r>
     </w:p>
     <w:p>
@@ -1326,7 +1386,7 @@
         <w:rPr>
           <w:i/>
         </w:rPr>
-        <w:t>I det aktuella skogsområdet har 33 rödlistade arter och signalarter påträffats. Detta ska jämföras med Skogsstyrelsens uppföljning 2017 av nyckelbiotoper som visade att man i genomsnitt hittar 20,6 olika rödlistade arter och signalarter i en nyckelbiotop (Wijk, S. 2017. Biologisk mångfald i nyckelbiotoper – Resultat från inventeringen “Uppföljning biologisk mångfald” 2009–2015. Rapport 4/2017 Skogsstyrelsen, Jönköping).</w:t>
+        <w:t>I det aktuella skogsområdet har 37 rödlistade arter och signalarter påträffats. Detta ska jämföras med Skogsstyrelsens uppföljning 2017 av nyckelbiotoper som visade att man i genomsnitt hittar 20,6 olika rödlistade arter och signalarter i en nyckelbiotop (Wijk, S. 2017. Biologisk mångfald i nyckelbiotoper – Resultat från inventeringen “Uppföljning biologisk mångfald” 2009–2015. Rapport 4/2017 Skogsstyrelsen, Jönköping).</w:t>
       </w:r>
     </w:p>
     <w:p>
@@ -1355,7 +1415,7 @@
         <w:rPr>
           <w:i/>
         </w:rPr>
-        <w:t>I det aktuella skogsområdet har 38 naturvårdsarter varav 24 rödlistade arter sina livsmiljöer och växtplatser.</w:t>
+        <w:t>I det aktuella skogsområdet har 43 naturvårdsarter varav 28 rödlistade arter sina livsmiljöer och växtplatser.</w:t>
       </w:r>
     </w:p>
     <w:p>
@@ -1630,6 +1690,126 @@
     <w:p>
       <w:r>
         <w:t xml:space="preserve">SLU Artdatabanken, 2026. </w:t>
+      </w:r>
+      <w:r>
+        <w:rPr>
+          <w:i/>
+        </w:rPr>
+        <w:t xml:space="preserve">Artfaktablad. Naturvård – artfakta. </w:t>
+      </w:r>
+      <w:r>
+        <w:t>SLU Artdatabanken, Uppsala</w:t>
+      </w:r>
+    </w:p>
+    <w:p>
+      <w:pPr>
+        <w:pStyle w:val="Heading1"/>
+      </w:pPr>
+      <w:r>
+        <w:t>Talltita – ekologi samt krav på livsmiljön</w:t>
+      </w:r>
+    </w:p>
+    <w:p>
+      <w:r>
+        <w:t>Talltita är rödlistad som NT, fridlyst och prioriterad art i Skogsvårdslagen. Den omfattas av EU:s fågeldirektiv. Arten har minskat kraftigt de senaste 30 åren och minskningstakten innevarande 10-årsperiod beräknas till 20 (10–30) % (SLU Artdatabanken, 2022).</w:t>
+      </w:r>
+    </w:p>
+    <w:p>
+      <w:r>
+        <w:t>Talltita föredrar större sammanhängande barrskogar, och finns såväl i tallskog som granskog och i lövblandad barrskog. Skogens struktur är viktig och ska helst vara flerskiktad med riklig underväxt av mindre granar, björk och andra lövträd och buskar. Tillgång på murknande högstubbar är särskilt viktig, eftersom talltitan helst själv hackar ut sitt bohål (SLU Artdatabanken, 2022).</w:t>
+      </w:r>
+    </w:p>
+    <w:p>
+      <w:r>
+        <w:t>Det finns flera studier som visar att talltita är känslig för gallring och inte överlever när dess livsmiljö kalavverkas (Eggers and Low, 2014; Griesser et al., 2007; Klein, 2020). Talltitans revir är förhållandevis stora, 10–20 hektar och arten missgynnas när skogen fragmenteras. Kalavverkning av större delar av reviret innebär att det överges (Artdatabanken, 2021).</w:t>
+      </w:r>
+    </w:p>
+    <w:p>
+      <w:r>
+        <w:t>Talltitan är synnerligen trogen sitt revir så länge paret lever och biotopen förblir intakt. Paret stannar i sitt revir året om. En förlust av ett revir har därför en stor inverkan på den lokala populationen och trakthyggesbruket anses vara orsak till den svenska populationens kraftiga minskning. Talltiteparets revirtrohet innebär att närhelst under året man observerar en adult talltita så ingår denna plats i reviret (Siffczyk et al., 2003; Ekman, 1979).</w:t>
+      </w:r>
+    </w:p>
+    <w:p>
+      <w:pPr>
+        <w:pStyle w:val="Heading2"/>
+      </w:pPr>
+      <w:r>
+        <w:t>Referenser – talltita</w:t>
+      </w:r>
+    </w:p>
+    <w:p>
+      <w:r>
+        <w:t xml:space="preserve">Eggers, S., Low, M., 2014. </w:t>
+      </w:r>
+      <w:r>
+        <w:rPr>
+          <w:i/>
+        </w:rPr>
+        <w:t xml:space="preserve">Differential demographic responses of sympatric Parids to vegetation management in boreal forest. </w:t>
+      </w:r>
+      <w:r>
+        <w:t>For. Ecol. Manage. 319, 169–175.</w:t>
+      </w:r>
+    </w:p>
+    <w:p>
+      <w:r>
+        <w:t xml:space="preserve">Ekman, J., 1979. </w:t>
+      </w:r>
+      <w:r>
+        <w:rPr>
+          <w:i/>
+        </w:rPr>
+        <w:t xml:space="preserve">Coherence, composition and territories of winter social groups of the Willow Tit Parus montanus and the Crested Tit P. cristatus. </w:t>
+      </w:r>
+      <w:r>
+        <w:t>Ornis Scandinavica, 10, pp 56–68</w:t>
+      </w:r>
+    </w:p>
+    <w:p>
+      <w:r>
+        <w:t xml:space="preserve">Griesser, M., Nystrand, M., Eggers, S., Ekman, J., 2007. </w:t>
+      </w:r>
+      <w:r>
+        <w:rPr>
+          <w:i/>
+        </w:rPr>
+        <w:t xml:space="preserve">Impact of forestry practices on fitness correlates and population productivity in an open-nesting bird species. </w:t>
+      </w:r>
+      <w:r>
+        <w:t>Conserv. Biol. 21, 767–774. https://doi.org/10.1111/j.1523- 1739.2007.00675.x</w:t>
+      </w:r>
+    </w:p>
+    <w:p>
+      <w:r>
+        <w:t xml:space="preserve">Klein, J., 2020. </w:t>
+      </w:r>
+      <w:r>
+        <w:rPr>
+          <w:i/>
+        </w:rPr>
+        <w:t xml:space="preserve">The forgotten forest – On thinning, retention, and biodiversity in the boreal forest. </w:t>
+      </w:r>
+      <w:r>
+        <w:t>Doctoral Thesis No. 2020:50</w:t>
+      </w:r>
+    </w:p>
+    <w:p>
+      <w:r>
+        <w:t xml:space="preserve">Siffczyk, C., Brotons, L., Kangas, K., Orell, M., 2003. </w:t>
+      </w:r>
+      <w:r>
+        <w:rPr>
+          <w:i/>
+        </w:rPr>
+        <w:t xml:space="preserve">Home range size of willow tits. </w:t>
+      </w:r>
+      <w:r>
+        <w:t>Oecologica, 136, 635–642 (2003)</w:t>
+      </w:r>
+    </w:p>
+    <w:p>
+      <w:r>
+        <w:t xml:space="preserve">SLU Artdatabanken, 2021. </w:t>
       </w:r>
       <w:r>
         <w:rPr>

--- a/klagomål/Muorkenåive-Ássjátj N FSC-klagomål.docx
+++ b/klagomål/Muorkenåive-Ássjátj N FSC-klagomål.docx
@@ -178,7 +178,7 @@
       <w:r>
         <w:drawing>
           <wp:inline xmlns:a="http://schemas.openxmlformats.org/drawingml/2006/main" xmlns:pic="http://schemas.openxmlformats.org/drawingml/2006/picture">
-            <wp:extent cx="5486400" cy="4583312"/>
+            <wp:extent cx="5486400" cy="4702089"/>
             <wp:docPr id="1" name="Picture 1"/>
             <wp:cNvGraphicFramePr>
               <a:graphicFrameLocks noChangeAspect="1"/>
@@ -199,7 +199,7 @@
                   <pic:spPr>
                     <a:xfrm>
                       <a:off x="0" y="0"/>
-                      <a:ext cx="5486400" cy="4583312"/>
+                      <a:ext cx="5486400" cy="4702089"/>
                     </a:xfrm>
                     <a:prstGeom prst="rect"/>
                   </pic:spPr>
@@ -221,7 +221,7 @@
     </w:p>
     <w:p>
       <w:r>
-        <w:t>I och inom 10 meter från området finns fynd av 43 naturvårdsarter, varav 28 är rödlistade, 7 är fridlysta, 30 är typiska (T) och 9 är signalarter (S): garnlav (VU, T), grantickeporing (VU), grenlav (VU), gränsticka (VU, T), Lecidea subhumida (VU), nordlig parasitporing (VU), ostticka (VU, T), sprickporing (VU), vitskaftad svartspik (VU, T), blanksvart spiklav (NT), blågrå svartspik (NT), brunklöver (NT), dvärgbägarlav (NT, T), gammelgransskål (NT, T), harticka (NT, T), knottrig blåslav (NT, T), lavskrika (NT, T, §4), liten svartspik (NT), rosenticka (NT, T), Rostania pallida (NT), rynkskinn (NT, T), skrovellav (NT, T), stjärntagging (NT, T), talltita (NT, §4), tretåig hackspett (NT, T, §4), ullticka (NT, T), vedskivlav (NT, T), vitgrynig nållav (NT), blodticka (S, T), bårdlav (S, T), gulnål (S, T), korallrot (S, T, §8), luddlav (S, T), spindelblomster (S, T, §8), stuplav (S, T), vedticka (S, T), ögonpyrola (S, T), brudborste (T), ekbräken (T), nordisk stormhatt (T), ormbär (T), tjäder (T, §4) och fläcknycklar (§8). Se Figur 1.</w:t>
+        <w:t>I och inom 10 meter från området finns fynd av 47 naturvårdsarter, varav 31 är rödlistade, 7 är fridlysta, 33 är typiska (T) och 10 är signalarter (S): garnlav (VU, T), grantickeporing (VU), grenlav (VU), gränsticka (VU, T), kristallticka (VU), Lecidea subhumida (VU), nordlig parasitporing (VU), ostticka (VU, T), sprickporing (VU), vitskaftad svartspik (VU, T), blanksvart spiklav (NT), blågrå svartspik (NT), brunklöver (NT), doftskinn (NT, T), dvärgbägarlav (NT, T), gammelgransskål (NT, T), harticka (NT, T), knottrig blåslav (NT, T), lavskrika (NT, T, §4), liten svartspik (NT), rosenticka (NT, T), Rostania pallida (NT), rynkskinn (NT, T), rödbrun blekspik (NT, T), skrovellav (NT, T), stjärntagging (NT, T), talltita (NT, §4), tretåig hackspett (NT, T, §4), ullticka (NT, T), vedskivlav (NT, T), vitgrynig nållav (NT), barkticka (S, T), blodticka (S, T), bårdlav (S, T), gulnål (S, T), korallrot (S, T, §8), luddlav (S, T), spindelblomster (S, T, §8), stuplav (S, T), vedticka (S, T), ögonpyrola (S, T), brudborste (T), ekbräken (T), nordisk stormhatt (T), ormbär (T), tjäder (T, §4) och fläcknycklar (§8). Se Figur 1.</w:t>
       </w:r>
     </w:p>
     <w:p>
@@ -322,38 +322,29 @@
       <w:r>
         <w:rPr>
           <w:b/>
-          <w:i/>
-        </w:rPr>
-        <w:t xml:space="preserve">Lecidea subhumida </w:t>
-      </w:r>
-      <w:r>
-        <w:rPr>
-          <w:b/>
-        </w:rPr>
-        <w:t>(VU)</w:t>
-      </w:r>
-      <w:r>
-        <w:t xml:space="preserve"> är en skivlav som växer på ved (grenar, stam) av gamla tallar i subalpin skog. Arten påverkas negativt av brist på kontinuitetsskog och en minskning av populationen pågår eller förväntas ske. Antalet individer bedöms vara lägre än gränsvärdet för sårbar (VU) (SLU Artdatabanken, 2026).</w:t>
+        </w:rPr>
+        <w:t>Kristallticka (VU)</w:t>
+      </w:r>
+      <w:r>
+        <w:t xml:space="preserve"> är en mycket krävande art som växer i urskogsartade barrnaturskogar där det finns rikligt med grov död ved i olika nedbrytningsstadier. Den är placerad högst upp i Skogsstyrelsens värdepyramid för bedömning av skog med höga naturvärden och är en av våra främsta naturvärdesindikatorer på skyddsvärda barrnaturskogar. Alla skogsskötselåtgärder på eller i omedelbar närhet av lokalerna påverkar arten negativt liksom den minskande andelen död ved i kulturskogarna (SLU Artdatabanken, 2024; Nitare &amp; Skogsstyrelsen, 2019).</w:t>
       </w:r>
     </w:p>
     <w:p>
       <w:r>
         <w:rPr>
           <w:b/>
-        </w:rPr>
-        <w:t>Nordlig parasitporing (VU)</w:t>
-      </w:r>
-      <w:r>
-        <w:t xml:space="preserve"> växer på döda, liggande, grova stammar av framförallt gran, någon gång tall och påträffas i mager granskog, ofta naturskogsartad eller i fjällnära skog. Artens substrat, lågor förrötade av violticke-arter (</w:t>
-      </w:r>
-      <w:r>
-        <w:rPr>
           <w:i/>
         </w:rPr>
-        <w:t>Trichaptum spp</w:t>
-      </w:r>
-      <w:r>
-        <w:t>) bedöms inte vara på tillbakagång, däremot minskar arealen kontinuitetsskogar i norr vilket utgör artens huvudsakliga livsmiljöer. Lokaler med arten måste skyddas från kalavverkning och skogliga åtgärder (SLU Artdatabanken, 2025).</w:t>
+        <w:t xml:space="preserve">Lecidea subhumida </w:t>
+      </w:r>
+      <w:r>
+        <w:rPr>
+          <w:b/>
+        </w:rPr>
+        <w:t>(VU)</w:t>
+      </w:r>
+      <w:r>
+        <w:t xml:space="preserve"> är en skivlav som växer på ved (grenar, stam) av gamla tallar i subalpin skog. Arten påverkas negativt av brist på kontinuitetsskog och en minskning av populationen pågår eller förväntas ske. Antalet individer bedöms vara lägre än gränsvärdet för sårbar (VU) (SLU Artdatabanken, 2026).</w:t>
       </w:r>
     </w:p>
     <w:p>
@@ -361,28 +352,19 @@
         <w:rPr>
           <w:b/>
         </w:rPr>
-        <w:t xml:space="preserve">Ostticka (VU) </w:t>
-      </w:r>
-      <w:r>
-        <w:t xml:space="preserve">växer huvudsakligen på grova granlågor i urskogsartad barrskog. Växtplatserna ligger vanligtvis i brandrefugiala områden med relativt hög luftfuktighet där skogen under lång tid haft en intern beståndsdynamik med successivt avdöende träd. Alla skogsskötselåtgärder på eller i omedelbar närhet av lokalerna inverkar negativt på artens fortlevnad. Ostticka är typisk art för </w:t>
+        <w:t>Nordlig parasitporing (VU)</w:t>
+      </w:r>
+      <w:r>
+        <w:t xml:space="preserve"> växer på döda, liggande, grova stammar av framförallt gran, någon gång tall och påträffas i mager granskog, ofta naturskogsartad eller i fjällnära skog. Artens substrat, lågor förrötade av violticke-arter (</w:t>
       </w:r>
       <w:r>
         <w:rPr>
           <w:i/>
         </w:rPr>
-        <w:t xml:space="preserve">9010 Taiga </w:t>
-      </w:r>
-      <w:r>
-        <w:t xml:space="preserve">och </w:t>
-      </w:r>
-      <w:r>
-        <w:rPr>
-          <w:i/>
-        </w:rPr>
-        <w:t>9030 Landhöjningsskog</w:t>
-      </w:r>
-      <w:r>
-        <w:t xml:space="preserve"> (SLU Artdatabanken, 2024; Nitare &amp; Skogsstyrelsen, 2019).</w:t>
+        <w:t>Trichaptum spp</w:t>
+      </w:r>
+      <w:r>
+        <w:t>) bedöms inte vara på tillbakagång, däremot minskar arealen kontinuitetsskogar i norr vilket utgör artens huvudsakliga livsmiljöer. Lokaler med arten måste skyddas från kalavverkning och skogliga åtgärder (SLU Artdatabanken, 2025).</w:t>
       </w:r>
     </w:p>
     <w:p>
@@ -390,10 +372,28 @@
         <w:rPr>
           <w:b/>
         </w:rPr>
-        <w:t>Sprickporing (VU)</w:t>
-      </w:r>
-      <w:r>
-        <w:t>, rödlistad som sårbar, är en sällsynt art som växer på senvuxen gran i lågproduktiva miljöer, ett substrat som nybildas i mycket liten skala i modern produktionsskog. Arten bedöms ha minskat kraftigt, med mer än 30 % över de senaste 20 åren, huvudsakligen på grund av slutavverkningar. I bestånd där arten förekommer måste skogsbruk undvikas. Fler av artens lokaler bör skyddas (SLU Artdatabanken, 2024).</w:t>
+        <w:t xml:space="preserve">Ostticka (VU) </w:t>
+      </w:r>
+      <w:r>
+        <w:t xml:space="preserve">växer huvudsakligen på grova granlågor i urskogsartad barrskog. Växtplatserna ligger vanligtvis i brandrefugiala områden med relativt hög luftfuktighet där skogen under lång tid haft en intern beståndsdynamik med successivt avdöende träd. Alla skogsskötselåtgärder på eller i omedelbar närhet av lokalerna inverkar negativt på artens fortlevnad. Ostticka är typisk art för </w:t>
+      </w:r>
+      <w:r>
+        <w:rPr>
+          <w:i/>
+        </w:rPr>
+        <w:t xml:space="preserve">9010 Taiga </w:t>
+      </w:r>
+      <w:r>
+        <w:t xml:space="preserve">och </w:t>
+      </w:r>
+      <w:r>
+        <w:rPr>
+          <w:i/>
+        </w:rPr>
+        <w:t>9030 Landhöjningsskog</w:t>
+      </w:r>
+      <w:r>
+        <w:t xml:space="preserve"> (SLU Artdatabanken, 2024; Nitare &amp; Skogsstyrelsen, 2019).</w:t>
       </w:r>
     </w:p>
     <w:p>
@@ -401,19 +401,10 @@
         <w:rPr>
           <w:b/>
         </w:rPr>
-        <w:t>Vitskaftad svartspik (VU)</w:t>
-      </w:r>
-      <w:r>
-        <w:t xml:space="preserve"> förekommer främst i naturskog på gamla senvuxna granar och signalerar alltid höga naturvärden. Alla skogliga åtgärder som kan påverka markvatten och luftfuktighet på i närheten av lokaler utgör ett hot. Avverkning av naturskogar utgör ett allvarligt hot och alla skogsskötselåtgärder på eller i närheten av växtplatserna bör undvikas. Lämpligt stora reservat av naturskogstyp bör bevaras. Vitskaftad svartspik är typisk art för </w:t>
-      </w:r>
-      <w:r>
-        <w:rPr>
-          <w:i/>
-        </w:rPr>
-        <w:t>9010 Taiga</w:t>
-      </w:r>
-      <w:r>
-        <w:t xml:space="preserve"> (SLU Artdatabanken, 2026; Nitare &amp; Skogsstyrelsen, 2019).</w:t>
+        <w:t>Sprickporing (VU)</w:t>
+      </w:r>
+      <w:r>
+        <w:t>, rödlistad som sårbar, är en sällsynt art som växer på senvuxen gran i lågproduktiva miljöer, ett substrat som nybildas i mycket liten skala i modern produktionsskog. Arten bedöms ha minskat kraftigt, med mer än 30 % över de senaste 20 åren, huvudsakligen på grund av slutavverkningar. I bestånd där arten förekommer måste skogsbruk undvikas. Fler av artens lokaler bör skyddas (SLU Artdatabanken, 2024).</w:t>
       </w:r>
     </w:p>
     <w:p>
@@ -421,10 +412,19 @@
         <w:rPr>
           <w:b/>
         </w:rPr>
-        <w:t>Blanksvart spiklav (NT)</w:t>
-      </w:r>
-      <w:r>
-        <w:t xml:space="preserve"> förekommer på torr, hård, gammal kärnved men även på äldre ytved av tall i naturskogsartade bestånd med begränsad brandpåverkan och ostörd hydrologi. Skogsbruksåtgärder på eller i närheten av lokaler med blanksvart spiklav utgör ett hot. Naturskogsartade öppna tall- och barrblandskogar med blanksvart spiklav indikerar höga biologiska värden och bör bevaras (SLU Artdatabanken, 2024).</w:t>
+        <w:t>Vitskaftad svartspik (VU)</w:t>
+      </w:r>
+      <w:r>
+        <w:t xml:space="preserve"> förekommer främst i naturskog på gamla senvuxna granar och signalerar alltid höga naturvärden. Alla skogliga åtgärder som kan påverka markvatten och luftfuktighet på i närheten av lokaler utgör ett hot. Avverkning av naturskogar utgör ett allvarligt hot och alla skogsskötselåtgärder på eller i närheten av växtplatserna bör undvikas. Lämpligt stora reservat av naturskogstyp bör bevaras. Vitskaftad svartspik är typisk art för </w:t>
+      </w:r>
+      <w:r>
+        <w:rPr>
+          <w:i/>
+        </w:rPr>
+        <w:t>9010 Taiga</w:t>
+      </w:r>
+      <w:r>
+        <w:t xml:space="preserve"> (SLU Artdatabanken, 2026; Nitare &amp; Skogsstyrelsen, 2019).</w:t>
       </w:r>
     </w:p>
     <w:p>
@@ -432,10 +432,10 @@
         <w:rPr>
           <w:b/>
         </w:rPr>
-        <w:t>Blågrå svartspik (NT)</w:t>
-      </w:r>
-      <w:r>
-        <w:t xml:space="preserve"> växer på torr, hård ved av gamla, solbelysta torrakor, högstubbar av tall och grova döda grenar på levande tallar i öppna bestånd av naturskogskaraktär. Nästan alltid rör det sig om tjärrika torrträd och högstubbar (töreved, keloträd) som kan vara en bra bit över hundra år, i vissa fall sannolikt hundratals år gamla. Skogsbruk är idag det allvarligaste hotet. Ett långsiktigt hot är att nybildningen av gamla torrakor och högstubbar är en långsam process vilken ofta är beroende av skogsbrand. Nytt substrat bildas numera sannolikt nästan inte alls då antalet naturliga skogsbränder har minskat drastiskt på grund av effektivare brandbekämpning. Döda träd som lämnas efter avverkning är inte lämpliga för arten, eftersom dessa träd inte varit utsatta för skogsbrand och bildat tjärrik ved. Skogsbruksåtgärder på eller i närheten av växtplatserna bör undvikas. Naturskogsartade skogar med förekomst av arten indikerar höga biologiska värden och bör bevaras. Blågrå svartspik har en mycket begränsad utbredning utanför de nordiska länderna varför dessa länder har ett speciellt ansvar för arten (SLU Artdatabanken, 2024).</w:t>
+        <w:t>Blanksvart spiklav (NT)</w:t>
+      </w:r>
+      <w:r>
+        <w:t xml:space="preserve"> förekommer på torr, hård, gammal kärnved men även på äldre ytved av tall i naturskogsartade bestånd med begränsad brandpåverkan och ostörd hydrologi. Skogsbruksåtgärder på eller i närheten av lokaler med blanksvart spiklav utgör ett hot. Naturskogsartade öppna tall- och barrblandskogar med blanksvart spiklav indikerar höga biologiska värden och bör bevaras (SLU Artdatabanken, 2024).</w:t>
       </w:r>
     </w:p>
     <w:p>
@@ -443,19 +443,10 @@
         <w:rPr>
           <w:b/>
         </w:rPr>
-        <w:t>Dvärgbägarlav (NT)</w:t>
-      </w:r>
-      <w:r>
-        <w:t xml:space="preserve"> förekommer över hela Sverige på gammal hård ved, huvudsakligen på tall men i södra Sverige även på ek. Veden utgörs framförallt av grova stubbar, lågor och grenar. Substratet har blivit sällsyntare och nybildning av substrat sker bara i begränsad omfattning. Arten hotas av att grova lågor blir allt sällsyntare i dagens kulturskogar samt att nybildningen av lämpliga substrat går mycket långsamt. En riklig tillgång på gamla tall- eller eklågor måste säkerställas på artens lokaler. Dvärgbägarlav är typisk art för </w:t>
-      </w:r>
-      <w:r>
-        <w:rPr>
-          <w:i/>
-        </w:rPr>
-        <w:t>9010 Taiga</w:t>
-      </w:r>
-      <w:r>
-        <w:t xml:space="preserve"> (SLU Artdatabanken, 2024; Nitare &amp; Skogsstyrelsen, 2019).</w:t>
+        <w:t>Blågrå svartspik (NT)</w:t>
+      </w:r>
+      <w:r>
+        <w:t xml:space="preserve"> växer på torr, hård ved av gamla, solbelysta torrakor, högstubbar av tall och grova döda grenar på levande tallar i öppna bestånd av naturskogskaraktär. Nästan alltid rör det sig om tjärrika torrträd och högstubbar (töreved, keloträd) som kan vara en bra bit över hundra år, i vissa fall sannolikt hundratals år gamla. Skogsbruk är idag det allvarligaste hotet. Ett långsiktigt hot är att nybildningen av gamla torrakor och högstubbar är en långsam process vilken ofta är beroende av skogsbrand. Nytt substrat bildas numera sannolikt nästan inte alls då antalet naturliga skogsbränder har minskat drastiskt på grund av effektivare brandbekämpning. Döda träd som lämnas efter avverkning är inte lämpliga för arten, eftersom dessa träd inte varit utsatta för skogsbrand och bildat tjärrik ved. Skogsbruksåtgärder på eller i närheten av växtplatserna bör undvikas. Naturskogsartade skogar med förekomst av arten indikerar höga biologiska värden och bör bevaras. Blågrå svartspik har en mycket begränsad utbredning utanför de nordiska länderna varför dessa länder har ett speciellt ansvar för arten (SLU Artdatabanken, 2024).</w:t>
       </w:r>
     </w:p>
     <w:p>
@@ -463,19 +454,19 @@
         <w:rPr>
           <w:b/>
         </w:rPr>
-        <w:t>Gammelgransskål (NT)</w:t>
-      </w:r>
-      <w:r>
-        <w:t xml:space="preserve"> är en liten skålsvamp som växer på gamla granar med skrovlig bark. Typiska växtplatser är gransumpskog i myrkanter, bäckdråg, bäckraviner och skuggiga bergssluttningar, men också skog på torrare mark kan hysa arten om beståndet har stark naturskogskaraktär. Bestånd med arten bör behandlas som nyckelbiotoper och sparas vid en slutavverkning. Även gallring bör undvikas. Gammelgransskål är typisk art för </w:t>
+        <w:t>Doftskinn (NT)</w:t>
+      </w:r>
+      <w:r>
+        <w:t xml:space="preserve">, rödlistad som nära hotad, är en mycket bra signalart för boreal granskog och indikerar ett gran-skogsekosystem med lång kontinuitet av grova lågor. Arten är placerad i toppen av Skogsstyrelsens värdepyramid för bedömning av skog med höga naturvärden och har klassats som en “urskogsindikator”, då den förekommer med ett tydligt optimum i helt eller nästan helt orörda skogar. Doftskinn är typisk art för </w:t>
       </w:r>
       <w:r>
         <w:rPr>
           <w:i/>
         </w:rPr>
-        <w:t>9010 Taiga</w:t>
-      </w:r>
-      <w:r>
-        <w:t xml:space="preserve"> (SLU Artdatabanken, 2024; Nitare &amp; Skogsstyrelsen, 2019).</w:t>
+        <w:t xml:space="preserve">9010 Taiga </w:t>
+      </w:r>
+      <w:r>
+        <w:t>(SLU Artdatabanken, 2025; Nitare &amp; Skogsstyrelsen, 2019).</w:t>
       </w:r>
     </w:p>
     <w:p>
@@ -483,25 +474,16 @@
         <w:rPr>
           <w:b/>
         </w:rPr>
-        <w:t>Harticka (NT)</w:t>
-      </w:r>
-      <w:r>
-        <w:t xml:space="preserve"> är normalt en mycket bra signalart för granskogar med höga naturvärden. Även när svampen påträffas i mer påverkade skogar är det nästan alltid fråga om skogsmiljöer i sena successionsstadier med höga naturvärden. Skogsskötselåtgärder på eller i omedelbar närhet av växtplatserna kan innebära ett hot mot arten. Harticka är typisk art för </w:t>
+        <w:t>Dvärgbägarlav (NT)</w:t>
+      </w:r>
+      <w:r>
+        <w:t xml:space="preserve"> förekommer över hela Sverige på gammal hård ved, huvudsakligen på tall men i södra Sverige även på ek. Veden utgörs framförallt av grova stubbar, lågor och grenar. Substratet har blivit sällsyntare och nybildning av substrat sker bara i begränsad omfattning. Arten hotas av att grova lågor blir allt sällsyntare i dagens kulturskogar samt att nybildningen av lämpliga substrat går mycket långsamt. En riklig tillgång på gamla tall- eller eklågor måste säkerställas på artens lokaler. Dvärgbägarlav är typisk art för </w:t>
       </w:r>
       <w:r>
         <w:rPr>
           <w:i/>
         </w:rPr>
-        <w:t xml:space="preserve">9010 Taiga, 9050 Näringsrik granskog </w:t>
-      </w:r>
-      <w:r>
-        <w:t xml:space="preserve">och </w:t>
-      </w:r>
-      <w:r>
-        <w:rPr>
-          <w:i/>
-        </w:rPr>
-        <w:t>9030 Landhöjningsskog</w:t>
+        <w:t>9010 Taiga</w:t>
       </w:r>
       <w:r>
         <w:t xml:space="preserve"> (SLU Artdatabanken, 2024; Nitare &amp; Skogsstyrelsen, 2019).</w:t>
@@ -512,30 +494,48 @@
         <w:rPr>
           <w:b/>
         </w:rPr>
-        <w:t>Knottrig blåslav (NT)</w:t>
-      </w:r>
-      <w:r>
-        <w:t xml:space="preserve"> har sin huvudutbredning i gamla granskogar i det övre barrskogsbältet mot fjällen. Den signalerar alltid höga naturvärden och växer i skogar med lång kontinuitet, mest i opåverkade naturskogsbestånd. Arten överlever inte en slutavverkning (inklusive hänsyn) och den finns idag enbart i kontinuitetsskog. Lavens fortsatta förekomst bör säkerställas genom att lokaler med äldre barrskog skyddas. Knottrig blåslav är typisk art för </w:t>
+        <w:t>Gammelgransskål (NT)</w:t>
+      </w:r>
+      <w:r>
+        <w:t xml:space="preserve"> är en liten skålsvamp som växer på gamla granar med skrovlig bark. Typiska växtplatser är gransumpskog i myrkanter, bäckdråg, bäckraviner och skuggiga bergssluttningar, men också skog på torrare mark kan hysa arten om beståndet har stark naturskogskaraktär. Bestånd med arten bör behandlas som nyckelbiotoper och sparas vid en slutavverkning. Även gallring bör undvikas. Gammelgransskål är typisk art för </w:t>
       </w:r>
       <w:r>
         <w:rPr>
           <w:i/>
         </w:rPr>
-        <w:t xml:space="preserve">9010 Taiga </w:t>
-      </w:r>
-      <w:r>
-        <w:t>och</w:t>
-      </w:r>
-      <w:r>
-        <w:rPr>
-          <w:i/>
-        </w:rPr>
-        <w:t xml:space="preserve"> 9040 Fjällbjörkskog</w:t>
+        <w:t>9010 Taiga</w:t>
+      </w:r>
+      <w:r>
+        <w:t xml:space="preserve"> (SLU Artdatabanken, 2024; Nitare &amp; Skogsstyrelsen, 2019).</w:t>
       </w:r>
     </w:p>
     <w:p>
       <w:r>
-        <w:t>(SLU Artdatabanken, 2024; Nitare &amp; Skogsstyrelsen, 2019).</w:t>
+        <w:rPr>
+          <w:b/>
+        </w:rPr>
+        <w:t>Harticka (NT)</w:t>
+      </w:r>
+      <w:r>
+        <w:t xml:space="preserve"> är normalt en mycket bra signalart för granskogar med höga naturvärden. Även när svampen påträffas i mer påverkade skogar är det nästan alltid fråga om skogsmiljöer i sena successionsstadier med höga naturvärden. Skogsskötselåtgärder på eller i omedelbar närhet av växtplatserna kan innebära ett hot mot arten. Harticka är typisk art för </w:t>
+      </w:r>
+      <w:r>
+        <w:rPr>
+          <w:i/>
+        </w:rPr>
+        <w:t xml:space="preserve">9010 Taiga, 9050 Näringsrik granskog </w:t>
+      </w:r>
+      <w:r>
+        <w:t xml:space="preserve">och </w:t>
+      </w:r>
+      <w:r>
+        <w:rPr>
+          <w:i/>
+        </w:rPr>
+        <w:t>9030 Landhöjningsskog</w:t>
+      </w:r>
+      <w:r>
+        <w:t xml:space="preserve"> (SLU Artdatabanken, 2024; Nitare &amp; Skogsstyrelsen, 2019).</w:t>
       </w:r>
     </w:p>
     <w:p>
@@ -543,30 +543,30 @@
         <w:rPr>
           <w:b/>
         </w:rPr>
-        <w:t>Lavskrika (NT, §4)</w:t>
-      </w:r>
-      <w:r>
-        <w:t xml:space="preserve"> är rödlistad som nära hotad och fridlyst enligt 4§ artskyddsförordningen. Den har minskat med 20 (10–30) % under de senaste 15 åren och minskningstakten bedöms vara nära gränsvärdet för sårbar (VU). Lavskrikan är en mycket stationär fågel, som häckar i äldre, slutna och hänglavsrika barrskogar. Nyckelfaktorer är flerskiktad skog med rik undervegetation samt riklig förekomst av hänglavar. Reviren är livslånga med hemområden som varierar mellan 50 och 150 ha. Inom ett revir av hög kvalitet finns det som regel ett eller flera kärnområden (1–20 ha) med relativt tät flerskiktad granskog. Arten missgynnas när flerskiktad skog omförs till enskiktade bestånd och även röjning och hård gallring är starkt negativt. Lavskrikan har relativt stora hemområden och försvinner när den äldre skogen fragmenteras, särskilt allvarligt är när kärnområdena avverkas. Den försvinner successivt framför allt vid dess utbredningsgränser och populationen har minskat kontinuerligt under 2000-talet. Lavskrika är typisk art för </w:t>
+        <w:t>Knottrig blåslav (NT)</w:t>
+      </w:r>
+      <w:r>
+        <w:t xml:space="preserve"> har sin huvudutbredning i gamla granskogar i det övre barrskogsbältet mot fjällen. Den signalerar alltid höga naturvärden och växer i skogar med lång kontinuitet, mest i opåverkade naturskogsbestånd. Arten överlever inte en slutavverkning (inklusive hänsyn) och den finns idag enbart i kontinuitetsskog. Lavens fortsatta förekomst bör säkerställas genom att lokaler med äldre barrskog skyddas. Knottrig blåslav är typisk art för </w:t>
       </w:r>
       <w:r>
         <w:rPr>
           <w:i/>
         </w:rPr>
-        <w:t>9010 Taiga</w:t>
-      </w:r>
-      <w:r>
-        <w:t xml:space="preserve"> (SLU Artdatabanken, 2026; Skogsstyrelsen 2016).</w:t>
+        <w:t xml:space="preserve">9010 Taiga </w:t>
+      </w:r>
+      <w:r>
+        <w:t>och</w:t>
+      </w:r>
+      <w:r>
+        <w:rPr>
+          <w:i/>
+        </w:rPr>
+        <w:t xml:space="preserve"> 9040 Fjällbjörkskog</w:t>
       </w:r>
     </w:p>
     <w:p>
       <w:r>
-        <w:rPr>
-          <w:b/>
-        </w:rPr>
-        <w:t>Liten svartspik (NT)</w:t>
-      </w:r>
-      <w:r>
-        <w:t xml:space="preserve"> växer på granbark i boreala barrskogar med lång trädkontinuitet och hög luftfuktighet. Orsaken till tillbakagången beror på främst på slutavverkningar av naturskogsartade granskogar. Bestånd med riklig förekomst av liten svartspik bör regelmässigt sparas. Naturhänsyn i samband med slutavverkning måste ske så att man undviker uttorkningseffekter (SLU Artdatabanken, 2024).</w:t>
+        <w:t>(SLU Artdatabanken, 2024; Nitare &amp; Skogsstyrelsen, 2019).</w:t>
       </w:r>
     </w:p>
     <w:p>
@@ -574,46 +574,30 @@
         <w:rPr>
           <w:b/>
         </w:rPr>
-        <w:t>Rosenticka (NT)</w:t>
-      </w:r>
-      <w:r>
-        <w:t xml:space="preserve">, rödlistad som nära hotad, ingår i en karaktäristisk association av vedsvampar som växer på gamla, grova granlågor i urskogsartade barrskogar. Den är placerad i toppen av Skogsstyrelsens värdepyramid för bedömning av skog med höga naturvärden och indikerar ett granskogsekosystem med långvarig kontinuitet av grova lågor. Artens beroende av grova granlågor innebär att alla skogsskötselåtgärder på eller i omedelbar närhet av lokalerna utgör ett hot på lång sikt. Det är angeläget att populationerna inte ytterligare glesas ut och ett tillräckligt antal områden där arten nu finns måste sparas för framtiden. Rosenticka är typisk art för </w:t>
+        <w:t>Lavskrika (NT, §4)</w:t>
+      </w:r>
+      <w:r>
+        <w:t xml:space="preserve"> är rödlistad som nära hotad och fridlyst enligt 4§ artskyddsförordningen. Den har minskat med 20 (10–30) % under de senaste 15 åren och minskningstakten bedöms vara nära gränsvärdet för sårbar (VU). Lavskrikan är en mycket stationär fågel, som häckar i äldre, slutna och hänglavsrika barrskogar. Nyckelfaktorer är flerskiktad skog med rik undervegetation samt riklig förekomst av hänglavar. Reviren är livslånga med hemområden som varierar mellan 50 och 150 ha. Inom ett revir av hög kvalitet finns det som regel ett eller flera kärnområden (1–20 ha) med relativt tät flerskiktad granskog. Arten missgynnas när flerskiktad skog omförs till enskiktade bestånd och även röjning och hård gallring är starkt negativt. Lavskrikan har relativt stora hemområden och försvinner när den äldre skogen fragmenteras, särskilt allvarligt är när kärnområdena avverkas. Den försvinner successivt framför allt vid dess utbredningsgränser och populationen har minskat kontinuerligt under 2000-talet. Lavskrika är typisk art för </w:t>
       </w:r>
       <w:r>
         <w:rPr>
           <w:i/>
         </w:rPr>
-        <w:t xml:space="preserve">9010 Taiga </w:t>
-      </w:r>
-      <w:r>
-        <w:t xml:space="preserve">och </w:t>
-      </w:r>
-      <w:r>
-        <w:rPr>
-          <w:i/>
-        </w:rPr>
-        <w:t>9050 Näringsrik granskog</w:t>
-      </w:r>
-      <w:r>
-        <w:t xml:space="preserve"> (Nitare &amp; Skogsstyrelsen, 2019; SLU Artdatabanken, 2024).</w:t>
+        <w:t>9010 Taiga</w:t>
+      </w:r>
+      <w:r>
+        <w:t xml:space="preserve"> (SLU Artdatabanken, 2026; Skogsstyrelsen 2016).</w:t>
       </w:r>
     </w:p>
     <w:p>
       <w:r>
         <w:rPr>
           <w:b/>
-          <w:i/>
-        </w:rPr>
-        <w:t xml:space="preserve">Rostania pallida </w:t>
-      </w:r>
-      <w:r>
-        <w:rPr>
-          <w:b/>
-        </w:rPr>
-        <w:t>(NT)</w:t>
-      </w:r>
-      <w:r>
-        <w:t xml:space="preserve"> är en sällsynt lav som växer på gamla lövträd och kräver, åtminstone periodvis, hög luftfuktighet. Oftast står lövträden inne i gammal barrskog. Arten påverkas negativt av brist på kontinuitetsskog och en minskning av populationen pågår eller förväntas ske. Minskningstakten för den svenska populationen bedöms vara nära gränsvärdet för sårbar (VU) (SLU Artdatabanken, 2026).</w:t>
+        </w:rPr>
+        <w:t>Liten svartspik (NT)</w:t>
+      </w:r>
+      <w:r>
+        <w:t xml:space="preserve"> växer på granbark i boreala barrskogar med lång trädkontinuitet och hög luftfuktighet. Orsaken till tillbakagången beror på främst på slutavverkningar av naturskogsartade granskogar. Bestånd med riklig förekomst av liten svartspik bör regelmässigt sparas. Naturhänsyn i samband med slutavverkning måste ske så att man undviker uttorkningseffekter (SLU Artdatabanken, 2024).</w:t>
       </w:r>
     </w:p>
     <w:p>
@@ -621,75 +605,46 @@
         <w:rPr>
           <w:b/>
         </w:rPr>
-        <w:t>Rynkskinn (NT)</w:t>
-      </w:r>
-      <w:r>
-        <w:t xml:space="preserve"> är en vednedbrytare som växer på grova granlågor och ingår i en karaktäristisk association av vedsvampar knutna till urskogsartade barrskogar. Den har klassificerats som en “urskogsindikator” och är placerad i toppen av Skogsstyrelsens värdepyramid för bedömning av skog med höga naturvärden. Allt tyder på att rynkskinn är mycket känslig för skogliga ingrepp och lokalerna, som oftast har höga biologiska kvaliteter, bör lämnas till fri utveckling. Rynkskinn är typisk art för </w:t>
+        <w:t>Rosenticka (NT)</w:t>
+      </w:r>
+      <w:r>
+        <w:t xml:space="preserve">, rödlistad som nära hotad, ingår i en karaktäristisk association av vedsvampar som växer på gamla, grova granlågor i urskogsartade barrskogar. Den är placerad i toppen av Skogsstyrelsens värdepyramid för bedömning av skog med höga naturvärden och indikerar ett granskogsekosystem med långvarig kontinuitet av grova lågor. Artens beroende av grova granlågor innebär att alla skogsskötselåtgärder på eller i omedelbar närhet av lokalerna utgör ett hot på lång sikt. Det är angeläget att populationerna inte ytterligare glesas ut och ett tillräckligt antal områden där arten nu finns måste sparas för framtiden. Rosenticka är typisk art för </w:t>
       </w:r>
       <w:r>
         <w:rPr>
           <w:i/>
         </w:rPr>
-        <w:t xml:space="preserve">9010 Taiga, 9050 Näringsrik granskog </w:t>
-      </w:r>
-      <w:r>
-        <w:t>och</w:t>
+        <w:t xml:space="preserve">9010 Taiga </w:t>
+      </w:r>
+      <w:r>
+        <w:t xml:space="preserve">och </w:t>
       </w:r>
       <w:r>
         <w:rPr>
           <w:i/>
         </w:rPr>
-        <w:t xml:space="preserve"> 9030 Landhöjningsskog</w:t>
-      </w:r>
-      <w:r>
-        <w:t xml:space="preserve"> (Nitare &amp; Skogsstyrelsen, 2019; SLU Artdatabanken, 2026).</w:t>
+        <w:t>9050 Näringsrik granskog</w:t>
+      </w:r>
+      <w:r>
+        <w:t xml:space="preserve"> (Nitare &amp; Skogsstyrelsen, 2019; SLU Artdatabanken, 2024).</w:t>
       </w:r>
     </w:p>
     <w:p>
       <w:r>
         <w:rPr>
           <w:b/>
-        </w:rPr>
-        <w:t>Skrovellav (NT)</w:t>
-      </w:r>
-      <w:r>
-        <w:t xml:space="preserve"> växer på gamla lövträd och på klippor i gamla skogar med hög och jämn luftfuktighet. Slutavverkning av kontinuitetsskog utgör det största hotet och lavens fortsatta förekomst bör säkerställas genom att lokaler med äldre skog skyddas. I områden med mycket hög luftfuktighet kan man på bålen av skrovellav finna de sällsynta parasitsvamparna skrovellavsknapp (EN), </w:t>
-      </w:r>
-      <w:r>
-        <w:rPr>
           <w:i/>
         </w:rPr>
-        <w:t>Catillaria lobariicola</w:t>
-      </w:r>
-      <w:r>
-        <w:t xml:space="preserve"> (VU) och </w:t>
-      </w:r>
-      <w:r>
-        <w:rPr>
-          <w:i/>
-        </w:rPr>
-        <w:t>Merismatium lobariae</w:t>
-      </w:r>
-      <w:r>
-        <w:t xml:space="preserve"> (DD). Skrovellav är typisk art för </w:t>
-      </w:r>
-      <w:r>
-        <w:rPr>
-          <w:i/>
-        </w:rPr>
-        <w:t xml:space="preserve">9010 Taiga, 9020 Nordlig ädellövskog, 9040 Fjällbjörkskog, 9070 Trädklädd betesmark, 9160 Näringsrik ekskog, 9180 Ädellövskog i branter, 9190 Näringsfattig ekskog, 8210 Kalkbranter </w:t>
-      </w:r>
-      <w:r>
-        <w:t xml:space="preserve">och </w:t>
-      </w:r>
-      <w:r>
-        <w:rPr>
-          <w:i/>
-        </w:rPr>
-        <w:t>6530 Lövängar</w:t>
-      </w:r>
-      <w:r>
-        <w:t xml:space="preserve"> (SLU Artdatabanken, 2026; Nitare &amp; Skogsstyrelsen, 2019).</w:t>
+        <w:t xml:space="preserve">Rostania pallida </w:t>
+      </w:r>
+      <w:r>
+        <w:rPr>
+          <w:b/>
+        </w:rPr>
+        <w:t>(NT)</w:t>
+      </w:r>
+      <w:r>
+        <w:t xml:space="preserve"> är en sällsynt lav som växer på gamla lövträd och kräver, åtminstone periodvis, hög luftfuktighet. Oftast står lövträden inne i gammal barrskog. Arten påverkas negativt av brist på kontinuitetsskog och en minskning av populationen pågår eller förväntas ske. Minskningstakten för den svenska populationen bedöms vara nära gränsvärdet för sårbar (VU) (SLU Artdatabanken, 2026).</w:t>
       </w:r>
     </w:p>
     <w:p>
@@ -697,10 +652,10 @@
         <w:rPr>
           <w:b/>
         </w:rPr>
-        <w:t>Stjärntagging (NT)</w:t>
-      </w:r>
-      <w:r>
-        <w:t xml:space="preserve"> signalerar inom hela sitt utbredningsområde höga naturvärden. Svampen är uttorkningskänslig och beroende av ett oförändrat fuktigt mikroklimat. Den är även beroende av en ständig tillgång på död ved i olika nedbrytningsstadier, dock ej nödvändigtvis grova träd. Tidigare påverkan på miljön måste dock ha varit så skonsam att det naturliga skogsekosystemet till stora delar har bevarats. Minskningstakten för den svenska populationen bedöms vara nära gränsvärdet för Sårbar (VU). Stjärntagging är typisk art för </w:t>
+        <w:t>Rynkskinn (NT)</w:t>
+      </w:r>
+      <w:r>
+        <w:t xml:space="preserve"> är en vednedbrytare som växer på grova granlågor och ingår i en karaktäristisk association av vedsvampar knutna till urskogsartade barrskogar. Den har klassificerats som en “urskogsindikator” och är placerad i toppen av Skogsstyrelsens värdepyramid för bedömning av skog med höga naturvärden. Allt tyder på att rynkskinn är mycket känslig för skogliga ingrepp och lokalerna, som oftast har höga biologiska kvaliteter, bör lämnas till fri utveckling. Rynkskinn är typisk art för </w:t>
       </w:r>
       <w:r>
         <w:rPr>
@@ -709,16 +664,16 @@
         <w:t xml:space="preserve">9010 Taiga, 9050 Näringsrik granskog </w:t>
       </w:r>
       <w:r>
-        <w:t xml:space="preserve">och </w:t>
+        <w:t>och</w:t>
       </w:r>
       <w:r>
         <w:rPr>
           <w:i/>
         </w:rPr>
-        <w:t>9030 Landhöjningsskog</w:t>
-      </w:r>
-      <w:r>
-        <w:t xml:space="preserve"> (SLU Artdatabanken, 2024; Nitare &amp; Skogsstyrelsen, 2019).</w:t>
+        <w:t xml:space="preserve"> 9030 Landhöjningsskog</w:t>
+      </w:r>
+      <w:r>
+        <w:t xml:space="preserve"> (Nitare &amp; Skogsstyrelsen, 2019; SLU Artdatabanken, 2026).</w:t>
       </w:r>
     </w:p>
     <w:p>
@@ -726,10 +681,28 @@
         <w:rPr>
           <w:b/>
         </w:rPr>
-        <w:t>Talltita (NT, §4)</w:t>
-      </w:r>
-      <w:r>
-        <w:t>, rödlistad som nära hotad och prioriterad art i Skogsvårdslagen, har häckningsrevir i anmälan. Arten har minskat kraftigt de senaste 30 åren och minskningstakten innevarande 10-årsperiod beräknas till 20 (10–30) %. Talltitan är synnerligen trogen sitt cirka 15 hektar stora revir och är beroende av flerskiktade olikåldriga skogar för att kunna föda upp sina ungar. Talltitan försvinner om dess livsmiljö kalavverkas (Eggers &amp; Low, 2014; Ekman, 1979; Griesser et al, 2007; Klein, 2020; Siffczyk et al, 2003; SLU Artdatabanken, 2021).</w:t>
+        <w:t>Rödbrun blekspik (NT)</w:t>
+      </w:r>
+      <w:r>
+        <w:t xml:space="preserve"> växer i norra Sverige på bark och ved av björk och gran i skogar med hög och jämn luftfuktighet. I södra Sverige växer den främst på ek i öppna åldriga lövskogar. I norra delen av sitt utbredningsområde hotas arten av slutavverkningar av gamla granskogar. I den södra delen av landet hotas den genom de åldriga lövskogarnas tillbakagång och särskilt ekhagarnas igenväxning och genom plantering av sådan mark med barrskog. Rödbrun blekspik är typisk art för </w:t>
+      </w:r>
+      <w:r>
+        <w:rPr>
+          <w:i/>
+        </w:rPr>
+        <w:t xml:space="preserve">9010 Taiga, 9020 Nordlig ädellövskog, 9070 Trädklädd betesmark, 9160 Näringsrik ekskog </w:t>
+      </w:r>
+      <w:r>
+        <w:t xml:space="preserve">och </w:t>
+      </w:r>
+      <w:r>
+        <w:rPr>
+          <w:i/>
+        </w:rPr>
+        <w:t>9180 Ädellövskog i branter</w:t>
+      </w:r>
+      <w:r>
+        <w:t xml:space="preserve"> och signalerar alltid höga naturvärden (SLU Artdatabanken, 2024; Nitare &amp; Skogsstyrelsen, 2019).</w:t>
       </w:r>
     </w:p>
     <w:p>
@@ -737,16 +710,34 @@
         <w:rPr>
           <w:b/>
         </w:rPr>
-        <w:t>Tretåig hackspett (NT, §4)</w:t>
-      </w:r>
-      <w:r>
-        <w:t xml:space="preserve"> är rödlistad som nära hotad och ingår i bilaga 1 i EU:s fågeldirektiv. Tretåig hackspett är för sin överlevnad beroende av kontinuerlig tillförsel av äldre döende och död ved, som sker genom naturliga självgallringsprocesser i äldre grannaturskogar och barrblandade naturskogar. Om en skog genom skogsbruk gallras eller glesas ur så upphör och uteblir i stort sett den naturliga självgallringsprocessen för mycket lång tid framöver vilket omöjliggör upprätthållandet av den kontinuerliga ekologiska funktionen i ett område. Det finns studier som visar att naturskogens självgallringsprocess som den tretåiga hackspetten är beroende av, inte kan ersättas med efterlämnad hänsyn i skogsbruket (Imbeau &amp; Desrochers, 2002). Storleken på häckningsreviret varierar med skogstypen, förekomsten av död ved och graden av fragmentering, men är i allmänhet i storleksordningen 25–100 hektar. Vintertid krävs ofta betydligt större områden och det finns studier som antyder att arten behöver minst 100 hektar äldre skog. I områden med låg bonitet kan det behövas över 200 hektar lämpligt habitat för att ett par ska kunna reproducera sig. Områden med dokumenterad permanent förekomst i naturskogsmiljöer har vanligen så stora naturvärden att skogsbruk är olämpligt. Tretåig hackspett är typisk art för </w:t>
+        <w:t>Skrovellav (NT)</w:t>
+      </w:r>
+      <w:r>
+        <w:t xml:space="preserve"> växer på gamla lövträd och på klippor i gamla skogar med hög och jämn luftfuktighet. Slutavverkning av kontinuitetsskog utgör det största hotet och lavens fortsatta förekomst bör säkerställas genom att lokaler med äldre skog skyddas. I områden med mycket hög luftfuktighet kan man på bålen av skrovellav finna de sällsynta parasitsvamparna skrovellavsknapp (EN), </w:t>
       </w:r>
       <w:r>
         <w:rPr>
           <w:i/>
         </w:rPr>
-        <w:t xml:space="preserve">9010 Taiga, 9740 Skogsbevuxen myr, 9030 Landhöjningsskog </w:t>
+        <w:t>Catillaria lobariicola</w:t>
+      </w:r>
+      <w:r>
+        <w:t xml:space="preserve"> (VU) och </w:t>
+      </w:r>
+      <w:r>
+        <w:rPr>
+          <w:i/>
+        </w:rPr>
+        <w:t>Merismatium lobariae</w:t>
+      </w:r>
+      <w:r>
+        <w:t xml:space="preserve"> (DD). Skrovellav är typisk art för </w:t>
+      </w:r>
+      <w:r>
+        <w:rPr>
+          <w:i/>
+        </w:rPr>
+        <w:t xml:space="preserve">9010 Taiga, 9020 Nordlig ädellövskog, 9040 Fjällbjörkskog, 9070 Trädklädd betesmark, 9160 Näringsrik ekskog, 9180 Ädellövskog i branter, 9190 Näringsfattig ekskog, 8210 Kalkbranter </w:t>
       </w:r>
       <w:r>
         <w:t xml:space="preserve">och </w:t>
@@ -755,10 +746,10 @@
         <w:rPr>
           <w:i/>
         </w:rPr>
-        <w:t>9040 Fjällbjörkskog</w:t>
-      </w:r>
-      <w:r>
-        <w:t xml:space="preserve"> (Skogsstyrelsen, 2016; SLU Artdatabanken, 2024).</w:t>
+        <w:t>6530 Lövängar</w:t>
+      </w:r>
+      <w:r>
+        <w:t xml:space="preserve"> (SLU Artdatabanken, 2026; Nitare &amp; Skogsstyrelsen, 2019).</w:t>
       </w:r>
     </w:p>
     <w:p>
@@ -766,55 +757,28 @@
         <w:rPr>
           <w:b/>
         </w:rPr>
-        <w:t>Ullticka (NT)</w:t>
-      </w:r>
-      <w:r>
-        <w:t xml:space="preserve"> är knuten till restbestånd av barrnaturskog och förekommer med ett tydligt optimum i orörda eller måttligt påverkade gamla granskogar där det föreligger viss kontinuitet av grov död ved. Ullticka är en bra signalart inom hela sitt utbredningsområde och i södra Sverige är den sällsynt och en god signalart för skyddsvärda granskogsmiljöer. Den hotas av avverkning och fragmentering av naturskog och äldre granskog med lång trädkontinuitet. På ullticka kan ibland ulltickeporing (VU) påträffas - det är en sällsynt ticka som nyligen delats upp i de tre olika arterna ulltickeporing </w:t>
+        <w:t>Stjärntagging (NT)</w:t>
+      </w:r>
+      <w:r>
+        <w:t xml:space="preserve"> signalerar inom hela sitt utbredningsområde höga naturvärden. Svampen är uttorkningskänslig och beroende av ett oförändrat fuktigt mikroklimat. Den är även beroende av en ständig tillgång på död ved i olika nedbrytningsstadier, dock ej nödvändigtvis grova träd. Tidigare påverkan på miljön måste dock ha varit så skonsam att det naturliga skogsekosystemet till stora delar har bevarats. Minskningstakten för den svenska populationen bedöms vara nära gränsvärdet för Sårbar (VU). Stjärntagging är typisk art för </w:t>
       </w:r>
       <w:r>
         <w:rPr>
           <w:i/>
         </w:rPr>
-        <w:t xml:space="preserve">Skeletocutis brevispora </w:t>
-      </w:r>
-      <w:r>
-        <w:t>(VU)</w:t>
+        <w:t xml:space="preserve">9010 Taiga, 9050 Näringsrik granskog </w:t>
+      </w:r>
+      <w:r>
+        <w:t xml:space="preserve">och </w:t>
       </w:r>
       <w:r>
         <w:rPr>
           <w:i/>
         </w:rPr>
-        <w:t>, Skeletocutis delicata</w:t>
-      </w:r>
-      <w:r>
-        <w:t xml:space="preserve"> (VU)</w:t>
-      </w:r>
-      <w:r>
-        <w:rPr>
-          <w:i/>
-        </w:rPr>
-        <w:t xml:space="preserve"> och Skeletocutis exilis</w:t>
-      </w:r>
-      <w:r>
-        <w:t xml:space="preserve"> (NT). Ullticka är typisk art för </w:t>
-      </w:r>
-      <w:r>
-        <w:rPr>
-          <w:i/>
-        </w:rPr>
-        <w:t xml:space="preserve">9010 Taiga, 9050 Näringsrik granskog </w:t>
-      </w:r>
-      <w:r>
-        <w:t xml:space="preserve">och </w:t>
-      </w:r>
-      <w:r>
-        <w:rPr>
-          <w:i/>
-        </w:rPr>
         <w:t>9030 Landhöjningsskog</w:t>
       </w:r>
       <w:r>
-        <w:t xml:space="preserve"> (SLU Artdatabanken, 2026; Nitare &amp; Skogsstyrelsen, 2019; Miettinen &amp; Niemelä, 2018).</w:t>
+        <w:t xml:space="preserve"> (SLU Artdatabanken, 2024; Nitare &amp; Skogsstyrelsen, 2019).</w:t>
       </w:r>
     </w:p>
     <w:p>
@@ -822,19 +786,10 @@
         <w:rPr>
           <w:b/>
         </w:rPr>
-        <w:t>Vedskivlav (NT)</w:t>
-      </w:r>
-      <w:r>
-        <w:t xml:space="preserve"> växer på gammal, torr, exponerad, hård kärnved av framförallt tall i naturskogsartade bestånd. Avverkning av tallskog av naturskogskaraktär med spår av återkommande bränder är ett hot. Mängden lämplig ved att växa på för vedskivlav minskar, dels på grund av naturlig nedbrytning men framförallt på grund av att de förstörs i samband med slutavverkningar, gallringar och markberedning. Tall- och blandbarrskogar av naturskogskaraktär med spår av återkommande bränder bör skyddas. Vedskivlav är typisk art för </w:t>
-      </w:r>
-      <w:r>
-        <w:rPr>
-          <w:i/>
-        </w:rPr>
-        <w:t>9010 Taiga</w:t>
-      </w:r>
-      <w:r>
-        <w:t xml:space="preserve"> (SLU Artdatabanken, 2024).</w:t>
+        <w:t>Talltita (NT, §4)</w:t>
+      </w:r>
+      <w:r>
+        <w:t>, rödlistad som nära hotad och prioriterad art i Skogsvårdslagen, har häckningsrevir i anmälan. Arten har minskat kraftigt de senaste 30 åren och minskningstakten innevarande 10-årsperiod beräknas till 20 (10–30) %. Talltitan är synnerligen trogen sitt cirka 15 hektar stora revir och är beroende av flerskiktade olikåldriga skogar för att kunna föda upp sina ungar. Talltitan försvinner om dess livsmiljö kalavverkas (Eggers &amp; Low, 2014; Ekman, 1979; Griesser et al, 2007; Klein, 2020; Siffczyk et al, 2003; SLU Artdatabanken, 2021).</w:t>
       </w:r>
     </w:p>
     <w:p>
@@ -842,10 +797,144 @@
         <w:rPr>
           <w:b/>
         </w:rPr>
+        <w:t>Tretåig hackspett (NT, §4)</w:t>
+      </w:r>
+      <w:r>
+        <w:t xml:space="preserve"> är rödlistad som nära hotad och ingår i bilaga 1 i EU:s fågeldirektiv. Tretåig hackspett är för sin överlevnad beroende av kontinuerlig tillförsel av äldre döende och död ved, som sker genom naturliga självgallringsprocesser i äldre grannaturskogar och barrblandade naturskogar. Om en skog genom skogsbruk gallras eller glesas ur så upphör och uteblir i stort sett den naturliga självgallringsprocessen för mycket lång tid framöver vilket omöjliggör upprätthållandet av den kontinuerliga ekologiska funktionen i ett område. Det finns studier som visar att naturskogens självgallringsprocess som den tretåiga hackspetten är beroende av, inte kan ersättas med efterlämnad hänsyn i skogsbruket (Imbeau &amp; Desrochers, 2002). Storleken på häckningsreviret varierar med skogstypen, förekomsten av död ved och graden av fragmentering, men är i allmänhet i storleksordningen 25–100 hektar. Vintertid krävs ofta betydligt större områden och det finns studier som antyder att arten behöver minst 100 hektar äldre skog. I områden med låg bonitet kan det behövas över 200 hektar lämpligt habitat för att ett par ska kunna reproducera sig. Områden med dokumenterad permanent förekomst i naturskogsmiljöer har vanligen så stora naturvärden att skogsbruk är olämpligt. Tretåig hackspett är typisk art för </w:t>
+      </w:r>
+      <w:r>
+        <w:rPr>
+          <w:i/>
+        </w:rPr>
+        <w:t xml:space="preserve">9010 Taiga, 9740 Skogsbevuxen myr, 9030 Landhöjningsskog </w:t>
+      </w:r>
+      <w:r>
+        <w:t xml:space="preserve">och </w:t>
+      </w:r>
+      <w:r>
+        <w:rPr>
+          <w:i/>
+        </w:rPr>
+        <w:t>9040 Fjällbjörkskog</w:t>
+      </w:r>
+      <w:r>
+        <w:t xml:space="preserve"> (Skogsstyrelsen, 2016; SLU Artdatabanken, 2024).</w:t>
+      </w:r>
+    </w:p>
+    <w:p>
+      <w:r>
+        <w:rPr>
+          <w:b/>
+        </w:rPr>
+        <w:t>Ullticka (NT)</w:t>
+      </w:r>
+      <w:r>
+        <w:t xml:space="preserve"> är knuten till restbestånd av barrnaturskog och förekommer med ett tydligt optimum i orörda eller måttligt påverkade gamla granskogar där det föreligger viss kontinuitet av grov död ved. Ullticka är en bra signalart inom hela sitt utbredningsområde och i södra Sverige är den sällsynt och en god signalart för skyddsvärda granskogsmiljöer. Den hotas av avverkning och fragmentering av naturskog och äldre granskog med lång trädkontinuitet. På ullticka kan ibland ulltickeporing (VU) påträffas - det är en sällsynt ticka som nyligen delats upp i de tre olika arterna ulltickeporing </w:t>
+      </w:r>
+      <w:r>
+        <w:rPr>
+          <w:i/>
+        </w:rPr>
+        <w:t xml:space="preserve">Skeletocutis brevispora </w:t>
+      </w:r>
+      <w:r>
+        <w:t>(VU)</w:t>
+      </w:r>
+      <w:r>
+        <w:rPr>
+          <w:i/>
+        </w:rPr>
+        <w:t>, Skeletocutis delicata</w:t>
+      </w:r>
+      <w:r>
+        <w:t xml:space="preserve"> (VU)</w:t>
+      </w:r>
+      <w:r>
+        <w:rPr>
+          <w:i/>
+        </w:rPr>
+        <w:t xml:space="preserve"> och Skeletocutis exilis</w:t>
+      </w:r>
+      <w:r>
+        <w:t xml:space="preserve"> (NT). Ullticka är typisk art för </w:t>
+      </w:r>
+      <w:r>
+        <w:rPr>
+          <w:i/>
+        </w:rPr>
+        <w:t xml:space="preserve">9010 Taiga, 9050 Näringsrik granskog </w:t>
+      </w:r>
+      <w:r>
+        <w:t xml:space="preserve">och </w:t>
+      </w:r>
+      <w:r>
+        <w:rPr>
+          <w:i/>
+        </w:rPr>
+        <w:t>9030 Landhöjningsskog</w:t>
+      </w:r>
+      <w:r>
+        <w:t xml:space="preserve"> (SLU Artdatabanken, 2026; Nitare &amp; Skogsstyrelsen, 2019; Miettinen &amp; Niemelä, 2018).</w:t>
+      </w:r>
+    </w:p>
+    <w:p>
+      <w:r>
+        <w:rPr>
+          <w:b/>
+        </w:rPr>
+        <w:t>Vedskivlav (NT)</w:t>
+      </w:r>
+      <w:r>
+        <w:t xml:space="preserve"> växer på gammal, torr, exponerad, hård kärnved av framförallt tall i naturskogsartade bestånd. Avverkning av tallskog av naturskogskaraktär med spår av återkommande bränder är ett hot. Mängden lämplig ved att växa på för vedskivlav minskar, dels på grund av naturlig nedbrytning men framförallt på grund av att de förstörs i samband med slutavverkningar, gallringar och markberedning. Tall- och blandbarrskogar av naturskogskaraktär med spår av återkommande bränder bör skyddas. Vedskivlav är typisk art för </w:t>
+      </w:r>
+      <w:r>
+        <w:rPr>
+          <w:i/>
+        </w:rPr>
+        <w:t>9010 Taiga</w:t>
+      </w:r>
+      <w:r>
+        <w:t xml:space="preserve"> (SLU Artdatabanken, 2024).</w:t>
+      </w:r>
+    </w:p>
+    <w:p>
+      <w:r>
+        <w:rPr>
+          <w:b/>
+        </w:rPr>
         <w:t>Vitgrynig nållav (NT)</w:t>
       </w:r>
       <w:r>
         <w:t xml:space="preserve"> växer nästan uteslutande på bark av gamla, senvuxna granar i skuggiga lägen med hög och jämn luftfuktighet. Den vanligaste naturtypen för arten är kontinuitetsskogar på frisk mark men den finns också i sumpgranskogar. På lång sikt utgör avverkningar av olikåldriga granskogar av naturskogskaraktär ett allvarligt hot mot arten och skogsbruksåtgärder på eller i närheten av växtplatserna bör undvikas. Naturskogsartade, fuktiga granskogar med förekomster av arten signalerar höga biologiska värden och bör bevaras (SLU Artdatabanken, 2024; Nitare &amp; Skogsstyrelsen, 2019).</w:t>
+      </w:r>
+    </w:p>
+    <w:p>
+      <w:r>
+        <w:rPr>
+          <w:b/>
+        </w:rPr>
+        <w:t>Barkticka</w:t>
+      </w:r>
+      <w:r>
+        <w:t xml:space="preserve"> är en vednedbrytare som växer på barken av döda lövträd, främst asp, men någon gång även på björk eller andra trädslag. På sina växtplatser förekommer den gärna tillsammans med flera ovanliga och rödlistade arter, till exempel olika insekter. Barkticka är typisk art för </w:t>
+      </w:r>
+      <w:r>
+        <w:rPr>
+          <w:i/>
+        </w:rPr>
+        <w:t xml:space="preserve">9010 Taiga </w:t>
+      </w:r>
+      <w:r>
+        <w:t xml:space="preserve">och </w:t>
+      </w:r>
+      <w:r>
+        <w:rPr>
+          <w:i/>
+        </w:rPr>
+        <w:t>9030 Landhöjningsskog</w:t>
+      </w:r>
+      <w:r>
+        <w:t xml:space="preserve"> (SLU Artdatabanken, 2025; Nitare &amp; Skogsstyrelsen, 2019).</w:t>
       </w:r>
     </w:p>
     <w:p>
@@ -1386,7 +1475,7 @@
         <w:rPr>
           <w:i/>
         </w:rPr>
-        <w:t>I det aktuella skogsområdet har 37 rödlistade arter och signalarter påträffats. Detta ska jämföras med Skogsstyrelsens uppföljning 2017 av nyckelbiotoper som visade att man i genomsnitt hittar 20,6 olika rödlistade arter och signalarter i en nyckelbiotop (Wijk, S. 2017. Biologisk mångfald i nyckelbiotoper – Resultat från inventeringen “Uppföljning biologisk mångfald” 2009–2015. Rapport 4/2017 Skogsstyrelsen, Jönköping).</w:t>
+        <w:t>I det aktuella skogsområdet har 41 rödlistade arter och signalarter påträffats. Detta ska jämföras med Skogsstyrelsens uppföljning 2017 av nyckelbiotoper som visade att man i genomsnitt hittar 20,6 olika rödlistade arter och signalarter i en nyckelbiotop (Wijk, S. 2017. Biologisk mångfald i nyckelbiotoper – Resultat från inventeringen “Uppföljning biologisk mångfald” 2009–2015. Rapport 4/2017 Skogsstyrelsen, Jönköping).</w:t>
       </w:r>
     </w:p>
     <w:p>
@@ -1415,7 +1504,7 @@
         <w:rPr>
           <w:i/>
         </w:rPr>
-        <w:t>I det aktuella skogsområdet har 43 naturvårdsarter varav 28 rödlistade arter sina livsmiljöer och växtplatser.</w:t>
+        <w:t>I det aktuella skogsområdet har 47 naturvårdsarter varav 31 rödlistade arter sina livsmiljöer och växtplatser.</w:t>
       </w:r>
     </w:p>
     <w:p>

--- a/klagomål/Muorkenåive-Ássjátj N FSC-klagomål.docx
+++ b/klagomål/Muorkenåive-Ássjátj N FSC-klagomål.docx
@@ -178,7 +178,7 @@
       <w:r>
         <w:drawing>
           <wp:inline xmlns:a="http://schemas.openxmlformats.org/drawingml/2006/main" xmlns:pic="http://schemas.openxmlformats.org/drawingml/2006/picture">
-            <wp:extent cx="5486400" cy="4702089"/>
+            <wp:extent cx="5486400" cy="4820868"/>
             <wp:docPr id="1" name="Picture 1"/>
             <wp:cNvGraphicFramePr>
               <a:graphicFrameLocks noChangeAspect="1"/>
@@ -199,7 +199,7 @@
                   <pic:spPr>
                     <a:xfrm>
                       <a:off x="0" y="0"/>
-                      <a:ext cx="5486400" cy="4702089"/>
+                      <a:ext cx="5486400" cy="4820868"/>
                     </a:xfrm>
                     <a:prstGeom prst="rect"/>
                   </pic:spPr>
@@ -221,7 +221,7 @@
     </w:p>
     <w:p>
       <w:r>
-        <w:t>I och inom 10 meter från området finns fynd av 47 naturvårdsarter, varav 31 är rödlistade, 7 är fridlysta, 33 är typiska (T) och 10 är signalarter (S): garnlav (VU, T), grantickeporing (VU), grenlav (VU), gränsticka (VU, T), kristallticka (VU), Lecidea subhumida (VU), nordlig parasitporing (VU), ostticka (VU, T), sprickporing (VU), vitskaftad svartspik (VU, T), blanksvart spiklav (NT), blågrå svartspik (NT), brunklöver (NT), doftskinn (NT, T), dvärgbägarlav (NT, T), gammelgransskål (NT, T), harticka (NT, T), knottrig blåslav (NT, T), lavskrika (NT, T, §4), liten svartspik (NT), rosenticka (NT, T), Rostania pallida (NT), rynkskinn (NT, T), rödbrun blekspik (NT, T), skrovellav (NT, T), stjärntagging (NT, T), talltita (NT, §4), tretåig hackspett (NT, T, §4), ullticka (NT, T), vedskivlav (NT, T), vitgrynig nållav (NT), barkticka (S, T), blodticka (S, T), bårdlav (S, T), gulnål (S, T), korallrot (S, T, §8), luddlav (S, T), spindelblomster (S, T, §8), stuplav (S, T), vedticka (S, T), ögonpyrola (S, T), brudborste (T), ekbräken (T), nordisk stormhatt (T), ormbär (T), tjäder (T, §4) och fläcknycklar (§8). Se Figur 1.</w:t>
+        <w:t>I och inom 10 meter från området finns fynd av 50 naturvårdsarter, varav 31 är rödlistade, 8 är fridlysta, 36 är typiska (T) och 12 är signalarter (S): garnlav (VU, T), grantickeporing (VU), grenlav (VU), gränsticka (VU, T), kristallticka (VU), Lecidea subhumida (VU), nordlig parasitporing (VU), ostticka (VU, T), sprickporing (VU), vitskaftad svartspik (VU, T), blanksvart spiklav (NT), blågrå svartspik (NT), brunklöver (NT), doftskinn (NT, T), dvärgbägarlav (NT, T), gammelgransskål (NT, T), harticka (NT, T), knottrig blåslav (NT, T), lavskrika (NT, T, §4), liten svartspik (NT), rosenticka (NT, T), Rostania pallida (NT), rynkskinn (NT, T), rödbrun blekspik (NT, T), skrovellav (NT, T), stjärntagging (NT, T), talltita (NT, §4), tretåig hackspett (NT, T, §4), ullticka (NT, T), vedskivlav (NT, T), vitgrynig nållav (NT), barkticka (S, T), blodticka (S, T), bårdlav (S, T), grönkulla (S, T, §8), gulnål (S, T), korallrot (S, T, §8), luddlav (S, T), spindelblomster (S, T, §8), stuplav (S, T), tibast (S, T), vedticka (S, T), ögonpyrola (S, T), brudborste (T), ekbräken (T), humleblomster (T), nordisk stormhatt (T), ormbär (T), tjäder (T, §4) och fläcknycklar (§8). Se Figur 1.</w:t>
       </w:r>
     </w:p>
     <w:p>
@@ -1009,28 +1009,28 @@
         <w:rPr>
           <w:b/>
         </w:rPr>
-        <w:t>Gulnål</w:t>
-      </w:r>
-      <w:r>
-        <w:t xml:space="preserve"> växer mest på murknande lövträdsved och barrträdsved och förekommer i skuggiga miljöer med hög luftfuktighet. I södra Sverige är den en relativt bra signal på biotoper med höga naturvärden och följs ofta av sällsynta arter. Gulnål är typisk art för </w:t>
+        <w:t xml:space="preserve">Grönkulla (§8) </w:t>
+      </w:r>
+      <w:r>
+        <w:t xml:space="preserve">är typisk art för </w:t>
       </w:r>
       <w:r>
         <w:rPr>
           <w:i/>
         </w:rPr>
-        <w:t>9110 Näringsfattig bokskog</w:t>
-      </w:r>
-      <w:r>
-        <w:t xml:space="preserve"> och</w:t>
+        <w:t xml:space="preserve">9040 Fjällbjörkskog, 9070 Trädklädd betesmark, 6170 Alpina kalkgräsmarker, 6520 Höglänta slåtterängar </w:t>
+      </w:r>
+      <w:r>
+        <w:t>och</w:t>
       </w:r>
       <w:r>
         <w:rPr>
           <w:i/>
         </w:rPr>
-        <w:t xml:space="preserve"> 9130 Näringsrik bokskog </w:t>
-      </w:r>
-      <w:r>
-        <w:t>(Nitare &amp; Skogsstyrelsen, 2019; SLU Artdatabanken, 2025).</w:t>
+        <w:t xml:space="preserve"> 6210 Kalkgräsmarker </w:t>
+      </w:r>
+      <w:r>
+        <w:t>(SLU Artdatabanken, 2025).</w:t>
       </w:r>
     </w:p>
     <w:p>
@@ -1038,19 +1038,28 @@
         <w:rPr>
           <w:b/>
         </w:rPr>
-        <w:t>Korallrot (§8)</w:t>
-      </w:r>
-      <w:r>
-        <w:t xml:space="preserve"> växer i sumpskogar och annan fuktig eller växelfuktig skogsmark, exempelvis i alkärr och kärrkanter, fuktiga bäckdalar, raviner, myrlaggar, sumpiga strandskogar samt i fuktiga lundar. Den visar på mer eller mindre stabila förhållanden och intakt hydrologi och är känslig för avverkning, körskador, skogsgödsling och dikning. Korallrot är typisk art för </w:t>
+        <w:t>Gulnål</w:t>
+      </w:r>
+      <w:r>
+        <w:t xml:space="preserve"> växer mest på murknande lövträdsved och barrträdsved och förekommer i skuggiga miljöer med hög luftfuktighet. I södra Sverige är den en relativt bra signal på biotoper med höga naturvärden och följs ofta av sällsynta arter. Gulnål är typisk art för </w:t>
       </w:r>
       <w:r>
         <w:rPr>
           <w:i/>
         </w:rPr>
-        <w:t>9080 Lövsumpskog</w:t>
-      </w:r>
-      <w:r>
-        <w:t xml:space="preserve"> och fridlyst enligt 8 § artskyddsförordningen (SLU Artdatabanken, 2024; Nitare &amp; Skogsstyrelsen, 2019).</w:t>
+        <w:t>9110 Näringsfattig bokskog</w:t>
+      </w:r>
+      <w:r>
+        <w:t xml:space="preserve"> och</w:t>
+      </w:r>
+      <w:r>
+        <w:rPr>
+          <w:i/>
+        </w:rPr>
+        <w:t xml:space="preserve"> 9130 Näringsrik bokskog </w:t>
+      </w:r>
+      <w:r>
+        <w:t>(Nitare &amp; Skogsstyrelsen, 2019; SLU Artdatabanken, 2025).</w:t>
       </w:r>
     </w:p>
     <w:p>
@@ -1058,37 +1067,19 @@
         <w:rPr>
           <w:b/>
         </w:rPr>
-        <w:t>Luddlav</w:t>
-      </w:r>
-      <w:r>
-        <w:t xml:space="preserve"> signalerar lång skoglig kontinuitet med ett stabilt lokal- och mikroklimat med hög och jämn fuktighet. Luddlav är typisk art för </w:t>
+        <w:t>Korallrot (§8)</w:t>
+      </w:r>
+      <w:r>
+        <w:t xml:space="preserve"> växer i sumpskogar och annan fuktig eller växelfuktig skogsmark, exempelvis i alkärr och kärrkanter, fuktiga bäckdalar, raviner, myrlaggar, sumpiga strandskogar samt i fuktiga lundar. Den visar på mer eller mindre stabila förhållanden och intakt hydrologi och är känslig för avverkning, körskador, skogsgödsling och dikning. Korallrot är typisk art för </w:t>
       </w:r>
       <w:r>
         <w:rPr>
           <w:i/>
         </w:rPr>
-        <w:t>9010 Taiga,</w:t>
-      </w:r>
-      <w:r>
-        <w:t xml:space="preserve"> </w:t>
-      </w:r>
-      <w:r>
-        <w:rPr>
-          <w:i/>
-        </w:rPr>
-        <w:t xml:space="preserve">9020 Nordlig ädellövskog, 9070 Trädklädd betesmark, 9110 Näringsfattig bokskog, 9180 Ädellövskog i branter </w:t>
-      </w:r>
-      <w:r>
-        <w:t>och</w:t>
-      </w:r>
-      <w:r>
-        <w:rPr>
-          <w:i/>
-        </w:rPr>
-        <w:t xml:space="preserve"> 9190 Näringsfattig ekskog </w:t>
-      </w:r>
-      <w:r>
-        <w:t>(Nitare &amp; Skogsstyrelsen, 2019; SLU Artdatabanken, 2025).</w:t>
+        <w:t>9080 Lövsumpskog</w:t>
+      </w:r>
+      <w:r>
+        <w:t xml:space="preserve"> och fridlyst enligt 8 § artskyddsförordningen (SLU Artdatabanken, 2024; Nitare &amp; Skogsstyrelsen, 2019).</w:t>
       </w:r>
     </w:p>
     <w:p>
@@ -1096,16 +1087,25 @@
         <w:rPr>
           <w:b/>
         </w:rPr>
-        <w:t>Spindelblomster (§8)</w:t>
-      </w:r>
-      <w:r>
-        <w:t xml:space="preserve"> växer i äldre mossrik granskog eller barrblandskog, men även i fjällbjörkskog. Arten indikerar långvarig trädkontinuitet och hög luftfuktighet och är mycket känslig för uttorkning och markskador. Spindelblomster har i många trakter minskat starkt under senare tid på grund av slutavverkningar och skogsmarksdikning. Spindelblomster är typisk art för </w:t>
+        <w:t>Luddlav</w:t>
+      </w:r>
+      <w:r>
+        <w:t xml:space="preserve"> signalerar lång skoglig kontinuitet med ett stabilt lokal- och mikroklimat med hög och jämn fuktighet. Luddlav är typisk art för </w:t>
       </w:r>
       <w:r>
         <w:rPr>
           <w:i/>
         </w:rPr>
-        <w:t xml:space="preserve">9010 Taiga, 9050 Näringsrik granskog </w:t>
+        <w:t>9010 Taiga,</w:t>
+      </w:r>
+      <w:r>
+        <w:t xml:space="preserve"> </w:t>
+      </w:r>
+      <w:r>
+        <w:rPr>
+          <w:i/>
+        </w:rPr>
+        <w:t xml:space="preserve">9020 Nordlig ädellövskog, 9070 Trädklädd betesmark, 9110 Näringsfattig bokskog, 9180 Ädellövskog i branter </w:t>
       </w:r>
       <w:r>
         <w:t>och</w:t>
@@ -1114,10 +1114,10 @@
         <w:rPr>
           <w:i/>
         </w:rPr>
-        <w:t xml:space="preserve"> 9040 Fjällbjörkskog</w:t>
-      </w:r>
-      <w:r>
-        <w:t xml:space="preserve"> (Nitare &amp; Skogsstyrelsen, 2019; SLU Artdatabanken, 2025).</w:t>
+        <w:t xml:space="preserve"> 9190 Näringsfattig ekskog </w:t>
+      </w:r>
+      <w:r>
+        <w:t>(Nitare &amp; Skogsstyrelsen, 2019; SLU Artdatabanken, 2025).</w:t>
       </w:r>
     </w:p>
     <w:p>
@@ -1125,55 +1125,28 @@
         <w:rPr>
           <w:b/>
         </w:rPr>
-        <w:t>Stuplav</w:t>
-      </w:r>
-      <w:r>
-        <w:t xml:space="preserve"> är en mycket bra signalart i hela sitt utbredningsområde och förekommer nästan enbart i skogsmiljöer med höga naturvärden. Den indikerar långvarig förekomst av gamla lövträd och miljöer med konstant hög luftfuktighet. I skogar med suboceaniskt klimat finns det en mycket sällsynt parasit, njurlavsknapp </w:t>
+        <w:t>Spindelblomster (§8)</w:t>
+      </w:r>
+      <w:r>
+        <w:t xml:space="preserve"> växer i äldre mossrik granskog eller barrblandskog, men även i fjällbjörkskog. Arten indikerar långvarig trädkontinuitet och hög luftfuktighet och är mycket känslig för uttorkning och markskador. Spindelblomster har i många trakter minskat starkt under senare tid på grund av slutavverkningar och skogsmarksdikning. Spindelblomster är typisk art för </w:t>
       </w:r>
       <w:r>
         <w:rPr>
           <w:i/>
         </w:rPr>
-        <w:t>Pletocarpon nephromeum</w:t>
-      </w:r>
-      <w:r>
-        <w:t xml:space="preserve"> (EN), som växer på stuplav. Ytterligare tre sällsynta lavparasiter, </w:t>
+        <w:t xml:space="preserve">9010 Taiga, 9050 Näringsrik granskog </w:t>
+      </w:r>
+      <w:r>
+        <w:t>och</w:t>
       </w:r>
       <w:r>
         <w:rPr>
           <w:i/>
         </w:rPr>
-        <w:t>Protounguicularia nephromatis</w:t>
-      </w:r>
-      <w:r>
-        <w:t xml:space="preserve"> (VU), </w:t>
-      </w:r>
-      <w:r>
-        <w:rPr>
-          <w:i/>
-        </w:rPr>
-        <w:t>Refractohilum galligenum</w:t>
-      </w:r>
-      <w:r>
-        <w:t xml:space="preserve"> (NT) och </w:t>
-      </w:r>
-      <w:r>
-        <w:rPr>
-          <w:i/>
-        </w:rPr>
-        <w:t>Roselliniella nephromatis</w:t>
-      </w:r>
-      <w:r>
-        <w:t xml:space="preserve"> (DD), kan också påträffas på stuplav. Stuplav är typisk art för </w:t>
-      </w:r>
-      <w:r>
-        <w:rPr>
-          <w:i/>
-        </w:rPr>
-        <w:t>9010 Taiga</w:t>
-      </w:r>
-      <w:r>
-        <w:t xml:space="preserve"> (SLU Artdatabanken, 2026; Nitare &amp; Skogsstyrelsen, 2019).</w:t>
+        <w:t xml:space="preserve"> 9040 Fjällbjörkskog</w:t>
+      </w:r>
+      <w:r>
+        <w:t xml:space="preserve"> (Nitare &amp; Skogsstyrelsen, 2019; SLU Artdatabanken, 2025).</w:t>
       </w:r>
     </w:p>
     <w:p>
@@ -1181,19 +1154,55 @@
         <w:rPr>
           <w:b/>
         </w:rPr>
-        <w:t xml:space="preserve">Vedticka </w:t>
-      </w:r>
-      <w:r>
-        <w:t xml:space="preserve">är en bra signalart söder om den naturliga norrlandsgränsen. Den är huvudsakligen knuten till äldre barrskogar där det föreligger långvarig kontinuitet av död barrved. Vedticka är typisk art för </w:t>
+        <w:t>Stuplav</w:t>
+      </w:r>
+      <w:r>
+        <w:t xml:space="preserve"> är en mycket bra signalart i hela sitt utbredningsområde och förekommer nästan enbart i skogsmiljöer med höga naturvärden. Den indikerar långvarig förekomst av gamla lövträd och miljöer med konstant hög luftfuktighet. I skogar med suboceaniskt klimat finns det en mycket sällsynt parasit, njurlavsknapp </w:t>
       </w:r>
       <w:r>
         <w:rPr>
           <w:i/>
         </w:rPr>
-        <w:t xml:space="preserve">9010 Taiga </w:t>
-      </w:r>
-      <w:r>
-        <w:t>(Nitare &amp; Skogsstyrelsen, 2019; SLU Artdatabanken, 2025).</w:t>
+        <w:t>Pletocarpon nephromeum</w:t>
+      </w:r>
+      <w:r>
+        <w:t xml:space="preserve"> (EN), som växer på stuplav. Ytterligare tre sällsynta lavparasiter, </w:t>
+      </w:r>
+      <w:r>
+        <w:rPr>
+          <w:i/>
+        </w:rPr>
+        <w:t>Protounguicularia nephromatis</w:t>
+      </w:r>
+      <w:r>
+        <w:t xml:space="preserve"> (VU), </w:t>
+      </w:r>
+      <w:r>
+        <w:rPr>
+          <w:i/>
+        </w:rPr>
+        <w:t>Refractohilum galligenum</w:t>
+      </w:r>
+      <w:r>
+        <w:t xml:space="preserve"> (NT) och </w:t>
+      </w:r>
+      <w:r>
+        <w:rPr>
+          <w:i/>
+        </w:rPr>
+        <w:t>Roselliniella nephromatis</w:t>
+      </w:r>
+      <w:r>
+        <w:t xml:space="preserve"> (DD), kan också påträffas på stuplav. Stuplav är typisk art för </w:t>
+      </w:r>
+      <w:r>
+        <w:rPr>
+          <w:i/>
+        </w:rPr>
+        <w:t>9010 Taiga</w:t>
+      </w:r>
+      <w:r>
+        <w:t xml:space="preserve"> (SLU Artdatabanken, 2026; Nitare &amp; Skogsstyrelsen, 2019).</w:t>
       </w:r>
     </w:p>
     <w:p>
@@ -1201,28 +1210,19 @@
         <w:rPr>
           <w:b/>
         </w:rPr>
-        <w:t xml:space="preserve">Ögonpyrola </w:t>
-      </w:r>
-      <w:r>
-        <w:t xml:space="preserve">är normalt en bra signalart som visar på områden med höga naturvärden och stabila förhållanden, särskilt inom näringsfattiga trakter. Växten är mycket känslig för markskador och försvinner snabbt efter slutavverkning. Den hotas också av skogsgödsling och markavvattning. Ögonpyrola är typisk art för </w:t>
+        <w:t>Tibast</w:t>
+      </w:r>
+      <w:r>
+        <w:t xml:space="preserve"> är en kalkgynnad buske som växer på mullrik, frisk eller svagt fuktig mark, exempelvis i gamla kalkgranskogar, lövträdslundar, varma källpåverkade sluttningar och exklusiva biotoper kopplade till vattendrag. Förekomster i gammal skog visar på höga naturvärden och bör alltid noteras i samband med naturvärdesinventeringar. Tibast är typisk art för </w:t>
       </w:r>
       <w:r>
         <w:rPr>
           <w:i/>
         </w:rPr>
-        <w:t>9010 Taiga</w:t>
-      </w:r>
-      <w:r>
-        <w:t xml:space="preserve"> och</w:t>
-      </w:r>
-      <w:r>
-        <w:rPr>
-          <w:i/>
-        </w:rPr>
-        <w:t xml:space="preserve"> 9070 Trädklädd betesmark</w:t>
-      </w:r>
-      <w:r>
-        <w:t xml:space="preserve"> (Nitare &amp; Skogsstyrelsen, 2019; SLU Artdatabanken, 2024).</w:t>
+        <w:t>9050 Näringsrik granskog</w:t>
+      </w:r>
+      <w:r>
+        <w:t xml:space="preserve"> och värdväxt för de två fjärilsarterna större tibastmal och brun tibastmal (CR) (SLU Artdatabanken, 2024; Nitare &amp; Skogsstyrelsen, 2019).</w:t>
       </w:r>
     </w:p>
     <w:p>
@@ -1230,28 +1230,19 @@
         <w:rPr>
           <w:b/>
         </w:rPr>
-        <w:t>Brudborste</w:t>
-      </w:r>
-      <w:r>
-        <w:t xml:space="preserve"> är typisk art för </w:t>
+        <w:t xml:space="preserve">Vedticka </w:t>
+      </w:r>
+      <w:r>
+        <w:t xml:space="preserve">är en bra signalart söder om den naturliga norrlandsgränsen. Den är huvudsakligen knuten till äldre barrskogar där det föreligger långvarig kontinuitet av död barrved. Vedticka är typisk art för </w:t>
       </w:r>
       <w:r>
         <w:rPr>
           <w:i/>
         </w:rPr>
-        <w:t xml:space="preserve">9050 Näringsrik granskog, 9040 Fjällbjörkskog, 6530 Lövängar, 6430 Högörtängar </w:t>
-      </w:r>
-      <w:r>
-        <w:t xml:space="preserve">och </w:t>
-      </w:r>
-      <w:r>
-        <w:rPr>
-          <w:i/>
-        </w:rPr>
-        <w:t>6510 Slåtterängar i låglandet</w:t>
-      </w:r>
-      <w:r>
-        <w:t xml:space="preserve"> (SLU Artdatabanken, 2025).</w:t>
+        <w:t xml:space="preserve">9010 Taiga </w:t>
+      </w:r>
+      <w:r>
+        <w:t>(Nitare &amp; Skogsstyrelsen, 2019; SLU Artdatabanken, 2025).</w:t>
       </w:r>
     </w:p>
     <w:p>
@@ -1259,6 +1250,64 @@
         <w:rPr>
           <w:b/>
         </w:rPr>
+        <w:t xml:space="preserve">Ögonpyrola </w:t>
+      </w:r>
+      <w:r>
+        <w:t xml:space="preserve">är normalt en bra signalart som visar på områden med höga naturvärden och stabila förhållanden, särskilt inom näringsfattiga trakter. Växten är mycket känslig för markskador och försvinner snabbt efter slutavverkning. Den hotas också av skogsgödsling och markavvattning. Ögonpyrola är typisk art för </w:t>
+      </w:r>
+      <w:r>
+        <w:rPr>
+          <w:i/>
+        </w:rPr>
+        <w:t>9010 Taiga</w:t>
+      </w:r>
+      <w:r>
+        <w:t xml:space="preserve"> och</w:t>
+      </w:r>
+      <w:r>
+        <w:rPr>
+          <w:i/>
+        </w:rPr>
+        <w:t xml:space="preserve"> 9070 Trädklädd betesmark</w:t>
+      </w:r>
+      <w:r>
+        <w:t xml:space="preserve"> (Nitare &amp; Skogsstyrelsen, 2019; SLU Artdatabanken, 2024).</w:t>
+      </w:r>
+    </w:p>
+    <w:p>
+      <w:r>
+        <w:rPr>
+          <w:b/>
+        </w:rPr>
+        <w:t>Brudborste</w:t>
+      </w:r>
+      <w:r>
+        <w:t xml:space="preserve"> är typisk art för </w:t>
+      </w:r>
+      <w:r>
+        <w:rPr>
+          <w:i/>
+        </w:rPr>
+        <w:t xml:space="preserve">9050 Näringsrik granskog, 9040 Fjällbjörkskog, 6530 Lövängar, 6430 Högörtängar </w:t>
+      </w:r>
+      <w:r>
+        <w:t xml:space="preserve">och </w:t>
+      </w:r>
+      <w:r>
+        <w:rPr>
+          <w:i/>
+        </w:rPr>
+        <w:t>6510 Slåtterängar i låglandet</w:t>
+      </w:r>
+      <w:r>
+        <w:t xml:space="preserve"> (SLU Artdatabanken, 2025).</w:t>
+      </w:r>
+    </w:p>
+    <w:p>
+      <w:r>
+        <w:rPr>
+          <w:b/>
+        </w:rPr>
         <w:t xml:space="preserve">Ekbräken </w:t>
       </w:r>
       <w:r>
@@ -1272,6 +1321,26 @@
       </w:r>
       <w:r>
         <w:t xml:space="preserve"> (SLU Artdatabanken, 2025).</w:t>
+      </w:r>
+    </w:p>
+    <w:p>
+      <w:r>
+        <w:rPr>
+          <w:b/>
+        </w:rPr>
+        <w:t>Humleblomster</w:t>
+      </w:r>
+      <w:r>
+        <w:t xml:space="preserve"> är typisk art för </w:t>
+      </w:r>
+      <w:r>
+        <w:rPr>
+          <w:i/>
+        </w:rPr>
+        <w:t xml:space="preserve">9040 Fjällbjörkskog </w:t>
+      </w:r>
+      <w:r>
+        <w:t>(SLU Artdatabanken, 2025).</w:t>
       </w:r>
     </w:p>
     <w:p>
@@ -1475,7 +1544,7 @@
         <w:rPr>
           <w:i/>
         </w:rPr>
-        <w:t>I det aktuella skogsområdet har 41 rödlistade arter och signalarter påträffats. Detta ska jämföras med Skogsstyrelsens uppföljning 2017 av nyckelbiotoper som visade att man i genomsnitt hittar 20,6 olika rödlistade arter och signalarter i en nyckelbiotop (Wijk, S. 2017. Biologisk mångfald i nyckelbiotoper – Resultat från inventeringen “Uppföljning biologisk mångfald” 2009–2015. Rapport 4/2017 Skogsstyrelsen, Jönköping).</w:t>
+        <w:t>I det aktuella skogsområdet har 43 rödlistade arter och signalarter påträffats. Detta ska jämföras med Skogsstyrelsens uppföljning 2017 av nyckelbiotoper som visade att man i genomsnitt hittar 20,6 olika rödlistade arter och signalarter i en nyckelbiotop (Wijk, S. 2017. Biologisk mångfald i nyckelbiotoper – Resultat från inventeringen “Uppföljning biologisk mångfald” 2009–2015. Rapport 4/2017 Skogsstyrelsen, Jönköping).</w:t>
       </w:r>
     </w:p>
     <w:p>
@@ -1504,7 +1573,7 @@
         <w:rPr>
           <w:i/>
         </w:rPr>
-        <w:t>I det aktuella skogsområdet har 47 naturvårdsarter varav 31 rödlistade arter sina livsmiljöer och växtplatser.</w:t>
+        <w:t>I det aktuella skogsområdet har 50 naturvårdsarter varav 31 rödlistade arter sina livsmiljöer och växtplatser.</w:t>
       </w:r>
     </w:p>
     <w:p>

--- a/klagomål/Muorkenåive-Ássjátj N FSC-klagomål.docx
+++ b/klagomål/Muorkenåive-Ássjátj N FSC-klagomål.docx
@@ -178,7 +178,7 @@
       <w:r>
         <w:drawing>
           <wp:inline xmlns:a="http://schemas.openxmlformats.org/drawingml/2006/main" xmlns:pic="http://schemas.openxmlformats.org/drawingml/2006/picture">
-            <wp:extent cx="5486400" cy="4820868"/>
+            <wp:extent cx="5486400" cy="4406884"/>
             <wp:docPr id="1" name="Picture 1"/>
             <wp:cNvGraphicFramePr>
               <a:graphicFrameLocks noChangeAspect="1"/>
@@ -199,7 +199,7 @@
                   <pic:spPr>
                     <a:xfrm>
                       <a:off x="0" y="0"/>
-                      <a:ext cx="5486400" cy="4820868"/>
+                      <a:ext cx="5486400" cy="4406884"/>
                     </a:xfrm>
                     <a:prstGeom prst="rect"/>
                   </pic:spPr>
@@ -221,7 +221,7 @@
     </w:p>
     <w:p>
       <w:r>
-        <w:t>I och inom 10 meter från området finns fynd av 50 naturvårdsarter, varav 31 är rödlistade, 8 är fridlysta, 36 är typiska (T) och 12 är signalarter (S): garnlav (VU, T), grantickeporing (VU), grenlav (VU), gränsticka (VU, T), kristallticka (VU), Lecidea subhumida (VU), nordlig parasitporing (VU), ostticka (VU, T), sprickporing (VU), vitskaftad svartspik (VU, T), blanksvart spiklav (NT), blågrå svartspik (NT), brunklöver (NT), doftskinn (NT, T), dvärgbägarlav (NT, T), gammelgransskål (NT, T), harticka (NT, T), knottrig blåslav (NT, T), lavskrika (NT, T, §4), liten svartspik (NT), rosenticka (NT, T), Rostania pallida (NT), rynkskinn (NT, T), rödbrun blekspik (NT, T), skrovellav (NT, T), stjärntagging (NT, T), talltita (NT, §4), tretåig hackspett (NT, T, §4), ullticka (NT, T), vedskivlav (NT, T), vitgrynig nållav (NT), barkticka (S, T), blodticka (S, T), bårdlav (S, T), grönkulla (S, T, §8), gulnål (S, T), korallrot (S, T, §8), luddlav (S, T), spindelblomster (S, T, §8), stuplav (S, T), tibast (S, T), vedticka (S, T), ögonpyrola (S, T), brudborste (T), ekbräken (T), humleblomster (T), nordisk stormhatt (T), ormbär (T), tjäder (T, §4) och fläcknycklar (§8). Se Figur 1.</w:t>
+        <w:t>I och inom 10 meter från området finns fynd av 57 naturvårdsarter, varav 33 är rödlistade, 8 är fridlysta, 42 är typiska (T) och 14 är signalarter (S): garnlav (VU, T), grantickeporing (VU), grenlav (VU), gränsticka (VU, T), kristallticka (VU), Lecidea subhumida (VU), nordlig parasitporing (VU), ostticka (VU, T), sprickporing (VU), vitskaftad svartspik (VU, T), blanksvart spiklav (NT), blågrå svartspik (NT), brunklöver (NT), doftskinn (NT, T), dvärgbägarlav (NT, T), gammelgransskål (NT, T), harticka (NT, T), knottrig blåslav (NT, T), lavskrika (NT, T, §4), liten svartspik (NT), lunglav (NT, T), rosenticka (NT, T), Rostania pallida (NT), rynkskinn (NT, T), rödbrun blekspik (NT, T), skrovellav (NT, T), stjärntagging (NT, T), talltita (NT, §4), tretåig hackspett (NT, T, §4), ullticka (NT, T), vedflamlav (NT), vedskivlav (NT, T), vitgrynig nållav (NT), barkticka (S, T), blodticka (S, T), bårdlav (S, T), grönkulla (S, T, §8), gulnål (S, T), korallrot (S, T, §8), källpraktmossa (S, T), luddlav (S, T), rostfläck (S, T), spindelblomster (S, T, §8), stuplav (S, T), tibast (S, T), vedticka (S, T), ögonpyrola (S, T), brudborste (T), ekbräken (T), humleblomster (T), kärrfibbla (T), lundarv (T), nordisk stormhatt (T), ormbär (T), tjäder (T, §4), torta (T) och fläcknycklar (§8). Se Figur 1.</w:t>
       </w:r>
     </w:p>
     <w:p>
@@ -605,6 +605,62 @@
         <w:rPr>
           <w:b/>
         </w:rPr>
+        <w:t>Lunglav (NT)</w:t>
+      </w:r>
+      <w:r>
+        <w:t xml:space="preserve"> är en av vårt lands främsta signalarter som överallt indikerar gamla lövträd, skogsbestånd med höga naturvärden och ekosystem med långskoglig kontinuitet. Lokalt kan förekomsten vara mycket riklig men den hittas nästan enbart i gamla och ej slutavverkade skogar. Artens samtliga förekomster bör uppmärksammas från naturvårdssynpunkt, då många lokaler även hyser andra ovanliga och rödlistade arter. Rikliga förekomster bör skyddas med biotopskydd, frivilliga avsättningar eller reservat. På lunglav kan de sällsynta lavparasiterna lunglavshårprick (CR), </w:t>
+      </w:r>
+      <w:r>
+        <w:rPr>
+          <w:i/>
+        </w:rPr>
+        <w:t>Abrothallus diederichii</w:t>
+      </w:r>
+      <w:r>
+        <w:t xml:space="preserve"> (VU), </w:t>
+      </w:r>
+      <w:r>
+        <w:rPr>
+          <w:i/>
+        </w:rPr>
+        <w:t>Abrothallus lobariae</w:t>
+      </w:r>
+      <w:r>
+        <w:t xml:space="preserve"> (VU), </w:t>
+      </w:r>
+      <w:r>
+        <w:rPr>
+          <w:i/>
+        </w:rPr>
+        <w:t>Calycina lobariae</w:t>
+      </w:r>
+      <w:r>
+        <w:t xml:space="preserve"> (VU), lunglavsknapp (VU) och skrovelmössing (VU) påträffas. Lunglav är typisk art för </w:t>
+      </w:r>
+      <w:r>
+        <w:rPr>
+          <w:i/>
+        </w:rPr>
+        <w:t>9010 Taiga, 9020 Nordlig ädellövskog, 9110 Näringsfattig bokskog, 9130 Näringsrik bokskog, 9160 Näringsrik ekskog, 9180 Ädellövskog i branter, 9190 Näringsfattig ekskog, 9070 Trädklädd betesmark, 9040 Fjällbjörkskog</w:t>
+      </w:r>
+      <w:r>
+        <w:t xml:space="preserve"> och</w:t>
+      </w:r>
+      <w:r>
+        <w:rPr>
+          <w:i/>
+        </w:rPr>
+        <w:t xml:space="preserve"> 6530 Lövängar</w:t>
+      </w:r>
+      <w:r>
+        <w:t xml:space="preserve"> (SLU Artdatabanken, 2026; Nitare &amp; Skogsstyrelsen, 2019).</w:t>
+      </w:r>
+    </w:p>
+    <w:p>
+      <w:r>
+        <w:rPr>
+          <w:b/>
+        </w:rPr>
         <w:t>Rosenticka (NT)</w:t>
       </w:r>
       <w:r>
@@ -882,6 +938,26 @@
         <w:rPr>
           <w:b/>
         </w:rPr>
+        <w:t>Vedflamlav (NT)</w:t>
+      </w:r>
+      <w:r>
+        <w:t xml:space="preserve"> växer på gammal hård och torr, exponerad kärnved av tall, främst på högstubbar i ljusöppna lägen, t.ex. vid och på myrar, sjökanter, i glesa hällmarkskogar och i brandpräglade tallnaturskogar. Substratet nyskapas i begränsad omfattning och arten är en utmärkt indikator på höga naturvärden i denna skogstyp. Tall- och barrblandskogar med naturskogskaraktär och spår av bränder har ofta höga biologiska värden och bör skyddas. På vedflamlavens bål kan den sällsynta spiklaven/parasiten </w:t>
+      </w:r>
+      <w:r>
+        <w:rPr>
+          <w:i/>
+        </w:rPr>
+        <w:t>Calicium ramboldiicola</w:t>
+      </w:r>
+      <w:r>
+        <w:t xml:space="preserve"> (VU) påträffas (SLU Artdatabanken, 2026).</w:t>
+      </w:r>
+    </w:p>
+    <w:p>
+      <w:r>
+        <w:rPr>
+          <w:b/>
+        </w:rPr>
         <w:t>Vedskivlav (NT)</w:t>
       </w:r>
       <w:r>
@@ -1087,6 +1163,35 @@
         <w:rPr>
           <w:b/>
         </w:rPr>
+        <w:t xml:space="preserve">Källpraktmossa </w:t>
+      </w:r>
+      <w:r>
+        <w:t xml:space="preserve">växer på fuktig eller blöt, näringsrik och ofta mineralrik mark, t.ex. i sumpskogar. Den är en god signalart i södra och mellersta Sverige och förekommer ofta i artrika miljöer med t.ex. kärrkammossa, bågpraktmossa, filtrundmossa och skogshakmossa. Eftersom mängden våtmarker har reducerats kraftigt i södra Sverige under det senaste seklet har förekomsten av källpraktmossa troligen minskat i söder. Källpraktmossa är typisk art för </w:t>
+      </w:r>
+      <w:r>
+        <w:rPr>
+          <w:i/>
+        </w:rPr>
+        <w:t xml:space="preserve">7160 Källor och källkärr, 9750 Svämlövskog </w:t>
+      </w:r>
+      <w:r>
+        <w:t>och</w:t>
+      </w:r>
+      <w:r>
+        <w:rPr>
+          <w:i/>
+        </w:rPr>
+        <w:t xml:space="preserve"> 9080 Lövsumpskog </w:t>
+      </w:r>
+      <w:r>
+        <w:t>(Nitare &amp; Skogsstyrelsen, 2019; SLU Artdatabanken, 2025).</w:t>
+      </w:r>
+    </w:p>
+    <w:p>
+      <w:r>
+        <w:rPr>
+          <w:b/>
+        </w:rPr>
         <w:t>Luddlav</w:t>
       </w:r>
       <w:r>
@@ -1125,6 +1230,26 @@
         <w:rPr>
           <w:b/>
         </w:rPr>
+        <w:t xml:space="preserve">Rostfläck </w:t>
+      </w:r>
+      <w:r>
+        <w:t xml:space="preserve">signalerar framför allt höga naturvärden i östra Sverige samt norr om den naturliga norrlandsgränsen. Arten indikerar här skogsmiljöer som under lång tid haft ett konstant fuktigt mikroklimat. Rika förekomster i Norrland visar sannolikt på bestånd med långvarig kontinuitet av gamla träd. När laven påträffas i alkärr signalerar den höga naturvärden inom hela sitt utbredningsområde. Rostfläck är typisk art för </w:t>
+      </w:r>
+      <w:r>
+        <w:rPr>
+          <w:i/>
+        </w:rPr>
+        <w:t xml:space="preserve">9190 Näringsfattig ekskog </w:t>
+      </w:r>
+      <w:r>
+        <w:t>(Nitare &amp; Skogsstyrelsen, 2019; SLU Artdatabanken, 2025).</w:t>
+      </w:r>
+    </w:p>
+    <w:p>
+      <w:r>
+        <w:rPr>
+          <w:b/>
+        </w:rPr>
         <w:t>Spindelblomster (§8)</w:t>
       </w:r>
       <w:r>
@@ -1348,6 +1473,55 @@
         <w:rPr>
           <w:b/>
         </w:rPr>
+        <w:t>Kärrfibbla</w:t>
+      </w:r>
+      <w:r>
+        <w:t xml:space="preserve"> är typisk art för </w:t>
+      </w:r>
+      <w:r>
+        <w:rPr>
+          <w:i/>
+        </w:rPr>
+        <w:t xml:space="preserve">9050 Näringsrik granskog, 9080 Lövsumpskog </w:t>
+      </w:r>
+      <w:r>
+        <w:t>och</w:t>
+      </w:r>
+      <w:r>
+        <w:rPr>
+          <w:i/>
+        </w:rPr>
+        <w:t xml:space="preserve"> 9040 Fjällbjörkskog </w:t>
+      </w:r>
+      <w:r>
+        <w:t>(SLU Artdatabanken, 2025).</w:t>
+      </w:r>
+    </w:p>
+    <w:p>
+      <w:r>
+        <w:rPr>
+          <w:b/>
+        </w:rPr>
+        <w:t>Lundarv</w:t>
+      </w:r>
+      <w:r>
+        <w:t xml:space="preserve"> är typisk art för </w:t>
+      </w:r>
+      <w:r>
+        <w:rPr>
+          <w:i/>
+        </w:rPr>
+        <w:t xml:space="preserve">9130 Näringsrik bokskog </w:t>
+      </w:r>
+      <w:r>
+        <w:t>(SLU Artdatabanken, 2025).</w:t>
+      </w:r>
+    </w:p>
+    <w:p>
+      <w:r>
+        <w:rPr>
+          <w:b/>
+        </w:rPr>
         <w:t>Nordisk stormhatt</w:t>
       </w:r>
       <w:r>
@@ -1428,6 +1602,35 @@
       </w:r>
       <w:r>
         <w:t>. Tjädern är en utpräglad skogsfågel knuten till större sammanhängande barrskogsområden. Tupparna och hönorna utnyttjar till viss del olika miljöer, och habitatvalet varierar dessutom mellan olika delar av året. För att det ska finnas livskraftiga tjäderbestånd krävs funktionella skogslandskap med en blandning av uppvuxen, gles och luckig skog, täta sumpskogar, myrar och andra små våtmarker. Arten försvinner när skogen fragmenteras och den sammanlagda arealen hyggen och andra öppna områden blir för stor. Ett småskaligt och försiktigt virkesuttag genom hyggesfria metoder kan i vissa fall vara möjligt i området inom 200 m från lekcentrum. Längre ut från lekcentrum, inom 200–500 m bör den avverkade ytan inte överskrida 1 hektar för att undvika alltför stora och snabba förändringar (Skogsstyrelsen, 2019; SLU Artdatabanken, 2024).</w:t>
+      </w:r>
+    </w:p>
+    <w:p>
+      <w:r>
+        <w:rPr>
+          <w:b/>
+        </w:rPr>
+        <w:t xml:space="preserve">Torta </w:t>
+      </w:r>
+      <w:r>
+        <w:t xml:space="preserve">är typisk art för </w:t>
+      </w:r>
+      <w:r>
+        <w:rPr>
+          <w:i/>
+        </w:rPr>
+        <w:t xml:space="preserve">9050 Näringsrik granskog </w:t>
+      </w:r>
+      <w:r>
+        <w:t xml:space="preserve">och </w:t>
+      </w:r>
+      <w:r>
+        <w:rPr>
+          <w:i/>
+        </w:rPr>
+        <w:t xml:space="preserve">9040 Fjällbjörkskog </w:t>
+      </w:r>
+      <w:r>
+        <w:t>(SLU Artdatabanken, 2025).</w:t>
       </w:r>
     </w:p>
     <w:p>
@@ -1544,7 +1747,7 @@
         <w:rPr>
           <w:i/>
         </w:rPr>
-        <w:t>I det aktuella skogsområdet har 43 rödlistade arter och signalarter påträffats. Detta ska jämföras med Skogsstyrelsens uppföljning 2017 av nyckelbiotoper som visade att man i genomsnitt hittar 20,6 olika rödlistade arter och signalarter i en nyckelbiotop (Wijk, S. 2017. Biologisk mångfald i nyckelbiotoper – Resultat från inventeringen “Uppföljning biologisk mångfald” 2009–2015. Rapport 4/2017 Skogsstyrelsen, Jönköping).</w:t>
+        <w:t>I det aktuella skogsområdet har 47 rödlistade arter och signalarter påträffats. Detta ska jämföras med Skogsstyrelsens uppföljning 2017 av nyckelbiotoper som visade att man i genomsnitt hittar 20,6 olika rödlistade arter och signalarter i en nyckelbiotop (Wijk, S. 2017. Biologisk mångfald i nyckelbiotoper – Resultat från inventeringen “Uppföljning biologisk mångfald” 2009–2015. Rapport 4/2017 Skogsstyrelsen, Jönköping).</w:t>
       </w:r>
     </w:p>
     <w:p>
@@ -1573,7 +1776,7 @@
         <w:rPr>
           <w:i/>
         </w:rPr>
-        <w:t>I det aktuella skogsområdet har 50 naturvårdsarter varav 31 rödlistade arter sina livsmiljöer och växtplatser.</w:t>
+        <w:t>I det aktuella skogsområdet har 57 naturvårdsarter varav 33 rödlistade arter sina livsmiljöer och växtplatser.</w:t>
       </w:r>
     </w:p>
     <w:p>
@@ -1770,7 +1973,9 @@
         <w:pStyle w:val="Title"/>
       </w:pPr>
       <w:r>
-        <w:t>BILAGA 1 – Fridlysta arter</w:t>
+        <w:t>BILAGA 1 –</w:t>
+        <w:br/>
+        <w:t>Fridlysta och rödlistade arter</w:t>
       </w:r>
     </w:p>
     <w:p>
@@ -1857,6 +2062,105 @@
       </w:r>
       <w:r>
         <w:t>SLU Artdatabanken, Uppsala</w:t>
+      </w:r>
+    </w:p>
+    <w:p>
+      <w:pPr>
+        <w:pStyle w:val="Heading1"/>
+      </w:pPr>
+      <w:r>
+        <w:t>Lunglav – ekologi samt krav på livsmiljön</w:t>
+      </w:r>
+    </w:p>
+    <w:p>
+      <w:r>
+        <w:t xml:space="preserve">Lunglav (NT) är en av vårt lands främsta signalarter som överallt indikerar gamla lövträd, skogsbestånd med höga naturvärden och ekosystem med lång skoglig kontinuitet. Lokalt kan förekomsten vara mycket riklig men den hittas nästan enbart i gamla och ej slutavverkade skogar. Artens samtliga förekomster bör uppmärksammas från naturvårdssynpunkt, då många lokaler även hyser andra ovanliga och rödlistade arter, däribland de sällsynta lavparasiterna lunglavshårprick (CR), </w:t>
+      </w:r>
+      <w:r>
+        <w:rPr>
+          <w:i/>
+        </w:rPr>
+        <w:t>Abrothallus diederichii</w:t>
+      </w:r>
+      <w:r>
+        <w:t xml:space="preserve"> (VU), </w:t>
+      </w:r>
+      <w:r>
+        <w:rPr>
+          <w:i/>
+        </w:rPr>
+        <w:t>Abrothallus lobariae</w:t>
+      </w:r>
+      <w:r>
+        <w:t xml:space="preserve"> (VU), </w:t>
+      </w:r>
+      <w:r>
+        <w:rPr>
+          <w:i/>
+        </w:rPr>
+        <w:t>Calycina lobariae</w:t>
+      </w:r>
+      <w:r>
+        <w:t xml:space="preserve"> (VU), lunglavsknapp (VU) och skrovelmössing (VU), som växer på lunglav. Rikliga förekomster med lunglav bör skyddas med biotopskydd, frivilliga avsättningar eller reservat (SLU Artdatabanken, 2026; Nitare &amp; Skogsstyrelsen, 2019).</w:t>
+      </w:r>
+    </w:p>
+    <w:p>
+      <w:r>
+        <w:t xml:space="preserve">Lunglav är typisk art för </w:t>
+      </w:r>
+      <w:r>
+        <w:rPr>
+          <w:i/>
+        </w:rPr>
+        <w:t>9010 Taiga, 9020 Nordlig ädellövskog, 9110 Näringsfattig bokskog, 9130 Näringsrik bokskog, 9160 Näringsrik ekskog, 9180 Ädellövskog i branter, 9190 Näringsfattig ekskog, 9070 Trädklädd betesmark, 9040 Fjällbjörkskog</w:t>
+      </w:r>
+      <w:r>
+        <w:t xml:space="preserve"> och</w:t>
+      </w:r>
+      <w:r>
+        <w:rPr>
+          <w:i/>
+        </w:rPr>
+        <w:t xml:space="preserve"> 6530 Lövängar</w:t>
+      </w:r>
+      <w:r>
+        <w:t xml:space="preserve"> (SLU Artdatabanken, 2026).</w:t>
+      </w:r>
+    </w:p>
+    <w:p>
+      <w:pPr>
+        <w:pStyle w:val="Heading2"/>
+      </w:pPr>
+      <w:r>
+        <w:t>Referenser – lunglav</w:t>
+      </w:r>
+    </w:p>
+    <w:p>
+      <w:r>
+        <w:t xml:space="preserve">Nitare, J. och Skogsstyrelsen, 2019. </w:t>
+      </w:r>
+      <w:r>
+        <w:rPr>
+          <w:i/>
+        </w:rPr>
+        <w:t xml:space="preserve">Skyddsvärd skog – Naturvårdsarter och andra kriterier för naturvärdesbedömning. </w:t>
+      </w:r>
+      <w:r>
+        <w:t>Skogsstyrelsen.</w:t>
+      </w:r>
+    </w:p>
+    <w:p>
+      <w:r>
+        <w:t xml:space="preserve">SLU Artdatabanken, 2026. </w:t>
+      </w:r>
+      <w:r>
+        <w:rPr>
+          <w:i/>
+        </w:rPr>
+        <w:t xml:space="preserve">Artfaktablad. Naturvård – artfakta. </w:t>
+      </w:r>
+      <w:r>
+        <w:t>SLU Artdatabanken, Uppsala.</w:t>
       </w:r>
     </w:p>
     <w:p>

--- a/klagomål/Muorkenåive-Ássjátj N FSC-klagomål.docx
+++ b/klagomål/Muorkenåive-Ássjátj N FSC-klagomål.docx
@@ -178,7 +178,7 @@
       <w:r>
         <w:drawing>
           <wp:inline xmlns:a="http://schemas.openxmlformats.org/drawingml/2006/main" xmlns:pic="http://schemas.openxmlformats.org/drawingml/2006/picture">
-            <wp:extent cx="5486400" cy="4406884"/>
+            <wp:extent cx="5486400" cy="4389120"/>
             <wp:docPr id="1" name="Picture 1"/>
             <wp:cNvGraphicFramePr>
               <a:graphicFrameLocks noChangeAspect="1"/>
@@ -199,7 +199,7 @@
                   <pic:spPr>
                     <a:xfrm>
                       <a:off x="0" y="0"/>
-                      <a:ext cx="5486400" cy="4406884"/>
+                      <a:ext cx="5486400" cy="4389120"/>
                     </a:xfrm>
                     <a:prstGeom prst="rect"/>
                   </pic:spPr>

--- a/klagomål/Muorkenåive-Ássjátj N FSC-klagomål.docx
+++ b/klagomål/Muorkenåive-Ássjátj N FSC-klagomål.docx
@@ -178,7 +178,7 @@
       <w:r>
         <w:drawing>
           <wp:inline xmlns:a="http://schemas.openxmlformats.org/drawingml/2006/main" xmlns:pic="http://schemas.openxmlformats.org/drawingml/2006/picture">
-            <wp:extent cx="5486400" cy="4389120"/>
+            <wp:extent cx="5486400" cy="4453431"/>
             <wp:docPr id="1" name="Picture 1"/>
             <wp:cNvGraphicFramePr>
               <a:graphicFrameLocks noChangeAspect="1"/>
@@ -199,7 +199,7 @@
                   <pic:spPr>
                     <a:xfrm>
                       <a:off x="0" y="0"/>
-                      <a:ext cx="5486400" cy="4389120"/>
+                      <a:ext cx="5486400" cy="4453431"/>
                     </a:xfrm>
                     <a:prstGeom prst="rect"/>
                   </pic:spPr>
@@ -216,12 +216,12 @@
         <w:spacing w:after="240"/>
       </w:pPr>
       <w:r>
-        <w:t>Figur 1. Fyndplatser för naturvårdsarter i och inom 10 meter från området. Markörer utan svart kant är placerade på fyndplatsen. Markörer med svart kant är placerade vid sidan av fyndplatsen har ett svart streck som visar fyndplatsens exakta position. Kartans mittpunktskoordinat är N 7331151, E 599286 i SWEREF 99 TM.</w:t>
-      </w:r>
-    </w:p>
-    <w:p>
-      <w:r>
-        <w:t>I och inom 10 meter från området finns fynd av 57 naturvårdsarter, varav 33 är rödlistade, 8 är fridlysta, 42 är typiska (T) och 14 är signalarter (S): garnlav (VU, T), grantickeporing (VU), grenlav (VU), gränsticka (VU, T), kristallticka (VU), Lecidea subhumida (VU), nordlig parasitporing (VU), ostticka (VU, T), sprickporing (VU), vitskaftad svartspik (VU, T), blanksvart spiklav (NT), blågrå svartspik (NT), brunklöver (NT), doftskinn (NT, T), dvärgbägarlav (NT, T), gammelgransskål (NT, T), harticka (NT, T), knottrig blåslav (NT, T), lavskrika (NT, T, §4), liten svartspik (NT), lunglav (NT, T), rosenticka (NT, T), Rostania pallida (NT), rynkskinn (NT, T), rödbrun blekspik (NT, T), skrovellav (NT, T), stjärntagging (NT, T), talltita (NT, §4), tretåig hackspett (NT, T, §4), ullticka (NT, T), vedflamlav (NT), vedskivlav (NT, T), vitgrynig nållav (NT), barkticka (S, T), blodticka (S, T), bårdlav (S, T), grönkulla (S, T, §8), gulnål (S, T), korallrot (S, T, §8), källpraktmossa (S, T), luddlav (S, T), rostfläck (S, T), spindelblomster (S, T, §8), stuplav (S, T), tibast (S, T), vedticka (S, T), ögonpyrola (S, T), brudborste (T), ekbräken (T), humleblomster (T), kärrfibbla (T), lundarv (T), nordisk stormhatt (T), ormbär (T), tjäder (T, §4), torta (T) och fläcknycklar (§8). Se Figur 1.</w:t>
+        <w:t>Figur 1. Fyndplatser för naturvårdsarter i och inom 23 meter från området. Markörer utan svart kant är placerade på fyndplatsen. Markörer med svart kant är placerade vid sidan av fyndplatsen har ett svart streck som visar fyndplatsens exakta position. Kartans mittpunktskoordinat är N 7331151, E 599286 i SWEREF 99 TM.</w:t>
+      </w:r>
+    </w:p>
+    <w:p>
+      <w:r>
+        <w:t>I och inom 23 meter från området finns fynd av 60 naturvårdsarter, varav 34 är rödlistade, 9 är fridlysta, 44 är typiska (T) och 14 är signalarter (S): garnlav (VU, T), grantickeporing (VU), grenlav (VU), gränsticka (VU, T), kristallticka (VU), Lecidea subhumida (VU), nordlig parasitporing (VU), ostticka (VU, T), sprickporing (VU), tajgaskinn (VU), vitskaftad svartspik (VU, T), blanksvart spiklav (NT), blågrå svartspik (NT), brunklöver (NT), doftskinn (NT, T), dvärgbägarlav (NT, T), gammelgransskål (NT, T), harticka (NT, T), knottrig blåslav (NT, T), lavskrika (NT, T, §4), liten svartspik (NT), lunglav (NT, T), rosenticka (NT, T), Rostania pallida (NT), rynkskinn (NT, T), rödbrun blekspik (NT, T), skrovellav (NT, T), stjärntagging (NT, T), talltita (NT, §4), tretåig hackspett (NT, T, §4), ullticka (NT, T), vedflamlav (NT), vedskivlav (NT, T), vitgrynig nållav (NT), barkticka (S, T), blodticka (S, T), bårdlav (S, T), grönkulla (S, T, §8), gulnål (S, T), korallrot (S, T, §8), källpraktmossa (S, T), luddlav (S, T), rostfläck (S, T), spindelblomster (S, T, §8), stuplav (S, T), tibast (S, T), vedticka (S, T), ögonpyrola (S, T), bergsslok (T), brudborste (T), ekbräken (T), humleblomster (T), kärrfibbla (T), lundarv (T), nordisk stormhatt (T), ormbär (T), spillkråka (T, §4), tjäder (T, §4), torta (T) och fläcknycklar (§8). Se Figur 1.</w:t>
       </w:r>
     </w:p>
     <w:p>
@@ -412,6 +412,17 @@
         <w:rPr>
           <w:b/>
         </w:rPr>
+        <w:t>Tajgaskinn (VU)</w:t>
+      </w:r>
+      <w:r>
+        <w:t xml:space="preserve"> är placerad högst upp i Skogsstyrelsens värdepyramid för bedömning av skog med höga naturvärden och har klassificerats som en ”urskogsindikator” som kräver närmast orörda skogsmiljöer med långvarig kontinuitet av grova granlågor i olika nedbrytningsstadier (Nitare &amp; Skogsstyrelsen, 2019).</w:t>
+      </w:r>
+    </w:p>
+    <w:p>
+      <w:r>
+        <w:rPr>
+          <w:b/>
+        </w:rPr>
         <w:t>Vitskaftad svartspik (VU)</w:t>
       </w:r>
       <w:r>
@@ -1404,6 +1415,26 @@
         <w:rPr>
           <w:b/>
         </w:rPr>
+        <w:t xml:space="preserve">Bergsslok </w:t>
+      </w:r>
+      <w:r>
+        <w:t xml:space="preserve">är typisk art för </w:t>
+      </w:r>
+      <w:r>
+        <w:rPr>
+          <w:i/>
+        </w:rPr>
+        <w:t>9190 Näringsfattig ekskog</w:t>
+      </w:r>
+      <w:r>
+        <w:t xml:space="preserve"> (SLU Artdatabanken, 2025).</w:t>
+      </w:r>
+    </w:p>
+    <w:p>
+      <w:r>
+        <w:rPr>
+          <w:b/>
+        </w:rPr>
         <w:t>Brudborste</w:t>
       </w:r>
       <w:r>
@@ -1573,6 +1604,35 @@
       </w:r>
       <w:r>
         <w:t>(SLU Artdatabanken, 2025).</w:t>
+      </w:r>
+    </w:p>
+    <w:p>
+      <w:r>
+        <w:rPr>
+          <w:b/>
+        </w:rPr>
+        <w:t>Spillkråka (§4)</w:t>
+      </w:r>
+      <w:r>
+        <w:t xml:space="preserve"> omfattas av bilaga 1 i EU:s fågeldirektiv och är typisk art för </w:t>
+      </w:r>
+      <w:r>
+        <w:rPr>
+          <w:i/>
+        </w:rPr>
+        <w:t xml:space="preserve">9010 Taiga </w:t>
+      </w:r>
+      <w:r>
+        <w:t>och</w:t>
+      </w:r>
+      <w:r>
+        <w:rPr>
+          <w:i/>
+        </w:rPr>
+        <w:t xml:space="preserve"> 9740 Skogsbevuxen myr</w:t>
+      </w:r>
+      <w:r>
+        <w:t>. Den behöver grova träd, främst tall, asp och bok som boträd. Skogsbruk med korta omloppstider och täta, homogena ungskogar utgör det största hotet. Spillkråka är en nyckelart i skogliga miljöer vars övergivna bohål utnyttjas av flera andra hålhäckande fågelarter och fladdermöss, däribland pärluggla (EN, §4), knipa (§4), salskrake (§4) och skogsduva (§4). Hökuggla (VU, §4) och slaguggla (§4) häckar ofta i högstubbar som brutits av i höjd med ett gammalt spillkråkebo (SLU Artdatabanken, 2026; Skogsstyrelsen, 2016).</w:t>
       </w:r>
     </w:p>
     <w:p>
@@ -1747,7 +1807,7 @@
         <w:rPr>
           <w:i/>
         </w:rPr>
-        <w:t>I det aktuella skogsområdet har 47 rödlistade arter och signalarter påträffats. Detta ska jämföras med Skogsstyrelsens uppföljning 2017 av nyckelbiotoper som visade att man i genomsnitt hittar 20,6 olika rödlistade arter och signalarter i en nyckelbiotop (Wijk, S. 2017. Biologisk mångfald i nyckelbiotoper – Resultat från inventeringen “Uppföljning biologisk mångfald” 2009–2015. Rapport 4/2017 Skogsstyrelsen, Jönköping).</w:t>
+        <w:t>I det aktuella skogsområdet har 48 rödlistade arter och signalarter påträffats. Detta ska jämföras med Skogsstyrelsens uppföljning 2017 av nyckelbiotoper som visade att man i genomsnitt hittar 20,6 olika rödlistade arter och signalarter i en nyckelbiotop (Wijk, S. 2017. Biologisk mångfald i nyckelbiotoper – Resultat från inventeringen “Uppföljning biologisk mångfald” 2009–2015. Rapport 4/2017 Skogsstyrelsen, Jönköping).</w:t>
       </w:r>
     </w:p>
     <w:p>
@@ -1776,7 +1836,7 @@
         <w:rPr>
           <w:i/>
         </w:rPr>
-        <w:t>I det aktuella skogsområdet har 57 naturvårdsarter varav 33 rödlistade arter sina livsmiljöer och växtplatser.</w:t>
+        <w:t>I det aktuella skogsområdet har 60 naturvårdsarter varav 34 rödlistade arter sina livsmiljöer och växtplatser.</w:t>
       </w:r>
     </w:p>
     <w:p>
@@ -2482,6 +2542,78 @@
       </w:r>
       <w:r>
         <w:t>Acta Ornithologica 40(1): 53–60.</w:t>
+      </w:r>
+    </w:p>
+    <w:p>
+      <w:pPr>
+        <w:pStyle w:val="Heading1"/>
+      </w:pPr>
+      <w:r>
+        <w:t>Spillkråka – ekologi samt krav på livsmiljön</w:t>
+      </w:r>
+    </w:p>
+    <w:p>
+      <w:r>
+        <w:t xml:space="preserve">Spillkråka (§4) ingår i bilaga 1 EU:s fågeldirektiv och är typisk art för </w:t>
+      </w:r>
+      <w:r>
+        <w:rPr>
+          <w:i/>
+        </w:rPr>
+        <w:t xml:space="preserve">9010 Taiga </w:t>
+      </w:r>
+      <w:r>
+        <w:t>och</w:t>
+      </w:r>
+      <w:r>
+        <w:rPr>
+          <w:i/>
+        </w:rPr>
+        <w:t xml:space="preserve"> 9740 Skogsbevuxen myr</w:t>
+      </w:r>
+      <w:r>
+        <w:t>. Den lever i både barr- och blandskog liksom i ren lövskog. De tätaste populationerna tenderar att finnas i äldre, variationsrik blandskog med gott om död ved och gamla träd. Varje par utnyttjar 400–1000 hektar skog beroende på skogens kvalitet. Skogsbruk med korta omloppstider och täta, homogena ungskogar utgör det största hotet (SLU Artdatabanken, 2026).</w:t>
+      </w:r>
+    </w:p>
+    <w:p>
+      <w:r>
+        <w:t>Spillkråka är en nyckelart i skogliga miljöer vars övergivna bohål utnyttjas av flera andra hålhäckande fågelarter och fladdermöss, däribland pärluggla (EN, §4), knipa (§4), salskrake (§4) och skogsduva (§4). Hökuggla (VU, §4) och slaguggla (§4) häckar ofta i högstubbar som brutits av i höjd med ett gammalt spillkråkebo (Skogsstyrelsen, 2016).</w:t>
+      </w:r>
+    </w:p>
+    <w:p>
+      <w:pPr>
+        <w:pStyle w:val="Heading2"/>
+      </w:pPr>
+      <w:r>
+        <w:t>Referenser – spillkråka</w:t>
+      </w:r>
+    </w:p>
+    <w:p>
+      <w:r>
+        <w:t xml:space="preserve">Skogsstyrelsen, 2016. </w:t>
+      </w:r>
+      <w:r>
+        <w:rPr>
+          <w:i/>
+        </w:rPr>
+        <w:t xml:space="preserve">Vägledning för hänsyn till spillkråka. </w:t>
+      </w:r>
+      <w:r>
+        <w:t>Vägledningar och kunskapsstöd artskydd – Skogsstyrelsen.</w:t>
+      </w:r>
+    </w:p>
+    <w:p>
+      <w:r>
+        <w:t xml:space="preserve">SLU Artdatabanken, 2026. </w:t>
+      </w:r>
+      <w:r>
+        <w:rPr>
+          <w:i/>
+        </w:rPr>
+        <w:t xml:space="preserve">Artfaktablad. Naturvård – artfakta. </w:t>
+      </w:r>
+      <w:r>
+        <w:t>SLU Artdatabanken, Uppsala.</w:t>
       </w:r>
     </w:p>
     <w:p>

--- a/klagomål/Muorkenåive-Ássjátj N FSC-klagomål.docx
+++ b/klagomål/Muorkenåive-Ássjátj N FSC-klagomål.docx
@@ -178,7 +178,7 @@
       <w:r>
         <w:drawing>
           <wp:inline xmlns:a="http://schemas.openxmlformats.org/drawingml/2006/main" xmlns:pic="http://schemas.openxmlformats.org/drawingml/2006/picture">
-            <wp:extent cx="5486400" cy="4453431"/>
+            <wp:extent cx="5486400" cy="4440033"/>
             <wp:docPr id="1" name="Picture 1"/>
             <wp:cNvGraphicFramePr>
               <a:graphicFrameLocks noChangeAspect="1"/>
@@ -199,7 +199,7 @@
                   <pic:spPr>
                     <a:xfrm>
                       <a:off x="0" y="0"/>
-                      <a:ext cx="5486400" cy="4453431"/>
+                      <a:ext cx="5486400" cy="4440033"/>
                     </a:xfrm>
                     <a:prstGeom prst="rect"/>
                   </pic:spPr>

--- a/klagomål/Muorkenåive-Ássjátj N FSC-klagomål.docx
+++ b/klagomål/Muorkenåive-Ássjátj N FSC-klagomål.docx
@@ -178,7 +178,7 @@
       <w:r>
         <w:drawing>
           <wp:inline xmlns:a="http://schemas.openxmlformats.org/drawingml/2006/main" xmlns:pic="http://schemas.openxmlformats.org/drawingml/2006/picture">
-            <wp:extent cx="5486400" cy="4440033"/>
+            <wp:extent cx="5486400" cy="4398109"/>
             <wp:docPr id="1" name="Picture 1"/>
             <wp:cNvGraphicFramePr>
               <a:graphicFrameLocks noChangeAspect="1"/>
@@ -199,7 +199,7 @@
                   <pic:spPr>
                     <a:xfrm>
                       <a:off x="0" y="0"/>
-                      <a:ext cx="5486400" cy="4440033"/>
+                      <a:ext cx="5486400" cy="4398109"/>
                     </a:xfrm>
                     <a:prstGeom prst="rect"/>
                   </pic:spPr>
@@ -221,7 +221,7 @@
     </w:p>
     <w:p>
       <w:r>
-        <w:t>I och inom 23 meter från området finns fynd av 60 naturvårdsarter, varav 34 är rödlistade, 9 är fridlysta, 44 är typiska (T) och 14 är signalarter (S): garnlav (VU, T), grantickeporing (VU), grenlav (VU), gränsticka (VU, T), kristallticka (VU), Lecidea subhumida (VU), nordlig parasitporing (VU), ostticka (VU, T), sprickporing (VU), tajgaskinn (VU), vitskaftad svartspik (VU, T), blanksvart spiklav (NT), blågrå svartspik (NT), brunklöver (NT), doftskinn (NT, T), dvärgbägarlav (NT, T), gammelgransskål (NT, T), harticka (NT, T), knottrig blåslav (NT, T), lavskrika (NT, T, §4), liten svartspik (NT), lunglav (NT, T), rosenticka (NT, T), Rostania pallida (NT), rynkskinn (NT, T), rödbrun blekspik (NT, T), skrovellav (NT, T), stjärntagging (NT, T), talltita (NT, §4), tretåig hackspett (NT, T, §4), ullticka (NT, T), vedflamlav (NT), vedskivlav (NT, T), vitgrynig nållav (NT), barkticka (S, T), blodticka (S, T), bårdlav (S, T), grönkulla (S, T, §8), gulnål (S, T), korallrot (S, T, §8), källpraktmossa (S, T), luddlav (S, T), rostfläck (S, T), spindelblomster (S, T, §8), stuplav (S, T), tibast (S, T), vedticka (S, T), ögonpyrola (S, T), bergsslok (T), brudborste (T), ekbräken (T), humleblomster (T), kärrfibbla (T), lundarv (T), nordisk stormhatt (T), ormbär (T), spillkråka (T, §4), tjäder (T, §4), torta (T) och fläcknycklar (§8). Se Figur 1.</w:t>
+        <w:t>I och inom 23 meter från området finns fynd av 62 naturvårdsarter, varav 36 är rödlistade, 9 är fridlysta, 45 är typiska (T) och 14 är signalarter (S): garnlav (VU, T), grantickeporing (VU), grenlav (VU), gränsticka (VU, T), kristallticka (VU), lappticka (VU, T), Lecidea subhumida (VU), nordlig parasitporing (VU), ostticka (VU, T), sprickporing (VU), tajgaskinn (VU), vitskaftad svartspik (VU, T), barrviolspindling (NT), blanksvart spiklav (NT), blågrå svartspik (NT), brunklöver (NT), doftskinn (NT, T), dvärgbägarlav (NT, T), gammelgransskål (NT, T), harticka (NT, T), knottrig blåslav (NT, T), lavskrika (NT, T, §4), liten svartspik (NT), lunglav (NT, T), rosenticka (NT, T), Rostania pallida (NT), rynkskinn (NT, T), rödbrun blekspik (NT, T), skrovellav (NT, T), stjärntagging (NT, T), talltita (NT, §4), tretåig hackspett (NT, T, §4), ullticka (NT, T), vedflamlav (NT), vedskivlav (NT, T), vitgrynig nållav (NT), barkticka (S, T), blodticka (S, T), bårdlav (S, T), grönkulla (S, T, §8), gulnål (S, T), korallrot (S, T, §8), källpraktmossa (S, T), luddlav (S, T), rostfläck (S, T), spindelblomster (S, T, §8), stuplav (S, T), tibast (S, T), vedticka (S, T), ögonpyrola (S, T), bergsslok (T), brudborste (T), ekbräken (T), humleblomster (T), kärrfibbla (T), lundarv (T), nordisk stormhatt (T), ormbär (T), spillkråka (T, §4), tjäder (T, §4), torta (T) och fläcknycklar (§8). Se Figur 1.</w:t>
       </w:r>
     </w:p>
     <w:p>
@@ -333,8 +333,28 @@
       <w:r>
         <w:rPr>
           <w:b/>
+        </w:rPr>
+        <w:t>Lappticka (VU)</w:t>
+      </w:r>
+      <w:r>
+        <w:t xml:space="preserve">, rödlistad som sårbar, är knuten till gamla granskogar med riklig förekomst av död ved. Den klassas som en “urskogsindikator” och alla skogsskötselåtgärder på eller i omedelbar närhet av lokalerna utgör ett hot. Lappticka är typisk art för </w:t>
+      </w:r>
+      <w:r>
+        <w:rPr>
           <w:i/>
         </w:rPr>
+        <w:t>9010 Taiga</w:t>
+      </w:r>
+      <w:r>
+        <w:t xml:space="preserve"> (Nitare &amp; Skogsstyrelsen, 2019; SLU Artdatabanken, 2024).</w:t>
+      </w:r>
+    </w:p>
+    <w:p>
+      <w:r>
+        <w:rPr>
+          <w:b/>
+          <w:i/>
+        </w:rPr>
         <w:t xml:space="preserve">Lecidea subhumida </w:t>
       </w:r>
       <w:r>
@@ -436,6 +456,17 @@
       </w:r>
       <w:r>
         <w:t xml:space="preserve"> (SLU Artdatabanken, 2026; Nitare &amp; Skogsstyrelsen, 2019).</w:t>
+      </w:r>
+    </w:p>
+    <w:p>
+      <w:r>
+        <w:rPr>
+          <w:b/>
+        </w:rPr>
+        <w:t>Barrviolspindling (NT)</w:t>
+      </w:r>
+      <w:r>
+        <w:t xml:space="preserve"> bildar mykorrhiza med gran, huvudsakligen i örtrika kalkpåverkade äldre granskogar. Arten är sannolikt uttorkningskänslig och knuten till granskogar med långvarig grankontinuitet. Den hotas främst av skogsavverkning och tycks försvinna efter slutavverkning, markberedning och plantering. Minskningstakten uppgår till 15 % inom 50 år och bedöms vara nära gränsvärdet för Sårbar (VU). (A2c+3c+4c) (SLU Artdatabanken, 2024; Nitare &amp; Skogsstyrelsen, 2019).</w:t>
       </w:r>
     </w:p>
     <w:p>
@@ -1807,7 +1838,7 @@
         <w:rPr>
           <w:i/>
         </w:rPr>
-        <w:t>I det aktuella skogsområdet har 48 rödlistade arter och signalarter påträffats. Detta ska jämföras med Skogsstyrelsens uppföljning 2017 av nyckelbiotoper som visade att man i genomsnitt hittar 20,6 olika rödlistade arter och signalarter i en nyckelbiotop (Wijk, S. 2017. Biologisk mångfald i nyckelbiotoper – Resultat från inventeringen “Uppföljning biologisk mångfald” 2009–2015. Rapport 4/2017 Skogsstyrelsen, Jönköping).</w:t>
+        <w:t>I det aktuella skogsområdet har 50 rödlistade arter och signalarter påträffats. Detta ska jämföras med Skogsstyrelsens uppföljning 2017 av nyckelbiotoper som visade att man i genomsnitt hittar 20,6 olika rödlistade arter och signalarter i en nyckelbiotop (Wijk, S. 2017. Biologisk mångfald i nyckelbiotoper – Resultat från inventeringen “Uppföljning biologisk mångfald” 2009–2015. Rapport 4/2017 Skogsstyrelsen, Jönköping).</w:t>
       </w:r>
     </w:p>
     <w:p>
@@ -1836,7 +1867,7 @@
         <w:rPr>
           <w:i/>
         </w:rPr>
-        <w:t>I det aktuella skogsområdet har 60 naturvårdsarter varav 34 rödlistade arter sina livsmiljöer och växtplatser.</w:t>
+        <w:t>I det aktuella skogsområdet har 62 naturvårdsarter varav 36 rödlistade arter sina livsmiljöer och växtplatser.</w:t>
       </w:r>
     </w:p>
     <w:p>

--- a/klagomål/Muorkenåive-Ássjátj N FSC-klagomål.docx
+++ b/klagomål/Muorkenåive-Ássjátj N FSC-klagomål.docx
@@ -178,7 +178,7 @@
       <w:r>
         <w:drawing>
           <wp:inline xmlns:a="http://schemas.openxmlformats.org/drawingml/2006/main" xmlns:pic="http://schemas.openxmlformats.org/drawingml/2006/picture">
-            <wp:extent cx="5486400" cy="4398109"/>
+            <wp:extent cx="5486400" cy="4398096"/>
             <wp:docPr id="1" name="Picture 1"/>
             <wp:cNvGraphicFramePr>
               <a:graphicFrameLocks noChangeAspect="1"/>
@@ -199,7 +199,7 @@
                   <pic:spPr>
                     <a:xfrm>
                       <a:off x="0" y="0"/>
-                      <a:ext cx="5486400" cy="4398109"/>
+                      <a:ext cx="5486400" cy="4398096"/>
                     </a:xfrm>
                     <a:prstGeom prst="rect"/>
                   </pic:spPr>
@@ -221,7 +221,7 @@
     </w:p>
     <w:p>
       <w:r>
-        <w:t>I och inom 23 meter från området finns fynd av 62 naturvårdsarter, varav 36 är rödlistade, 9 är fridlysta, 45 är typiska (T) och 14 är signalarter (S): garnlav (VU, T), grantickeporing (VU), grenlav (VU), gränsticka (VU, T), kristallticka (VU), lappticka (VU, T), Lecidea subhumida (VU), nordlig parasitporing (VU), ostticka (VU, T), sprickporing (VU), tajgaskinn (VU), vitskaftad svartspik (VU, T), barrviolspindling (NT), blanksvart spiklav (NT), blågrå svartspik (NT), brunklöver (NT), doftskinn (NT, T), dvärgbägarlav (NT, T), gammelgransskål (NT, T), harticka (NT, T), knottrig blåslav (NT, T), lavskrika (NT, T, §4), liten svartspik (NT), lunglav (NT, T), rosenticka (NT, T), Rostania pallida (NT), rynkskinn (NT, T), rödbrun blekspik (NT, T), skrovellav (NT, T), stjärntagging (NT, T), talltita (NT, §4), tretåig hackspett (NT, T, §4), ullticka (NT, T), vedflamlav (NT), vedskivlav (NT, T), vitgrynig nållav (NT), barkticka (S, T), blodticka (S, T), bårdlav (S, T), grönkulla (S, T, §8), gulnål (S, T), korallrot (S, T, §8), källpraktmossa (S, T), luddlav (S, T), rostfläck (S, T), spindelblomster (S, T, §8), stuplav (S, T), tibast (S, T), vedticka (S, T), ögonpyrola (S, T), bergsslok (T), brudborste (T), ekbräken (T), humleblomster (T), kärrfibbla (T), lundarv (T), nordisk stormhatt (T), ormbär (T), spillkråka (T, §4), tjäder (T, §4), torta (T) och fläcknycklar (§8). Se Figur 1.</w:t>
+        <w:t>I och inom 23 meter från området finns fynd av 63 naturvårdsarter, varav 37 är rödlistade, 9 är fridlysta, 45 är typiska (T) och 14 är signalarter (S): garnlav (VU, T), grantickeporing (VU), grenlav (VU), gränsticka (VU, T), kilporing (VU), kristallticka (VU), lappticka (VU, T), Lecidea subhumida (VU), nordlig parasitporing (VU), ostticka (VU, T), sprickporing (VU), tajgaskinn (VU), vitskaftad svartspik (VU, T), barrviolspindling (NT), blanksvart spiklav (NT), blågrå svartspik (NT), brunklöver (NT), doftskinn (NT, T), dvärgbägarlav (NT, T), gammelgransskål (NT, T), harticka (NT, T), knottrig blåslav (NT, T), lavskrika (NT, T, §4), liten svartspik (NT), lunglav (NT, T), rosenticka (NT, T), Rostania pallida (NT), rynkskinn (NT, T), rödbrun blekspik (NT, T), skrovellav (NT, T), stjärntagging (NT, T), talltita (NT, §4), tretåig hackspett (NT, T, §4), ullticka (NT, T), vedflamlav (NT), vedskivlav (NT, T), vitgrynig nållav (NT), barkticka (S, T), blodticka (S, T), bårdlav (S, T), grönkulla (S, T, §8), gulnål (S, T), korallrot (S, T, §8), källpraktmossa (S, T), luddlav (S, T), rostfläck (S, T), spindelblomster (S, T, §8), stuplav (S, T), tibast (S, T), vedticka (S, T), ögonpyrola (S, T), bergsslok (T), brudborste (T), ekbräken (T), humleblomster (T), kärrfibbla (T), lundarv (T), nordisk stormhatt (T), ormbär (T), spillkråka (T, §4), tjäder (T, §4), torta (T) och fläcknycklar (§8). Se Figur 1.</w:t>
       </w:r>
     </w:p>
     <w:p>
@@ -323,6 +323,26 @@
         <w:rPr>
           <w:b/>
         </w:rPr>
+        <w:t>Kilporing (VU)</w:t>
+      </w:r>
+      <w:r>
+        <w:t xml:space="preserve"> växer på barken av döda liggande grova stammar av tall och gran som är förrötade av tickor som violticka </w:t>
+      </w:r>
+      <w:r>
+        <w:rPr>
+          <w:i/>
+        </w:rPr>
+        <w:t>Trichaptum spp</w:t>
+      </w:r>
+      <w:r>
+        <w:t>. Avverkning av naturskogslika miljöer och av grova granar där svampen förekommer är ett direkt hot mot artens fortlevnad. Undanta gamla granskogar som hyser kilporing från skogsbruk och gynna arten genom att avsätta fler barrskogar till fri utveckling (SLU Artdatabanken, 2026).</w:t>
+      </w:r>
+    </w:p>
+    <w:p>
+      <w:r>
+        <w:rPr>
+          <w:b/>
+        </w:rPr>
         <w:t>Kristallticka (VU)</w:t>
       </w:r>
       <w:r>
@@ -1838,7 +1858,7 @@
         <w:rPr>
           <w:i/>
         </w:rPr>
-        <w:t>I det aktuella skogsområdet har 50 rödlistade arter och signalarter påträffats. Detta ska jämföras med Skogsstyrelsens uppföljning 2017 av nyckelbiotoper som visade att man i genomsnitt hittar 20,6 olika rödlistade arter och signalarter i en nyckelbiotop (Wijk, S. 2017. Biologisk mångfald i nyckelbiotoper – Resultat från inventeringen “Uppföljning biologisk mångfald” 2009–2015. Rapport 4/2017 Skogsstyrelsen, Jönköping).</w:t>
+        <w:t>I det aktuella skogsområdet har 51 rödlistade arter och signalarter påträffats. Detta ska jämföras med Skogsstyrelsens uppföljning 2017 av nyckelbiotoper som visade att man i genomsnitt hittar 20,6 olika rödlistade arter och signalarter i en nyckelbiotop (Wijk, S. 2017. Biologisk mångfald i nyckelbiotoper – Resultat från inventeringen “Uppföljning biologisk mångfald” 2009–2015. Rapport 4/2017 Skogsstyrelsen, Jönköping).</w:t>
       </w:r>
     </w:p>
     <w:p>
@@ -1867,7 +1887,7 @@
         <w:rPr>
           <w:i/>
         </w:rPr>
-        <w:t>I det aktuella skogsområdet har 62 naturvårdsarter varav 36 rödlistade arter sina livsmiljöer och växtplatser.</w:t>
+        <w:t>I det aktuella skogsområdet har 63 naturvårdsarter varav 37 rödlistade arter sina livsmiljöer och växtplatser.</w:t>
       </w:r>
     </w:p>
     <w:p>

--- a/klagomål/Muorkenåive-Ássjátj N FSC-klagomål.docx
+++ b/klagomål/Muorkenåive-Ássjátj N FSC-klagomål.docx
@@ -178,7 +178,7 @@
       <w:r>
         <w:drawing>
           <wp:inline xmlns:a="http://schemas.openxmlformats.org/drawingml/2006/main" xmlns:pic="http://schemas.openxmlformats.org/drawingml/2006/picture">
-            <wp:extent cx="5486400" cy="4398096"/>
+            <wp:extent cx="5486400" cy="4481465"/>
             <wp:docPr id="1" name="Picture 1"/>
             <wp:cNvGraphicFramePr>
               <a:graphicFrameLocks noChangeAspect="1"/>
@@ -199,7 +199,7 @@
                   <pic:spPr>
                     <a:xfrm>
                       <a:off x="0" y="0"/>
-                      <a:ext cx="5486400" cy="4398096"/>
+                      <a:ext cx="5486400" cy="4481465"/>
                     </a:xfrm>
                     <a:prstGeom prst="rect"/>
                   </pic:spPr>
@@ -221,7 +221,7 @@
     </w:p>
     <w:p>
       <w:r>
-        <w:t>I och inom 23 meter från området finns fynd av 63 naturvårdsarter, varav 37 är rödlistade, 9 är fridlysta, 45 är typiska (T) och 14 är signalarter (S): garnlav (VU, T), grantickeporing (VU), grenlav (VU), gränsticka (VU, T), kilporing (VU), kristallticka (VU), lappticka (VU, T), Lecidea subhumida (VU), nordlig parasitporing (VU), ostticka (VU, T), sprickporing (VU), tajgaskinn (VU), vitskaftad svartspik (VU, T), barrviolspindling (NT), blanksvart spiklav (NT), blågrå svartspik (NT), brunklöver (NT), doftskinn (NT, T), dvärgbägarlav (NT, T), gammelgransskål (NT, T), harticka (NT, T), knottrig blåslav (NT, T), lavskrika (NT, T, §4), liten svartspik (NT), lunglav (NT, T), rosenticka (NT, T), Rostania pallida (NT), rynkskinn (NT, T), rödbrun blekspik (NT, T), skrovellav (NT, T), stjärntagging (NT, T), talltita (NT, §4), tretåig hackspett (NT, T, §4), ullticka (NT, T), vedflamlav (NT), vedskivlav (NT, T), vitgrynig nållav (NT), barkticka (S, T), blodticka (S, T), bårdlav (S, T), grönkulla (S, T, §8), gulnål (S, T), korallrot (S, T, §8), källpraktmossa (S, T), luddlav (S, T), rostfläck (S, T), spindelblomster (S, T, §8), stuplav (S, T), tibast (S, T), vedticka (S, T), ögonpyrola (S, T), bergsslok (T), brudborste (T), ekbräken (T), humleblomster (T), kärrfibbla (T), lundarv (T), nordisk stormhatt (T), ormbär (T), spillkråka (T, §4), tjäder (T, §4), torta (T) och fläcknycklar (§8). Se Figur 1.</w:t>
+        <w:t>I och inom 23 meter från området finns fynd av 64 naturvårdsarter, varav 38 är rödlistade, 9 är fridlysta, 45 är typiska (T) och 14 är signalarter (S): garnlav (VU, T), grantickeporing (VU), grenlav (VU), gränsticka (VU, T), kilporing (VU), kristallticka (VU), lappticka (VU, T), Lecidea subhumida (VU), nordlig parasitporing (VU), ostticka (VU, T), sprickporing (VU), tajgaskinn (VU), vitskaftad svartspik (VU, T), barrviolspindling (NT), blanksvart spiklav (NT), blågrå svartspik (NT), brunklöver (NT), doftskinn (NT, T), dvärgbägarlav (NT, T), gammelgransskål (NT, T), harticka (NT, T), knottrig blåslav (NT, T), lavskrika (NT, T, §4), liten svartspik (NT), lunglav (NT, T), nordlig nållav (NT), rosenticka (NT, T), Rostania pallida (NT), rynkskinn (NT, T), rödbrun blekspik (NT, T), skrovellav (NT, T), stjärntagging (NT, T), talltita (NT, §4), tretåig hackspett (NT, T, §4), ullticka (NT, T), vedflamlav (NT), vedskivlav (NT, T), vitgrynig nållav (NT), barkticka (S, T), blodticka (S, T), bårdlav (S, T), grönkulla (S, T, §8), gulnål (S, T), korallrot (S, T, §8), källpraktmossa (S, T), luddlav (S, T), rostfläck (S, T), spindelblomster (S, T, §8), stuplav (S, T), tibast (S, T), vedticka (S, T), ögonpyrola (S, T), bergsslok (T), brudborste (T), ekbräken (T), humleblomster (T), kärrfibbla (T), lundarv (T), nordisk stormhatt (T), ormbär (T), spillkråka (T, §4), tjäder (T, §4), torta (T) och fläcknycklar (§8). Se Figur 1.</w:t>
       </w:r>
     </w:p>
     <w:p>
@@ -723,6 +723,17 @@
         <w:rPr>
           <w:b/>
         </w:rPr>
+        <w:t>Nordlig nållav (NT)</w:t>
+      </w:r>
+      <w:r>
+        <w:t xml:space="preserve"> signalerar alltid miljöer med höga naturvärden. På lokalerna förekommer nästan alltid andra rödlistade eller ovanliga arter knutna till gamla skogar. Alla skogsskötselåtgärder på eller i omedelbar närhet av lokalerna utgör ett hot. Några av lavens rikaste förekomster bör skyddas (SLU Artdatabanken, 2024; Nitare &amp; Skogsstyrelsen, 2019).</w:t>
+      </w:r>
+    </w:p>
+    <w:p>
+      <w:r>
+        <w:rPr>
+          <w:b/>
+        </w:rPr>
         <w:t>Rosenticka (NT)</w:t>
       </w:r>
       <w:r>
@@ -1858,7 +1869,7 @@
         <w:rPr>
           <w:i/>
         </w:rPr>
-        <w:t>I det aktuella skogsområdet har 51 rödlistade arter och signalarter påträffats. Detta ska jämföras med Skogsstyrelsens uppföljning 2017 av nyckelbiotoper som visade att man i genomsnitt hittar 20,6 olika rödlistade arter och signalarter i en nyckelbiotop (Wijk, S. 2017. Biologisk mångfald i nyckelbiotoper – Resultat från inventeringen “Uppföljning biologisk mångfald” 2009–2015. Rapport 4/2017 Skogsstyrelsen, Jönköping).</w:t>
+        <w:t>I det aktuella skogsområdet har 52 rödlistade arter och signalarter påträffats. Detta ska jämföras med Skogsstyrelsens uppföljning 2017 av nyckelbiotoper som visade att man i genomsnitt hittar 20,6 olika rödlistade arter och signalarter i en nyckelbiotop (Wijk, S. 2017. Biologisk mångfald i nyckelbiotoper – Resultat från inventeringen “Uppföljning biologisk mångfald” 2009–2015. Rapport 4/2017 Skogsstyrelsen, Jönköping).</w:t>
       </w:r>
     </w:p>
     <w:p>
@@ -1887,7 +1898,7 @@
         <w:rPr>
           <w:i/>
         </w:rPr>
-        <w:t>I det aktuella skogsområdet har 63 naturvårdsarter varav 37 rödlistade arter sina livsmiljöer och växtplatser.</w:t>
+        <w:t>I det aktuella skogsområdet har 64 naturvårdsarter varav 38 rödlistade arter sina livsmiljöer och växtplatser.</w:t>
       </w:r>
     </w:p>
     <w:p>

--- a/klagomål/Muorkenåive-Ássjátj N FSC-klagomål.docx
+++ b/klagomål/Muorkenåive-Ássjátj N FSC-klagomål.docx
@@ -178,7 +178,7 @@
       <w:r>
         <w:drawing>
           <wp:inline xmlns:a="http://schemas.openxmlformats.org/drawingml/2006/main" xmlns:pic="http://schemas.openxmlformats.org/drawingml/2006/picture">
-            <wp:extent cx="5486400" cy="4481465"/>
+            <wp:extent cx="5486400" cy="4398400"/>
             <wp:docPr id="1" name="Picture 1"/>
             <wp:cNvGraphicFramePr>
               <a:graphicFrameLocks noChangeAspect="1"/>
@@ -199,7 +199,7 @@
                   <pic:spPr>
                     <a:xfrm>
                       <a:off x="0" y="0"/>
-                      <a:ext cx="5486400" cy="4481465"/>
+                      <a:ext cx="5486400" cy="4398400"/>
                     </a:xfrm>
                     <a:prstGeom prst="rect"/>
                   </pic:spPr>
@@ -221,7 +221,7 @@
     </w:p>
     <w:p>
       <w:r>
-        <w:t>I och inom 23 meter från området finns fynd av 64 naturvårdsarter, varav 38 är rödlistade, 9 är fridlysta, 45 är typiska (T) och 14 är signalarter (S): garnlav (VU, T), grantickeporing (VU), grenlav (VU), gränsticka (VU, T), kilporing (VU), kristallticka (VU), lappticka (VU, T), Lecidea subhumida (VU), nordlig parasitporing (VU), ostticka (VU, T), sprickporing (VU), tajgaskinn (VU), vitskaftad svartspik (VU, T), barrviolspindling (NT), blanksvart spiklav (NT), blågrå svartspik (NT), brunklöver (NT), doftskinn (NT, T), dvärgbägarlav (NT, T), gammelgransskål (NT, T), harticka (NT, T), knottrig blåslav (NT, T), lavskrika (NT, T, §4), liten svartspik (NT), lunglav (NT, T), nordlig nållav (NT), rosenticka (NT, T), Rostania pallida (NT), rynkskinn (NT, T), rödbrun blekspik (NT, T), skrovellav (NT, T), stjärntagging (NT, T), talltita (NT, §4), tretåig hackspett (NT, T, §4), ullticka (NT, T), vedflamlav (NT), vedskivlav (NT, T), vitgrynig nållav (NT), barkticka (S, T), blodticka (S, T), bårdlav (S, T), grönkulla (S, T, §8), gulnål (S, T), korallrot (S, T, §8), källpraktmossa (S, T), luddlav (S, T), rostfläck (S, T), spindelblomster (S, T, §8), stuplav (S, T), tibast (S, T), vedticka (S, T), ögonpyrola (S, T), bergsslok (T), brudborste (T), ekbräken (T), humleblomster (T), kärrfibbla (T), lundarv (T), nordisk stormhatt (T), ormbär (T), spillkråka (T, §4), tjäder (T, §4), torta (T) och fläcknycklar (§8). Se Figur 1.</w:t>
+        <w:t>I och inom 23 meter från området finns fynd av 63 naturvårdsarter, varav 38 är rödlistade, 9 är fridlysta, 44 är typiska (T) och 13 är signalarter (S): garnlav (VU, T), grantickeporing (VU), grenlav (VU), gränsticka (VU, T), kilporing (VU), kristallticka (VU), lappticka (VU, T), Lecidea subhumida (VU), nordlig parasitporing (VU), ostticka (VU, T), sprickporing (VU), tajgaskinn (VU), vitskaftad svartspik (VU, T), barrviolspindling (NT), blanksvart spiklav (NT), blågrå svartspik (NT), brunklöver (NT), doftskinn (NT, T), dvärgbägarlav (NT, T), gammelgransskål (NT, T), harticka (NT, T), knottrig blåslav (NT, T), lavskrika (NT, T, §4), liten svartspik (NT), lunglav (NT, T), nordlig nållav (NT), rosenticka (NT, T), Rostania pallida (NT), rynkskinn (NT, T), rödbrun blekspik (NT, T), skrovellav (NT, T), stjärntagging (NT, T), talltita (NT, §4), tretåig hackspett (NT, T, §4), ullticka (NT, T), vedflamlav (NT), vedskivlav (NT, T), vitgrynig nållav (NT), blodticka (S, T), bårdlav (S, T), grönkulla (S, T, §8), gulnål (S, T), korallrot (S, T, §8), källpraktmossa (S, T), luddlav (S, T), rostfläck (S, T), spindelblomster (S, T, §8), stuplav (S, T), tibast (S, T), vedticka (S, T), ögonpyrola (S, T), bergsslok (T), brudborste (T), ekbräken (T), humleblomster (T), kärrfibbla (T), lundarv (T), nordisk stormhatt (T), ormbär (T), spillkråka (T, §4), tjäder (T, §4), torta (T) och fläcknycklar (§8). Se Figur 1.</w:t>
       </w:r>
     </w:p>
     <w:p>
@@ -1062,35 +1062,6 @@
         <w:rPr>
           <w:b/>
         </w:rPr>
-        <w:t>Barkticka</w:t>
-      </w:r>
-      <w:r>
-        <w:t xml:space="preserve"> är en vednedbrytare som växer på barken av döda lövträd, främst asp, men någon gång även på björk eller andra trädslag. På sina växtplatser förekommer den gärna tillsammans med flera ovanliga och rödlistade arter, till exempel olika insekter. Barkticka är typisk art för </w:t>
-      </w:r>
-      <w:r>
-        <w:rPr>
-          <w:i/>
-        </w:rPr>
-        <w:t xml:space="preserve">9010 Taiga </w:t>
-      </w:r>
-      <w:r>
-        <w:t xml:space="preserve">och </w:t>
-      </w:r>
-      <w:r>
-        <w:rPr>
-          <w:i/>
-        </w:rPr>
-        <w:t>9030 Landhöjningsskog</w:t>
-      </w:r>
-      <w:r>
-        <w:t xml:space="preserve"> (SLU Artdatabanken, 2025; Nitare &amp; Skogsstyrelsen, 2019).</w:t>
-      </w:r>
-    </w:p>
-    <w:p>
-      <w:r>
-        <w:rPr>
-          <w:b/>
-        </w:rPr>
         <w:t xml:space="preserve">Blodticka </w:t>
       </w:r>
       <w:r>
@@ -1869,7 +1840,7 @@
         <w:rPr>
           <w:i/>
         </w:rPr>
-        <w:t>I det aktuella skogsområdet har 52 rödlistade arter och signalarter påträffats. Detta ska jämföras med Skogsstyrelsens uppföljning 2017 av nyckelbiotoper som visade att man i genomsnitt hittar 20,6 olika rödlistade arter och signalarter i en nyckelbiotop (Wijk, S. 2017. Biologisk mångfald i nyckelbiotoper – Resultat från inventeringen “Uppföljning biologisk mångfald” 2009–2015. Rapport 4/2017 Skogsstyrelsen, Jönköping).</w:t>
+        <w:t>I det aktuella skogsområdet har 51 rödlistade arter och signalarter påträffats. Detta ska jämföras med Skogsstyrelsens uppföljning 2017 av nyckelbiotoper som visade att man i genomsnitt hittar 20,6 olika rödlistade arter och signalarter i en nyckelbiotop (Wijk, S. 2017. Biologisk mångfald i nyckelbiotoper – Resultat från inventeringen “Uppföljning biologisk mångfald” 2009–2015. Rapport 4/2017 Skogsstyrelsen, Jönköping).</w:t>
       </w:r>
     </w:p>
     <w:p>
@@ -1898,7 +1869,7 @@
         <w:rPr>
           <w:i/>
         </w:rPr>
-        <w:t>I det aktuella skogsområdet har 64 naturvårdsarter varav 38 rödlistade arter sina livsmiljöer och växtplatser.</w:t>
+        <w:t>I det aktuella skogsområdet har 63 naturvårdsarter varav 38 rödlistade arter sina livsmiljöer och växtplatser.</w:t>
       </w:r>
     </w:p>
     <w:p>

--- a/klagomål/Muorkenåive-Ássjátj N FSC-klagomål.docx
+++ b/klagomål/Muorkenåive-Ássjátj N FSC-klagomål.docx
@@ -178,7 +178,7 @@
       <w:r>
         <w:drawing>
           <wp:inline xmlns:a="http://schemas.openxmlformats.org/drawingml/2006/main" xmlns:pic="http://schemas.openxmlformats.org/drawingml/2006/picture">
-            <wp:extent cx="5486400" cy="4398400"/>
+            <wp:extent cx="5486400" cy="4468888"/>
             <wp:docPr id="1" name="Picture 1"/>
             <wp:cNvGraphicFramePr>
               <a:graphicFrameLocks noChangeAspect="1"/>
@@ -199,7 +199,7 @@
                   <pic:spPr>
                     <a:xfrm>
                       <a:off x="0" y="0"/>
-                      <a:ext cx="5486400" cy="4398400"/>
+                      <a:ext cx="5486400" cy="4468888"/>
                     </a:xfrm>
                     <a:prstGeom prst="rect"/>
                   </pic:spPr>
@@ -221,7 +221,7 @@
     </w:p>
     <w:p>
       <w:r>
-        <w:t>I och inom 23 meter från området finns fynd av 63 naturvårdsarter, varav 38 är rödlistade, 9 är fridlysta, 44 är typiska (T) och 13 är signalarter (S): garnlav (VU, T), grantickeporing (VU), grenlav (VU), gränsticka (VU, T), kilporing (VU), kristallticka (VU), lappticka (VU, T), Lecidea subhumida (VU), nordlig parasitporing (VU), ostticka (VU, T), sprickporing (VU), tajgaskinn (VU), vitskaftad svartspik (VU, T), barrviolspindling (NT), blanksvart spiklav (NT), blågrå svartspik (NT), brunklöver (NT), doftskinn (NT, T), dvärgbägarlav (NT, T), gammelgransskål (NT, T), harticka (NT, T), knottrig blåslav (NT, T), lavskrika (NT, T, §4), liten svartspik (NT), lunglav (NT, T), nordlig nållav (NT), rosenticka (NT, T), Rostania pallida (NT), rynkskinn (NT, T), rödbrun blekspik (NT, T), skrovellav (NT, T), stjärntagging (NT, T), talltita (NT, §4), tretåig hackspett (NT, T, §4), ullticka (NT, T), vedflamlav (NT), vedskivlav (NT, T), vitgrynig nållav (NT), blodticka (S, T), bårdlav (S, T), grönkulla (S, T, §8), gulnål (S, T), korallrot (S, T, §8), källpraktmossa (S, T), luddlav (S, T), rostfläck (S, T), spindelblomster (S, T, §8), stuplav (S, T), tibast (S, T), vedticka (S, T), ögonpyrola (S, T), bergsslok (T), brudborste (T), ekbräken (T), humleblomster (T), kärrfibbla (T), lundarv (T), nordisk stormhatt (T), ormbär (T), spillkråka (T, §4), tjäder (T, §4), torta (T) och fläcknycklar (§8). Se Figur 1.</w:t>
+        <w:t>I och inom 23 meter från området finns fynd av 65 naturvårdsarter, varav 39 är rödlistade, 10 är fridlysta, 44 är typiska (T) och 13 är signalarter (S): garnlav (VU, T), grantickeporing (VU), grenlav (VU), gränsticka (VU, T), kilporing (VU), kristallticka (VU), lappticka (VU, T), Lecidea subhumida (VU), nordlig parasitporing (VU), ostticka (VU, T), sprickporing (VU), tajgaskinn (VU), vitskaftad svartspik (VU, T), barrviolspindling (NT), blanksvart spiklav (NT), blågrå svartspik (NT), brunklöver (NT), doftskinn (NT, T), dvärgbägarlav (NT, T), gammelgransskål (NT, T), grå blåbärsfältmätare (NT), harticka (NT, T), knottrig blåslav (NT, T), lavskrika (NT, T, §4), liten svartspik (NT), lunglav (NT, T), nordlig nållav (NT), rosenticka (NT, T), Rostania pallida (NT), rynkskinn (NT, T), rödbrun blekspik (NT, T), skrovellav (NT, T), stjärntagging (NT, T), talltita (NT, §4), tretåig hackspett (NT, T, §4), ullticka (NT, T), vedflamlav (NT), vedskivlav (NT, T), vitgrynig nållav (NT), blodticka (S, T), bårdlav (S, T), grönkulla (S, T, §8), gulnål (S, T), korallrot (S, T, §8), källpraktmossa (S, T), luddlav (S, T), rostfläck (S, T), spindelblomster (S, T, §8), stuplav (S, T), tibast (S, T), vedticka (S, T), ögonpyrola (S, T), bergsslok (T), brudborste (T), ekbräken (T), humleblomster (T), kärrfibbla (T), lundarv (T), nordisk stormhatt (T), ormbär (T), spillkråka (T, §4), tjäder (T, §4), torta (T), vanlig groda (§6) och fläcknycklar (§8). Se Figur 1.</w:t>
       </w:r>
     </w:p>
     <w:p>
@@ -576,6 +576,17 @@
         <w:rPr>
           <w:b/>
         </w:rPr>
+        <w:t>Grå blåbärsfältmätare (NT)</w:t>
+      </w:r>
+      <w:r>
+        <w:t xml:space="preserve"> har tidigare ansetts som en mycket vanlig art men har utifrån fältobservationer gått starkt tillbaka och är nu försvunnen från stora delar av södra och mellersta Sverige. Sannolikt minskar arten även i norr. Detta indikerar att arten är starkare knuten till kontinuitetsskog med stort innehåll av blåbär än man tidigare trott och den förefaller vara mycket känslig för kalhyggesbruk. Fjärilens huvudsakliga habitat är luckiga granskogar med ett välutvecklat blåbärskikt på vilket larven lever. Denna livsmiljö är hotad av kalhyggesbruket där blåbärsriset skuggas ut när den uppväxande skogen sluter sig. Minskningstakten för den svenska populationen bedöms vara nära gränsvärdet för Sårbar (VU) (SLU Artdatabanken, 2024).</w:t>
+      </w:r>
+    </w:p>
+    <w:p>
+      <w:r>
+        <w:rPr>
+          <w:b/>
+        </w:rPr>
         <w:t>Harticka (NT)</w:t>
       </w:r>
       <w:r>
@@ -1840,7 +1851,7 @@
         <w:rPr>
           <w:i/>
         </w:rPr>
-        <w:t>I det aktuella skogsområdet har 51 rödlistade arter och signalarter påträffats. Detta ska jämföras med Skogsstyrelsens uppföljning 2017 av nyckelbiotoper som visade att man i genomsnitt hittar 20,6 olika rödlistade arter och signalarter i en nyckelbiotop (Wijk, S. 2017. Biologisk mångfald i nyckelbiotoper – Resultat från inventeringen “Uppföljning biologisk mångfald” 2009–2015. Rapport 4/2017 Skogsstyrelsen, Jönköping).</w:t>
+        <w:t>I det aktuella skogsområdet har 52 rödlistade arter och signalarter påträffats. Detta ska jämföras med Skogsstyrelsens uppföljning 2017 av nyckelbiotoper som visade att man i genomsnitt hittar 20,6 olika rödlistade arter och signalarter i en nyckelbiotop (Wijk, S. 2017. Biologisk mångfald i nyckelbiotoper – Resultat från inventeringen “Uppföljning biologisk mångfald” 2009–2015. Rapport 4/2017 Skogsstyrelsen, Jönköping).</w:t>
       </w:r>
     </w:p>
     <w:p>
@@ -1869,7 +1880,7 @@
         <w:rPr>
           <w:i/>
         </w:rPr>
-        <w:t>I det aktuella skogsområdet har 63 naturvårdsarter varav 38 rödlistade arter sina livsmiljöer och växtplatser.</w:t>
+        <w:t>I det aktuella skogsområdet har 65 naturvårdsarter varav 39 rödlistade arter sina livsmiljöer och växtplatser.</w:t>
       </w:r>
     </w:p>
     <w:p>

--- a/klagomål/Muorkenåive-Ássjátj N FSC-klagomål.docx
+++ b/klagomål/Muorkenåive-Ássjátj N FSC-klagomål.docx
@@ -2857,7 +2857,7 @@
     <w:r>
       <w:tab/>
       <w:tab/>
-      <w:t>2026-07-23</w:t>
+      <w:t>2026-07-24</w:t>
       <w:br/>
       <w:br/>
     </w:r>

--- a/klagomål/Muorkenåive-Ássjátj N FSC-klagomål.docx
+++ b/klagomål/Muorkenåive-Ássjátj N FSC-klagomål.docx
@@ -178,7 +178,7 @@
       <w:r>
         <w:drawing>
           <wp:inline xmlns:a="http://schemas.openxmlformats.org/drawingml/2006/main" xmlns:pic="http://schemas.openxmlformats.org/drawingml/2006/picture">
-            <wp:extent cx="5486400" cy="4468888"/>
+            <wp:extent cx="5486400" cy="4465638"/>
             <wp:docPr id="1" name="Picture 1"/>
             <wp:cNvGraphicFramePr>
               <a:graphicFrameLocks noChangeAspect="1"/>
@@ -199,7 +199,7 @@
                   <pic:spPr>
                     <a:xfrm>
                       <a:off x="0" y="0"/>
-                      <a:ext cx="5486400" cy="4468888"/>
+                      <a:ext cx="5486400" cy="4465638"/>
                     </a:xfrm>
                     <a:prstGeom prst="rect"/>
                   </pic:spPr>
@@ -221,7 +221,7 @@
     </w:p>
     <w:p>
       <w:r>
-        <w:t>I och inom 23 meter från området finns fynd av 65 naturvårdsarter, varav 39 är rödlistade, 10 är fridlysta, 44 är typiska (T) och 13 är signalarter (S): garnlav (VU, T), grantickeporing (VU), grenlav (VU), gränsticka (VU, T), kilporing (VU), kristallticka (VU), lappticka (VU, T), Lecidea subhumida (VU), nordlig parasitporing (VU), ostticka (VU, T), sprickporing (VU), tajgaskinn (VU), vitskaftad svartspik (VU, T), barrviolspindling (NT), blanksvart spiklav (NT), blågrå svartspik (NT), brunklöver (NT), doftskinn (NT, T), dvärgbägarlav (NT, T), gammelgransskål (NT, T), grå blåbärsfältmätare (NT), harticka (NT, T), knottrig blåslav (NT, T), lavskrika (NT, T, §4), liten svartspik (NT), lunglav (NT, T), nordlig nållav (NT), rosenticka (NT, T), Rostania pallida (NT), rynkskinn (NT, T), rödbrun blekspik (NT, T), skrovellav (NT, T), stjärntagging (NT, T), talltita (NT, §4), tretåig hackspett (NT, T, §4), ullticka (NT, T), vedflamlav (NT), vedskivlav (NT, T), vitgrynig nållav (NT), blodticka (S, T), bårdlav (S, T), grönkulla (S, T, §8), gulnål (S, T), korallrot (S, T, §8), källpraktmossa (S, T), luddlav (S, T), rostfläck (S, T), spindelblomster (S, T, §8), stuplav (S, T), tibast (S, T), vedticka (S, T), ögonpyrola (S, T), bergsslok (T), brudborste (T), ekbräken (T), humleblomster (T), kärrfibbla (T), lundarv (T), nordisk stormhatt (T), ormbär (T), spillkråka (T, §4), tjäder (T, §4), torta (T), vanlig groda (§6) och fläcknycklar (§8). Se Figur 1.</w:t>
+        <w:t>I och inom 23 meter från området finns fynd av 66 naturvårdsarter, varav 40 är rödlistade, 10 är fridlysta, 44 är typiska (T) och 13 är signalarter (S): garnlav (VU, T), grantickeporing (VU), grenlav (VU), gränsticka (VU, T), kilporing (VU), kristallticka (VU), lappticka (VU, T), Lecidea subhumida (VU), nordlig parasitporing (VU), ostticka (VU, T), sprickporing (VU), tajgaskinn (VU), vitskaftad svartspik (VU, T), barrviolspindling (NT), blanksvart spiklav (NT), blågrå svartspik (NT), brunklöver (NT), doftskinn (NT, T), dvärgbägarlav (NT, T), gammelgransskål (NT, T), grå blåbärsfältmätare (NT), harticka (NT, T), knottrig blåslav (NT, T), lavskrika (NT, T, §4), liten svartspik (NT), lunglav (NT, T), nordlig nållav (NT), oljetagging (NT), rosenticka (NT, T), Rostania pallida (NT), rynkskinn (NT, T), rödbrun blekspik (NT, T), skrovellav (NT, T), stjärntagging (NT, T), talltita (NT, §4), tretåig hackspett (NT, T, §4), ullticka (NT, T), vedflamlav (NT), vedskivlav (NT, T), vitgrynig nållav (NT), blodticka (S, T), bårdlav (S, T), grönkulla (S, T, §8), gulnål (S, T), korallrot (S, T, §8), källpraktmossa (S, T), luddlav (S, T), rostfläck (S, T), spindelblomster (S, T, §8), stuplav (S, T), tibast (S, T), vedticka (S, T), ögonpyrola (S, T), bergsslok (T), brudborste (T), ekbräken (T), humleblomster (T), kärrfibbla (T), lundarv (T), nordisk stormhatt (T), ormbär (T), spillkråka (T, §4), tjäder (T, §4), torta (T), vanlig groda (§6) och fläcknycklar (§8). Se Figur 1.</w:t>
       </w:r>
     </w:p>
     <w:p>
@@ -745,6 +745,17 @@
         <w:rPr>
           <w:b/>
         </w:rPr>
+        <w:t>Oljetagging (NT)</w:t>
+      </w:r>
+      <w:r>
+        <w:t xml:space="preserve"> är en nedbrytare på grova liggande stammar av asp, sällsynt andra lövträd. Påträffas framförallt i fuktiga lägen i löv- och blandskog, t ex äldre bondeskogar men också i naturskogsartad barrskog med aspinslag. Arten påverkas negativt av brist på död ved och den totala populationen i landet bedöms fortfarande minska fortlöpande, framförallt på grund av att äldre aspbestånd i sluten, fuktig miljö slutavverkas eller gallras i en snabbare takt än vad lämpliga miljöer nybildas (SLU Artdatabanken, 2026).</w:t>
+      </w:r>
+    </w:p>
+    <w:p>
+      <w:r>
+        <w:rPr>
+          <w:b/>
+        </w:rPr>
         <w:t>Rosenticka (NT)</w:t>
       </w:r>
       <w:r>
@@ -1851,7 +1862,7 @@
         <w:rPr>
           <w:i/>
         </w:rPr>
-        <w:t>I det aktuella skogsområdet har 52 rödlistade arter och signalarter påträffats. Detta ska jämföras med Skogsstyrelsens uppföljning 2017 av nyckelbiotoper som visade att man i genomsnitt hittar 20,6 olika rödlistade arter och signalarter i en nyckelbiotop (Wijk, S. 2017. Biologisk mångfald i nyckelbiotoper – Resultat från inventeringen “Uppföljning biologisk mångfald” 2009–2015. Rapport 4/2017 Skogsstyrelsen, Jönköping).</w:t>
+        <w:t>I det aktuella skogsområdet har 53 rödlistade arter och signalarter påträffats. Detta ska jämföras med Skogsstyrelsens uppföljning 2017 av nyckelbiotoper som visade att man i genomsnitt hittar 20,6 olika rödlistade arter och signalarter i en nyckelbiotop (Wijk, S. 2017. Biologisk mångfald i nyckelbiotoper – Resultat från inventeringen “Uppföljning biologisk mångfald” 2009–2015. Rapport 4/2017 Skogsstyrelsen, Jönköping).</w:t>
       </w:r>
     </w:p>
     <w:p>
@@ -1880,7 +1891,7 @@
         <w:rPr>
           <w:i/>
         </w:rPr>
-        <w:t>I det aktuella skogsområdet har 65 naturvårdsarter varav 39 rödlistade arter sina livsmiljöer och växtplatser.</w:t>
+        <w:t>I det aktuella skogsområdet har 66 naturvårdsarter varav 40 rödlistade arter sina livsmiljöer och växtplatser.</w:t>
       </w:r>
     </w:p>
     <w:p>

--- a/klagomål/Muorkenåive-Ássjátj N FSC-klagomål.docx
+++ b/klagomål/Muorkenåive-Ássjátj N FSC-klagomål.docx
@@ -178,7 +178,7 @@
       <w:r>
         <w:drawing>
           <wp:inline xmlns:a="http://schemas.openxmlformats.org/drawingml/2006/main" xmlns:pic="http://schemas.openxmlformats.org/drawingml/2006/picture">
-            <wp:extent cx="5486400" cy="4465638"/>
+            <wp:extent cx="5486400" cy="4417819"/>
             <wp:docPr id="1" name="Picture 1"/>
             <wp:cNvGraphicFramePr>
               <a:graphicFrameLocks noChangeAspect="1"/>
@@ -199,7 +199,7 @@
                   <pic:spPr>
                     <a:xfrm>
                       <a:off x="0" y="0"/>
-                      <a:ext cx="5486400" cy="4465638"/>
+                      <a:ext cx="5486400" cy="4417819"/>
                     </a:xfrm>
                     <a:prstGeom prst="rect"/>
                   </pic:spPr>
@@ -221,7 +221,7 @@
     </w:p>
     <w:p>
       <w:r>
-        <w:t>I och inom 23 meter från området finns fynd av 66 naturvårdsarter, varav 40 är rödlistade, 10 är fridlysta, 44 är typiska (T) och 13 är signalarter (S): garnlav (VU, T), grantickeporing (VU), grenlav (VU), gränsticka (VU, T), kilporing (VU), kristallticka (VU), lappticka (VU, T), Lecidea subhumida (VU), nordlig parasitporing (VU), ostticka (VU, T), sprickporing (VU), tajgaskinn (VU), vitskaftad svartspik (VU, T), barrviolspindling (NT), blanksvart spiklav (NT), blågrå svartspik (NT), brunklöver (NT), doftskinn (NT, T), dvärgbägarlav (NT, T), gammelgransskål (NT, T), grå blåbärsfältmätare (NT), harticka (NT, T), knottrig blåslav (NT, T), lavskrika (NT, T, §4), liten svartspik (NT), lunglav (NT, T), nordlig nållav (NT), oljetagging (NT), rosenticka (NT, T), Rostania pallida (NT), rynkskinn (NT, T), rödbrun blekspik (NT, T), skrovellav (NT, T), stjärntagging (NT, T), talltita (NT, §4), tretåig hackspett (NT, T, §4), ullticka (NT, T), vedflamlav (NT), vedskivlav (NT, T), vitgrynig nållav (NT), blodticka (S, T), bårdlav (S, T), grönkulla (S, T, §8), gulnål (S, T), korallrot (S, T, §8), källpraktmossa (S, T), luddlav (S, T), rostfläck (S, T), spindelblomster (S, T, §8), stuplav (S, T), tibast (S, T), vedticka (S, T), ögonpyrola (S, T), bergsslok (T), brudborste (T), ekbräken (T), humleblomster (T), kärrfibbla (T), lundarv (T), nordisk stormhatt (T), ormbär (T), spillkråka (T, §4), tjäder (T, §4), torta (T), vanlig groda (§6) och fläcknycklar (§8). Se Figur 1.</w:t>
+        <w:t>I och inom 23 meter från området finns fynd av 67 naturvårdsarter, varav 40 är rödlistade, 11 är fridlysta, 44 är typiska (T) och 13 är signalarter (S): garnlav (VU, T), grantickeporing (VU), grenlav (VU), gränsticka (VU, T), kilporing (VU), kristallticka (VU), lappticka (VU, T), Lecidea subhumida (VU), nordlig parasitporing (VU), ostticka (VU, T), sprickporing (VU), tajgaskinn (VU), vitskaftad svartspik (VU, T), barrviolspindling (NT), blanksvart spiklav (NT), blågrå svartspik (NT), brunklöver (NT), doftskinn (NT, T), dvärgbägarlav (NT, T), gammelgransskål (NT, T), grå blåbärsfältmätare (NT), harticka (NT, T), knottrig blåslav (NT, T), lavskrika (NT, T, §4), liten svartspik (NT), lunglav (NT, T), nordlig nållav (NT), oljetagging (NT), rosenticka (NT, T), Rostania pallida (NT), rynkskinn (NT, T), rödbrun blekspik (NT, T), skrovellav (NT, T), stjärntagging (NT, T), talltita (NT, §4), tretåig hackspett (NT, T, §4), ullticka (NT, T), vedflamlav (NT), vedskivlav (NT, T), vitgrynig nållav (NT), blodticka (S, T), bårdlav (S, T), grönkulla (S, T, §8), gulnål (S, T), korallrot (S, T, §8), källpraktmossa (S, T), luddlav (S, T), rostfläck (S, T), spindelblomster (S, T, §8), stuplav (S, T), tibast (S, T), vedticka (S, T), ögonpyrola (S, T), bergsslok (T), brudborste (T), ekbräken (T), humleblomster (T), kärrfibbla (T), lundarv (T), nordisk stormhatt (T), ormbär (T), spillkråka (T, §4), tjäder (T, §4), torta (T), vanlig groda (§6), brudsporre (§8) och fläcknycklar (§8). Se Figur 1.</w:t>
       </w:r>
     </w:p>
     <w:p>
@@ -1891,7 +1891,7 @@
         <w:rPr>
           <w:i/>
         </w:rPr>
-        <w:t>I det aktuella skogsområdet har 66 naturvårdsarter varav 40 rödlistade arter sina livsmiljöer och växtplatser.</w:t>
+        <w:t>I det aktuella skogsområdet har 67 naturvårdsarter varav 40 rödlistade arter sina livsmiljöer och växtplatser.</w:t>
       </w:r>
     </w:p>
     <w:p>

--- a/klagomål/Muorkenåive-Ássjátj N FSC-klagomål.docx
+++ b/klagomål/Muorkenåive-Ássjátj N FSC-klagomål.docx
@@ -178,7 +178,7 @@
       <w:r>
         <w:drawing>
           <wp:inline xmlns:a="http://schemas.openxmlformats.org/drawingml/2006/main" xmlns:pic="http://schemas.openxmlformats.org/drawingml/2006/picture">
-            <wp:extent cx="5486400" cy="4417819"/>
+            <wp:extent cx="5486400" cy="4493380"/>
             <wp:docPr id="1" name="Picture 1"/>
             <wp:cNvGraphicFramePr>
               <a:graphicFrameLocks noChangeAspect="1"/>
@@ -199,7 +199,7 @@
                   <pic:spPr>
                     <a:xfrm>
                       <a:off x="0" y="0"/>
-                      <a:ext cx="5486400" cy="4417819"/>
+                      <a:ext cx="5486400" cy="4493380"/>
                     </a:xfrm>
                     <a:prstGeom prst="rect"/>
                   </pic:spPr>
@@ -221,7 +221,7 @@
     </w:p>
     <w:p>
       <w:r>
-        <w:t>I och inom 23 meter från området finns fynd av 67 naturvårdsarter, varav 40 är rödlistade, 11 är fridlysta, 44 är typiska (T) och 13 är signalarter (S): garnlav (VU, T), grantickeporing (VU), grenlav (VU), gränsticka (VU, T), kilporing (VU), kristallticka (VU), lappticka (VU, T), Lecidea subhumida (VU), nordlig parasitporing (VU), ostticka (VU, T), sprickporing (VU), tajgaskinn (VU), vitskaftad svartspik (VU, T), barrviolspindling (NT), blanksvart spiklav (NT), blågrå svartspik (NT), brunklöver (NT), doftskinn (NT, T), dvärgbägarlav (NT, T), gammelgransskål (NT, T), grå blåbärsfältmätare (NT), harticka (NT, T), knottrig blåslav (NT, T), lavskrika (NT, T, §4), liten svartspik (NT), lunglav (NT, T), nordlig nållav (NT), oljetagging (NT), rosenticka (NT, T), Rostania pallida (NT), rynkskinn (NT, T), rödbrun blekspik (NT, T), skrovellav (NT, T), stjärntagging (NT, T), talltita (NT, §4), tretåig hackspett (NT, T, §4), ullticka (NT, T), vedflamlav (NT), vedskivlav (NT, T), vitgrynig nållav (NT), blodticka (S, T), bårdlav (S, T), grönkulla (S, T, §8), gulnål (S, T), korallrot (S, T, §8), källpraktmossa (S, T), luddlav (S, T), rostfläck (S, T), spindelblomster (S, T, §8), stuplav (S, T), tibast (S, T), vedticka (S, T), ögonpyrola (S, T), bergsslok (T), brudborste (T), ekbräken (T), humleblomster (T), kärrfibbla (T), lundarv (T), nordisk stormhatt (T), ormbär (T), spillkråka (T, §4), tjäder (T, §4), torta (T), vanlig groda (§6), brudsporre (§8) och fläcknycklar (§8). Se Figur 1.</w:t>
+        <w:t>I och inom 23 meter från området finns fynd av 71 naturvårdsarter, varav 42 är rödlistade, 11 är fridlysta, 47 är typiska (T) och 14 är signalarter (S): garnlav (VU, T), grantickeporing (VU), grenlav (VU), gränsticka (VU, T), kilporing (VU), kristallticka (VU), lappticka (VU, T), Lecidea subhumida (VU), nordlig parasitporing (VU), ostticka (VU, T), smalskaftslav (VU), sprickporing (VU), tajgaskinn (VU), vitskaftad svartspik (VU, T), barrviolspindling (NT), blanksvart spiklav (NT), blågrå svartspik (NT), brunklöver (NT), brunpudrad nållav (NT, T), doftskinn (NT, T), dvärgbägarlav (NT, T), gammelgransskål (NT, T), grå blåbärsfältmätare (NT), harticka (NT, T), knottrig blåslav (NT, T), lavskrika (NT, T, §4), liten svartspik (NT), lunglav (NT, T), nordlig nållav (NT), oljetagging (NT), rosenticka (NT, T), Rostania pallida (NT), rynkskinn (NT, T), rödbrun blekspik (NT, T), skrovellav (NT, T), stjärntagging (NT, T), talltita (NT, §4), tretåig hackspett (NT, T, §4), ullticka (NT, T), vedflamlav (NT), vedskivlav (NT, T), vitgrynig nållav (NT), blodticka (S, T), bårdlav (S, T), finbräken (S, T), grönkulla (S, T, §8), gulnål (S, T), korallrot (S, T, §8), källpraktmossa (S, T), luddlav (S, T), rostfläck (S, T), spindelblomster (S, T, §8), stuplav (S, T), tibast (S, T), vedticka (S, T), ögonpyrola (S, T), bergsslok (T), brudborste (T), ekbräken (T), humleblomster (T), kransmossa (T), kärrfibbla (T), lundarv (T), nordisk stormhatt (T), ormbär (T), spillkråka (T, §4), tjäder (T, §4), torta (T), vanlig groda (§6), brudsporre (§8) och fläcknycklar (§8). Se Figur 1.</w:t>
       </w:r>
     </w:p>
     <w:p>
@@ -441,6 +441,17 @@
         <w:rPr>
           <w:b/>
         </w:rPr>
+        <w:t>Smalskaftslav (VU)</w:t>
+      </w:r>
+      <w:r>
+        <w:t>, rödlistad som sårbar, påträffas i gamla barrskogar eller lövskogar med mycket hög och jämn luftfuktighet. Arten är placerad i toppen av Skogsstyrelsens värdepyramid för bedömning av skog med höga naturvärden och alla skogsbruksåtgärder som kan påverka hydrologi och fuktighetsförhållandena på eller i omedelbar närhet av växtplatserna, t.ex. utglesning eller slutavverkning, är ett hot. Samtliga förekomster bör skyddas tillsammans med väl tilltagna skyddszoner (Nitare &amp; Skogsstyrelsen, 2019; SLU Artdatabanken, 2024).</w:t>
+      </w:r>
+    </w:p>
+    <w:p>
+      <w:r>
+        <w:rPr>
+          <w:b/>
+        </w:rPr>
         <w:t>Sprickporing (VU)</w:t>
       </w:r>
       <w:r>
@@ -509,6 +520,26 @@
       </w:r>
       <w:r>
         <w:t xml:space="preserve"> växer på torr, hård ved av gamla, solbelysta torrakor, högstubbar av tall och grova döda grenar på levande tallar i öppna bestånd av naturskogskaraktär. Nästan alltid rör det sig om tjärrika torrträd och högstubbar (töreved, keloträd) som kan vara en bra bit över hundra år, i vissa fall sannolikt hundratals år gamla. Skogsbruk är idag det allvarligaste hotet. Ett långsiktigt hot är att nybildningen av gamla torrakor och högstubbar är en långsam process vilken ofta är beroende av skogsbrand. Nytt substrat bildas numera sannolikt nästan inte alls då antalet naturliga skogsbränder har minskat drastiskt på grund av effektivare brandbekämpning. Döda träd som lämnas efter avverkning är inte lämpliga för arten, eftersom dessa träd inte varit utsatta för skogsbrand och bildat tjärrik ved. Skogsbruksåtgärder på eller i närheten av växtplatserna bör undvikas. Naturskogsartade skogar med förekomst av arten indikerar höga biologiska värden och bör bevaras. Blågrå svartspik har en mycket begränsad utbredning utanför de nordiska länderna varför dessa länder har ett speciellt ansvar för arten (SLU Artdatabanken, 2024).</w:t>
+      </w:r>
+    </w:p>
+    <w:p>
+      <w:r>
+        <w:rPr>
+          <w:b/>
+        </w:rPr>
+        <w:t>Brunpudrad nållav (NT)</w:t>
+      </w:r>
+      <w:r>
+        <w:t xml:space="preserve"> är beroende av hög, jämn luftfuktighet och kan påträffas i fuktiga skogar av naturskogskaraktär, ofta i sumpgranskog eller andra sumpskogar. Arten är placerad högst upp i Skogsstyrelsens värdepyramid för bedömning av skog med höga naturvärden och förekomster bör undantas från skogsbruksåtgärder. Brunpudrad nållav är typisk art för </w:t>
+      </w:r>
+      <w:r>
+        <w:rPr>
+          <w:i/>
+        </w:rPr>
+        <w:t>9010 Taiga</w:t>
+      </w:r>
+      <w:r>
+        <w:t xml:space="preserve"> (SLU Artdatabanken, 2024; Nitare &amp; Skogsstyrelsen, 2019).</w:t>
       </w:r>
     </w:p>
     <w:p>
@@ -1151,6 +1182,35 @@
         <w:rPr>
           <w:b/>
         </w:rPr>
+        <w:t>Finbräken</w:t>
+      </w:r>
+      <w:r>
+        <w:t xml:space="preserve"> växer på kalkrika marker i frisk eller fuktig mulljord. Den kräver konstant hög luftfuktighet och är mycket känslig för skogsbruksåtgärder. Arten är placerad högst upp i Skogsstyrelsens värdepyramid för bedömning av skog med höga naturvärden och utgör en karaktärsart för de mest skyddsvärda kalkgranskogarna med långvarig ekologisk kontinuitet och högt skyddsvärde. Finbräken är typisk art för </w:t>
+      </w:r>
+      <w:r>
+        <w:rPr>
+          <w:i/>
+        </w:rPr>
+        <w:t xml:space="preserve">9050 Näringsrik granskog </w:t>
+      </w:r>
+      <w:r>
+        <w:t xml:space="preserve">och </w:t>
+      </w:r>
+      <w:r>
+        <w:rPr>
+          <w:i/>
+        </w:rPr>
+        <w:t xml:space="preserve">9040 Fjällbjörkskog </w:t>
+      </w:r>
+      <w:r>
+        <w:t>(SLU Artdatabanken, 2024; Nitare &amp; Skogsstyrelsen, 2019).</w:t>
+      </w:r>
+    </w:p>
+    <w:p>
+      <w:r>
+        <w:rPr>
+          <w:b/>
+        </w:rPr>
         <w:t xml:space="preserve">Grönkulla (§8) </w:t>
       </w:r>
       <w:r>
@@ -1549,6 +1609,35 @@
           <w:i/>
         </w:rPr>
         <w:t xml:space="preserve">9040 Fjällbjörkskog </w:t>
+      </w:r>
+      <w:r>
+        <w:t>(SLU Artdatabanken, 2025).</w:t>
+      </w:r>
+    </w:p>
+    <w:p>
+      <w:r>
+        <w:rPr>
+          <w:b/>
+        </w:rPr>
+        <w:t>Kransmossa</w:t>
+      </w:r>
+      <w:r>
+        <w:t xml:space="preserve"> är typisk art för </w:t>
+      </w:r>
+      <w:r>
+        <w:rPr>
+          <w:i/>
+        </w:rPr>
+        <w:t xml:space="preserve">9050 Näringsrik granskog </w:t>
+      </w:r>
+      <w:r>
+        <w:t xml:space="preserve">och </w:t>
+      </w:r>
+      <w:r>
+        <w:rPr>
+          <w:i/>
+        </w:rPr>
+        <w:t xml:space="preserve">6170 Alpina kalkgräsmarker </w:t>
       </w:r>
       <w:r>
         <w:t>(SLU Artdatabanken, 2025).</w:t>
@@ -1862,7 +1951,7 @@
         <w:rPr>
           <w:i/>
         </w:rPr>
-        <w:t>I det aktuella skogsområdet har 53 rödlistade arter och signalarter påträffats. Detta ska jämföras med Skogsstyrelsens uppföljning 2017 av nyckelbiotoper som visade att man i genomsnitt hittar 20,6 olika rödlistade arter och signalarter i en nyckelbiotop (Wijk, S. 2017. Biologisk mångfald i nyckelbiotoper – Resultat från inventeringen “Uppföljning biologisk mångfald” 2009–2015. Rapport 4/2017 Skogsstyrelsen, Jönköping).</w:t>
+        <w:t>I det aktuella skogsområdet har 56 rödlistade arter och signalarter påträffats. Detta ska jämföras med Skogsstyrelsens uppföljning 2017 av nyckelbiotoper som visade att man i genomsnitt hittar 20,6 olika rödlistade arter och signalarter i en nyckelbiotop (Wijk, S. 2017. Biologisk mångfald i nyckelbiotoper – Resultat från inventeringen “Uppföljning biologisk mångfald” 2009–2015. Rapport 4/2017 Skogsstyrelsen, Jönköping).</w:t>
       </w:r>
     </w:p>
     <w:p>
@@ -1891,7 +1980,7 @@
         <w:rPr>
           <w:i/>
         </w:rPr>
-        <w:t>I det aktuella skogsområdet har 67 naturvårdsarter varav 40 rödlistade arter sina livsmiljöer och växtplatser.</w:t>
+        <w:t>I det aktuella skogsområdet har 71 naturvårdsarter varav 42 rödlistade arter sina livsmiljöer och växtplatser.</w:t>
       </w:r>
     </w:p>
     <w:p>

--- a/klagomål/Muorkenåive-Ássjátj N FSC-klagomål.docx
+++ b/klagomål/Muorkenåive-Ássjátj N FSC-klagomål.docx
@@ -178,7 +178,7 @@
       <w:r>
         <w:drawing>
           <wp:inline xmlns:a="http://schemas.openxmlformats.org/drawingml/2006/main" xmlns:pic="http://schemas.openxmlformats.org/drawingml/2006/picture">
-            <wp:extent cx="5486400" cy="4493380"/>
+            <wp:extent cx="5486400" cy="4218024"/>
             <wp:docPr id="1" name="Picture 1"/>
             <wp:cNvGraphicFramePr>
               <a:graphicFrameLocks noChangeAspect="1"/>
@@ -199,7 +199,7 @@
                   <pic:spPr>
                     <a:xfrm>
                       <a:off x="0" y="0"/>
-                      <a:ext cx="5486400" cy="4493380"/>
+                      <a:ext cx="5486400" cy="4218024"/>
                     </a:xfrm>
                     <a:prstGeom prst="rect"/>
                   </pic:spPr>
@@ -221,7 +221,7 @@
     </w:p>
     <w:p>
       <w:r>
-        <w:t>I och inom 23 meter från området finns fynd av 71 naturvårdsarter, varav 42 är rödlistade, 11 är fridlysta, 47 är typiska (T) och 14 är signalarter (S): garnlav (VU, T), grantickeporing (VU), grenlav (VU), gränsticka (VU, T), kilporing (VU), kristallticka (VU), lappticka (VU, T), Lecidea subhumida (VU), nordlig parasitporing (VU), ostticka (VU, T), smalskaftslav (VU), sprickporing (VU), tajgaskinn (VU), vitskaftad svartspik (VU, T), barrviolspindling (NT), blanksvart spiklav (NT), blågrå svartspik (NT), brunklöver (NT), brunpudrad nållav (NT, T), doftskinn (NT, T), dvärgbägarlav (NT, T), gammelgransskål (NT, T), grå blåbärsfältmätare (NT), harticka (NT, T), knottrig blåslav (NT, T), lavskrika (NT, T, §4), liten svartspik (NT), lunglav (NT, T), nordlig nållav (NT), oljetagging (NT), rosenticka (NT, T), Rostania pallida (NT), rynkskinn (NT, T), rödbrun blekspik (NT, T), skrovellav (NT, T), stjärntagging (NT, T), talltita (NT, §4), tretåig hackspett (NT, T, §4), ullticka (NT, T), vedflamlav (NT), vedskivlav (NT, T), vitgrynig nållav (NT), blodticka (S, T), bårdlav (S, T), finbräken (S, T), grönkulla (S, T, §8), gulnål (S, T), korallrot (S, T, §8), källpraktmossa (S, T), luddlav (S, T), rostfläck (S, T), spindelblomster (S, T, §8), stuplav (S, T), tibast (S, T), vedticka (S, T), ögonpyrola (S, T), bergsslok (T), brudborste (T), ekbräken (T), humleblomster (T), kransmossa (T), kärrfibbla (T), lundarv (T), nordisk stormhatt (T), ormbär (T), spillkråka (T, §4), tjäder (T, §4), torta (T), vanlig groda (§6), brudsporre (§8) och fläcknycklar (§8). Se Figur 1.</w:t>
+        <w:t>I och inom 23 meter från området finns fynd av 76 naturvårdsarter, varav 43 är rödlistade, 12 är fridlysta, 50 är typiska (T) och 17 är signalarter (S): garnlav (VU, T), grantickeporing (VU), grenlav (VU), gränsticka (VU, T), kilporing (VU), kristallticka (VU), lappticka (VU, T), Lecidea subhumida (VU), nordlig parasitporing (VU), ostticka (VU, T), smalskaftslav (VU), sprickporing (VU), tajgaskinn (VU), vitskaftad svartspik (VU, T), barrviolspindling (NT), blanksvart spiklav (NT), blågrå svartspik (NT), brunklöver (NT), brunpudrad nållav (NT, T), doftskinn (NT, T), dvärgbägarlav (NT, T), gammelgransskål (NT, T), grå blåbärsfältmätare (NT), harticka (NT, T), knottrig blåslav (NT, T), lavskrika (NT, T, §4), liten svartspik (NT), lunglav (NT, T), nordlig nållav (NT), oljetagging (NT), rosenticka (NT, T), Rostania pallida (NT), rutspindling (NT), rynkskinn (NT, T), rödbrun blekspik (NT, T), skrovellav (NT, T), stjärntagging (NT, T), talltita (NT, §4), tretåig hackspett (NT, T, §4), ullticka (NT, T), vedflamlav (NT), vedskivlav (NT, T), vitgrynig nållav (NT), blodticka (S, T), bårdlav (S, T), finbräken (S, T), grönkulla (S, T, §8), gulnål (S, T), korallrot (S, T, §8), kornig nållav (S, T), källpraktmossa (S, T), luddlav (S, T), norrlandslav (S, T), rostfläck (S, T), skinnlav (S, T), spindelblomster (S, T, §8), stuplav (S, T), tibast (S, T), vedticka (S, T), ögonpyrola (S, T), bergsslok (T), brudborste (T), ekbräken (T), humleblomster (T), kransmossa (T), kärrfibbla (T), lundarv (T), nordisk stormhatt (T), ormbär (T), spillkråka (T, §4), tjäder (T, §4), torta (T), vanlig groda (§6), brudsporre (§8), fläcknycklar (§8) och revlummer (§9). Se Figur 1.</w:t>
       </w:r>
     </w:p>
     <w:p>
@@ -834,6 +834,17 @@
         <w:rPr>
           <w:b/>
         </w:rPr>
+        <w:t>Rutspindling (NT)</w:t>
+      </w:r>
+      <w:r>
+        <w:t xml:space="preserve"> bildar mykorrhiza med gran, i ängsgranskog på fuktig näringsrik mark. Iögonfallande och lätt identifierbar art där lukten på skivorna påminner om lingon. Populationerna minskar genom pågående kraftig kalavverkning av äldre granskogar av denna typ (SLU Artdatabanken, 2024).</w:t>
+      </w:r>
+    </w:p>
+    <w:p>
+      <w:r>
+        <w:rPr>
+          <w:b/>
+        </w:rPr>
         <w:t>Rynkskinn (NT)</w:t>
       </w:r>
       <w:r>
@@ -1289,6 +1300,35 @@
         <w:rPr>
           <w:b/>
         </w:rPr>
+        <w:t xml:space="preserve">Kornig nållav </w:t>
+      </w:r>
+      <w:r>
+        <w:t xml:space="preserve">förekommer i skuggiga miljöer med hög luftfuktighet och påträffas främst i gamla skogar eller på gamla träd. Den signalerar höga naturvärden och på lokalerna finns ofta flera ovanliga och rödlistade arter. Kornig nållav är typisk art för </w:t>
+      </w:r>
+      <w:r>
+        <w:rPr>
+          <w:i/>
+        </w:rPr>
+        <w:t xml:space="preserve">9110 Näringsfattig bokskog </w:t>
+      </w:r>
+      <w:r>
+        <w:t>och</w:t>
+      </w:r>
+      <w:r>
+        <w:rPr>
+          <w:i/>
+        </w:rPr>
+        <w:t xml:space="preserve"> 9130 Näringsrik bokskog</w:t>
+      </w:r>
+      <w:r>
+        <w:t xml:space="preserve"> (SLU Artdatabanken, 2024; Nitare &amp; Skogsstyrelsen, 2019).</w:t>
+      </w:r>
+    </w:p>
+    <w:p>
+      <w:r>
+        <w:rPr>
+          <w:b/>
+        </w:rPr>
         <w:t xml:space="preserve">Källpraktmossa </w:t>
       </w:r>
       <w:r>
@@ -1356,6 +1396,35 @@
         <w:rPr>
           <w:b/>
         </w:rPr>
+        <w:t xml:space="preserve">Norrlandslav </w:t>
+      </w:r>
+      <w:r>
+        <w:t xml:space="preserve">indikerar söder om den naturliga norrlandsgränsen barrskogsbeklädda bergbranter eller andra ostörda skogsmiljöer med höga naturvärden. Norrlandslav är typisk art för </w:t>
+      </w:r>
+      <w:r>
+        <w:rPr>
+          <w:i/>
+        </w:rPr>
+        <w:t xml:space="preserve">9010 Taiga, 8110 Silikatrasmarker </w:t>
+      </w:r>
+      <w:r>
+        <w:t>och</w:t>
+      </w:r>
+      <w:r>
+        <w:rPr>
+          <w:i/>
+        </w:rPr>
+        <w:t xml:space="preserve"> 8120 Kalkrasmarker </w:t>
+      </w:r>
+      <w:r>
+        <w:t>(Nitare &amp; Skogsstyrelsen, 2000; SLU Artdatabanken, 2025).</w:t>
+      </w:r>
+    </w:p>
+    <w:p>
+      <w:r>
+        <w:rPr>
+          <w:b/>
+        </w:rPr>
         <w:t xml:space="preserve">Rostfläck </w:t>
       </w:r>
       <w:r>
@@ -1366,6 +1435,35 @@
           <w:i/>
         </w:rPr>
         <w:t xml:space="preserve">9190 Näringsfattig ekskog </w:t>
+      </w:r>
+      <w:r>
+        <w:t>(Nitare &amp; Skogsstyrelsen, 2019; SLU Artdatabanken, 2025).</w:t>
+      </w:r>
+    </w:p>
+    <w:p>
+      <w:r>
+        <w:rPr>
+          <w:b/>
+        </w:rPr>
+        <w:t xml:space="preserve">Skinnlav </w:t>
+      </w:r>
+      <w:r>
+        <w:t xml:space="preserve">förekommer på diverse lövträd, främst på gammal asp och sälg. Den påträffas främst i områden med lång kontinuitet av grova lövträd och signalerar skogsmark med höga naturvärden. På lokalerna förekommer som regel ett flertal andra ovanliga eller rödlistade lavar. I likhet med gelélavarna, etablerar sig skinnlaven i skogsmark på grova aspar i sena lövsuccessioner. Skinnlav är typisk art för </w:t>
+      </w:r>
+      <w:r>
+        <w:rPr>
+          <w:i/>
+        </w:rPr>
+        <w:t xml:space="preserve">9010 Taiga, 9020 Nordlig ädellövskog </w:t>
+      </w:r>
+      <w:r>
+        <w:t xml:space="preserve">och </w:t>
+      </w:r>
+      <w:r>
+        <w:rPr>
+          <w:i/>
+        </w:rPr>
+        <w:t xml:space="preserve">9070 Trädklädd betesmark </w:t>
       </w:r>
       <w:r>
         <w:t>(Nitare &amp; Skogsstyrelsen, 2019; SLU Artdatabanken, 2025).</w:t>
@@ -1951,7 +2049,7 @@
         <w:rPr>
           <w:i/>
         </w:rPr>
-        <w:t>I det aktuella skogsområdet har 56 rödlistade arter och signalarter påträffats. Detta ska jämföras med Skogsstyrelsens uppföljning 2017 av nyckelbiotoper som visade att man i genomsnitt hittar 20,6 olika rödlistade arter och signalarter i en nyckelbiotop (Wijk, S. 2017. Biologisk mångfald i nyckelbiotoper – Resultat från inventeringen “Uppföljning biologisk mångfald” 2009–2015. Rapport 4/2017 Skogsstyrelsen, Jönköping).</w:t>
+        <w:t>I det aktuella skogsområdet har 60 rödlistade arter och signalarter påträffats. Detta ska jämföras med Skogsstyrelsens uppföljning 2017 av nyckelbiotoper som visade att man i genomsnitt hittar 20,6 olika rödlistade arter och signalarter i en nyckelbiotop (Wijk, S. 2017. Biologisk mångfald i nyckelbiotoper – Resultat från inventeringen “Uppföljning biologisk mångfald” 2009–2015. Rapport 4/2017 Skogsstyrelsen, Jönköping).</w:t>
       </w:r>
     </w:p>
     <w:p>
@@ -1980,7 +2078,7 @@
         <w:rPr>
           <w:i/>
         </w:rPr>
-        <w:t>I det aktuella skogsområdet har 71 naturvårdsarter varav 42 rödlistade arter sina livsmiljöer och växtplatser.</w:t>
+        <w:t>I det aktuella skogsområdet har 76 naturvårdsarter varav 43 rödlistade arter sina livsmiljöer och växtplatser.</w:t>
       </w:r>
     </w:p>
     <w:p>

--- a/klagomål/Muorkenåive-Ássjátj N FSC-klagomål.docx
+++ b/klagomål/Muorkenåive-Ássjátj N FSC-klagomål.docx
@@ -178,7 +178,7 @@
       <w:r>
         <w:drawing>
           <wp:inline xmlns:a="http://schemas.openxmlformats.org/drawingml/2006/main" xmlns:pic="http://schemas.openxmlformats.org/drawingml/2006/picture">
-            <wp:extent cx="5486400" cy="4218024"/>
+            <wp:extent cx="5486400" cy="4138934"/>
             <wp:docPr id="1" name="Picture 1"/>
             <wp:cNvGraphicFramePr>
               <a:graphicFrameLocks noChangeAspect="1"/>
@@ -199,7 +199,7 @@
                   <pic:spPr>
                     <a:xfrm>
                       <a:off x="0" y="0"/>
-                      <a:ext cx="5486400" cy="4218024"/>
+                      <a:ext cx="5486400" cy="4138934"/>
                     </a:xfrm>
                     <a:prstGeom prst="rect"/>
                   </pic:spPr>
@@ -221,7 +221,7 @@
     </w:p>
     <w:p>
       <w:r>
-        <w:t>I och inom 23 meter från området finns fynd av 76 naturvårdsarter, varav 43 är rödlistade, 12 är fridlysta, 50 är typiska (T) och 17 är signalarter (S): garnlav (VU, T), grantickeporing (VU), grenlav (VU), gränsticka (VU, T), kilporing (VU), kristallticka (VU), lappticka (VU, T), Lecidea subhumida (VU), nordlig parasitporing (VU), ostticka (VU, T), smalskaftslav (VU), sprickporing (VU), tajgaskinn (VU), vitskaftad svartspik (VU, T), barrviolspindling (NT), blanksvart spiklav (NT), blågrå svartspik (NT), brunklöver (NT), brunpudrad nållav (NT, T), doftskinn (NT, T), dvärgbägarlav (NT, T), gammelgransskål (NT, T), grå blåbärsfältmätare (NT), harticka (NT, T), knottrig blåslav (NT, T), lavskrika (NT, T, §4), liten svartspik (NT), lunglav (NT, T), nordlig nållav (NT), oljetagging (NT), rosenticka (NT, T), Rostania pallida (NT), rutspindling (NT), rynkskinn (NT, T), rödbrun blekspik (NT, T), skrovellav (NT, T), stjärntagging (NT, T), talltita (NT, §4), tretåig hackspett (NT, T, §4), ullticka (NT, T), vedflamlav (NT), vedskivlav (NT, T), vitgrynig nållav (NT), blodticka (S, T), bårdlav (S, T), finbräken (S, T), grönkulla (S, T, §8), gulnål (S, T), korallrot (S, T, §8), kornig nållav (S, T), källpraktmossa (S, T), luddlav (S, T), norrlandslav (S, T), rostfläck (S, T), skinnlav (S, T), spindelblomster (S, T, §8), stuplav (S, T), tibast (S, T), vedticka (S, T), ögonpyrola (S, T), bergsslok (T), brudborste (T), ekbräken (T), humleblomster (T), kransmossa (T), kärrfibbla (T), lundarv (T), nordisk stormhatt (T), ormbär (T), spillkråka (T, §4), tjäder (T, §4), torta (T), vanlig groda (§6), brudsporre (§8), fläcknycklar (§8) och revlummer (§9). Se Figur 1.</w:t>
+        <w:t>I och inom 23 meter från området finns fynd av 78 naturvårdsarter, varav 44 är rödlistade, 12 är fridlysta, 51 är typiska (T) och 17 är signalarter (S): garnlav (VU, T), grantickeporing (VU), grenlav (VU), gränsticka (VU, T), kilporing (VU), kristallticka (VU), lappticka (VU, T), Lecidea subhumida (VU), nordlig parasitporing (VU), ostticka (VU, T), smalskaftslav (VU), sprickporing (VU), tajgaskinn (VU), vitskaftad svartspik (VU, T), barrviolspindling (NT), blanksvart spiklav (NT), blågrå svartspik (NT), brunklöver (NT), brunpudrad nållav (NT, T), doftskinn (NT, T), dvärgbägarlav (NT, T), gammelgransskål (NT, T), grå blåbärsfältmätare (NT), harticka (NT, T), knottrig blåslav (NT, T), lavskrika (NT, T, §4), liten svartspik (NT), lunglav (NT, T), nordlig nållav (NT), oljetagging (NT), rosenticka (NT, T), Rostania pallida (NT), rutspindling (NT), rynkskinn (NT, T), rödbrun blekspik (NT, T), skrovellav (NT, T), stjärntagging (NT, T), talltita (NT, §4), tretåig hackspett (NT, T, §4), ullticka (NT, T), vedflamlav (NT), vedskivlav (NT, T), vitgrynig nållav (NT), filttagging (DD), blodticka (S, T), bårdlav (S, T), finbräken (S, T), grönkulla (S, T, §8), gulnål (S, T), korallrot (S, T, §8), kornig nållav (S, T), källpraktmossa (S, T), luddlav (S, T), norrlandslav (S, T), rostfläck (S, T), skinnlav (S, T), spindelblomster (S, T, §8), stuplav (S, T), tibast (S, T), vedticka (S, T), ögonpyrola (S, T), bergsslok (T), brudborste (T), ekbräken (T), hultbräken (T), humleblomster (T), kransmossa (T), kärrfibbla (T), lundarv (T), nordisk stormhatt (T), ormbär (T), spillkråka (T, §4), tjäder (T, §4), torta (T), vanlig groda (§6), brudsporre (§8), fläcknycklar (§8) och revlummer (§9). Se Figur 1.</w:t>
       </w:r>
     </w:p>
     <w:p>
@@ -1126,6 +1126,17 @@
         <w:rPr>
           <w:b/>
         </w:rPr>
+        <w:t>Filttagging (DD)</w:t>
+      </w:r>
+      <w:r>
+        <w:t xml:space="preserve"> påträffas i närings- eller kalkrika skogar, nära marken på undersidan av död ved av både löv- och barrträd. De svenska fynd för vilka lokalinformation är tillgänglig är gjorda i naturskog. Arten förefaller att vara sällsynt och begränsad till kalkrik eller högproduktiv naturskog. Det är därmed troligt att den påverkas negativt av skogsbruk och andra åtgärder som påverkar habitatet. Lokaler där arten påträffas bör skyddas från åtgärder som leder till förändringar av habitatet, såsom kalavverkning. Faktaunderlaget bedöms vara otillräckligt för att avgöra vilken av de olika rödlistningskategorierna som är mest trolig (SLU Artdatabanken, 2026).</w:t>
+      </w:r>
+    </w:p>
+    <w:p>
+      <w:r>
+        <w:rPr>
+          <w:b/>
+        </w:rPr>
         <w:t xml:space="preserve">Blodticka </w:t>
       </w:r>
       <w:r>
@@ -1690,6 +1701,26 @@
       </w:r>
       <w:r>
         <w:t xml:space="preserve"> (SLU Artdatabanken, 2025).</w:t>
+      </w:r>
+    </w:p>
+    <w:p>
+      <w:r>
+        <w:rPr>
+          <w:b/>
+        </w:rPr>
+        <w:t xml:space="preserve">Hultbräken </w:t>
+      </w:r>
+      <w:r>
+        <w:t xml:space="preserve">är typisk art för </w:t>
+      </w:r>
+      <w:r>
+        <w:rPr>
+          <w:i/>
+        </w:rPr>
+        <w:t xml:space="preserve">9050 Näringsrik granskog </w:t>
+      </w:r>
+      <w:r>
+        <w:t>(SLU Artdatabanken, 2025).</w:t>
       </w:r>
     </w:p>
     <w:p>
@@ -2049,7 +2080,7 @@
         <w:rPr>
           <w:i/>
         </w:rPr>
-        <w:t>I det aktuella skogsområdet har 60 rödlistade arter och signalarter påträffats. Detta ska jämföras med Skogsstyrelsens uppföljning 2017 av nyckelbiotoper som visade att man i genomsnitt hittar 20,6 olika rödlistade arter och signalarter i en nyckelbiotop (Wijk, S. 2017. Biologisk mångfald i nyckelbiotoper – Resultat från inventeringen “Uppföljning biologisk mångfald” 2009–2015. Rapport 4/2017 Skogsstyrelsen, Jönköping).</w:t>
+        <w:t>I det aktuella skogsområdet har 61 rödlistade arter och signalarter påträffats. Detta ska jämföras med Skogsstyrelsens uppföljning 2017 av nyckelbiotoper som visade att man i genomsnitt hittar 20,6 olika rödlistade arter och signalarter i en nyckelbiotop (Wijk, S. 2017. Biologisk mångfald i nyckelbiotoper – Resultat från inventeringen “Uppföljning biologisk mångfald” 2009–2015. Rapport 4/2017 Skogsstyrelsen, Jönköping).</w:t>
       </w:r>
     </w:p>
     <w:p>
@@ -2078,7 +2109,7 @@
         <w:rPr>
           <w:i/>
         </w:rPr>
-        <w:t>I det aktuella skogsområdet har 76 naturvårdsarter varav 43 rödlistade arter sina livsmiljöer och växtplatser.</w:t>
+        <w:t>I det aktuella skogsområdet har 78 naturvårdsarter varav 44 rödlistade arter sina livsmiljöer och växtplatser.</w:t>
       </w:r>
     </w:p>
     <w:p>

--- a/klagomål/Muorkenåive-Ássjátj N FSC-klagomål.docx
+++ b/klagomål/Muorkenåive-Ássjátj N FSC-klagomål.docx
@@ -178,7 +178,7 @@
       <w:r>
         <w:drawing>
           <wp:inline xmlns:a="http://schemas.openxmlformats.org/drawingml/2006/main" xmlns:pic="http://schemas.openxmlformats.org/drawingml/2006/picture">
-            <wp:extent cx="5486400" cy="4138934"/>
+            <wp:extent cx="5486400" cy="4091465"/>
             <wp:docPr id="1" name="Picture 1"/>
             <wp:cNvGraphicFramePr>
               <a:graphicFrameLocks noChangeAspect="1"/>
@@ -199,7 +199,7 @@
                   <pic:spPr>
                     <a:xfrm>
                       <a:off x="0" y="0"/>
-                      <a:ext cx="5486400" cy="4138934"/>
+                      <a:ext cx="5486400" cy="4091465"/>
                     </a:xfrm>
                     <a:prstGeom prst="rect"/>
                   </pic:spPr>

--- a/klagomål/Muorkenåive-Ássjátj N FSC-klagomål.docx
+++ b/klagomål/Muorkenåive-Ássjátj N FSC-klagomål.docx
@@ -178,7 +178,7 @@
       <w:r>
         <w:drawing>
           <wp:inline xmlns:a="http://schemas.openxmlformats.org/drawingml/2006/main" xmlns:pic="http://schemas.openxmlformats.org/drawingml/2006/picture">
-            <wp:extent cx="5486400" cy="4091465"/>
+            <wp:extent cx="5486400" cy="3875608"/>
             <wp:docPr id="1" name="Picture 1"/>
             <wp:cNvGraphicFramePr>
               <a:graphicFrameLocks noChangeAspect="1"/>
@@ -199,7 +199,7 @@
                   <pic:spPr>
                     <a:xfrm>
                       <a:off x="0" y="0"/>
-                      <a:ext cx="5486400" cy="4091465"/>
+                      <a:ext cx="5486400" cy="3875608"/>
                     </a:xfrm>
                     <a:prstGeom prst="rect"/>
                   </pic:spPr>

--- a/klagomål/Muorkenåive-Ássjátj N FSC-klagomål.docx
+++ b/klagomål/Muorkenåive-Ássjátj N FSC-klagomål.docx
@@ -178,7 +178,7 @@
       <w:r>
         <w:drawing>
           <wp:inline xmlns:a="http://schemas.openxmlformats.org/drawingml/2006/main" xmlns:pic="http://schemas.openxmlformats.org/drawingml/2006/picture">
-            <wp:extent cx="5486400" cy="3875608"/>
+            <wp:extent cx="5486400" cy="3860800"/>
             <wp:docPr id="1" name="Picture 1"/>
             <wp:cNvGraphicFramePr>
               <a:graphicFrameLocks noChangeAspect="1"/>
@@ -199,7 +199,7 @@
                   <pic:spPr>
                     <a:xfrm>
                       <a:off x="0" y="0"/>
-                      <a:ext cx="5486400" cy="3875608"/>
+                      <a:ext cx="5486400" cy="3860800"/>
                     </a:xfrm>
                     <a:prstGeom prst="rect"/>
                   </pic:spPr>
@@ -221,7 +221,7 @@
     </w:p>
     <w:p>
       <w:r>
-        <w:t>I och inom 23 meter från området finns fynd av 78 naturvårdsarter, varav 44 är rödlistade, 12 är fridlysta, 51 är typiska (T) och 17 är signalarter (S): garnlav (VU, T), grantickeporing (VU), grenlav (VU), gränsticka (VU, T), kilporing (VU), kristallticka (VU), lappticka (VU, T), Lecidea subhumida (VU), nordlig parasitporing (VU), ostticka (VU, T), smalskaftslav (VU), sprickporing (VU), tajgaskinn (VU), vitskaftad svartspik (VU, T), barrviolspindling (NT), blanksvart spiklav (NT), blågrå svartspik (NT), brunklöver (NT), brunpudrad nållav (NT, T), doftskinn (NT, T), dvärgbägarlav (NT, T), gammelgransskål (NT, T), grå blåbärsfältmätare (NT), harticka (NT, T), knottrig blåslav (NT, T), lavskrika (NT, T, §4), liten svartspik (NT), lunglav (NT, T), nordlig nållav (NT), oljetagging (NT), rosenticka (NT, T), Rostania pallida (NT), rutspindling (NT), rynkskinn (NT, T), rödbrun blekspik (NT, T), skrovellav (NT, T), stjärntagging (NT, T), talltita (NT, §4), tretåig hackspett (NT, T, §4), ullticka (NT, T), vedflamlav (NT), vedskivlav (NT, T), vitgrynig nållav (NT), filttagging (DD), blodticka (S, T), bårdlav (S, T), finbräken (S, T), grönkulla (S, T, §8), gulnål (S, T), korallrot (S, T, §8), kornig nållav (S, T), källpraktmossa (S, T), luddlav (S, T), norrlandslav (S, T), rostfläck (S, T), skinnlav (S, T), spindelblomster (S, T, §8), stuplav (S, T), tibast (S, T), vedticka (S, T), ögonpyrola (S, T), bergsslok (T), brudborste (T), ekbräken (T), hultbräken (T), humleblomster (T), kransmossa (T), kärrfibbla (T), lundarv (T), nordisk stormhatt (T), ormbär (T), spillkråka (T, §4), tjäder (T, §4), torta (T), vanlig groda (§6), brudsporre (§8), fläcknycklar (§8) och revlummer (§9). Se Figur 1.</w:t>
+        <w:t>I och inom 23 meter från området finns fynd av 82 naturvårdsarter, varav 46 är rödlistade, 14 är fridlysta, 52 är typiska (T) och 17 är signalarter (S): garnlav (VU, T), grantickeporing (VU), grenlav (VU), gränsticka (VU, T), kilporing (VU), kristallticka (VU), lappticka (VU, T), Lecidea subhumida (VU), nordlig parasitporing (VU), olivbrun kremla (VU), ostticka (VU, T), smalskaftslav (VU), sprickporing (VU), tajgaskinn (VU), vitskaftad svartspik (VU, T), barrviolspindling (NT), blanksvart spiklav (NT), blågrå svartspik (NT), brunklöver (NT), brunpudrad nållav (NT, T), doftskinn (NT, T), dvärgbägarlav (NT, T), gammelgransskål (NT, T), grå blåbärsfältmätare (NT), harticka (NT, T), knottrig blåslav (NT, T), lavskrika (NT, T, §4), liten svartspik (NT), lunglav (NT, T), nordlig nållav (NT), oljetagging (NT), rosenticka (NT, T), Rostania pallida (NT), rutspindling (NT), rynkskinn (NT, T), rödbrun blekspik (NT, T), skogshare (NT), skrovellav (NT, T), stjärntagging (NT, T), talltita (NT, §4), tretåig hackspett (NT, T, §4), ullticka (NT, T), vedflamlav (NT), vedskivlav (NT, T), vitgrynig nållav (NT), filttagging (DD), blodticka (S, T), bårdlav (S, T), finbräken (S, T), grönkulla (S, T, §8), gulnål (S, T), korallrot (S, T, §8), kornig nållav (S, T), källpraktmossa (S, T), luddlav (S, T), norrlandslav (S, T), rostfläck (S, T), skinnlav (S, T), spindelblomster (S, T, §8), stuplav (S, T), tibast (S, T), vedticka (S, T), ögonpyrola (S, T), bergsslok (T), brudborste (T), ekbräken (T), hultbräken (T), humleblomster (T), järpe (T, §4), kransmossa (T), kärrfibbla (T), lundarv (T), nordisk stormhatt (T), ormbär (T), spillkråka (T, §4), tjäder (T, §4), torta (T), vanlig groda (§6), brudsporre (§8), fläcknycklar (§8), myggblomster (§8) och revlummer (§9). Se Figur 1.</w:t>
       </w:r>
     </w:p>
     <w:p>
@@ -412,6 +412,17 @@
         <w:rPr>
           <w:b/>
         </w:rPr>
+        <w:t>Olivbrun kremla (VU)</w:t>
+      </w:r>
+      <w:r>
+        <w:t xml:space="preserve"> bildar mykorrhiza med gran i ängsgranskog på kalkrik mark. Arten är knuten till de verkligt exklusiva, örtrika granskogarna i landet. Svampen förekommer gärna i samma områden som t.ex. norna (VU, §7) och guckusko (§7). Arten hotas främst av avverkning och andra skogsbruksåtgärder eller annan form av exploatering. Den tål inte en slutavverkning eller hård gallring. Lokaler där arten finns bör skyddas och undantas från rationellt skogsbruk. Marken på växtplatserna får inte utsättas för kraftiga störningar av typen dikning eller körning med tunga maskiner (SLU Artdatabanken, 2026).</w:t>
+      </w:r>
+    </w:p>
+    <w:p>
+      <w:r>
+        <w:rPr>
+          <w:b/>
+        </w:rPr>
         <w:t xml:space="preserve">Ostticka (VU) </w:t>
       </w:r>
       <w:r>
@@ -1741,6 +1752,35 @@
       </w:r>
       <w:r>
         <w:t>(SLU Artdatabanken, 2025).</w:t>
+      </w:r>
+    </w:p>
+    <w:p>
+      <w:r>
+        <w:rPr>
+          <w:b/>
+        </w:rPr>
+        <w:t>Järpe (§4)</w:t>
+      </w:r>
+      <w:r>
+        <w:t xml:space="preserve">, som är upptagen i bilaga 1 och 2 EU:s fågeldirektiv, är mycket stationär inom sitt revir som är minst 25 hektar stort. Livsmiljöerna utgörs av tät barrskog med inblandning av lövträd och en väl utvecklad flerskiktad struktur med bärris och yngre eller undertryckta, täta granar i ett lägre skikt, ofta utmed bäckar och åar inne i den skyddande granskogen. Den överlever inte om dess livsmiljö kalavverkas och är även känslig för röjning, gallring och avverkning där unga granar och lövträd inte sparas i tillräcklig omfattning. Arten finns i sammanhängande grandominerad skog över hela Sverige men förekomsterna är betydligt glesare i Götaland än i övriga landet. Järpe är typisk art för </w:t>
+      </w:r>
+      <w:r>
+        <w:rPr>
+          <w:i/>
+        </w:rPr>
+        <w:t xml:space="preserve">9010 Taiga, 9080 Lövsumpskog </w:t>
+      </w:r>
+      <w:r>
+        <w:t xml:space="preserve">och </w:t>
+      </w:r>
+      <w:r>
+        <w:rPr>
+          <w:i/>
+        </w:rPr>
+        <w:t xml:space="preserve">9740 Skogsbevuxen myr </w:t>
+      </w:r>
+      <w:r>
+        <w:t>(SLU Artdatabanken, 2026).</w:t>
       </w:r>
     </w:p>
     <w:p>
@@ -2080,7 +2120,7 @@
         <w:rPr>
           <w:i/>
         </w:rPr>
-        <w:t>I det aktuella skogsområdet har 61 rödlistade arter och signalarter påträffats. Detta ska jämföras med Skogsstyrelsens uppföljning 2017 av nyckelbiotoper som visade att man i genomsnitt hittar 20,6 olika rödlistade arter och signalarter i en nyckelbiotop (Wijk, S. 2017. Biologisk mångfald i nyckelbiotoper – Resultat från inventeringen “Uppföljning biologisk mångfald” 2009–2015. Rapport 4/2017 Skogsstyrelsen, Jönköping).</w:t>
+        <w:t>I det aktuella skogsområdet har 63 rödlistade arter och signalarter påträffats. Detta ska jämföras med Skogsstyrelsens uppföljning 2017 av nyckelbiotoper som visade att man i genomsnitt hittar 20,6 olika rödlistade arter och signalarter i en nyckelbiotop (Wijk, S. 2017. Biologisk mångfald i nyckelbiotoper – Resultat från inventeringen “Uppföljning biologisk mångfald” 2009–2015. Rapport 4/2017 Skogsstyrelsen, Jönköping).</w:t>
       </w:r>
     </w:p>
     <w:p>
@@ -2109,7 +2149,7 @@
         <w:rPr>
           <w:i/>
         </w:rPr>
-        <w:t>I det aktuella skogsområdet har 78 naturvårdsarter varav 44 rödlistade arter sina livsmiljöer och växtplatser.</w:t>
+        <w:t>I det aktuella skogsområdet har 82 naturvårdsarter varav 46 rödlistade arter sina livsmiljöer och växtplatser.</w:t>
       </w:r>
     </w:p>
     <w:p>
@@ -2815,6 +2855,64 @@
       </w:r>
       <w:r>
         <w:t>Acta Ornithologica 40(1): 53–60.</w:t>
+      </w:r>
+    </w:p>
+    <w:p>
+      <w:pPr>
+        <w:pStyle w:val="Heading1"/>
+      </w:pPr>
+      <w:r>
+        <w:t>Järpe – ekologi samt krav på livsmiljön</w:t>
+      </w:r>
+    </w:p>
+    <w:p>
+      <w:r>
+        <w:t>Järpe är fridlyst enligt 4§ artskyddsförordningen och upptagen i bilaga 1 och 2 EU:s fågeldirektiv. Den finns i sammanhängande grandominerad skog över hela Sverige men förekomsterna är betydligt glesare i Götaland än i övriga landet. Järpen har sina livsmiljöer i tät barrskog med inblandning av lövträd och en väl utvecklad flerskiktad struktur med bärris och yngre eller undertryckta, täta granar i ett lägre skikt, ofta utmed bäckar och åar inne i den skyddande granskogen (SLU Artdatabanken, 2026).</w:t>
+      </w:r>
+    </w:p>
+    <w:p>
+      <w:r>
+        <w:t xml:space="preserve">Arten behöver lämpliga skogsbestånd om sammanlagt minst 25 hektar. Den är mycket stationär inom sitt revir och när ett par etablerat sig stannar de så länge miljön är intakt. Den undviker öppen mark och förﬂyttar sig sällan över större öppna myrar eller åkermark, och är därför känslig för fragmentering. Järpen överlever inte om dess livsmiljö kalavverkas och är även känslig för röjning, gallring och avverkning där unga granar och lövträd inte sparas i tillräcklig omfattning.  Järpe är typisk art för </w:t>
+      </w:r>
+      <w:r>
+        <w:rPr>
+          <w:i/>
+        </w:rPr>
+        <w:t>9010 Taiga, 9740 Skogsbevuxen myr</w:t>
+      </w:r>
+      <w:r>
+        <w:t xml:space="preserve"> och </w:t>
+      </w:r>
+      <w:r>
+        <w:rPr>
+          <w:i/>
+        </w:rPr>
+        <w:t>9080 Lövsumpskog</w:t>
+      </w:r>
+      <w:r>
+        <w:t xml:space="preserve"> (SLU Artdatabanken, 2026).</w:t>
+      </w:r>
+    </w:p>
+    <w:p>
+      <w:pPr>
+        <w:pStyle w:val="Heading2"/>
+      </w:pPr>
+      <w:r>
+        <w:t>Referenser – järpe</w:t>
+      </w:r>
+    </w:p>
+    <w:p>
+      <w:r>
+        <w:t xml:space="preserve">SLU Artdatabanken, 2026. </w:t>
+      </w:r>
+      <w:r>
+        <w:rPr>
+          <w:i/>
+        </w:rPr>
+        <w:t xml:space="preserve">Artfaktablad. Naturvård – artfakta. </w:t>
+      </w:r>
+      <w:r>
+        <w:t>SLU Artdatabanken, Uppsala</w:t>
       </w:r>
     </w:p>
     <w:p>

--- a/klagomål/Muorkenåive-Ássjátj N FSC-klagomål.docx
+++ b/klagomål/Muorkenåive-Ássjátj N FSC-klagomål.docx
@@ -178,7 +178,7 @@
       <w:r>
         <w:drawing>
           <wp:inline xmlns:a="http://schemas.openxmlformats.org/drawingml/2006/main" xmlns:pic="http://schemas.openxmlformats.org/drawingml/2006/picture">
-            <wp:extent cx="5486400" cy="3860800"/>
+            <wp:extent cx="5486400" cy="3859797"/>
             <wp:docPr id="1" name="Picture 1"/>
             <wp:cNvGraphicFramePr>
               <a:graphicFrameLocks noChangeAspect="1"/>
@@ -199,7 +199,7 @@
                   <pic:spPr>
                     <a:xfrm>
                       <a:off x="0" y="0"/>
-                      <a:ext cx="5486400" cy="3860800"/>
+                      <a:ext cx="5486400" cy="3859797"/>
                     </a:xfrm>
                     <a:prstGeom prst="rect"/>
                   </pic:spPr>
@@ -221,7 +221,7 @@
     </w:p>
     <w:p>
       <w:r>
-        <w:t>I och inom 23 meter från området finns fynd av 82 naturvårdsarter, varav 46 är rödlistade, 14 är fridlysta, 52 är typiska (T) och 17 är signalarter (S): garnlav (VU, T), grantickeporing (VU), grenlav (VU), gränsticka (VU, T), kilporing (VU), kristallticka (VU), lappticka (VU, T), Lecidea subhumida (VU), nordlig parasitporing (VU), olivbrun kremla (VU), ostticka (VU, T), smalskaftslav (VU), sprickporing (VU), tajgaskinn (VU), vitskaftad svartspik (VU, T), barrviolspindling (NT), blanksvart spiklav (NT), blågrå svartspik (NT), brunklöver (NT), brunpudrad nållav (NT, T), doftskinn (NT, T), dvärgbägarlav (NT, T), gammelgransskål (NT, T), grå blåbärsfältmätare (NT), harticka (NT, T), knottrig blåslav (NT, T), lavskrika (NT, T, §4), liten svartspik (NT), lunglav (NT, T), nordlig nållav (NT), oljetagging (NT), rosenticka (NT, T), Rostania pallida (NT), rutspindling (NT), rynkskinn (NT, T), rödbrun blekspik (NT, T), skogshare (NT), skrovellav (NT, T), stjärntagging (NT, T), talltita (NT, §4), tretåig hackspett (NT, T, §4), ullticka (NT, T), vedflamlav (NT), vedskivlav (NT, T), vitgrynig nållav (NT), filttagging (DD), blodticka (S, T), bårdlav (S, T), finbräken (S, T), grönkulla (S, T, §8), gulnål (S, T), korallrot (S, T, §8), kornig nållav (S, T), källpraktmossa (S, T), luddlav (S, T), norrlandslav (S, T), rostfläck (S, T), skinnlav (S, T), spindelblomster (S, T, §8), stuplav (S, T), tibast (S, T), vedticka (S, T), ögonpyrola (S, T), bergsslok (T), brudborste (T), ekbräken (T), hultbräken (T), humleblomster (T), järpe (T, §4), kransmossa (T), kärrfibbla (T), lundarv (T), nordisk stormhatt (T), ormbär (T), spillkråka (T, §4), tjäder (T, §4), torta (T), vanlig groda (§6), brudsporre (§8), fläcknycklar (§8), myggblomster (§8) och revlummer (§9). Se Figur 1.</w:t>
+        <w:t>I och inom 23 meter från området finns fynd av 83 naturvårdsarter, varav 46 är rödlistade, 14 är fridlysta, 53 är typiska (T) och 18 är signalarter (S): garnlav (VU, T), grantickeporing (VU), grenlav (VU), gränsticka (VU, T), kilporing (VU), kristallticka (VU), lappticka (VU, T), Lecidea subhumida (VU), nordlig parasitporing (VU), olivbrun kremla (VU), ostticka (VU, T), smalskaftslav (VU), sprickporing (VU), tajgaskinn (VU), vitskaftad svartspik (VU, T), barrviolspindling (NT), blanksvart spiklav (NT), blågrå svartspik (NT), brunklöver (NT), brunpudrad nållav (NT, T), doftskinn (NT, T), dvärgbägarlav (NT, T), gammelgransskål (NT, T), grå blåbärsfältmätare (NT), harticka (NT, T), knottrig blåslav (NT, T), lavskrika (NT, T, §4), liten svartspik (NT), lunglav (NT, T), nordlig nållav (NT), oljetagging (NT), rosenticka (NT, T), Rostania pallida (NT), rutspindling (NT), rynkskinn (NT, T), rödbrun blekspik (NT, T), skogshare (NT), skrovellav (NT, T), stjärntagging (NT, T), talltita (NT, §4), tretåig hackspett (NT, T, §4), ullticka (NT, T), vedflamlav (NT), vedskivlav (NT, T), vitgrynig nållav (NT), filttagging (DD), blodticka (S, T), bårdlav (S, T), finbräken (S, T), grönkulla (S, T, §8), gulnål (S, T), korallrot (S, T, §8), kornig nållav (S, T), källpraktmossa (S, T), luddlav (S, T), norrlandslav (S, T), rostfläck (S, T), skinnlav (S, T), spindelblomster (S, T, §8), stuplav (S, T), tibast (S, T), trådticka (S, T), vedticka (S, T), ögonpyrola (S, T), bergsslok (T), brudborste (T), ekbräken (T), hultbräken (T), humleblomster (T), järpe (T, §4), kransmossa (T), kärrfibbla (T), lundarv (T), nordisk stormhatt (T), ormbär (T), spillkråka (T, §4), tjäder (T, §4), torta (T), vanlig groda (§6), brudsporre (§8), fläcknycklar (§8), myggblomster (§8) och revlummer (§9). Se Figur 1.</w:t>
       </w:r>
     </w:p>
     <w:p>
@@ -1601,6 +1601,35 @@
         <w:rPr>
           <w:b/>
         </w:rPr>
+        <w:t xml:space="preserve">Trådticka </w:t>
+      </w:r>
+      <w:r>
+        <w:t xml:space="preserve">är knuten till grova granar i rikare ofta fuktiga miljöer. Den återfinns på både levande och döda träd samt stubbar och nyligen fallna träd. Karaktärsart för äldre fuktiga granskogsbiotoper, och i stor mängd är den en bra signalart för miljöer med andra rödlistade arter. Trådticka är typisk art för </w:t>
+      </w:r>
+      <w:r>
+        <w:rPr>
+          <w:i/>
+        </w:rPr>
+        <w:t xml:space="preserve">9010 Taiga </w:t>
+      </w:r>
+      <w:r>
+        <w:t xml:space="preserve">och </w:t>
+      </w:r>
+      <w:r>
+        <w:rPr>
+          <w:i/>
+        </w:rPr>
+        <w:t xml:space="preserve">9050 Näringsrik granskog </w:t>
+      </w:r>
+      <w:r>
+        <w:t>(SLU Artdatabanken, 2025).</w:t>
+      </w:r>
+    </w:p>
+    <w:p>
+      <w:r>
+        <w:rPr>
+          <w:b/>
+        </w:rPr>
         <w:t xml:space="preserve">Vedticka </w:t>
       </w:r>
       <w:r>
@@ -2120,7 +2149,7 @@
         <w:rPr>
           <w:i/>
         </w:rPr>
-        <w:t>I det aktuella skogsområdet har 63 rödlistade arter och signalarter påträffats. Detta ska jämföras med Skogsstyrelsens uppföljning 2017 av nyckelbiotoper som visade att man i genomsnitt hittar 20,6 olika rödlistade arter och signalarter i en nyckelbiotop (Wijk, S. 2017. Biologisk mångfald i nyckelbiotoper – Resultat från inventeringen “Uppföljning biologisk mångfald” 2009–2015. Rapport 4/2017 Skogsstyrelsen, Jönköping).</w:t>
+        <w:t>I det aktuella skogsområdet har 64 rödlistade arter och signalarter påträffats. Detta ska jämföras med Skogsstyrelsens uppföljning 2017 av nyckelbiotoper som visade att man i genomsnitt hittar 20,6 olika rödlistade arter och signalarter i en nyckelbiotop (Wijk, S. 2017. Biologisk mångfald i nyckelbiotoper – Resultat från inventeringen “Uppföljning biologisk mångfald” 2009–2015. Rapport 4/2017 Skogsstyrelsen, Jönköping).</w:t>
       </w:r>
     </w:p>
     <w:p>
@@ -2149,7 +2178,7 @@
         <w:rPr>
           <w:i/>
         </w:rPr>
-        <w:t>I det aktuella skogsområdet har 82 naturvårdsarter varav 46 rödlistade arter sina livsmiljöer och växtplatser.</w:t>
+        <w:t>I det aktuella skogsområdet har 83 naturvårdsarter varav 46 rödlistade arter sina livsmiljöer och växtplatser.</w:t>
       </w:r>
     </w:p>
     <w:p>

--- a/klagomål/Muorkenåive-Ássjátj N FSC-klagomål.docx
+++ b/klagomål/Muorkenåive-Ássjátj N FSC-klagomål.docx
@@ -178,7 +178,7 @@
       <w:r>
         <w:drawing>
           <wp:inline xmlns:a="http://schemas.openxmlformats.org/drawingml/2006/main" xmlns:pic="http://schemas.openxmlformats.org/drawingml/2006/picture">
-            <wp:extent cx="5486400" cy="3859797"/>
+            <wp:extent cx="5486400" cy="3886347"/>
             <wp:docPr id="1" name="Picture 1"/>
             <wp:cNvGraphicFramePr>
               <a:graphicFrameLocks noChangeAspect="1"/>
@@ -199,7 +199,7 @@
                   <pic:spPr>
                     <a:xfrm>
                       <a:off x="0" y="0"/>
-                      <a:ext cx="5486400" cy="3859797"/>
+                      <a:ext cx="5486400" cy="3886347"/>
                     </a:xfrm>
                     <a:prstGeom prst="rect"/>
                   </pic:spPr>
@@ -221,7 +221,7 @@
     </w:p>
     <w:p>
       <w:r>
-        <w:t>I och inom 23 meter från området finns fynd av 83 naturvårdsarter, varav 46 är rödlistade, 14 är fridlysta, 53 är typiska (T) och 18 är signalarter (S): garnlav (VU, T), grantickeporing (VU), grenlav (VU), gränsticka (VU, T), kilporing (VU), kristallticka (VU), lappticka (VU, T), Lecidea subhumida (VU), nordlig parasitporing (VU), olivbrun kremla (VU), ostticka (VU, T), smalskaftslav (VU), sprickporing (VU), tajgaskinn (VU), vitskaftad svartspik (VU, T), barrviolspindling (NT), blanksvart spiklav (NT), blågrå svartspik (NT), brunklöver (NT), brunpudrad nållav (NT, T), doftskinn (NT, T), dvärgbägarlav (NT, T), gammelgransskål (NT, T), grå blåbärsfältmätare (NT), harticka (NT, T), knottrig blåslav (NT, T), lavskrika (NT, T, §4), liten svartspik (NT), lunglav (NT, T), nordlig nållav (NT), oljetagging (NT), rosenticka (NT, T), Rostania pallida (NT), rutspindling (NT), rynkskinn (NT, T), rödbrun blekspik (NT, T), skogshare (NT), skrovellav (NT, T), stjärntagging (NT, T), talltita (NT, §4), tretåig hackspett (NT, T, §4), ullticka (NT, T), vedflamlav (NT), vedskivlav (NT, T), vitgrynig nållav (NT), filttagging (DD), blodticka (S, T), bårdlav (S, T), finbräken (S, T), grönkulla (S, T, §8), gulnål (S, T), korallrot (S, T, §8), kornig nållav (S, T), källpraktmossa (S, T), luddlav (S, T), norrlandslav (S, T), rostfläck (S, T), skinnlav (S, T), spindelblomster (S, T, §8), stuplav (S, T), tibast (S, T), trådticka (S, T), vedticka (S, T), ögonpyrola (S, T), bergsslok (T), brudborste (T), ekbräken (T), hultbräken (T), humleblomster (T), järpe (T, §4), kransmossa (T), kärrfibbla (T), lundarv (T), nordisk stormhatt (T), ormbär (T), spillkråka (T, §4), tjäder (T, §4), torta (T), vanlig groda (§6), brudsporre (§8), fläcknycklar (§8), myggblomster (§8) och revlummer (§9). Se Figur 1.</w:t>
+        <w:t>I och inom 23 meter från området finns fynd av 87 naturvårdsarter, varav 46 är rödlistade, 14 är fridlysta, 57 är typiska (T) och 19 är signalarter (S): garnlav (VU, T), grantickeporing (VU), grenlav (VU), gränsticka (VU, T), kilporing (VU), kristallticka (VU), lappticka (VU, T), Lecidea subhumida (VU), nordlig parasitporing (VU), olivbrun kremla (VU), ostticka (VU, T), smalskaftslav (VU), sprickporing (VU), tajgaskinn (VU), vitskaftad svartspik (VU, T), barrviolspindling (NT), blanksvart spiklav (NT), blågrå svartspik (NT), brunklöver (NT), brunpudrad nållav (NT, T), doftskinn (NT, T), dvärgbägarlav (NT, T), gammelgransskål (NT, T), grå blåbärsfältmätare (NT), harticka (NT, T), knottrig blåslav (NT, T), lavskrika (NT, T, §4), liten svartspik (NT), lunglav (NT, T), nordlig nållav (NT), oljetagging (NT), rosenticka (NT, T), Rostania pallida (NT), rutspindling (NT), rynkskinn (NT, T), rödbrun blekspik (NT, T), skogshare (NT), skrovellav (NT, T), stjärntagging (NT, T), talltita (NT, §4), tretåig hackspett (NT, T, §4), ullticka (NT, T), vedflamlav (NT), vedskivlav (NT, T), vitgrynig nållav (NT), filttagging (DD), blodticka (S, T), bårdlav (S, T), finbräken (S, T), grönkulla (S, T, §8), gulnål (S, T), korallrot (S, T, §8), kornig nållav (S, T), källpraktmossa (S, T), luddlav (S, T), norrlandslav (S, T), rostfläck (S, T), skinnlav (S, T), skogshakmossa (S, T), spindelblomster (S, T, §8), stuplav (S, T), tibast (S, T), trådticka (S, T), vedticka (S, T), ögonpyrola (S, T), bergsslok (T), brudborste (T), ekbräken (T), ekorrbär (T), fjällskära (T), hultbräken (T), humleblomster (T), järpe (T, §4), kransmossa (T), kärrfibbla (T), lundarv (T), nordisk stormhatt (T), ormbär (T), spillkråka (T, §4), svarta vinbär (T), tjäder (T, §4), torta (T), vanlig groda (§6), brudsporre (§8), fläcknycklar (§8), myggblomster (§8) och revlummer (§9). Se Figur 1.</w:t>
       </w:r>
     </w:p>
     <w:p>
@@ -1496,6 +1496,35 @@
         <w:rPr>
           <w:b/>
         </w:rPr>
+        <w:t>Skogshakmossa</w:t>
+      </w:r>
+      <w:r>
+        <w:t xml:space="preserve"> indikerar lokaler som ofta har en artrik mossflora som kräver jämn och hög markfuktighet, till exempel olika sumpskogar med höga naturvärden. Högst signalvärde har arten i södra och mellersta Sverige. Skogshakmossa är typisk art för </w:t>
+      </w:r>
+      <w:r>
+        <w:rPr>
+          <w:i/>
+        </w:rPr>
+        <w:t xml:space="preserve">9010 Taiga, 9050 Näringsrik granskog, 9080 Lövsumpskog </w:t>
+      </w:r>
+      <w:r>
+        <w:t xml:space="preserve">och </w:t>
+      </w:r>
+      <w:r>
+        <w:rPr>
+          <w:i/>
+        </w:rPr>
+        <w:t xml:space="preserve">9750 Svämlövskog </w:t>
+      </w:r>
+      <w:r>
+        <w:t>(Nitare &amp; Skogsstyrelsen, 2019; SLU Artdatabanken, 2025).</w:t>
+      </w:r>
+    </w:p>
+    <w:p>
+      <w:r>
+        <w:rPr>
+          <w:b/>
+        </w:rPr>
         <w:t>Spindelblomster (§8)</w:t>
       </w:r>
       <w:r>
@@ -1748,6 +1777,64 @@
         <w:rPr>
           <w:b/>
         </w:rPr>
+        <w:t xml:space="preserve">Ekorrbär </w:t>
+      </w:r>
+      <w:r>
+        <w:t xml:space="preserve">är typisk art för </w:t>
+      </w:r>
+      <w:r>
+        <w:rPr>
+          <w:i/>
+        </w:rPr>
+        <w:t xml:space="preserve">9190 Näringsfattig ekskog </w:t>
+      </w:r>
+      <w:r>
+        <w:t>(SLU Artdatabanken, 2025).</w:t>
+      </w:r>
+    </w:p>
+    <w:p>
+      <w:r>
+        <w:rPr>
+          <w:b/>
+        </w:rPr>
+        <w:t xml:space="preserve">Fjällskära </w:t>
+      </w:r>
+      <w:r>
+        <w:t xml:space="preserve">är typisk art för </w:t>
+      </w:r>
+      <w:r>
+        <w:rPr>
+          <w:i/>
+        </w:rPr>
+        <w:t xml:space="preserve">9040 Fjällbjörkskog, 6530 Lövängar, 6510 Slåtterängar i låglandet </w:t>
+      </w:r>
+      <w:r>
+        <w:t xml:space="preserve">och </w:t>
+      </w:r>
+      <w:r>
+        <w:rPr>
+          <w:i/>
+        </w:rPr>
+        <w:t>7310 Aapamyrar</w:t>
+      </w:r>
+      <w:r>
+        <w:t>. Fjällskära är värdväxt för bl.a. de rödlistade fjärilarna fjällskärefrövecklare (VU) och fjällskäreplattmal (VU)</w:t>
+      </w:r>
+      <w:r>
+        <w:rPr>
+          <w:i/>
+        </w:rPr>
+        <w:t xml:space="preserve"> </w:t>
+      </w:r>
+      <w:r>
+        <w:t>(SLU Artdatabanken, 2026).</w:t>
+      </w:r>
+    </w:p>
+    <w:p>
+      <w:r>
+        <w:rPr>
+          <w:b/>
+        </w:rPr>
         <w:t xml:space="preserve">Hultbräken </w:t>
       </w:r>
       <w:r>
@@ -1975,6 +2062,35 @@
       </w:r>
       <w:r>
         <w:t>. Den behöver grova träd, främst tall, asp och bok som boträd. Skogsbruk med korta omloppstider och täta, homogena ungskogar utgör det största hotet. Spillkråka är en nyckelart i skogliga miljöer vars övergivna bohål utnyttjas av flera andra hålhäckande fågelarter och fladdermöss, däribland pärluggla (EN, §4), knipa (§4), salskrake (§4) och skogsduva (§4). Hökuggla (VU, §4) och slaguggla (§4) häckar ofta i högstubbar som brutits av i höjd med ett gammalt spillkråkebo (SLU Artdatabanken, 2026; Skogsstyrelsen, 2016).</w:t>
+      </w:r>
+    </w:p>
+    <w:p>
+      <w:r>
+        <w:rPr>
+          <w:b/>
+        </w:rPr>
+        <w:t>Svarta vinbär</w:t>
+      </w:r>
+      <w:r>
+        <w:t xml:space="preserve"> är typisk art för </w:t>
+      </w:r>
+      <w:r>
+        <w:rPr>
+          <w:i/>
+        </w:rPr>
+        <w:t xml:space="preserve">9050 Näringsrik granskog </w:t>
+      </w:r>
+      <w:r>
+        <w:t>och</w:t>
+      </w:r>
+      <w:r>
+        <w:rPr>
+          <w:i/>
+        </w:rPr>
+        <w:t xml:space="preserve"> 6430 Högörtängar </w:t>
+      </w:r>
+      <w:r>
+        <w:t>(SLU Artdatabanken, 2025).</w:t>
       </w:r>
     </w:p>
     <w:p>
@@ -2149,7 +2265,7 @@
         <w:rPr>
           <w:i/>
         </w:rPr>
-        <w:t>I det aktuella skogsområdet har 64 rödlistade arter och signalarter påträffats. Detta ska jämföras med Skogsstyrelsens uppföljning 2017 av nyckelbiotoper som visade att man i genomsnitt hittar 20,6 olika rödlistade arter och signalarter i en nyckelbiotop (Wijk, S. 2017. Biologisk mångfald i nyckelbiotoper – Resultat från inventeringen “Uppföljning biologisk mångfald” 2009–2015. Rapport 4/2017 Skogsstyrelsen, Jönköping).</w:t>
+        <w:t>I det aktuella skogsområdet har 65 rödlistade arter och signalarter påträffats. Detta ska jämföras med Skogsstyrelsens uppföljning 2017 av nyckelbiotoper som visade att man i genomsnitt hittar 20,6 olika rödlistade arter och signalarter i en nyckelbiotop (Wijk, S. 2017. Biologisk mångfald i nyckelbiotoper – Resultat från inventeringen “Uppföljning biologisk mångfald” 2009–2015. Rapport 4/2017 Skogsstyrelsen, Jönköping).</w:t>
       </w:r>
     </w:p>
     <w:p>
@@ -2178,7 +2294,7 @@
         <w:rPr>
           <w:i/>
         </w:rPr>
-        <w:t>I det aktuella skogsområdet har 83 naturvårdsarter varav 46 rödlistade arter sina livsmiljöer och växtplatser.</w:t>
+        <w:t>I det aktuella skogsområdet har 87 naturvårdsarter varav 46 rödlistade arter sina livsmiljöer och växtplatser.</w:t>
       </w:r>
     </w:p>
     <w:p>

--- a/klagomål/Muorkenåive-Ássjátj N FSC-klagomål.docx
+++ b/klagomål/Muorkenåive-Ássjátj N FSC-klagomål.docx
@@ -178,7 +178,7 @@
       <w:r>
         <w:drawing>
           <wp:inline xmlns:a="http://schemas.openxmlformats.org/drawingml/2006/main" xmlns:pic="http://schemas.openxmlformats.org/drawingml/2006/picture">
-            <wp:extent cx="5486400" cy="3886347"/>
+            <wp:extent cx="5486400" cy="3885366"/>
             <wp:docPr id="1" name="Picture 1"/>
             <wp:cNvGraphicFramePr>
               <a:graphicFrameLocks noChangeAspect="1"/>
@@ -199,7 +199,7 @@
                   <pic:spPr>
                     <a:xfrm>
                       <a:off x="0" y="0"/>
-                      <a:ext cx="5486400" cy="3886347"/>
+                      <a:ext cx="5486400" cy="3885366"/>
                     </a:xfrm>
                     <a:prstGeom prst="rect"/>
                   </pic:spPr>
@@ -221,7 +221,7 @@
     </w:p>
     <w:p>
       <w:r>
-        <w:t>I och inom 23 meter från området finns fynd av 87 naturvårdsarter, varav 46 är rödlistade, 14 är fridlysta, 57 är typiska (T) och 19 är signalarter (S): garnlav (VU, T), grantickeporing (VU), grenlav (VU), gränsticka (VU, T), kilporing (VU), kristallticka (VU), lappticka (VU, T), Lecidea subhumida (VU), nordlig parasitporing (VU), olivbrun kremla (VU), ostticka (VU, T), smalskaftslav (VU), sprickporing (VU), tajgaskinn (VU), vitskaftad svartspik (VU, T), barrviolspindling (NT), blanksvart spiklav (NT), blågrå svartspik (NT), brunklöver (NT), brunpudrad nållav (NT, T), doftskinn (NT, T), dvärgbägarlav (NT, T), gammelgransskål (NT, T), grå blåbärsfältmätare (NT), harticka (NT, T), knottrig blåslav (NT, T), lavskrika (NT, T, §4), liten svartspik (NT), lunglav (NT, T), nordlig nållav (NT), oljetagging (NT), rosenticka (NT, T), Rostania pallida (NT), rutspindling (NT), rynkskinn (NT, T), rödbrun blekspik (NT, T), skogshare (NT), skrovellav (NT, T), stjärntagging (NT, T), talltita (NT, §4), tretåig hackspett (NT, T, §4), ullticka (NT, T), vedflamlav (NT), vedskivlav (NT, T), vitgrynig nållav (NT), filttagging (DD), blodticka (S, T), bårdlav (S, T), finbräken (S, T), grönkulla (S, T, §8), gulnål (S, T), korallrot (S, T, §8), kornig nållav (S, T), källpraktmossa (S, T), luddlav (S, T), norrlandslav (S, T), rostfläck (S, T), skinnlav (S, T), skogshakmossa (S, T), spindelblomster (S, T, §8), stuplav (S, T), tibast (S, T), trådticka (S, T), vedticka (S, T), ögonpyrola (S, T), bergsslok (T), brudborste (T), ekbräken (T), ekorrbär (T), fjällskära (T), hultbräken (T), humleblomster (T), järpe (T, §4), kransmossa (T), kärrfibbla (T), lundarv (T), nordisk stormhatt (T), ormbär (T), spillkråka (T, §4), svarta vinbär (T), tjäder (T, §4), torta (T), vanlig groda (§6), brudsporre (§8), fläcknycklar (§8), myggblomster (§8) och revlummer (§9). Se Figur 1.</w:t>
+        <w:t>I och inom 23 meter från området finns fynd av 88 naturvårdsarter, varav 47 är rödlistade, 14 är fridlysta, 57 är typiska (T) och 19 är signalarter (S): garnlav (VU, T), grantickeporing (VU), grenlav (VU), gränsticka (VU, T), kilporing (VU), kristallticka (VU), lappticka (VU, T), Lecidea subhumida (VU), nordlig parasitporing (VU), olivbrun kremla (VU), ostticka (VU, T), smalskaftslav (VU), sprickporing (VU), tajgaskinn (VU), ulltickeporing (VU), vitskaftad svartspik (VU, T), barrviolspindling (NT), blanksvart spiklav (NT), blågrå svartspik (NT), brunklöver (NT), brunpudrad nållav (NT, T), doftskinn (NT, T), dvärgbägarlav (NT, T), gammelgransskål (NT, T), grå blåbärsfältmätare (NT), harticka (NT, T), knottrig blåslav (NT, T), lavskrika (NT, T, §4), liten svartspik (NT), lunglav (NT, T), nordlig nållav (NT), oljetagging (NT), rosenticka (NT, T), Rostania pallida (NT), rutspindling (NT), rynkskinn (NT, T), rödbrun blekspik (NT, T), skogshare (NT), skrovellav (NT, T), stjärntagging (NT, T), talltita (NT, §4), tretåig hackspett (NT, T, §4), ullticka (NT, T), vedflamlav (NT), vedskivlav (NT, T), vitgrynig nållav (NT), filttagging (DD), blodticka (S, T), bårdlav (S, T), finbräken (S, T), grönkulla (S, T, §8), gulnål (S, T), korallrot (S, T, §8), kornig nållav (S, T), källpraktmossa (S, T), luddlav (S, T), norrlandslav (S, T), rostfläck (S, T), skinnlav (S, T), skogshakmossa (S, T), spindelblomster (S, T, §8), stuplav (S, T), tibast (S, T), trådticka (S, T), vedticka (S, T), ögonpyrola (S, T), bergsslok (T), brudborste (T), ekbräken (T), ekorrbär (T), fjällskära (T), hultbräken (T), humleblomster (T), järpe (T, §4), kransmossa (T), kärrfibbla (T), lundarv (T), nordisk stormhatt (T), ormbär (T), spillkråka (T, §4), svarta vinbär (T), tjäder (T, §4), torta (T), vanlig groda (§6), brudsporre (§8), fläcknycklar (§8), myggblomster (§8) och revlummer (§9). Se Figur 1.</w:t>
       </w:r>
     </w:p>
     <w:p>
@@ -485,6 +485,30 @@
         <w:rPr>
           <w:b/>
         </w:rPr>
+        <w:t xml:space="preserve">Ulltickeporing </w:t>
+      </w:r>
+      <w:r>
+        <w:rPr>
+          <w:b/>
+          <w:i/>
+        </w:rPr>
+        <w:t>Skeletocutis brevispora</w:t>
+      </w:r>
+      <w:r>
+        <w:rPr>
+          <w:b/>
+        </w:rPr>
+        <w:t xml:space="preserve"> (VU)</w:t>
+      </w:r>
+      <w:r>
+        <w:t>, rödlistad som sårbar, växer på ullticka (NT) i naturskogsartade granskogar. Avverkning av naturskogslika miljöer och av grova granar där ulltickeporing förekommer är ett direkt hot mot artens fortlevnad. Alla skogliga åtgärder som innebär att lågor och döda eller skadade träd tas bort missgynnar arten. På sikt är minskad tillgång till lämpligt substrat och krympande areal av naturskog ett hot, framförallt råder brist på grov ved som lågor i sena nedbrytningsstadier. Ytterligare fragmentering av skogslandskapet minskar artens möjligheter till spridning. Gamla granskogar som hyser arten undantas helt från skogsbruk (SLU Artdatabanken, 2024).</w:t>
+      </w:r>
+    </w:p>
+    <w:p>
+      <w:r>
+        <w:rPr>
+          <w:b/>
+        </w:rPr>
         <w:t>Vitskaftad svartspik (VU)</w:t>
       </w:r>
       <w:r>
@@ -2265,7 +2289,7 @@
         <w:rPr>
           <w:i/>
         </w:rPr>
-        <w:t>I det aktuella skogsområdet har 65 rödlistade arter och signalarter påträffats. Detta ska jämföras med Skogsstyrelsens uppföljning 2017 av nyckelbiotoper som visade att man i genomsnitt hittar 20,6 olika rödlistade arter och signalarter i en nyckelbiotop (Wijk, S. 2017. Biologisk mångfald i nyckelbiotoper – Resultat från inventeringen “Uppföljning biologisk mångfald” 2009–2015. Rapport 4/2017 Skogsstyrelsen, Jönköping).</w:t>
+        <w:t>I det aktuella skogsområdet har 66 rödlistade arter och signalarter påträffats. Detta ska jämföras med Skogsstyrelsens uppföljning 2017 av nyckelbiotoper som visade att man i genomsnitt hittar 20,6 olika rödlistade arter och signalarter i en nyckelbiotop (Wijk, S. 2017. Biologisk mångfald i nyckelbiotoper – Resultat från inventeringen “Uppföljning biologisk mångfald” 2009–2015. Rapport 4/2017 Skogsstyrelsen, Jönköping).</w:t>
       </w:r>
     </w:p>
     <w:p>
@@ -2294,7 +2318,7 @@
         <w:rPr>
           <w:i/>
         </w:rPr>
-        <w:t>I det aktuella skogsområdet har 87 naturvårdsarter varav 46 rödlistade arter sina livsmiljöer och växtplatser.</w:t>
+        <w:t>I det aktuella skogsområdet har 88 naturvårdsarter varav 47 rödlistade arter sina livsmiljöer och växtplatser.</w:t>
       </w:r>
     </w:p>
     <w:p>
@@ -2494,6 +2518,96 @@
         <w:t>BILAGA 1 –</w:t>
         <w:br/>
         <w:t>Fridlysta och rödlistade arter</w:t>
+      </w:r>
+    </w:p>
+    <w:p>
+      <w:pPr>
+        <w:pStyle w:val="Heading1"/>
+      </w:pPr>
+      <w:r>
+        <w:t>Ulltickeporing – ekologi samt krav på livsmiljön</w:t>
+      </w:r>
+    </w:p>
+    <w:p>
+      <w:r>
+        <w:t xml:space="preserve">Ulltickeporing </w:t>
+      </w:r>
+      <w:r>
+        <w:rPr>
+          <w:i/>
+        </w:rPr>
+        <w:t>Skeletocutis brevispora</w:t>
+      </w:r>
+      <w:r>
+        <w:t xml:space="preserve"> (VU), rödlistad som sårbar, växer på ullticka (NT) i naturskogsartade granskogar. Avverkning av naturskogslika miljöer och av grova granar där ulltickeporing förekommer är ett direkt hot mot artens fortlevnad Alla skogliga åtgärder som innebär att lågor och döda eller skadade träd tas bort missgynnar arten. På sikt är minskad tillgång till lämpligt substrat och krympande areal av naturskog ett hot, framförallt råder brist på grov ved som lågor i sena nedbrytningsstadier. Ytterligare fragmentering av skogslandskapet minskar artens möjligheter till spridning. Gamla granskogar som hyser arten undantas helt från skogsbruk (SLU Artdatabanken, 2026).</w:t>
+      </w:r>
+    </w:p>
+    <w:p>
+      <w:r>
+        <w:t xml:space="preserve">Ulltickeporingen har nyligen delats upp i de tre olika arterna ulltickeporing </w:t>
+      </w:r>
+      <w:r>
+        <w:rPr>
+          <w:i/>
+        </w:rPr>
+        <w:t xml:space="preserve">Skeletocutis brevispora </w:t>
+      </w:r>
+      <w:r>
+        <w:t>(VU)</w:t>
+      </w:r>
+      <w:r>
+        <w:rPr>
+          <w:i/>
+        </w:rPr>
+        <w:t>, Skeletocutis delicata</w:t>
+      </w:r>
+      <w:r>
+        <w:t xml:space="preserve"> (VU)</w:t>
+      </w:r>
+      <w:r>
+        <w:rPr>
+          <w:i/>
+        </w:rPr>
+        <w:t xml:space="preserve"> och Skeletocutis exilis</w:t>
+      </w:r>
+      <w:r>
+        <w:t xml:space="preserve"> (NT) (SLU Artdatabanken, 2026; Miettinen &amp; Niemelä, 2018).</w:t>
+      </w:r>
+    </w:p>
+    <w:p>
+      <w:pPr>
+        <w:pStyle w:val="Heading2"/>
+      </w:pPr>
+      <w:r>
+        <w:t>Referenser – ulltickeporing</w:t>
+      </w:r>
+    </w:p>
+    <w:p>
+      <w:r>
+        <w:t xml:space="preserve">Miettinen, O. &amp; Niemelä, T., 2018. </w:t>
+      </w:r>
+      <w:r>
+        <w:rPr>
+          <w:i/>
+        </w:rPr>
+        <w:t>Two new temperate polypore species of Skeletocutis (Polyporales, Basidiomycota)</w:t>
+      </w:r>
+      <w:r>
+        <w:t>. Ann. Bot. Fennici 55: 195–206.</w:t>
+      </w:r>
+    </w:p>
+    <w:p>
+      <w:r>
+        <w:t xml:space="preserve">SLU Artdatabanken, 2026. </w:t>
+      </w:r>
+      <w:r>
+        <w:rPr>
+          <w:i/>
+        </w:rPr>
+        <w:t xml:space="preserve">Artfaktablad. Naturvård – artfakta. </w:t>
+      </w:r>
+      <w:r>
+        <w:t>SLU Artdatabanken, Uppsala.</w:t>
       </w:r>
     </w:p>
     <w:p>

--- a/klagomål/Muorkenåive-Ássjátj N FSC-klagomål.docx
+++ b/klagomål/Muorkenåive-Ássjátj N FSC-klagomål.docx
@@ -178,7 +178,7 @@
       <w:r>
         <w:drawing>
           <wp:inline xmlns:a="http://schemas.openxmlformats.org/drawingml/2006/main" xmlns:pic="http://schemas.openxmlformats.org/drawingml/2006/picture">
-            <wp:extent cx="5486400" cy="3885366"/>
+            <wp:extent cx="5486400" cy="3870630"/>
             <wp:docPr id="1" name="Picture 1"/>
             <wp:cNvGraphicFramePr>
               <a:graphicFrameLocks noChangeAspect="1"/>
@@ -199,7 +199,7 @@
                   <pic:spPr>
                     <a:xfrm>
                       <a:off x="0" y="0"/>
-                      <a:ext cx="5486400" cy="3885366"/>
+                      <a:ext cx="5486400" cy="3870630"/>
                     </a:xfrm>
                     <a:prstGeom prst="rect"/>
                   </pic:spPr>

--- a/klagomål/Muorkenåive-Ássjátj N FSC-klagomål.docx
+++ b/klagomål/Muorkenåive-Ássjátj N FSC-klagomål.docx
@@ -178,7 +178,7 @@
       <w:r>
         <w:drawing>
           <wp:inline xmlns:a="http://schemas.openxmlformats.org/drawingml/2006/main" xmlns:pic="http://schemas.openxmlformats.org/drawingml/2006/picture">
-            <wp:extent cx="5486400" cy="3870630"/>
+            <wp:extent cx="5486400" cy="3869674"/>
             <wp:docPr id="1" name="Picture 1"/>
             <wp:cNvGraphicFramePr>
               <a:graphicFrameLocks noChangeAspect="1"/>
@@ -199,7 +199,7 @@
                   <pic:spPr>
                     <a:xfrm>
                       <a:off x="0" y="0"/>
-                      <a:ext cx="5486400" cy="3870630"/>
+                      <a:ext cx="5486400" cy="3869674"/>
                     </a:xfrm>
                     <a:prstGeom prst="rect"/>
                   </pic:spPr>

--- a/klagomål/Muorkenåive-Ássjátj N FSC-klagomål.docx
+++ b/klagomål/Muorkenåive-Ássjátj N FSC-klagomål.docx
@@ -3443,7 +3443,7 @@
     <w:r>
       <w:tab/>
       <w:tab/>
-      <w:t>2026-07-24</w:t>
+      <w:t>2026-07-25</w:t>
       <w:br/>
       <w:br/>
     </w:r>

--- a/klagomål/Muorkenåive-Ássjátj N FSC-klagomål.docx
+++ b/klagomål/Muorkenåive-Ássjátj N FSC-klagomål.docx
@@ -3443,7 +3443,7 @@
     <w:r>
       <w:tab/>
       <w:tab/>
-      <w:t>2026-07-25</w:t>
+      <w:t>2026-07-26</w:t>
       <w:br/>
       <w:br/>
     </w:r>

--- a/klagomål/Muorkenåive-Ássjátj N FSC-klagomål.docx
+++ b/klagomål/Muorkenåive-Ássjátj N FSC-klagomål.docx
@@ -221,7 +221,7 @@
     </w:p>
     <w:p>
       <w:r>
-        <w:t>I och inom 23 meter från området finns fynd av 88 naturvårdsarter, varav 47 är rödlistade, 14 är fridlysta, 57 är typiska (T) och 19 är signalarter (S): garnlav (VU, T), grantickeporing (VU), grenlav (VU), gränsticka (VU, T), kilporing (VU), kristallticka (VU), lappticka (VU, T), Lecidea subhumida (VU), nordlig parasitporing (VU), olivbrun kremla (VU), ostticka (VU, T), smalskaftslav (VU), sprickporing (VU), tajgaskinn (VU), ulltickeporing (VU), vitskaftad svartspik (VU, T), barrviolspindling (NT), blanksvart spiklav (NT), blågrå svartspik (NT), brunklöver (NT), brunpudrad nållav (NT, T), doftskinn (NT, T), dvärgbägarlav (NT, T), gammelgransskål (NT, T), grå blåbärsfältmätare (NT), harticka (NT, T), knottrig blåslav (NT, T), lavskrika (NT, T, §4), liten svartspik (NT), lunglav (NT, T), nordlig nållav (NT), oljetagging (NT), rosenticka (NT, T), Rostania pallida (NT), rutspindling (NT), rynkskinn (NT, T), rödbrun blekspik (NT, T), skogshare (NT), skrovellav (NT, T), stjärntagging (NT, T), talltita (NT, §4), tretåig hackspett (NT, T, §4), ullticka (NT, T), vedflamlav (NT), vedskivlav (NT, T), vitgrynig nållav (NT), filttagging (DD), blodticka (S, T), bårdlav (S, T), finbräken (S, T), grönkulla (S, T, §8), gulnål (S, T), korallrot (S, T, §8), kornig nållav (S, T), källpraktmossa (S, T), luddlav (S, T), norrlandslav (S, T), rostfläck (S, T), skinnlav (S, T), skogshakmossa (S, T), spindelblomster (S, T, §8), stuplav (S, T), tibast (S, T), trådticka (S, T), vedticka (S, T), ögonpyrola (S, T), bergsslok (T), brudborste (T), ekbräken (T), ekorrbär (T), fjällskära (T), hultbräken (T), humleblomster (T), järpe (T, §4), kransmossa (T), kärrfibbla (T), lundarv (T), nordisk stormhatt (T), ormbär (T), spillkråka (T, §4), svarta vinbär (T), tjäder (T, §4), torta (T), vanlig groda (§6), brudsporre (§8), fläcknycklar (§8), myggblomster (§8) och revlummer (§9). Se Figur 1.</w:t>
+        <w:t>I och inom 23 meter från området finns fynd av 87 naturvårdsarter, varav 46 är rödlistade, 14 är fridlysta, 57 är typiska (T) och 19 är signalarter (S): garnlav (VU, T), grantickeporing (VU), grenlav (VU), gränsticka (VU, T), kilporing (VU), kristallticka (VU), lappticka (VU, T), Lecidea subhumida (VU), nordlig parasitporing (VU), olivbrun kremla (VU), ostticka (VU, T), smalskaftslav (VU), sprickporing (VU), tajgaskinn (VU), ulltickeporing (VU), vitskaftad svartspik (VU, T), barrviolspindling (NT), blanksvart spiklav (NT), blågrå svartspik (NT), brunklöver (NT), brunpudrad nållav (NT, T), doftskinn (NT, T), dvärgbägarlav (NT, T), gammelgransskål (NT, T), grå blåbärsfältmätare (NT), harticka (NT, T), knottrig blåslav (NT, T), lavskrika (NT, T, §4), liten svartspik (NT), lunglav (NT, T), nordlig nållav (NT), oljetagging (NT), rosenticka (NT, T), Rostania pallida (NT), rutspindling (NT), rynkskinn (NT, T), rödbrun blekspik (NT, T), skogshare (NT), skrovellav (NT, T), stjärntagging (NT, T), talltita (NT, §4), tretåig hackspett (NT, T, §4), ullticka (NT, T), vedflamlav (NT), vedskivlav (NT, T), vitgrynig nållav (NT), blodticka (S, T), bårdlav (S, T), finbräken (S, T), grönkulla (S, T, §8), gulnål (S, T), korallrot (S, T, §8), kornig nållav (S, T), källpraktmossa (S, T), luddlav (S, T), norrlandslav (S, T), rostfläck (S, T), skinnlav (S, T), skogshakmossa (S, T), spindelblomster (S, T, §8), stuplav (S, T), tibast (S, T), trådticka (S, T), vedticka (S, T), ögonpyrola (S, T), bergsslok (T), brudborste (T), ekbräken (T), ekorrbär (T), fjällskära (T), hultbräken (T), humleblomster (T), järpe (T, §4), kransmossa (T), kärrfibbla (T), lundarv (T), nordisk stormhatt (T), ormbär (T), spillkråka (T, §4), svarta vinbär (T), tjäder (T, §4), torta (T), vanlig groda (§6), brudsporre (§8), fläcknycklar (§8), myggblomster (§8) och revlummer (§9). Se Figur 1.</w:t>
       </w:r>
     </w:p>
     <w:p>
@@ -1161,17 +1161,6 @@
         <w:rPr>
           <w:b/>
         </w:rPr>
-        <w:t>Filttagging (DD)</w:t>
-      </w:r>
-      <w:r>
-        <w:t xml:space="preserve"> påträffas i närings- eller kalkrika skogar, nära marken på undersidan av död ved av både löv- och barrträd. De svenska fynd för vilka lokalinformation är tillgänglig är gjorda i naturskog. Arten förefaller att vara sällsynt och begränsad till kalkrik eller högproduktiv naturskog. Det är därmed troligt att den påverkas negativt av skogsbruk och andra åtgärder som påverkar habitatet. Lokaler där arten påträffas bör skyddas från åtgärder som leder till förändringar av habitatet, såsom kalavverkning. Faktaunderlaget bedöms vara otillräckligt för att avgöra vilken av de olika rödlistningskategorierna som är mest trolig (SLU Artdatabanken, 2026).</w:t>
-      </w:r>
-    </w:p>
-    <w:p>
-      <w:r>
-        <w:rPr>
-          <w:b/>
-        </w:rPr>
         <w:t xml:space="preserve">Blodticka </w:t>
       </w:r>
       <w:r>
@@ -2289,7 +2278,7 @@
         <w:rPr>
           <w:i/>
         </w:rPr>
-        <w:t>I det aktuella skogsområdet har 66 rödlistade arter och signalarter påträffats. Detta ska jämföras med Skogsstyrelsens uppföljning 2017 av nyckelbiotoper som visade att man i genomsnitt hittar 20,6 olika rödlistade arter och signalarter i en nyckelbiotop (Wijk, S. 2017. Biologisk mångfald i nyckelbiotoper – Resultat från inventeringen “Uppföljning biologisk mångfald” 2009–2015. Rapport 4/2017 Skogsstyrelsen, Jönköping).</w:t>
+        <w:t>I det aktuella skogsområdet har 65 rödlistade arter och signalarter påträffats. Detta ska jämföras med Skogsstyrelsens uppföljning 2017 av nyckelbiotoper som visade att man i genomsnitt hittar 20,6 olika rödlistade arter och signalarter i en nyckelbiotop (Wijk, S. 2017. Biologisk mångfald i nyckelbiotoper – Resultat från inventeringen “Uppföljning biologisk mångfald” 2009–2015. Rapport 4/2017 Skogsstyrelsen, Jönköping).</w:t>
       </w:r>
     </w:p>
     <w:p>
@@ -2318,7 +2307,7 @@
         <w:rPr>
           <w:i/>
         </w:rPr>
-        <w:t>I det aktuella skogsområdet har 88 naturvårdsarter varav 47 rödlistade arter sina livsmiljöer och växtplatser.</w:t>
+        <w:t>I det aktuella skogsområdet har 87 naturvårdsarter varav 46 rödlistade arter sina livsmiljöer och växtplatser.</w:t>
       </w:r>
     </w:p>
     <w:p>

--- a/klagomål/Muorkenåive-Ássjátj N FSC-klagomål.docx
+++ b/klagomål/Muorkenåive-Ássjátj N FSC-klagomål.docx
@@ -3432,7 +3432,7 @@
     <w:r>
       <w:tab/>
       <w:tab/>
-      <w:t>2026-07-26</w:t>
+      <w:t>2026-07-27</w:t>
       <w:br/>
       <w:br/>
     </w:r>

--- a/klagomål/Muorkenåive-Ássjátj N FSC-klagomål.docx
+++ b/klagomål/Muorkenåive-Ássjátj N FSC-klagomål.docx
@@ -3432,7 +3432,7 @@
     <w:r>
       <w:tab/>
       <w:tab/>
-      <w:t>2026-07-27</w:t>
+      <w:t>2026-07-28</w:t>
       <w:br/>
       <w:br/>
     </w:r>

--- a/klagomål/Muorkenåive-Ássjátj N FSC-klagomål.docx
+++ b/klagomål/Muorkenåive-Ássjátj N FSC-klagomål.docx
@@ -3432,7 +3432,7 @@
     <w:r>
       <w:tab/>
       <w:tab/>
-      <w:t>2026-07-28</w:t>
+      <w:t>2026-07-29</w:t>
       <w:br/>
       <w:br/>
     </w:r>

--- a/klagomål/Muorkenåive-Ássjátj N FSC-klagomål.docx
+++ b/klagomål/Muorkenåive-Ássjátj N FSC-klagomål.docx
@@ -3432,7 +3432,7 @@
     <w:r>
       <w:tab/>
       <w:tab/>
-      <w:t>2026-07-29</w:t>
+      <w:t>2026-07-30</w:t>
       <w:br/>
       <w:br/>
     </w:r>

--- a/klagomål/Muorkenåive-Ássjátj N FSC-klagomål.docx
+++ b/klagomål/Muorkenåive-Ássjátj N FSC-klagomål.docx
@@ -3432,7 +3432,7 @@
     <w:r>
       <w:tab/>
       <w:tab/>
-      <w:t>2026-07-30</w:t>
+      <w:t>2026-07-31</w:t>
       <w:br/>
       <w:br/>
     </w:r>

--- a/klagomål/Muorkenåive-Ássjátj N FSC-klagomål.docx
+++ b/klagomål/Muorkenåive-Ássjátj N FSC-klagomål.docx
@@ -3432,7 +3432,7 @@
     <w:r>
       <w:tab/>
       <w:tab/>
-      <w:t>2026-07-31</w:t>
+      <w:t>2026-08-01</w:t>
       <w:br/>
       <w:br/>
     </w:r>

--- a/klagomål/Muorkenåive-Ássjátj N FSC-klagomål.docx
+++ b/klagomål/Muorkenåive-Ássjátj N FSC-klagomål.docx
@@ -3432,7 +3432,7 @@
     <w:r>
       <w:tab/>
       <w:tab/>
-      <w:t>2026-08-01</w:t>
+      <w:t>2026-08-02</w:t>
       <w:br/>
       <w:br/>
     </w:r>

--- a/klagomål/Muorkenåive-Ássjátj N FSC-klagomål.docx
+++ b/klagomål/Muorkenåive-Ássjátj N FSC-klagomål.docx
@@ -3432,7 +3432,7 @@
     <w:r>
       <w:tab/>
       <w:tab/>
-      <w:t>2026-08-02</w:t>
+      <w:t>2026-08-03</w:t>
       <w:br/>
       <w:br/>
     </w:r>

--- a/klagomål/Muorkenåive-Ássjátj N FSC-klagomål.docx
+++ b/klagomål/Muorkenåive-Ássjátj N FSC-klagomål.docx
@@ -3432,7 +3432,7 @@
     <w:r>
       <w:tab/>
       <w:tab/>
-      <w:t>2026-08-03</w:t>
+      <w:t>2026-08-04</w:t>
       <w:br/>
       <w:br/>
     </w:r>

--- a/klagomål/Muorkenåive-Ássjátj N FSC-klagomål.docx
+++ b/klagomål/Muorkenåive-Ássjátj N FSC-klagomål.docx
@@ -3432,7 +3432,7 @@
     <w:r>
       <w:tab/>
       <w:tab/>
-      <w:t>2026-08-04</w:t>
+      <w:t>2026-08-05</w:t>
       <w:br/>
       <w:br/>
     </w:r>

--- a/klagomål/Muorkenåive-Ássjátj N FSC-klagomål.docx
+++ b/klagomål/Muorkenåive-Ássjátj N FSC-klagomål.docx
@@ -3432,7 +3432,7 @@
     <w:r>
       <w:tab/>
       <w:tab/>
-      <w:t>2026-08-05</w:t>
+      <w:t>2026-08-06</w:t>
       <w:br/>
       <w:br/>
     </w:r>

--- a/klagomål/Muorkenåive-Ássjátj N FSC-klagomål.docx
+++ b/klagomål/Muorkenåive-Ássjátj N FSC-klagomål.docx
@@ -3432,7 +3432,7 @@
     <w:r>
       <w:tab/>
       <w:tab/>
-      <w:t>2026-08-06</w:t>
+      <w:t>2026-08-07</w:t>
       <w:br/>
       <w:br/>
     </w:r>

--- a/klagomål/Muorkenåive-Ássjátj N FSC-klagomål.docx
+++ b/klagomål/Muorkenåive-Ássjátj N FSC-klagomål.docx
@@ -3432,7 +3432,7 @@
     <w:r>
       <w:tab/>
       <w:tab/>
-      <w:t>2026-08-07</w:t>
+      <w:t>2026-08-08</w:t>
       <w:br/>
       <w:br/>
     </w:r>

--- a/klagomål/Muorkenåive-Ássjátj N FSC-klagomål.docx
+++ b/klagomål/Muorkenåive-Ássjátj N FSC-klagomål.docx
@@ -3432,7 +3432,7 @@
     <w:r>
       <w:tab/>
       <w:tab/>
-      <w:t>2026-08-08</w:t>
+      <w:t>2026-08-09</w:t>
       <w:br/>
       <w:br/>
     </w:r>

--- a/klagomål/Muorkenåive-Ássjátj N FSC-klagomål.docx
+++ b/klagomål/Muorkenåive-Ássjátj N FSC-klagomål.docx
@@ -3432,7 +3432,7 @@
     <w:r>
       <w:tab/>
       <w:tab/>
-      <w:t>2026-08-09</w:t>
+      <w:t>2026-08-10</w:t>
       <w:br/>
       <w:br/>
     </w:r>

--- a/klagomål/Muorkenåive-Ássjátj N FSC-klagomål.docx
+++ b/klagomål/Muorkenåive-Ássjátj N FSC-klagomål.docx
@@ -3432,7 +3432,7 @@
     <w:r>
       <w:tab/>
       <w:tab/>
-      <w:t>2026-08-10</w:t>
+      <w:t>2026-08-11</w:t>
       <w:br/>
       <w:br/>
     </w:r>

--- a/klagomål/Muorkenåive-Ássjátj N FSC-klagomål.docx
+++ b/klagomål/Muorkenåive-Ássjátj N FSC-klagomål.docx
@@ -3432,7 +3432,7 @@
     <w:r>
       <w:tab/>
       <w:tab/>
-      <w:t>2026-08-11</w:t>
+      <w:t>2026-08-12</w:t>
       <w:br/>
       <w:br/>
     </w:r>

--- a/klagomål/Muorkenåive-Ássjátj N FSC-klagomål.docx
+++ b/klagomål/Muorkenåive-Ássjátj N FSC-klagomål.docx
@@ -3432,7 +3432,7 @@
     <w:r>
       <w:tab/>
       <w:tab/>
-      <w:t>2026-08-12</w:t>
+      <w:t>2026-08-13</w:t>
       <w:br/>
       <w:br/>
     </w:r>

--- a/klagomål/Muorkenåive-Ássjátj N FSC-klagomål.docx
+++ b/klagomål/Muorkenåive-Ássjátj N FSC-klagomål.docx
@@ -3432,7 +3432,7 @@
     <w:r>
       <w:tab/>
       <w:tab/>
-      <w:t>2026-08-13</w:t>
+      <w:t>2026-08-14</w:t>
       <w:br/>
       <w:br/>
     </w:r>

--- a/klagomål/Muorkenåive-Ássjátj N FSC-klagomål.docx
+++ b/klagomål/Muorkenåive-Ássjátj N FSC-klagomål.docx
@@ -3432,7 +3432,7 @@
     <w:r>
       <w:tab/>
       <w:tab/>
-      <w:t>2026-08-15</w:t>
+      <w:t>2026-08-16</w:t>
       <w:br/>
       <w:br/>
     </w:r>

--- a/klagomål/Muorkenåive-Ássjátj N FSC-klagomål.docx
+++ b/klagomål/Muorkenåive-Ássjátj N FSC-klagomål.docx
@@ -3432,7 +3432,7 @@
     <w:r>
       <w:tab/>
       <w:tab/>
-      <w:t>2026-08-16</w:t>
+      <w:t>2026-08-17</w:t>
       <w:br/>
       <w:br/>
     </w:r>

--- a/klagomål/Muorkenåive-Ássjátj N FSC-klagomål.docx
+++ b/klagomål/Muorkenåive-Ássjátj N FSC-klagomål.docx
@@ -3432,7 +3432,7 @@
     <w:r>
       <w:tab/>
       <w:tab/>
-      <w:t>2026-08-17</w:t>
+      <w:t>2026-08-18</w:t>
       <w:br/>
       <w:br/>
     </w:r>

--- a/klagomål/Muorkenåive-Ássjátj N FSC-klagomål.docx
+++ b/klagomål/Muorkenåive-Ássjátj N FSC-klagomål.docx
@@ -3432,7 +3432,7 @@
     <w:r>
       <w:tab/>
       <w:tab/>
-      <w:t>2026-08-18</w:t>
+      <w:t>2026-08-19</w:t>
       <w:br/>
       <w:br/>
     </w:r>

--- a/klagomål/Muorkenåive-Ássjátj N FSC-klagomål.docx
+++ b/klagomål/Muorkenåive-Ássjátj N FSC-klagomål.docx
@@ -3432,7 +3432,7 @@
     <w:r>
       <w:tab/>
       <w:tab/>
-      <w:t>2026-08-19</w:t>
+      <w:t>2026-08-20</w:t>
       <w:br/>
       <w:br/>
     </w:r>

--- a/klagomål/Muorkenåive-Ássjátj N FSC-klagomål.docx
+++ b/klagomål/Muorkenåive-Ássjátj N FSC-klagomål.docx
@@ -3432,7 +3432,7 @@
     <w:r>
       <w:tab/>
       <w:tab/>
-      <w:t>2026-08-20</w:t>
+      <w:t>2026-08-21</w:t>
       <w:br/>
       <w:br/>
     </w:r>

--- a/klagomål/Muorkenåive-Ássjátj N FSC-klagomål.docx
+++ b/klagomål/Muorkenåive-Ássjátj N FSC-klagomål.docx
@@ -3432,7 +3432,7 @@
     <w:r>
       <w:tab/>
       <w:tab/>
-      <w:t>2026-08-21</w:t>
+      <w:t>2026-08-22</w:t>
       <w:br/>
       <w:br/>
     </w:r>

--- a/klagomål/Muorkenåive-Ássjátj N FSC-klagomål.docx
+++ b/klagomål/Muorkenåive-Ássjátj N FSC-klagomål.docx
@@ -3432,7 +3432,7 @@
     <w:r>
       <w:tab/>
       <w:tab/>
-      <w:t>2026-08-22</w:t>
+      <w:t>2026-08-23</w:t>
       <w:br/>
       <w:br/>
     </w:r>

--- a/klagomål/Muorkenåive-Ássjátj N FSC-klagomål.docx
+++ b/klagomål/Muorkenåive-Ássjátj N FSC-klagomål.docx
@@ -3432,7 +3432,7 @@
     <w:r>
       <w:tab/>
       <w:tab/>
-      <w:t>2026-08-23</w:t>
+      <w:t>2026-08-24</w:t>
       <w:br/>
       <w:br/>
     </w:r>

--- a/klagomål/Muorkenåive-Ássjátj N FSC-klagomål.docx
+++ b/klagomål/Muorkenåive-Ássjátj N FSC-klagomål.docx
@@ -221,7 +221,7 @@
     </w:p>
     <w:p>
       <w:r>
-        <w:t>I och inom 23 meter från området finns fynd av 87 naturvårdsarter, varav 46 är rödlistade, 14 är fridlysta, 57 är typiska (T) och 19 är signalarter (S): garnlav (VU, T), grantickeporing (VU), grenlav (VU), gränsticka (VU, T), kilporing (VU), kristallticka (VU), lappticka (VU, T), Lecidea subhumida (VU), nordlig parasitporing (VU), olivbrun kremla (VU), ostticka (VU, T), smalskaftslav (VU), sprickporing (VU), tajgaskinn (VU), ulltickeporing (VU), vitskaftad svartspik (VU, T), barrviolspindling (NT), blanksvart spiklav (NT), blågrå svartspik (NT), brunklöver (NT), brunpudrad nållav (NT, T), doftskinn (NT, T), dvärgbägarlav (NT, T), gammelgransskål (NT, T), grå blåbärsfältmätare (NT), harticka (NT, T), knottrig blåslav (NT, T), lavskrika (NT, T, §4), liten svartspik (NT), lunglav (NT, T), nordlig nållav (NT), oljetagging (NT), rosenticka (NT, T), Rostania pallida (NT), rutspindling (NT), rynkskinn (NT, T), rödbrun blekspik (NT, T), skogshare (NT), skrovellav (NT, T), stjärntagging (NT, T), talltita (NT, §4), tretåig hackspett (NT, T, §4), ullticka (NT, T), vedflamlav (NT), vedskivlav (NT, T), vitgrynig nållav (NT), blodticka (S, T), bårdlav (S, T), finbräken (S, T), grönkulla (S, T, §8), gulnål (S, T), korallrot (S, T, §8), kornig nållav (S, T), källpraktmossa (S, T), luddlav (S, T), norrlandslav (S, T), rostfläck (S, T), skinnlav (S, T), skogshakmossa (S, T), spindelblomster (S, T, §8), stuplav (S, T), tibast (S, T), trådticka (S, T), vedticka (S, T), ögonpyrola (S, T), bergsslok (T), brudborste (T), ekbräken (T), ekorrbär (T), fjällskära (T), hultbräken (T), humleblomster (T), järpe (T, §4), kransmossa (T), kärrfibbla (T), lundarv (T), nordisk stormhatt (T), ormbär (T), spillkråka (T, §4), svarta vinbär (T), tjäder (T, §4), torta (T), vanlig groda (§6), brudsporre (§8), fläcknycklar (§8), myggblomster (§8) och revlummer (§9). Se Figur 1.</w:t>
+        <w:t>I och inom 23 meter från området finns fynd av 87 naturvårdsarter, varav 46 är rödlistade, 14 är fridlysta, 57 är typiska (T) och 19 är signalarter (S): garnlav (VU, T), grantickeporing (VU), grenlav (VU), gränsticka (VU, T), kilporing (VU), kristallticka (VU), lappticka (VU, T), Lecidea subhumida (VU), nordlig parasitporing (VU), olivinkremla (VU), ostticka (VU, T), smalskaftslav (VU), sprickporing (VU), tajgaskinn (VU), ulltickeporing (VU), vitskaftad svartspik (VU, T), barrviolspindling (NT), blanksvart spiklav (NT), blågrå svartspik (NT), brunklöver (NT), brunpudrad nållav (NT, T), doftskinn (NT, T), dvärgbägarlav (NT, T), gammelgransskål (NT, T), grå blåbärsfältmätare (NT), harticka (NT, T), knottrig blåslav (NT, T), lavskrika (NT, T, §4), liten svartspik (NT), lunglav (NT, T), nordlig nållav (NT), oljetagging (NT), rosenticka (NT, T), Rostania pallida (NT), rutspindling (NT), rynkskinn (NT, T), rödbrun blekspik (NT, T), skogshare (NT), skrovellav (NT, T), stjärntagging (NT, T), talltita (NT, §4), tretåig hackspett (NT, T, §4), ullticka (NT, T), vedflamlav (NT), vedskivlav (NT, T), vitgrynig nållav (NT), blodticka (S, T), bårdlav (S, T), finbräken (S, T), grönkulla (S, T, §8), gulnål (S, T), korallrot (S, T, §8), kornig nållav (S, T), källpraktmossa (S, T), luddlav (S, T), norrlandslav (S, T), rostfläck (S, T), skinnlav (S, T), skogshakmossa (S, T), spindelblomster (S, T, §8), stuplav (S, T), tibast (S, T), trådticka (S, T), vedticka (S, T), ögonpyrola (S, T), bergsslok (T), brudborste (T), ekbräken (T), ekorrbär (T), fjällskära (T), hultbräken (T), humleblomster (T), järpe (T, §4), kransmossa (T), kärrfibbla (T), lundarv (T), nordisk stormhatt (T), ormbär (T), spillkråka (T, §4), svarta vinbär (T), tjäder (T, §4), torta (T), vanlig groda (§6), brudsporre (§8), fläcknycklar (§8), myggblomster (§8) och revlummer (§9). Se Figur 1.</w:t>
       </w:r>
     </w:p>
     <w:p>
@@ -412,10 +412,10 @@
         <w:rPr>
           <w:b/>
         </w:rPr>
-        <w:t>Olivbrun kremla (VU)</w:t>
-      </w:r>
-      <w:r>
-        <w:t xml:space="preserve"> bildar mykorrhiza med gran i ängsgranskog på kalkrik mark. Arten är knuten till de verkligt exklusiva, örtrika granskogarna i landet. Svampen förekommer gärna i samma områden som t.ex. norna (VU, §7) och guckusko (§7). Arten hotas främst av avverkning och andra skogsbruksåtgärder eller annan form av exploatering. Den tål inte en slutavverkning eller hård gallring. Lokaler där arten finns bör skyddas och undantas från rationellt skogsbruk. Marken på växtplatserna får inte utsättas för kraftiga störningar av typen dikning eller körning med tunga maskiner (SLU Artdatabanken, 2026).</w:t>
+        <w:t>Olivinkremla (VU)</w:t>
+      </w:r>
+      <w:r>
+        <w:t xml:space="preserve"> bildar mykorrhiza med gran i örtrik granskog, särskilt på fuktig och gärna något kalkhaltig mark. Arten är knuten till exklusiva örtrika granskogar. Total population i landet bedöms ha minskat kraftigt och fortgående att minska, huvudsakligen p.g.a. slutavverkning av rikare örtgranskog i Norrland. Arten är en del av ett marksvampsamhälle i en granskogstyp på rik mark som sällan skyddas och/eller undantas vid produktionsskogsbruk. En långsiktig tillgång till värdträd säkras genom att växtplatserna undantas från avverkning. Utsätt inte växtplatser för kraftiga störningar av typen dikning, markberedning eller körning med skogsfordon (SLU Artdatabanken, 2026).</w:t>
       </w:r>
     </w:p>
     <w:p>

--- a/klagomål/Muorkenåive-Ássjátj N FSC-klagomål.docx
+++ b/klagomål/Muorkenåive-Ássjátj N FSC-klagomål.docx
@@ -3432,7 +3432,7 @@
     <w:r>
       <w:tab/>
       <w:tab/>
-      <w:t>2026-08-24</w:t>
+      <w:t>2026-08-25</w:t>
       <w:br/>
       <w:br/>
     </w:r>

--- a/klagomål/Muorkenåive-Ássjátj N FSC-klagomål.docx
+++ b/klagomål/Muorkenåive-Ássjátj N FSC-klagomål.docx
@@ -3432,7 +3432,7 @@
     <w:r>
       <w:tab/>
       <w:tab/>
-      <w:t>2026-08-25</w:t>
+      <w:t>2026-08-26</w:t>
       <w:br/>
       <w:br/>
     </w:r>

--- a/klagomål/Muorkenåive-Ássjátj N FSC-klagomål.docx
+++ b/klagomål/Muorkenåive-Ássjátj N FSC-klagomål.docx
@@ -3432,7 +3432,7 @@
     <w:r>
       <w:tab/>
       <w:tab/>
-      <w:t>2026-08-26</w:t>
+      <w:t>2026-08-27</w:t>
       <w:br/>
       <w:br/>
     </w:r>

--- a/klagomål/Muorkenåive-Ássjátj N FSC-klagomål.docx
+++ b/klagomål/Muorkenåive-Ássjátj N FSC-klagomål.docx
@@ -3432,7 +3432,7 @@
     <w:r>
       <w:tab/>
       <w:tab/>
-      <w:t>2026-08-27</w:t>
+      <w:t>2026-08-28</w:t>
       <w:br/>
       <w:br/>
     </w:r>

--- a/klagomål/Muorkenåive-Ássjátj N FSC-klagomål.docx
+++ b/klagomål/Muorkenåive-Ássjátj N FSC-klagomål.docx
@@ -3432,7 +3432,7 @@
     <w:r>
       <w:tab/>
       <w:tab/>
-      <w:t>2026-08-28</w:t>
+      <w:t>2026-08-29</w:t>
       <w:br/>
       <w:br/>
     </w:r>

--- a/klagomål/Muorkenåive-Ássjátj N FSC-klagomål.docx
+++ b/klagomål/Muorkenåive-Ássjátj N FSC-klagomål.docx
@@ -3432,7 +3432,7 @@
     <w:r>
       <w:tab/>
       <w:tab/>
-      <w:t>2026-08-29</w:t>
+      <w:t>2026-08-30</w:t>
       <w:br/>
       <w:br/>
     </w:r>

--- a/klagomål/Muorkenåive-Ássjátj N FSC-klagomål.docx
+++ b/klagomål/Muorkenåive-Ássjátj N FSC-klagomål.docx
@@ -3432,7 +3432,7 @@
     <w:r>
       <w:tab/>
       <w:tab/>
-      <w:t>2026-08-30</w:t>
+      <w:t>2026-08-31</w:t>
       <w:br/>
       <w:br/>
     </w:r>

--- a/klagomål/Muorkenåive-Ássjátj N FSC-klagomål.docx
+++ b/klagomål/Muorkenåive-Ássjátj N FSC-klagomål.docx
@@ -3432,7 +3432,7 @@
     <w:r>
       <w:tab/>
       <w:tab/>
-      <w:t>2026-08-31</w:t>
+      <w:t>2026-09-01</w:t>
       <w:br/>
       <w:br/>
     </w:r>

--- a/klagomål/Muorkenåive-Ássjátj N FSC-klagomål.docx
+++ b/klagomål/Muorkenåive-Ássjátj N FSC-klagomål.docx
@@ -3432,7 +3432,7 @@
     <w:r>
       <w:tab/>
       <w:tab/>
-      <w:t>2026-09-01</w:t>
+      <w:t>2026-09-02</w:t>
       <w:br/>
       <w:br/>
     </w:r>

--- a/klagomål/Muorkenåive-Ássjátj N FSC-klagomål.docx
+++ b/klagomål/Muorkenåive-Ássjátj N FSC-klagomål.docx
@@ -3432,7 +3432,7 @@
     <w:r>
       <w:tab/>
       <w:tab/>
-      <w:t>2026-09-02</w:t>
+      <w:t>2026-09-03</w:t>
       <w:br/>
       <w:br/>
     </w:r>

--- a/klagomål/Muorkenåive-Ássjátj N FSC-klagomål.docx
+++ b/klagomål/Muorkenåive-Ássjátj N FSC-klagomål.docx
@@ -3432,7 +3432,7 @@
     <w:r>
       <w:tab/>
       <w:tab/>
-      <w:t>2026-09-03</w:t>
+      <w:t>2026-09-04</w:t>
       <w:br/>
       <w:br/>
     </w:r>

--- a/klagomål/Muorkenåive-Ássjátj N FSC-klagomål.docx
+++ b/klagomål/Muorkenåive-Ássjátj N FSC-klagomål.docx
@@ -3432,7 +3432,7 @@
     <w:r>
       <w:tab/>
       <w:tab/>
-      <w:t>2026-09-04</w:t>
+      <w:t>2026-09-05</w:t>
       <w:br/>
       <w:br/>
     </w:r>

--- a/klagomål/Muorkenåive-Ássjátj N FSC-klagomål.docx
+++ b/klagomål/Muorkenåive-Ássjátj N FSC-klagomål.docx
@@ -3432,7 +3432,7 @@
     <w:r>
       <w:tab/>
       <w:tab/>
-      <w:t>2026-09-05</w:t>
+      <w:t>2026-09-06</w:t>
       <w:br/>
       <w:br/>
     </w:r>

--- a/klagomål/Muorkenåive-Ássjátj N FSC-klagomål.docx
+++ b/klagomål/Muorkenåive-Ássjátj N FSC-klagomål.docx
@@ -3432,7 +3432,7 @@
     <w:r>
       <w:tab/>
       <w:tab/>
-      <w:t>2026-09-06</w:t>
+      <w:t>2026-09-07</w:t>
       <w:br/>
       <w:br/>
     </w:r>

--- a/klagomål/Muorkenåive-Ássjátj N FSC-klagomål.docx
+++ b/klagomål/Muorkenåive-Ássjátj N FSC-klagomål.docx
@@ -3432,7 +3432,7 @@
     <w:r>
       <w:tab/>
       <w:tab/>
-      <w:t>2026-09-07</w:t>
+      <w:t>2026-09-08</w:t>
       <w:br/>
       <w:br/>
     </w:r>

--- a/klagomål/Muorkenåive-Ássjátj N FSC-klagomål.docx
+++ b/klagomål/Muorkenåive-Ássjátj N FSC-klagomål.docx
@@ -3432,7 +3432,7 @@
     <w:r>
       <w:tab/>
       <w:tab/>
-      <w:t>2026-09-08</w:t>
+      <w:t>2026-09-09</w:t>
       <w:br/>
       <w:br/>
     </w:r>

--- a/klagomål/Muorkenåive-Ássjátj N FSC-klagomål.docx
+++ b/klagomål/Muorkenåive-Ássjátj N FSC-klagomål.docx
@@ -3432,7 +3432,7 @@
     <w:r>
       <w:tab/>
       <w:tab/>
-      <w:t>2026-09-09</w:t>
+      <w:t>2026-09-10</w:t>
       <w:br/>
       <w:br/>
     </w:r>

--- a/klagomål/Muorkenåive-Ássjátj N FSC-klagomål.docx
+++ b/klagomål/Muorkenåive-Ássjátj N FSC-klagomål.docx
@@ -3432,7 +3432,7 @@
     <w:r>
       <w:tab/>
       <w:tab/>
-      <w:t>2026-09-10</w:t>
+      <w:t>2026-09-11</w:t>
       <w:br/>
       <w:br/>
     </w:r>

--- a/klagomål/Muorkenåive-Ássjátj N FSC-klagomål.docx
+++ b/klagomål/Muorkenåive-Ássjátj N FSC-klagomål.docx
@@ -3432,7 +3432,7 @@
     <w:r>
       <w:tab/>
       <w:tab/>
-      <w:t>2026-09-11</w:t>
+      <w:t>2026-09-12</w:t>
       <w:br/>
       <w:br/>
     </w:r>
